--- a/VeljkoBlagojevicMaster_v4.docx
+++ b/VeljkoBlagojevicMaster_v4.docx
@@ -425,7 +425,7 @@
           <w:r>
             <w:fldChar w:fldCharType="separate"/>
           </w:r>
-          <w:hyperlink w:anchor="_Toc238517517" w:history="1">
+          <w:hyperlink w:anchor="_Toc238525267" w:history="1">
             <w:r>
               <w:rPr>
                 <w:rStyle w:val="Hyperlink"/>
@@ -470,7 +470,7 @@
                 <w:noProof/>
                 <w:webHidden/>
               </w:rPr>
-              <w:instrText xml:space="preserve"> PAGEREF _Toc238517517 \h </w:instrText>
+              <w:instrText xml:space="preserve"> PAGEREF _Toc238525267 \h </w:instrText>
             </w:r>
             <w:r>
               <w:rPr>
@@ -490,7 +490,7 @@
                 <w:noProof/>
                 <w:webHidden/>
               </w:rPr>
-              <w:t>6</w:t>
+              <w:t>5</w:t>
             </w:r>
             <w:r>
               <w:rPr>
@@ -516,7 +516,7 @@
               <w14:ligatures w14:val="standardContextual"/>
             </w:rPr>
           </w:pPr>
-          <w:hyperlink w:anchor="_Toc238517518" w:history="1">
+          <w:hyperlink w:anchor="_Toc238525268" w:history="1">
             <w:r>
               <w:rPr>
                 <w:rStyle w:val="Hyperlink"/>
@@ -543,7 +543,7 @@
                 <w:noProof/>
                 <w:webHidden/>
               </w:rPr>
-              <w:instrText xml:space="preserve"> PAGEREF _Toc238517518 \h </w:instrText>
+              <w:instrText xml:space="preserve"> PAGEREF _Toc238525268 \h </w:instrText>
             </w:r>
             <w:r>
               <w:rPr>
@@ -563,7 +563,7 @@
                 <w:noProof/>
                 <w:webHidden/>
               </w:rPr>
-              <w:t>11</w:t>
+              <w:t>10</w:t>
             </w:r>
             <w:r>
               <w:rPr>
@@ -589,7 +589,7 @@
               <w14:ligatures w14:val="standardContextual"/>
             </w:rPr>
           </w:pPr>
-          <w:hyperlink w:anchor="_Toc238517519" w:history="1">
+          <w:hyperlink w:anchor="_Toc238525269" w:history="1">
             <w:r>
               <w:rPr>
                 <w:rStyle w:val="Hyperlink"/>
@@ -616,7 +616,7 @@
                 <w:noProof/>
                 <w:webHidden/>
               </w:rPr>
-              <w:instrText xml:space="preserve"> PAGEREF _Toc238517519 \h </w:instrText>
+              <w:instrText xml:space="preserve"> PAGEREF _Toc238525269 \h </w:instrText>
             </w:r>
             <w:r>
               <w:rPr>
@@ -636,7 +636,7 @@
                 <w:noProof/>
                 <w:webHidden/>
               </w:rPr>
-              <w:t>11</w:t>
+              <w:t>10</w:t>
             </w:r>
             <w:r>
               <w:rPr>
@@ -662,7 +662,7 @@
               <w14:ligatures w14:val="standardContextual"/>
             </w:rPr>
           </w:pPr>
-          <w:hyperlink w:anchor="_Toc238517520" w:history="1">
+          <w:hyperlink w:anchor="_Toc238525270" w:history="1">
             <w:r>
               <w:rPr>
                 <w:rStyle w:val="Hyperlink"/>
@@ -689,7 +689,7 @@
                 <w:noProof/>
                 <w:webHidden/>
               </w:rPr>
-              <w:instrText xml:space="preserve"> PAGEREF _Toc238517520 \h </w:instrText>
+              <w:instrText xml:space="preserve"> PAGEREF _Toc238525270 \h </w:instrText>
             </w:r>
             <w:r>
               <w:rPr>
@@ -709,7 +709,7 @@
                 <w:noProof/>
                 <w:webHidden/>
               </w:rPr>
-              <w:t>11</w:t>
+              <w:t>10</w:t>
             </w:r>
             <w:r>
               <w:rPr>
@@ -735,7 +735,7 @@
               <w14:ligatures w14:val="standardContextual"/>
             </w:rPr>
           </w:pPr>
-          <w:hyperlink w:anchor="_Toc238517521" w:history="1">
+          <w:hyperlink w:anchor="_Toc238525271" w:history="1">
             <w:r>
               <w:rPr>
                 <w:rStyle w:val="Hyperlink"/>
@@ -762,7 +762,7 @@
                 <w:noProof/>
                 <w:webHidden/>
               </w:rPr>
-              <w:instrText xml:space="preserve"> PAGEREF _Toc238517521 \h </w:instrText>
+              <w:instrText xml:space="preserve"> PAGEREF _Toc238525271 \h </w:instrText>
             </w:r>
             <w:r>
               <w:rPr>
@@ -782,7 +782,7 @@
                 <w:noProof/>
                 <w:webHidden/>
               </w:rPr>
-              <w:t>12</w:t>
+              <w:t>11</w:t>
             </w:r>
             <w:r>
               <w:rPr>
@@ -808,7 +808,7 @@
               <w14:ligatures w14:val="standardContextual"/>
             </w:rPr>
           </w:pPr>
-          <w:hyperlink w:anchor="_Toc238517522" w:history="1">
+          <w:hyperlink w:anchor="_Toc238525272" w:history="1">
             <w:r>
               <w:rPr>
                 <w:rStyle w:val="Hyperlink"/>
@@ -835,7 +835,7 @@
                 <w:noProof/>
                 <w:webHidden/>
               </w:rPr>
-              <w:instrText xml:space="preserve"> PAGEREF _Toc238517522 \h </w:instrText>
+              <w:instrText xml:space="preserve"> PAGEREF _Toc238525272 \h </w:instrText>
             </w:r>
             <w:r>
               <w:rPr>
@@ -855,7 +855,7 @@
                 <w:noProof/>
                 <w:webHidden/>
               </w:rPr>
-              <w:t>14</w:t>
+              <w:t>13</w:t>
             </w:r>
             <w:r>
               <w:rPr>
@@ -881,7 +881,7 @@
               <w14:ligatures w14:val="standardContextual"/>
             </w:rPr>
           </w:pPr>
-          <w:hyperlink w:anchor="_Toc238517523" w:history="1">
+          <w:hyperlink w:anchor="_Toc238525273" w:history="1">
             <w:r>
               <w:rPr>
                 <w:rStyle w:val="Hyperlink"/>
@@ -908,7 +908,7 @@
                 <w:noProof/>
                 <w:webHidden/>
               </w:rPr>
-              <w:instrText xml:space="preserve"> PAGEREF _Toc238517523 \h </w:instrText>
+              <w:instrText xml:space="preserve"> PAGEREF _Toc238525273 \h </w:instrText>
             </w:r>
             <w:r>
               <w:rPr>
@@ -928,7 +928,7 @@
                 <w:noProof/>
                 <w:webHidden/>
               </w:rPr>
-              <w:t>15</w:t>
+              <w:t>14</w:t>
             </w:r>
             <w:r>
               <w:rPr>
@@ -954,7 +954,7 @@
               <w14:ligatures w14:val="standardContextual"/>
             </w:rPr>
           </w:pPr>
-          <w:hyperlink w:anchor="_Toc238517524" w:history="1">
+          <w:hyperlink w:anchor="_Toc238525274" w:history="1">
             <w:r>
               <w:rPr>
                 <w:rStyle w:val="Hyperlink"/>
@@ -981,7 +981,7 @@
                 <w:noProof/>
                 <w:webHidden/>
               </w:rPr>
-              <w:instrText xml:space="preserve"> PAGEREF _Toc238517524 \h </w:instrText>
+              <w:instrText xml:space="preserve"> PAGEREF _Toc238525274 \h </w:instrText>
             </w:r>
             <w:r>
               <w:rPr>
@@ -1001,7 +1001,7 @@
                 <w:noProof/>
                 <w:webHidden/>
               </w:rPr>
-              <w:t>16</w:t>
+              <w:t>15</w:t>
             </w:r>
             <w:r>
               <w:rPr>
@@ -1027,7 +1027,7 @@
               <w14:ligatures w14:val="standardContextual"/>
             </w:rPr>
           </w:pPr>
-          <w:hyperlink w:anchor="_Toc238517525" w:history="1">
+          <w:hyperlink w:anchor="_Toc238525275" w:history="1">
             <w:r>
               <w:rPr>
                 <w:rStyle w:val="Hyperlink"/>
@@ -1054,7 +1054,7 @@
                 <w:noProof/>
                 <w:webHidden/>
               </w:rPr>
-              <w:instrText xml:space="preserve"> PAGEREF _Toc238517525 \h </w:instrText>
+              <w:instrText xml:space="preserve"> PAGEREF _Toc238525275 \h </w:instrText>
             </w:r>
             <w:r>
               <w:rPr>
@@ -1074,7 +1074,7 @@
                 <w:noProof/>
                 <w:webHidden/>
               </w:rPr>
-              <w:t>17</w:t>
+              <w:t>16</w:t>
             </w:r>
             <w:r>
               <w:rPr>
@@ -1100,7 +1100,7 @@
               <w14:ligatures w14:val="standardContextual"/>
             </w:rPr>
           </w:pPr>
-          <w:hyperlink w:anchor="_Toc238517526" w:history="1">
+          <w:hyperlink w:anchor="_Toc238525276" w:history="1">
             <w:r>
               <w:rPr>
                 <w:rStyle w:val="Hyperlink"/>
@@ -1127,7 +1127,7 @@
                 <w:noProof/>
                 <w:webHidden/>
               </w:rPr>
-              <w:instrText xml:space="preserve"> PAGEREF _Toc238517526 \h </w:instrText>
+              <w:instrText xml:space="preserve"> PAGEREF _Toc238525276 \h </w:instrText>
             </w:r>
             <w:r>
               <w:rPr>
@@ -1147,7 +1147,7 @@
                 <w:noProof/>
                 <w:webHidden/>
               </w:rPr>
-              <w:t>17</w:t>
+              <w:t>16</w:t>
             </w:r>
             <w:r>
               <w:rPr>
@@ -1173,7 +1173,7 @@
               <w14:ligatures w14:val="standardContextual"/>
             </w:rPr>
           </w:pPr>
-          <w:hyperlink w:anchor="_Toc238517527" w:history="1">
+          <w:hyperlink w:anchor="_Toc238525277" w:history="1">
             <w:r>
               <w:rPr>
                 <w:rStyle w:val="Hyperlink"/>
@@ -1200,7 +1200,7 @@
                 <w:noProof/>
                 <w:webHidden/>
               </w:rPr>
-              <w:instrText xml:space="preserve"> PAGEREF _Toc238517527 \h </w:instrText>
+              <w:instrText xml:space="preserve"> PAGEREF _Toc238525277 \h </w:instrText>
             </w:r>
             <w:r>
               <w:rPr>
@@ -1220,7 +1220,7 @@
                 <w:noProof/>
                 <w:webHidden/>
               </w:rPr>
-              <w:t>18</w:t>
+              <w:t>17</w:t>
             </w:r>
             <w:r>
               <w:rPr>
@@ -1246,7 +1246,7 @@
               <w14:ligatures w14:val="standardContextual"/>
             </w:rPr>
           </w:pPr>
-          <w:hyperlink w:anchor="_Toc238517528" w:history="1">
+          <w:hyperlink w:anchor="_Toc238525278" w:history="1">
             <w:r>
               <w:rPr>
                 <w:rStyle w:val="Hyperlink"/>
@@ -1273,7 +1273,7 @@
                 <w:noProof/>
                 <w:webHidden/>
               </w:rPr>
-              <w:instrText xml:space="preserve"> PAGEREF _Toc238517528 \h </w:instrText>
+              <w:instrText xml:space="preserve"> PAGEREF _Toc238525278 \h </w:instrText>
             </w:r>
             <w:r>
               <w:rPr>
@@ -1293,7 +1293,7 @@
                 <w:noProof/>
                 <w:webHidden/>
               </w:rPr>
-              <w:t>19</w:t>
+              <w:t>18</w:t>
             </w:r>
             <w:r>
               <w:rPr>
@@ -1319,7 +1319,7 @@
               <w14:ligatures w14:val="standardContextual"/>
             </w:rPr>
           </w:pPr>
-          <w:hyperlink w:anchor="_Toc238517529" w:history="1">
+          <w:hyperlink w:anchor="_Toc238525279" w:history="1">
             <w:r>
               <w:rPr>
                 <w:rStyle w:val="Hyperlink"/>
@@ -1346,7 +1346,7 @@
                 <w:noProof/>
                 <w:webHidden/>
               </w:rPr>
-              <w:instrText xml:space="preserve"> PAGEREF _Toc238517529 \h </w:instrText>
+              <w:instrText xml:space="preserve"> PAGEREF _Toc238525279 \h </w:instrText>
             </w:r>
             <w:r>
               <w:rPr>
@@ -1366,7 +1366,7 @@
                 <w:noProof/>
                 <w:webHidden/>
               </w:rPr>
-              <w:t>20</w:t>
+              <w:t>19</w:t>
             </w:r>
             <w:r>
               <w:rPr>
@@ -1392,7 +1392,7 @@
               <w14:ligatures w14:val="standardContextual"/>
             </w:rPr>
           </w:pPr>
-          <w:hyperlink w:anchor="_Toc238517530" w:history="1">
+          <w:hyperlink w:anchor="_Toc238525280" w:history="1">
             <w:r>
               <w:rPr>
                 <w:rStyle w:val="Hyperlink"/>
@@ -1419,7 +1419,7 @@
                 <w:noProof/>
                 <w:webHidden/>
               </w:rPr>
-              <w:instrText xml:space="preserve"> PAGEREF _Toc238517530 \h </w:instrText>
+              <w:instrText xml:space="preserve"> PAGEREF _Toc238525280 \h </w:instrText>
             </w:r>
             <w:r>
               <w:rPr>
@@ -1439,7 +1439,7 @@
                 <w:noProof/>
                 <w:webHidden/>
               </w:rPr>
-              <w:t>22</w:t>
+              <w:t>21</w:t>
             </w:r>
             <w:r>
               <w:rPr>
@@ -1465,7 +1465,7 @@
               <w14:ligatures w14:val="standardContextual"/>
             </w:rPr>
           </w:pPr>
-          <w:hyperlink w:anchor="_Toc238517531" w:history="1">
+          <w:hyperlink w:anchor="_Toc238525281" w:history="1">
             <w:r>
               <w:rPr>
                 <w:rStyle w:val="Hyperlink"/>
@@ -1492,7 +1492,7 @@
                 <w:noProof/>
                 <w:webHidden/>
               </w:rPr>
-              <w:instrText xml:space="preserve"> PAGEREF _Toc238517531 \h </w:instrText>
+              <w:instrText xml:space="preserve"> PAGEREF _Toc238525281 \h </w:instrText>
             </w:r>
             <w:r>
               <w:rPr>
@@ -1512,7 +1512,7 @@
                 <w:noProof/>
                 <w:webHidden/>
               </w:rPr>
-              <w:t>23</w:t>
+              <w:t>22</w:t>
             </w:r>
             <w:r>
               <w:rPr>
@@ -1538,7 +1538,7 @@
               <w14:ligatures w14:val="standardContextual"/>
             </w:rPr>
           </w:pPr>
-          <w:hyperlink w:anchor="_Toc238517532" w:history="1">
+          <w:hyperlink w:anchor="_Toc238525282" w:history="1">
             <w:r>
               <w:rPr>
                 <w:rStyle w:val="Hyperlink"/>
@@ -1565,7 +1565,7 @@
                 <w:noProof/>
                 <w:webHidden/>
               </w:rPr>
-              <w:instrText xml:space="preserve"> PAGEREF _Toc238517532 \h </w:instrText>
+              <w:instrText xml:space="preserve"> PAGEREF _Toc238525282 \h </w:instrText>
             </w:r>
             <w:r>
               <w:rPr>
@@ -1585,7 +1585,7 @@
                 <w:noProof/>
                 <w:webHidden/>
               </w:rPr>
-              <w:t>24</w:t>
+              <w:t>23</w:t>
             </w:r>
             <w:r>
               <w:rPr>
@@ -1611,7 +1611,7 @@
               <w14:ligatures w14:val="standardContextual"/>
             </w:rPr>
           </w:pPr>
-          <w:hyperlink w:anchor="_Toc238517533" w:history="1">
+          <w:hyperlink w:anchor="_Toc238525283" w:history="1">
             <w:r>
               <w:rPr>
                 <w:rStyle w:val="Hyperlink"/>
@@ -1638,7 +1638,7 @@
                 <w:noProof/>
                 <w:webHidden/>
               </w:rPr>
-              <w:instrText xml:space="preserve"> PAGEREF _Toc238517533 \h </w:instrText>
+              <w:instrText xml:space="preserve"> PAGEREF _Toc238525283 \h </w:instrText>
             </w:r>
             <w:r>
               <w:rPr>
@@ -1658,7 +1658,7 @@
                 <w:noProof/>
                 <w:webHidden/>
               </w:rPr>
-              <w:t>24</w:t>
+              <w:t>23</w:t>
             </w:r>
             <w:r>
               <w:rPr>
@@ -1684,7 +1684,7 @@
               <w14:ligatures w14:val="standardContextual"/>
             </w:rPr>
           </w:pPr>
-          <w:hyperlink w:anchor="_Toc238517534" w:history="1">
+          <w:hyperlink w:anchor="_Toc238525284" w:history="1">
             <w:r>
               <w:rPr>
                 <w:rStyle w:val="Hyperlink"/>
@@ -1711,7 +1711,7 @@
                 <w:noProof/>
                 <w:webHidden/>
               </w:rPr>
-              <w:instrText xml:space="preserve"> PAGEREF _Toc238517534 \h </w:instrText>
+              <w:instrText xml:space="preserve"> PAGEREF _Toc238525284 \h </w:instrText>
             </w:r>
             <w:r>
               <w:rPr>
@@ -1731,7 +1731,7 @@
                 <w:noProof/>
                 <w:webHidden/>
               </w:rPr>
-              <w:t>26</w:t>
+              <w:t>25</w:t>
             </w:r>
             <w:r>
               <w:rPr>
@@ -1757,7 +1757,7 @@
               <w14:ligatures w14:val="standardContextual"/>
             </w:rPr>
           </w:pPr>
-          <w:hyperlink w:anchor="_Toc238517535" w:history="1">
+          <w:hyperlink w:anchor="_Toc238525285" w:history="1">
             <w:r>
               <w:rPr>
                 <w:rStyle w:val="Hyperlink"/>
@@ -1784,7 +1784,7 @@
                 <w:noProof/>
                 <w:webHidden/>
               </w:rPr>
-              <w:instrText xml:space="preserve"> PAGEREF _Toc238517535 \h </w:instrText>
+              <w:instrText xml:space="preserve"> PAGEREF _Toc238525285 \h </w:instrText>
             </w:r>
             <w:r>
               <w:rPr>
@@ -1804,7 +1804,7 @@
                 <w:noProof/>
                 <w:webHidden/>
               </w:rPr>
-              <w:t>27</w:t>
+              <w:t>26</w:t>
             </w:r>
             <w:r>
               <w:rPr>
@@ -1830,7 +1830,7 @@
               <w14:ligatures w14:val="standardContextual"/>
             </w:rPr>
           </w:pPr>
-          <w:hyperlink w:anchor="_Toc238517536" w:history="1">
+          <w:hyperlink w:anchor="_Toc238525286" w:history="1">
             <w:r>
               <w:rPr>
                 <w:rStyle w:val="Hyperlink"/>
@@ -1857,7 +1857,7 @@
                 <w:noProof/>
                 <w:webHidden/>
               </w:rPr>
-              <w:instrText xml:space="preserve"> PAGEREF _Toc238517536 \h </w:instrText>
+              <w:instrText xml:space="preserve"> PAGEREF _Toc238525286 \h </w:instrText>
             </w:r>
             <w:r>
               <w:rPr>
@@ -1877,7 +1877,7 @@
                 <w:noProof/>
                 <w:webHidden/>
               </w:rPr>
-              <w:t>31</w:t>
+              <w:t>30</w:t>
             </w:r>
             <w:r>
               <w:rPr>
@@ -1903,7 +1903,7 @@
               <w14:ligatures w14:val="standardContextual"/>
             </w:rPr>
           </w:pPr>
-          <w:hyperlink w:anchor="_Toc238517537" w:history="1">
+          <w:hyperlink w:anchor="_Toc238525287" w:history="1">
             <w:r>
               <w:rPr>
                 <w:rStyle w:val="Hyperlink"/>
@@ -1930,7 +1930,7 @@
                 <w:noProof/>
                 <w:webHidden/>
               </w:rPr>
-              <w:instrText xml:space="preserve"> PAGEREF _Toc238517537 \h </w:instrText>
+              <w:instrText xml:space="preserve"> PAGEREF _Toc238525287 \h </w:instrText>
             </w:r>
             <w:r>
               <w:rPr>
@@ -1950,7 +1950,7 @@
                 <w:noProof/>
                 <w:webHidden/>
               </w:rPr>
-              <w:t>33</w:t>
+              <w:t>32</w:t>
             </w:r>
             <w:r>
               <w:rPr>
@@ -1976,7 +1976,7 @@
               <w14:ligatures w14:val="standardContextual"/>
             </w:rPr>
           </w:pPr>
-          <w:hyperlink w:anchor="_Toc238517538" w:history="1">
+          <w:hyperlink w:anchor="_Toc238525288" w:history="1">
             <w:r>
               <w:rPr>
                 <w:rStyle w:val="Hyperlink"/>
@@ -2003,7 +2003,7 @@
                 <w:noProof/>
                 <w:webHidden/>
               </w:rPr>
-              <w:instrText xml:space="preserve"> PAGEREF _Toc238517538 \h </w:instrText>
+              <w:instrText xml:space="preserve"> PAGEREF _Toc238525288 \h </w:instrText>
             </w:r>
             <w:r>
               <w:rPr>
@@ -2023,7 +2023,7 @@
                 <w:noProof/>
                 <w:webHidden/>
               </w:rPr>
-              <w:t>34</w:t>
+              <w:t>33</w:t>
             </w:r>
             <w:r>
               <w:rPr>
@@ -2049,7 +2049,7 @@
               <w14:ligatures w14:val="standardContextual"/>
             </w:rPr>
           </w:pPr>
-          <w:hyperlink w:anchor="_Toc238517539" w:history="1">
+          <w:hyperlink w:anchor="_Toc238525289" w:history="1">
             <w:r>
               <w:rPr>
                 <w:rStyle w:val="Hyperlink"/>
@@ -2076,7 +2076,7 @@
                 <w:noProof/>
                 <w:webHidden/>
               </w:rPr>
-              <w:instrText xml:space="preserve"> PAGEREF _Toc238517539 \h </w:instrText>
+              <w:instrText xml:space="preserve"> PAGEREF _Toc238525289 \h </w:instrText>
             </w:r>
             <w:r>
               <w:rPr>
@@ -2096,7 +2096,7 @@
                 <w:noProof/>
                 <w:webHidden/>
               </w:rPr>
-              <w:t>36</w:t>
+              <w:t>35</w:t>
             </w:r>
             <w:r>
               <w:rPr>
@@ -2122,7 +2122,7 @@
               <w14:ligatures w14:val="standardContextual"/>
             </w:rPr>
           </w:pPr>
-          <w:hyperlink w:anchor="_Toc238517540" w:history="1">
+          <w:hyperlink w:anchor="_Toc238525290" w:history="1">
             <w:r>
               <w:rPr>
                 <w:rStyle w:val="Hyperlink"/>
@@ -2149,7 +2149,7 @@
                 <w:noProof/>
                 <w:webHidden/>
               </w:rPr>
-              <w:instrText xml:space="preserve"> PAGEREF _Toc238517540 \h </w:instrText>
+              <w:instrText xml:space="preserve"> PAGEREF _Toc238525290 \h </w:instrText>
             </w:r>
             <w:r>
               <w:rPr>
@@ -2169,7 +2169,7 @@
                 <w:noProof/>
                 <w:webHidden/>
               </w:rPr>
-              <w:t>36</w:t>
+              <w:t>35</w:t>
             </w:r>
             <w:r>
               <w:rPr>
@@ -2195,7 +2195,7 @@
               <w14:ligatures w14:val="standardContextual"/>
             </w:rPr>
           </w:pPr>
-          <w:hyperlink w:anchor="_Toc238517541" w:history="1">
+          <w:hyperlink w:anchor="_Toc238525291" w:history="1">
             <w:r>
               <w:rPr>
                 <w:rStyle w:val="Hyperlink"/>
@@ -2231,7 +2231,7 @@
                 <w:noProof/>
                 <w:webHidden/>
               </w:rPr>
-              <w:instrText xml:space="preserve"> PAGEREF _Toc238517541 \h </w:instrText>
+              <w:instrText xml:space="preserve"> PAGEREF _Toc238525291 \h </w:instrText>
             </w:r>
             <w:r>
               <w:rPr>
@@ -2251,7 +2251,7 @@
                 <w:noProof/>
                 <w:webHidden/>
               </w:rPr>
-              <w:t>37</w:t>
+              <w:t>36</w:t>
             </w:r>
             <w:r>
               <w:rPr>
@@ -2277,7 +2277,7 @@
               <w14:ligatures w14:val="standardContextual"/>
             </w:rPr>
           </w:pPr>
-          <w:hyperlink w:anchor="_Toc238517542" w:history="1">
+          <w:hyperlink w:anchor="_Toc238525292" w:history="1">
             <w:r>
               <w:rPr>
                 <w:rStyle w:val="Hyperlink"/>
@@ -2304,7 +2304,7 @@
                 <w:noProof/>
                 <w:webHidden/>
               </w:rPr>
-              <w:instrText xml:space="preserve"> PAGEREF _Toc238517542 \h </w:instrText>
+              <w:instrText xml:space="preserve"> PAGEREF _Toc238525292 \h </w:instrText>
             </w:r>
             <w:r>
               <w:rPr>
@@ -2324,7 +2324,7 @@
                 <w:noProof/>
                 <w:webHidden/>
               </w:rPr>
-              <w:t>38</w:t>
+              <w:t>37</w:t>
             </w:r>
             <w:r>
               <w:rPr>
@@ -2350,7 +2350,7 @@
               <w14:ligatures w14:val="standardContextual"/>
             </w:rPr>
           </w:pPr>
-          <w:hyperlink w:anchor="_Toc238517543" w:history="1">
+          <w:hyperlink w:anchor="_Toc238525293" w:history="1">
             <w:r>
               <w:rPr>
                 <w:rStyle w:val="Hyperlink"/>
@@ -2377,7 +2377,7 @@
                 <w:noProof/>
                 <w:webHidden/>
               </w:rPr>
-              <w:instrText xml:space="preserve"> PAGEREF _Toc238517543 \h </w:instrText>
+              <w:instrText xml:space="preserve"> PAGEREF _Toc238525293 \h </w:instrText>
             </w:r>
             <w:r>
               <w:rPr>
@@ -2397,7 +2397,7 @@
                 <w:noProof/>
                 <w:webHidden/>
               </w:rPr>
-              <w:t>38</w:t>
+              <w:t>37</w:t>
             </w:r>
             <w:r>
               <w:rPr>
@@ -2423,7 +2423,7 @@
               <w14:ligatures w14:val="standardContextual"/>
             </w:rPr>
           </w:pPr>
-          <w:hyperlink w:anchor="_Toc238517544" w:history="1">
+          <w:hyperlink w:anchor="_Toc238525294" w:history="1">
             <w:r>
               <w:rPr>
                 <w:rStyle w:val="Hyperlink"/>
@@ -2450,7 +2450,7 @@
                 <w:noProof/>
                 <w:webHidden/>
               </w:rPr>
-              <w:instrText xml:space="preserve"> PAGEREF _Toc238517544 \h </w:instrText>
+              <w:instrText xml:space="preserve"> PAGEREF _Toc238525294 \h </w:instrText>
             </w:r>
             <w:r>
               <w:rPr>
@@ -2470,7 +2470,7 @@
                 <w:noProof/>
                 <w:webHidden/>
               </w:rPr>
-              <w:t>39</w:t>
+              <w:t>38</w:t>
             </w:r>
             <w:r>
               <w:rPr>
@@ -2496,7 +2496,7 @@
               <w14:ligatures w14:val="standardContextual"/>
             </w:rPr>
           </w:pPr>
-          <w:hyperlink w:anchor="_Toc238517545" w:history="1">
+          <w:hyperlink w:anchor="_Toc238525295" w:history="1">
             <w:r>
               <w:rPr>
                 <w:rStyle w:val="Hyperlink"/>
@@ -2523,7 +2523,7 @@
                 <w:noProof/>
                 <w:webHidden/>
               </w:rPr>
-              <w:instrText xml:space="preserve"> PAGEREF _Toc238517545 \h </w:instrText>
+              <w:instrText xml:space="preserve"> PAGEREF _Toc238525295 \h </w:instrText>
             </w:r>
             <w:r>
               <w:rPr>
@@ -2543,7 +2543,7 @@
                 <w:noProof/>
                 <w:webHidden/>
               </w:rPr>
-              <w:t>39</w:t>
+              <w:t>38</w:t>
             </w:r>
             <w:r>
               <w:rPr>
@@ -2569,7 +2569,7 @@
               <w14:ligatures w14:val="standardContextual"/>
             </w:rPr>
           </w:pPr>
-          <w:hyperlink w:anchor="_Toc238517546" w:history="1">
+          <w:hyperlink w:anchor="_Toc238525296" w:history="1">
             <w:r>
               <w:rPr>
                 <w:rStyle w:val="Hyperlink"/>
@@ -2596,7 +2596,7 @@
                 <w:noProof/>
                 <w:webHidden/>
               </w:rPr>
-              <w:instrText xml:space="preserve"> PAGEREF _Toc238517546 \h </w:instrText>
+              <w:instrText xml:space="preserve"> PAGEREF _Toc238525296 \h </w:instrText>
             </w:r>
             <w:r>
               <w:rPr>
@@ -2616,7 +2616,7 @@
                 <w:noProof/>
                 <w:webHidden/>
               </w:rPr>
-              <w:t>40</w:t>
+              <w:t>39</w:t>
             </w:r>
             <w:r>
               <w:rPr>
@@ -2642,7 +2642,7 @@
               <w14:ligatures w14:val="standardContextual"/>
             </w:rPr>
           </w:pPr>
-          <w:hyperlink w:anchor="_Toc238517547" w:history="1">
+          <w:hyperlink w:anchor="_Toc238525297" w:history="1">
             <w:r>
               <w:rPr>
                 <w:rStyle w:val="Hyperlink"/>
@@ -2669,7 +2669,7 @@
                 <w:noProof/>
                 <w:webHidden/>
               </w:rPr>
-              <w:instrText xml:space="preserve"> PAGEREF _Toc238517547 \h </w:instrText>
+              <w:instrText xml:space="preserve"> PAGEREF _Toc238525297 \h </w:instrText>
             </w:r>
             <w:r>
               <w:rPr>
@@ -2689,7 +2689,7 @@
                 <w:noProof/>
                 <w:webHidden/>
               </w:rPr>
-              <w:t>42</w:t>
+              <w:t>41</w:t>
             </w:r>
             <w:r>
               <w:rPr>
@@ -2715,7 +2715,7 @@
               <w14:ligatures w14:val="standardContextual"/>
             </w:rPr>
           </w:pPr>
-          <w:hyperlink w:anchor="_Toc238517548" w:history="1">
+          <w:hyperlink w:anchor="_Toc238525298" w:history="1">
             <w:r>
               <w:rPr>
                 <w:rStyle w:val="Hyperlink"/>
@@ -2742,7 +2742,7 @@
                 <w:noProof/>
                 <w:webHidden/>
               </w:rPr>
-              <w:instrText xml:space="preserve"> PAGEREF _Toc238517548 \h </w:instrText>
+              <w:instrText xml:space="preserve"> PAGEREF _Toc238525298 \h </w:instrText>
             </w:r>
             <w:r>
               <w:rPr>
@@ -2762,7 +2762,7 @@
                 <w:noProof/>
                 <w:webHidden/>
               </w:rPr>
-              <w:t>42</w:t>
+              <w:t>41</w:t>
             </w:r>
             <w:r>
               <w:rPr>
@@ -2788,7 +2788,7 @@
               <w14:ligatures w14:val="standardContextual"/>
             </w:rPr>
           </w:pPr>
-          <w:hyperlink w:anchor="_Toc238517549" w:history="1">
+          <w:hyperlink w:anchor="_Toc238525299" w:history="1">
             <w:r>
               <w:rPr>
                 <w:rStyle w:val="Hyperlink"/>
@@ -2815,7 +2815,7 @@
                 <w:noProof/>
                 <w:webHidden/>
               </w:rPr>
-              <w:instrText xml:space="preserve"> PAGEREF _Toc238517549 \h </w:instrText>
+              <w:instrText xml:space="preserve"> PAGEREF _Toc238525299 \h </w:instrText>
             </w:r>
             <w:r>
               <w:rPr>
@@ -2835,7 +2835,7 @@
                 <w:noProof/>
                 <w:webHidden/>
               </w:rPr>
-              <w:t>44</w:t>
+              <w:t>43</w:t>
             </w:r>
             <w:r>
               <w:rPr>
@@ -2861,7 +2861,7 @@
               <w14:ligatures w14:val="standardContextual"/>
             </w:rPr>
           </w:pPr>
-          <w:hyperlink w:anchor="_Toc238517550" w:history="1">
+          <w:hyperlink w:anchor="_Toc238525300" w:history="1">
             <w:r>
               <w:rPr>
                 <w:rStyle w:val="Hyperlink"/>
@@ -2888,7 +2888,7 @@
                 <w:noProof/>
                 <w:webHidden/>
               </w:rPr>
-              <w:instrText xml:space="preserve"> PAGEREF _Toc238517550 \h </w:instrText>
+              <w:instrText xml:space="preserve"> PAGEREF _Toc238525300 \h </w:instrText>
             </w:r>
             <w:r>
               <w:rPr>
@@ -2908,7 +2908,7 @@
                 <w:noProof/>
                 <w:webHidden/>
               </w:rPr>
-              <w:t>44</w:t>
+              <w:t>43</w:t>
             </w:r>
             <w:r>
               <w:rPr>
@@ -2934,7 +2934,7 @@
               <w14:ligatures w14:val="standardContextual"/>
             </w:rPr>
           </w:pPr>
-          <w:hyperlink w:anchor="_Toc238517551" w:history="1">
+          <w:hyperlink w:anchor="_Toc238525301" w:history="1">
             <w:r>
               <w:rPr>
                 <w:rStyle w:val="Hyperlink"/>
@@ -2961,7 +2961,7 @@
                 <w:noProof/>
                 <w:webHidden/>
               </w:rPr>
-              <w:instrText xml:space="preserve"> PAGEREF _Toc238517551 \h </w:instrText>
+              <w:instrText xml:space="preserve"> PAGEREF _Toc238525301 \h </w:instrText>
             </w:r>
             <w:r>
               <w:rPr>
@@ -2981,7 +2981,7 @@
                 <w:noProof/>
                 <w:webHidden/>
               </w:rPr>
-              <w:t>46</w:t>
+              <w:t>45</w:t>
             </w:r>
             <w:r>
               <w:rPr>
@@ -3007,7 +3007,7 @@
               <w14:ligatures w14:val="standardContextual"/>
             </w:rPr>
           </w:pPr>
-          <w:hyperlink w:anchor="_Toc238517552" w:history="1">
+          <w:hyperlink w:anchor="_Toc238525302" w:history="1">
             <w:r>
               <w:rPr>
                 <w:rStyle w:val="Hyperlink"/>
@@ -3034,7 +3034,7 @@
                 <w:noProof/>
                 <w:webHidden/>
               </w:rPr>
-              <w:instrText xml:space="preserve"> PAGEREF _Toc238517552 \h </w:instrText>
+              <w:instrText xml:space="preserve"> PAGEREF _Toc238525302 \h </w:instrText>
             </w:r>
             <w:r>
               <w:rPr>
@@ -3054,7 +3054,7 @@
                 <w:noProof/>
                 <w:webHidden/>
               </w:rPr>
-              <w:t>46</w:t>
+              <w:t>45</w:t>
             </w:r>
             <w:r>
               <w:rPr>
@@ -3080,7 +3080,7 @@
               <w14:ligatures w14:val="standardContextual"/>
             </w:rPr>
           </w:pPr>
-          <w:hyperlink w:anchor="_Toc238517553" w:history="1">
+          <w:hyperlink w:anchor="_Toc238525303" w:history="1">
             <w:r>
               <w:rPr>
                 <w:rStyle w:val="Hyperlink"/>
@@ -3107,7 +3107,7 @@
                 <w:noProof/>
                 <w:webHidden/>
               </w:rPr>
-              <w:instrText xml:space="preserve"> PAGEREF _Toc238517553 \h </w:instrText>
+              <w:instrText xml:space="preserve"> PAGEREF _Toc238525303 \h </w:instrText>
             </w:r>
             <w:r>
               <w:rPr>
@@ -3127,7 +3127,7 @@
                 <w:noProof/>
                 <w:webHidden/>
               </w:rPr>
-              <w:t>47</w:t>
+              <w:t>46</w:t>
             </w:r>
             <w:r>
               <w:rPr>
@@ -3153,7 +3153,7 @@
               <w14:ligatures w14:val="standardContextual"/>
             </w:rPr>
           </w:pPr>
-          <w:hyperlink w:anchor="_Toc238517554" w:history="1">
+          <w:hyperlink w:anchor="_Toc238525304" w:history="1">
             <w:r>
               <w:rPr>
                 <w:rStyle w:val="Hyperlink"/>
@@ -3180,7 +3180,7 @@
                 <w:noProof/>
                 <w:webHidden/>
               </w:rPr>
-              <w:instrText xml:space="preserve"> PAGEREF _Toc238517554 \h </w:instrText>
+              <w:instrText xml:space="preserve"> PAGEREF _Toc238525304 \h </w:instrText>
             </w:r>
             <w:r>
               <w:rPr>
@@ -3200,7 +3200,7 @@
                 <w:noProof/>
                 <w:webHidden/>
               </w:rPr>
-              <w:t>47</w:t>
+              <w:t>46</w:t>
             </w:r>
             <w:r>
               <w:rPr>
@@ -3226,7 +3226,7 @@
               <w14:ligatures w14:val="standardContextual"/>
             </w:rPr>
           </w:pPr>
-          <w:hyperlink w:anchor="_Toc238517555" w:history="1">
+          <w:hyperlink w:anchor="_Toc238525305" w:history="1">
             <w:r>
               <w:rPr>
                 <w:rStyle w:val="Hyperlink"/>
@@ -3253,7 +3253,7 @@
                 <w:noProof/>
                 <w:webHidden/>
               </w:rPr>
-              <w:instrText xml:space="preserve"> PAGEREF _Toc238517555 \h </w:instrText>
+              <w:instrText xml:space="preserve"> PAGEREF _Toc238525305 \h </w:instrText>
             </w:r>
             <w:r>
               <w:rPr>
@@ -3273,7 +3273,7 @@
                 <w:noProof/>
                 <w:webHidden/>
               </w:rPr>
-              <w:t>47</w:t>
+              <w:t>46</w:t>
             </w:r>
             <w:r>
               <w:rPr>
@@ -3299,7 +3299,7 @@
               <w14:ligatures w14:val="standardContextual"/>
             </w:rPr>
           </w:pPr>
-          <w:hyperlink w:anchor="_Toc238517556" w:history="1">
+          <w:hyperlink w:anchor="_Toc238525306" w:history="1">
             <w:r>
               <w:rPr>
                 <w:rStyle w:val="Hyperlink"/>
@@ -3326,7 +3326,7 @@
                 <w:noProof/>
                 <w:webHidden/>
               </w:rPr>
-              <w:instrText xml:space="preserve"> PAGEREF _Toc238517556 \h </w:instrText>
+              <w:instrText xml:space="preserve"> PAGEREF _Toc238525306 \h </w:instrText>
             </w:r>
             <w:r>
               <w:rPr>
@@ -3346,7 +3346,7 @@
                 <w:noProof/>
                 <w:webHidden/>
               </w:rPr>
-              <w:t>48</w:t>
+              <w:t>47</w:t>
             </w:r>
             <w:r>
               <w:rPr>
@@ -3372,7 +3372,7 @@
               <w14:ligatures w14:val="standardContextual"/>
             </w:rPr>
           </w:pPr>
-          <w:hyperlink w:anchor="_Toc238517557" w:history="1">
+          <w:hyperlink w:anchor="_Toc238525307" w:history="1">
             <w:r>
               <w:rPr>
                 <w:rStyle w:val="Hyperlink"/>
@@ -3399,7 +3399,7 @@
                 <w:noProof/>
                 <w:webHidden/>
               </w:rPr>
-              <w:instrText xml:space="preserve"> PAGEREF _Toc238517557 \h </w:instrText>
+              <w:instrText xml:space="preserve"> PAGEREF _Toc238525307 \h </w:instrText>
             </w:r>
             <w:r>
               <w:rPr>
@@ -3419,7 +3419,7 @@
                 <w:noProof/>
                 <w:webHidden/>
               </w:rPr>
-              <w:t>48</w:t>
+              <w:t>47</w:t>
             </w:r>
             <w:r>
               <w:rPr>
@@ -3445,7 +3445,7 @@
               <w14:ligatures w14:val="standardContextual"/>
             </w:rPr>
           </w:pPr>
-          <w:hyperlink w:anchor="_Toc238517558" w:history="1">
+          <w:hyperlink w:anchor="_Toc238525308" w:history="1">
             <w:r>
               <w:rPr>
                 <w:rStyle w:val="Hyperlink"/>
@@ -3472,7 +3472,7 @@
                 <w:noProof/>
                 <w:webHidden/>
               </w:rPr>
-              <w:instrText xml:space="preserve"> PAGEREF _Toc238517558 \h </w:instrText>
+              <w:instrText xml:space="preserve"> PAGEREF _Toc238525308 \h </w:instrText>
             </w:r>
             <w:r>
               <w:rPr>
@@ -3492,7 +3492,7 @@
                 <w:noProof/>
                 <w:webHidden/>
               </w:rPr>
-              <w:t>49</w:t>
+              <w:t>48</w:t>
             </w:r>
             <w:r>
               <w:rPr>
@@ -3518,7 +3518,7 @@
               <w14:ligatures w14:val="standardContextual"/>
             </w:rPr>
           </w:pPr>
-          <w:hyperlink w:anchor="_Toc238517559" w:history="1">
+          <w:hyperlink w:anchor="_Toc238525309" w:history="1">
             <w:r>
               <w:rPr>
                 <w:rStyle w:val="Hyperlink"/>
@@ -3545,7 +3545,7 @@
                 <w:noProof/>
                 <w:webHidden/>
               </w:rPr>
-              <w:instrText xml:space="preserve"> PAGEREF _Toc238517559 \h </w:instrText>
+              <w:instrText xml:space="preserve"> PAGEREF _Toc238525309 \h </w:instrText>
             </w:r>
             <w:r>
               <w:rPr>
@@ -3565,7 +3565,7 @@
                 <w:noProof/>
                 <w:webHidden/>
               </w:rPr>
-              <w:t>50</w:t>
+              <w:t>49</w:t>
             </w:r>
             <w:r>
               <w:rPr>
@@ -3591,7 +3591,7 @@
               <w14:ligatures w14:val="standardContextual"/>
             </w:rPr>
           </w:pPr>
-          <w:hyperlink w:anchor="_Toc238517560" w:history="1">
+          <w:hyperlink w:anchor="_Toc238525310" w:history="1">
             <w:r>
               <w:rPr>
                 <w:rStyle w:val="Hyperlink"/>
@@ -3618,7 +3618,7 @@
                 <w:noProof/>
                 <w:webHidden/>
               </w:rPr>
-              <w:instrText xml:space="preserve"> PAGEREF _Toc238517560 \h </w:instrText>
+              <w:instrText xml:space="preserve"> PAGEREF _Toc238525310 \h </w:instrText>
             </w:r>
             <w:r>
               <w:rPr>
@@ -3638,7 +3638,7 @@
                 <w:noProof/>
                 <w:webHidden/>
               </w:rPr>
-              <w:t>50</w:t>
+              <w:t>49</w:t>
             </w:r>
             <w:r>
               <w:rPr>
@@ -3664,7 +3664,7 @@
               <w14:ligatures w14:val="standardContextual"/>
             </w:rPr>
           </w:pPr>
-          <w:hyperlink w:anchor="_Toc238517561" w:history="1">
+          <w:hyperlink w:anchor="_Toc238525311" w:history="1">
             <w:r>
               <w:rPr>
                 <w:rStyle w:val="Hyperlink"/>
@@ -3691,7 +3691,7 @@
                 <w:noProof/>
                 <w:webHidden/>
               </w:rPr>
-              <w:instrText xml:space="preserve"> PAGEREF _Toc238517561 \h </w:instrText>
+              <w:instrText xml:space="preserve"> PAGEREF _Toc238525311 \h </w:instrText>
             </w:r>
             <w:r>
               <w:rPr>
@@ -3711,7 +3711,7 @@
                 <w:noProof/>
                 <w:webHidden/>
               </w:rPr>
-              <w:t>50</w:t>
+              <w:t>49</w:t>
             </w:r>
             <w:r>
               <w:rPr>
@@ -3737,7 +3737,7 @@
               <w14:ligatures w14:val="standardContextual"/>
             </w:rPr>
           </w:pPr>
-          <w:hyperlink w:anchor="_Toc238517562" w:history="1">
+          <w:hyperlink w:anchor="_Toc238525312" w:history="1">
             <w:r>
               <w:rPr>
                 <w:rStyle w:val="Hyperlink"/>
@@ -3764,7 +3764,7 @@
                 <w:noProof/>
                 <w:webHidden/>
               </w:rPr>
-              <w:instrText xml:space="preserve"> PAGEREF _Toc238517562 \h </w:instrText>
+              <w:instrText xml:space="preserve"> PAGEREF _Toc238525312 \h </w:instrText>
             </w:r>
             <w:r>
               <w:rPr>
@@ -3784,7 +3784,7 @@
                 <w:noProof/>
                 <w:webHidden/>
               </w:rPr>
-              <w:t>51</w:t>
+              <w:t>50</w:t>
             </w:r>
             <w:r>
               <w:rPr>
@@ -3810,7 +3810,7 @@
               <w14:ligatures w14:val="standardContextual"/>
             </w:rPr>
           </w:pPr>
-          <w:hyperlink w:anchor="_Toc238517563" w:history="1">
+          <w:hyperlink w:anchor="_Toc238525313" w:history="1">
             <w:r>
               <w:rPr>
                 <w:rStyle w:val="Hyperlink"/>
@@ -3837,7 +3837,7 @@
                 <w:noProof/>
                 <w:webHidden/>
               </w:rPr>
-              <w:instrText xml:space="preserve"> PAGEREF _Toc238517563 \h </w:instrText>
+              <w:instrText xml:space="preserve"> PAGEREF _Toc238525313 \h </w:instrText>
             </w:r>
             <w:r>
               <w:rPr>
@@ -3857,7 +3857,7 @@
                 <w:noProof/>
                 <w:webHidden/>
               </w:rPr>
-              <w:t>51</w:t>
+              <w:t>50</w:t>
             </w:r>
             <w:r>
               <w:rPr>
@@ -3883,7 +3883,7 @@
               <w14:ligatures w14:val="standardContextual"/>
             </w:rPr>
           </w:pPr>
-          <w:hyperlink w:anchor="_Toc238517564" w:history="1">
+          <w:hyperlink w:anchor="_Toc238525314" w:history="1">
             <w:r>
               <w:rPr>
                 <w:rStyle w:val="Hyperlink"/>
@@ -3910,7 +3910,7 @@
                 <w:noProof/>
                 <w:webHidden/>
               </w:rPr>
-              <w:instrText xml:space="preserve"> PAGEREF _Toc238517564 \h </w:instrText>
+              <w:instrText xml:space="preserve"> PAGEREF _Toc238525314 \h </w:instrText>
             </w:r>
             <w:r>
               <w:rPr>
@@ -3930,7 +3930,7 @@
                 <w:noProof/>
                 <w:webHidden/>
               </w:rPr>
-              <w:t>52</w:t>
+              <w:t>51</w:t>
             </w:r>
             <w:r>
               <w:rPr>
@@ -3956,7 +3956,7 @@
               <w14:ligatures w14:val="standardContextual"/>
             </w:rPr>
           </w:pPr>
-          <w:hyperlink w:anchor="_Toc238517565" w:history="1">
+          <w:hyperlink w:anchor="_Toc238525315" w:history="1">
             <w:r>
               <w:rPr>
                 <w:rStyle w:val="Hyperlink"/>
@@ -3983,7 +3983,7 @@
                 <w:noProof/>
                 <w:webHidden/>
               </w:rPr>
-              <w:instrText xml:space="preserve"> PAGEREF _Toc238517565 \h </w:instrText>
+              <w:instrText xml:space="preserve"> PAGEREF _Toc238525315 \h </w:instrText>
             </w:r>
             <w:r>
               <w:rPr>
@@ -4003,7 +4003,7 @@
                 <w:noProof/>
                 <w:webHidden/>
               </w:rPr>
-              <w:t>52</w:t>
+              <w:t>51</w:t>
             </w:r>
             <w:r>
               <w:rPr>
@@ -4029,7 +4029,7 @@
               <w14:ligatures w14:val="standardContextual"/>
             </w:rPr>
           </w:pPr>
-          <w:hyperlink w:anchor="_Toc238517566" w:history="1">
+          <w:hyperlink w:anchor="_Toc238525316" w:history="1">
             <w:r>
               <w:rPr>
                 <w:rStyle w:val="Hyperlink"/>
@@ -4056,7 +4056,7 @@
                 <w:noProof/>
                 <w:webHidden/>
               </w:rPr>
-              <w:instrText xml:space="preserve"> PAGEREF _Toc238517566 \h </w:instrText>
+              <w:instrText xml:space="preserve"> PAGEREF _Toc238525316 \h </w:instrText>
             </w:r>
             <w:r>
               <w:rPr>
@@ -4076,7 +4076,7 @@
                 <w:noProof/>
                 <w:webHidden/>
               </w:rPr>
-              <w:t>53</w:t>
+              <w:t>52</w:t>
             </w:r>
             <w:r>
               <w:rPr>
@@ -4102,7 +4102,7 @@
               <w14:ligatures w14:val="standardContextual"/>
             </w:rPr>
           </w:pPr>
-          <w:hyperlink w:anchor="_Toc238517567" w:history="1">
+          <w:hyperlink w:anchor="_Toc238525317" w:history="1">
             <w:r>
               <w:rPr>
                 <w:rStyle w:val="Hyperlink"/>
@@ -4129,7 +4129,7 @@
                 <w:noProof/>
                 <w:webHidden/>
               </w:rPr>
-              <w:instrText xml:space="preserve"> PAGEREF _Toc238517567 \h </w:instrText>
+              <w:instrText xml:space="preserve"> PAGEREF _Toc238525317 \h </w:instrText>
             </w:r>
             <w:r>
               <w:rPr>
@@ -4149,7 +4149,7 @@
                 <w:noProof/>
                 <w:webHidden/>
               </w:rPr>
-              <w:t>53</w:t>
+              <w:t>52</w:t>
             </w:r>
             <w:r>
               <w:rPr>
@@ -4175,7 +4175,7 @@
               <w14:ligatures w14:val="standardContextual"/>
             </w:rPr>
           </w:pPr>
-          <w:hyperlink w:anchor="_Toc238517568" w:history="1">
+          <w:hyperlink w:anchor="_Toc238525318" w:history="1">
             <w:r>
               <w:rPr>
                 <w:rStyle w:val="Hyperlink"/>
@@ -4202,7 +4202,7 @@
                 <w:noProof/>
                 <w:webHidden/>
               </w:rPr>
-              <w:instrText xml:space="preserve"> PAGEREF _Toc238517568 \h </w:instrText>
+              <w:instrText xml:space="preserve"> PAGEREF _Toc238525318 \h </w:instrText>
             </w:r>
             <w:r>
               <w:rPr>
@@ -4222,7 +4222,7 @@
                 <w:noProof/>
                 <w:webHidden/>
               </w:rPr>
-              <w:t>54</w:t>
+              <w:t>53</w:t>
             </w:r>
             <w:r>
               <w:rPr>
@@ -4248,7 +4248,7 @@
               <w14:ligatures w14:val="standardContextual"/>
             </w:rPr>
           </w:pPr>
-          <w:hyperlink w:anchor="_Toc238517569" w:history="1">
+          <w:hyperlink w:anchor="_Toc238525319" w:history="1">
             <w:r>
               <w:rPr>
                 <w:rStyle w:val="Hyperlink"/>
@@ -4275,7 +4275,7 @@
                 <w:noProof/>
                 <w:webHidden/>
               </w:rPr>
-              <w:instrText xml:space="preserve"> PAGEREF _Toc238517569 \h </w:instrText>
+              <w:instrText xml:space="preserve"> PAGEREF _Toc238525319 \h </w:instrText>
             </w:r>
             <w:r>
               <w:rPr>
@@ -4295,7 +4295,7 @@
                 <w:noProof/>
                 <w:webHidden/>
               </w:rPr>
-              <w:t>54</w:t>
+              <w:t>53</w:t>
             </w:r>
             <w:r>
               <w:rPr>
@@ -4321,7 +4321,7 @@
               <w14:ligatures w14:val="standardContextual"/>
             </w:rPr>
           </w:pPr>
-          <w:hyperlink w:anchor="_Toc238517570" w:history="1">
+          <w:hyperlink w:anchor="_Toc238525320" w:history="1">
             <w:r>
               <w:rPr>
                 <w:rStyle w:val="Hyperlink"/>
@@ -4348,7 +4348,7 @@
                 <w:noProof/>
                 <w:webHidden/>
               </w:rPr>
-              <w:instrText xml:space="preserve"> PAGEREF _Toc238517570 \h </w:instrText>
+              <w:instrText xml:space="preserve"> PAGEREF _Toc238525320 \h </w:instrText>
             </w:r>
             <w:r>
               <w:rPr>
@@ -4368,7 +4368,7 @@
                 <w:noProof/>
                 <w:webHidden/>
               </w:rPr>
-              <w:t>56</w:t>
+              <w:t>55</w:t>
             </w:r>
             <w:r>
               <w:rPr>
@@ -4394,7 +4394,7 @@
               <w14:ligatures w14:val="standardContextual"/>
             </w:rPr>
           </w:pPr>
-          <w:hyperlink w:anchor="_Toc238517571" w:history="1">
+          <w:hyperlink w:anchor="_Toc238525321" w:history="1">
             <w:r>
               <w:rPr>
                 <w:rStyle w:val="Hyperlink"/>
@@ -4421,7 +4421,7 @@
                 <w:noProof/>
                 <w:webHidden/>
               </w:rPr>
-              <w:instrText xml:space="preserve"> PAGEREF _Toc238517571 \h </w:instrText>
+              <w:instrText xml:space="preserve"> PAGEREF _Toc238525321 \h </w:instrText>
             </w:r>
             <w:r>
               <w:rPr>
@@ -4441,7 +4441,7 @@
                 <w:noProof/>
                 <w:webHidden/>
               </w:rPr>
-              <w:t>56</w:t>
+              <w:t>55</w:t>
             </w:r>
             <w:r>
               <w:rPr>
@@ -4467,7 +4467,7 @@
               <w14:ligatures w14:val="standardContextual"/>
             </w:rPr>
           </w:pPr>
-          <w:hyperlink w:anchor="_Toc238517572" w:history="1">
+          <w:hyperlink w:anchor="_Toc238525322" w:history="1">
             <w:r>
               <w:rPr>
                 <w:rStyle w:val="Hyperlink"/>
@@ -4494,7 +4494,7 @@
                 <w:noProof/>
                 <w:webHidden/>
               </w:rPr>
-              <w:instrText xml:space="preserve"> PAGEREF _Toc238517572 \h </w:instrText>
+              <w:instrText xml:space="preserve"> PAGEREF _Toc238525322 \h </w:instrText>
             </w:r>
             <w:r>
               <w:rPr>
@@ -4514,7 +4514,7 @@
                 <w:noProof/>
                 <w:webHidden/>
               </w:rPr>
-              <w:t>58</w:t>
+              <w:t>57</w:t>
             </w:r>
             <w:r>
               <w:rPr>
@@ -4540,7 +4540,7 @@
               <w14:ligatures w14:val="standardContextual"/>
             </w:rPr>
           </w:pPr>
-          <w:hyperlink w:anchor="_Toc238517573" w:history="1">
+          <w:hyperlink w:anchor="_Toc238525323" w:history="1">
             <w:r>
               <w:rPr>
                 <w:rStyle w:val="Hyperlink"/>
@@ -4567,7 +4567,7 @@
                 <w:noProof/>
                 <w:webHidden/>
               </w:rPr>
-              <w:instrText xml:space="preserve"> PAGEREF _Toc238517573 \h </w:instrText>
+              <w:instrText xml:space="preserve"> PAGEREF _Toc238525323 \h </w:instrText>
             </w:r>
             <w:r>
               <w:rPr>
@@ -4587,7 +4587,7 @@
                 <w:noProof/>
                 <w:webHidden/>
               </w:rPr>
-              <w:t>60</w:t>
+              <w:t>59</w:t>
             </w:r>
             <w:r>
               <w:rPr>
@@ -4613,7 +4613,7 @@
               <w14:ligatures w14:val="standardContextual"/>
             </w:rPr>
           </w:pPr>
-          <w:hyperlink w:anchor="_Toc238517574" w:history="1">
+          <w:hyperlink w:anchor="_Toc238525324" w:history="1">
             <w:r>
               <w:rPr>
                 <w:rStyle w:val="Hyperlink"/>
@@ -4640,7 +4640,7 @@
                 <w:noProof/>
                 <w:webHidden/>
               </w:rPr>
-              <w:instrText xml:space="preserve"> PAGEREF _Toc238517574 \h </w:instrText>
+              <w:instrText xml:space="preserve"> PAGEREF _Toc238525324 \h </w:instrText>
             </w:r>
             <w:r>
               <w:rPr>
@@ -4660,7 +4660,7 @@
                 <w:noProof/>
                 <w:webHidden/>
               </w:rPr>
-              <w:t>61</w:t>
+              <w:t>60</w:t>
             </w:r>
             <w:r>
               <w:rPr>
@@ -4686,7 +4686,7 @@
               <w14:ligatures w14:val="standardContextual"/>
             </w:rPr>
           </w:pPr>
-          <w:hyperlink w:anchor="_Toc238517575" w:history="1">
+          <w:hyperlink w:anchor="_Toc238525325" w:history="1">
             <w:r>
               <w:rPr>
                 <w:rStyle w:val="Hyperlink"/>
@@ -4713,7 +4713,7 @@
                 <w:noProof/>
                 <w:webHidden/>
               </w:rPr>
-              <w:instrText xml:space="preserve"> PAGEREF _Toc238517575 \h </w:instrText>
+              <w:instrText xml:space="preserve"> PAGEREF _Toc238525325 \h </w:instrText>
             </w:r>
             <w:r>
               <w:rPr>
@@ -4733,7 +4733,7 @@
                 <w:noProof/>
                 <w:webHidden/>
               </w:rPr>
-              <w:t>62</w:t>
+              <w:t>61</w:t>
             </w:r>
             <w:r>
               <w:rPr>
@@ -4759,7 +4759,7 @@
               <w14:ligatures w14:val="standardContextual"/>
             </w:rPr>
           </w:pPr>
-          <w:hyperlink w:anchor="_Toc238517576" w:history="1">
+          <w:hyperlink w:anchor="_Toc238525326" w:history="1">
             <w:r>
               <w:rPr>
                 <w:rStyle w:val="Hyperlink"/>
@@ -4786,7 +4786,7 @@
                 <w:noProof/>
                 <w:webHidden/>
               </w:rPr>
-              <w:instrText xml:space="preserve"> PAGEREF _Toc238517576 \h </w:instrText>
+              <w:instrText xml:space="preserve"> PAGEREF _Toc238525326 \h </w:instrText>
             </w:r>
             <w:r>
               <w:rPr>
@@ -4806,7 +4806,7 @@
                 <w:noProof/>
                 <w:webHidden/>
               </w:rPr>
-              <w:t>63</w:t>
+              <w:t>62</w:t>
             </w:r>
             <w:r>
               <w:rPr>
@@ -4832,7 +4832,7 @@
               <w14:ligatures w14:val="standardContextual"/>
             </w:rPr>
           </w:pPr>
-          <w:hyperlink w:anchor="_Toc238517577" w:history="1">
+          <w:hyperlink w:anchor="_Toc238525327" w:history="1">
             <w:r>
               <w:rPr>
                 <w:rStyle w:val="Hyperlink"/>
@@ -4859,7 +4859,7 @@
                 <w:noProof/>
                 <w:webHidden/>
               </w:rPr>
-              <w:instrText xml:space="preserve"> PAGEREF _Toc238517577 \h </w:instrText>
+              <w:instrText xml:space="preserve"> PAGEREF _Toc238525327 \h </w:instrText>
             </w:r>
             <w:r>
               <w:rPr>
@@ -4879,7 +4879,7 @@
                 <w:noProof/>
                 <w:webHidden/>
               </w:rPr>
-              <w:t>65</w:t>
+              <w:t>64</w:t>
             </w:r>
             <w:r>
               <w:rPr>
@@ -4905,7 +4905,7 @@
               <w14:ligatures w14:val="standardContextual"/>
             </w:rPr>
           </w:pPr>
-          <w:hyperlink w:anchor="_Toc238517578" w:history="1">
+          <w:hyperlink w:anchor="_Toc238525328" w:history="1">
             <w:r>
               <w:rPr>
                 <w:rStyle w:val="Hyperlink"/>
@@ -4932,7 +4932,7 @@
                 <w:noProof/>
                 <w:webHidden/>
               </w:rPr>
-              <w:instrText xml:space="preserve"> PAGEREF _Toc238517578 \h </w:instrText>
+              <w:instrText xml:space="preserve"> PAGEREF _Toc238525328 \h </w:instrText>
             </w:r>
             <w:r>
               <w:rPr>
@@ -4952,7 +4952,7 @@
                 <w:noProof/>
                 <w:webHidden/>
               </w:rPr>
-              <w:t>65</w:t>
+              <w:t>64</w:t>
             </w:r>
             <w:r>
               <w:rPr>
@@ -4978,7 +4978,7 @@
               <w14:ligatures w14:val="standardContextual"/>
             </w:rPr>
           </w:pPr>
-          <w:hyperlink w:anchor="_Toc238517579" w:history="1">
+          <w:hyperlink w:anchor="_Toc238525329" w:history="1">
             <w:r>
               <w:rPr>
                 <w:rStyle w:val="Hyperlink"/>
@@ -5005,7 +5005,7 @@
                 <w:noProof/>
                 <w:webHidden/>
               </w:rPr>
-              <w:instrText xml:space="preserve"> PAGEREF _Toc238517579 \h </w:instrText>
+              <w:instrText xml:space="preserve"> PAGEREF _Toc238525329 \h </w:instrText>
             </w:r>
             <w:r>
               <w:rPr>
@@ -5025,7 +5025,7 @@
                 <w:noProof/>
                 <w:webHidden/>
               </w:rPr>
-              <w:t>65</w:t>
+              <w:t>64</w:t>
             </w:r>
             <w:r>
               <w:rPr>
@@ -5051,7 +5051,7 @@
               <w14:ligatures w14:val="standardContextual"/>
             </w:rPr>
           </w:pPr>
-          <w:hyperlink w:anchor="_Toc238517580" w:history="1">
+          <w:hyperlink w:anchor="_Toc238525330" w:history="1">
             <w:r>
               <w:rPr>
                 <w:rStyle w:val="Hyperlink"/>
@@ -5078,7 +5078,7 @@
                 <w:noProof/>
                 <w:webHidden/>
               </w:rPr>
-              <w:instrText xml:space="preserve"> PAGEREF _Toc238517580 \h </w:instrText>
+              <w:instrText xml:space="preserve"> PAGEREF _Toc238525330 \h </w:instrText>
             </w:r>
             <w:r>
               <w:rPr>
@@ -5098,7 +5098,7 @@
                 <w:noProof/>
                 <w:webHidden/>
               </w:rPr>
-              <w:t>66</w:t>
+              <w:t>65</w:t>
             </w:r>
             <w:r>
               <w:rPr>
@@ -5124,7 +5124,7 @@
               <w14:ligatures w14:val="standardContextual"/>
             </w:rPr>
           </w:pPr>
-          <w:hyperlink w:anchor="_Toc238517581" w:history="1">
+          <w:hyperlink w:anchor="_Toc238525331" w:history="1">
             <w:r>
               <w:rPr>
                 <w:rStyle w:val="Hyperlink"/>
@@ -5151,7 +5151,7 @@
                 <w:noProof/>
                 <w:webHidden/>
               </w:rPr>
-              <w:instrText xml:space="preserve"> PAGEREF _Toc238517581 \h </w:instrText>
+              <w:instrText xml:space="preserve"> PAGEREF _Toc238525331 \h </w:instrText>
             </w:r>
             <w:r>
               <w:rPr>
@@ -5171,7 +5171,7 @@
                 <w:noProof/>
                 <w:webHidden/>
               </w:rPr>
-              <w:t>66</w:t>
+              <w:t>65</w:t>
             </w:r>
             <w:r>
               <w:rPr>
@@ -5197,7 +5197,7 @@
               <w14:ligatures w14:val="standardContextual"/>
             </w:rPr>
           </w:pPr>
-          <w:hyperlink w:anchor="_Toc238517582" w:history="1">
+          <w:hyperlink w:anchor="_Toc238525332" w:history="1">
             <w:r>
               <w:rPr>
                 <w:rStyle w:val="Hyperlink"/>
@@ -5224,7 +5224,7 @@
                 <w:noProof/>
                 <w:webHidden/>
               </w:rPr>
-              <w:instrText xml:space="preserve"> PAGEREF _Toc238517582 \h </w:instrText>
+              <w:instrText xml:space="preserve"> PAGEREF _Toc238525332 \h </w:instrText>
             </w:r>
             <w:r>
               <w:rPr>
@@ -5244,7 +5244,7 @@
                 <w:noProof/>
                 <w:webHidden/>
               </w:rPr>
-              <w:t>67</w:t>
+              <w:t>66</w:t>
             </w:r>
             <w:r>
               <w:rPr>
@@ -5270,7 +5270,7 @@
               <w14:ligatures w14:val="standardContextual"/>
             </w:rPr>
           </w:pPr>
-          <w:hyperlink w:anchor="_Toc238517583" w:history="1">
+          <w:hyperlink w:anchor="_Toc238525333" w:history="1">
             <w:r>
               <w:rPr>
                 <w:rStyle w:val="Hyperlink"/>
@@ -5297,7 +5297,7 @@
                 <w:noProof/>
                 <w:webHidden/>
               </w:rPr>
-              <w:instrText xml:space="preserve"> PAGEREF _Toc238517583 \h </w:instrText>
+              <w:instrText xml:space="preserve"> PAGEREF _Toc238525333 \h </w:instrText>
             </w:r>
             <w:r>
               <w:rPr>
@@ -5317,7 +5317,7 @@
                 <w:noProof/>
                 <w:webHidden/>
               </w:rPr>
-              <w:t>68</w:t>
+              <w:t>67</w:t>
             </w:r>
             <w:r>
               <w:rPr>
@@ -5343,7 +5343,7 @@
               <w14:ligatures w14:val="standardContextual"/>
             </w:rPr>
           </w:pPr>
-          <w:hyperlink w:anchor="_Toc238517584" w:history="1">
+          <w:hyperlink w:anchor="_Toc238525334" w:history="1">
             <w:r>
               <w:rPr>
                 <w:rStyle w:val="Hyperlink"/>
@@ -5370,7 +5370,7 @@
                 <w:noProof/>
                 <w:webHidden/>
               </w:rPr>
-              <w:instrText xml:space="preserve"> PAGEREF _Toc238517584 \h </w:instrText>
+              <w:instrText xml:space="preserve"> PAGEREF _Toc238525334 \h </w:instrText>
             </w:r>
             <w:r>
               <w:rPr>
@@ -5390,7 +5390,7 @@
                 <w:noProof/>
                 <w:webHidden/>
               </w:rPr>
-              <w:t>71</w:t>
+              <w:t>70</w:t>
             </w:r>
             <w:r>
               <w:rPr>
@@ -5416,7 +5416,7 @@
               <w14:ligatures w14:val="standardContextual"/>
             </w:rPr>
           </w:pPr>
-          <w:hyperlink w:anchor="_Toc238517585" w:history="1">
+          <w:hyperlink w:anchor="_Toc238525335" w:history="1">
             <w:r>
               <w:rPr>
                 <w:rStyle w:val="Hyperlink"/>
@@ -5443,7 +5443,7 @@
                 <w:noProof/>
                 <w:webHidden/>
               </w:rPr>
-              <w:instrText xml:space="preserve"> PAGEREF _Toc238517585 \h </w:instrText>
+              <w:instrText xml:space="preserve"> PAGEREF _Toc238525335 \h </w:instrText>
             </w:r>
             <w:r>
               <w:rPr>
@@ -5463,7 +5463,7 @@
                 <w:noProof/>
                 <w:webHidden/>
               </w:rPr>
-              <w:t>71</w:t>
+              <w:t>70</w:t>
             </w:r>
             <w:r>
               <w:rPr>
@@ -5489,7 +5489,7 @@
               <w14:ligatures w14:val="standardContextual"/>
             </w:rPr>
           </w:pPr>
-          <w:hyperlink w:anchor="_Toc238517586" w:history="1">
+          <w:hyperlink w:anchor="_Toc238525336" w:history="1">
             <w:r>
               <w:rPr>
                 <w:rStyle w:val="Hyperlink"/>
@@ -5516,7 +5516,7 @@
                 <w:noProof/>
                 <w:webHidden/>
               </w:rPr>
-              <w:instrText xml:space="preserve"> PAGEREF _Toc238517586 \h </w:instrText>
+              <w:instrText xml:space="preserve"> PAGEREF _Toc238525336 \h </w:instrText>
             </w:r>
             <w:r>
               <w:rPr>
@@ -5536,7 +5536,7 @@
                 <w:noProof/>
                 <w:webHidden/>
               </w:rPr>
-              <w:t>72</w:t>
+              <w:t>71</w:t>
             </w:r>
             <w:r>
               <w:rPr>
@@ -5562,7 +5562,7 @@
               <w14:ligatures w14:val="standardContextual"/>
             </w:rPr>
           </w:pPr>
-          <w:hyperlink w:anchor="_Toc238517587" w:history="1">
+          <w:hyperlink w:anchor="_Toc238525337" w:history="1">
             <w:r>
               <w:rPr>
                 <w:rStyle w:val="Hyperlink"/>
@@ -5589,7 +5589,7 @@
                 <w:noProof/>
                 <w:webHidden/>
               </w:rPr>
-              <w:instrText xml:space="preserve"> PAGEREF _Toc238517587 \h </w:instrText>
+              <w:instrText xml:space="preserve"> PAGEREF _Toc238525337 \h </w:instrText>
             </w:r>
             <w:r>
               <w:rPr>
@@ -5609,7 +5609,7 @@
                 <w:noProof/>
                 <w:webHidden/>
               </w:rPr>
-              <w:t>74</w:t>
+              <w:t>73</w:t>
             </w:r>
             <w:r>
               <w:rPr>
@@ -5635,7 +5635,7 @@
               <w14:ligatures w14:val="standardContextual"/>
             </w:rPr>
           </w:pPr>
-          <w:hyperlink w:anchor="_Toc238517588" w:history="1">
+          <w:hyperlink w:anchor="_Toc238525338" w:history="1">
             <w:r>
               <w:rPr>
                 <w:rStyle w:val="Hyperlink"/>
@@ -5662,7 +5662,7 @@
                 <w:noProof/>
                 <w:webHidden/>
               </w:rPr>
-              <w:instrText xml:space="preserve"> PAGEREF _Toc238517588 \h </w:instrText>
+              <w:instrText xml:space="preserve"> PAGEREF _Toc238525338 \h </w:instrText>
             </w:r>
             <w:r>
               <w:rPr>
@@ -5682,7 +5682,7 @@
                 <w:noProof/>
                 <w:webHidden/>
               </w:rPr>
-              <w:t>77</w:t>
+              <w:t>76</w:t>
             </w:r>
             <w:r>
               <w:rPr>
@@ -5708,7 +5708,7 @@
               <w14:ligatures w14:val="standardContextual"/>
             </w:rPr>
           </w:pPr>
-          <w:hyperlink w:anchor="_Toc238517589" w:history="1">
+          <w:hyperlink w:anchor="_Toc238525339" w:history="1">
             <w:r>
               <w:rPr>
                 <w:rStyle w:val="Hyperlink"/>
@@ -5735,7 +5735,7 @@
                 <w:noProof/>
                 <w:webHidden/>
               </w:rPr>
-              <w:instrText xml:space="preserve"> PAGEREF _Toc238517589 \h </w:instrText>
+              <w:instrText xml:space="preserve"> PAGEREF _Toc238525339 \h </w:instrText>
             </w:r>
             <w:r>
               <w:rPr>
@@ -5755,7 +5755,7 @@
                 <w:noProof/>
                 <w:webHidden/>
               </w:rPr>
-              <w:t>78</w:t>
+              <w:t>77</w:t>
             </w:r>
             <w:r>
               <w:rPr>
@@ -5781,7 +5781,7 @@
               <w14:ligatures w14:val="standardContextual"/>
             </w:rPr>
           </w:pPr>
-          <w:hyperlink w:anchor="_Toc238517590" w:history="1">
+          <w:hyperlink w:anchor="_Toc238525340" w:history="1">
             <w:r>
               <w:rPr>
                 <w:rStyle w:val="Hyperlink"/>
@@ -5808,7 +5808,7 @@
                 <w:noProof/>
                 <w:webHidden/>
               </w:rPr>
-              <w:instrText xml:space="preserve"> PAGEREF _Toc238517590 \h </w:instrText>
+              <w:instrText xml:space="preserve"> PAGEREF _Toc238525340 \h </w:instrText>
             </w:r>
             <w:r>
               <w:rPr>
@@ -5828,7 +5828,7 @@
                 <w:noProof/>
                 <w:webHidden/>
               </w:rPr>
-              <w:t>81</w:t>
+              <w:t>80</w:t>
             </w:r>
             <w:r>
               <w:rPr>
@@ -5854,7 +5854,7 @@
               <w14:ligatures w14:val="standardContextual"/>
             </w:rPr>
           </w:pPr>
-          <w:hyperlink w:anchor="_Toc238517591" w:history="1">
+          <w:hyperlink w:anchor="_Toc238525341" w:history="1">
             <w:r>
               <w:rPr>
                 <w:rStyle w:val="Hyperlink"/>
@@ -5881,7 +5881,7 @@
                 <w:noProof/>
                 <w:webHidden/>
               </w:rPr>
-              <w:instrText xml:space="preserve"> PAGEREF _Toc238517591 \h </w:instrText>
+              <w:instrText xml:space="preserve"> PAGEREF _Toc238525341 \h </w:instrText>
             </w:r>
             <w:r>
               <w:rPr>
@@ -5901,7 +5901,7 @@
                 <w:noProof/>
                 <w:webHidden/>
               </w:rPr>
-              <w:t>83</w:t>
+              <w:t>82</w:t>
             </w:r>
             <w:r>
               <w:rPr>
@@ -5927,7 +5927,7 @@
               <w14:ligatures w14:val="standardContextual"/>
             </w:rPr>
           </w:pPr>
-          <w:hyperlink w:anchor="_Toc238517592" w:history="1">
+          <w:hyperlink w:anchor="_Toc238525342" w:history="1">
             <w:r>
               <w:rPr>
                 <w:rStyle w:val="Hyperlink"/>
@@ -5954,7 +5954,7 @@
                 <w:noProof/>
                 <w:webHidden/>
               </w:rPr>
-              <w:instrText xml:space="preserve"> PAGEREF _Toc238517592 \h </w:instrText>
+              <w:instrText xml:space="preserve"> PAGEREF _Toc238525342 \h </w:instrText>
             </w:r>
             <w:r>
               <w:rPr>
@@ -5974,7 +5974,7 @@
                 <w:noProof/>
                 <w:webHidden/>
               </w:rPr>
-              <w:t>86</w:t>
+              <w:t>85</w:t>
             </w:r>
             <w:r>
               <w:rPr>
@@ -6000,7 +6000,7 @@
               <w14:ligatures w14:val="standardContextual"/>
             </w:rPr>
           </w:pPr>
-          <w:hyperlink w:anchor="_Toc238517593" w:history="1">
+          <w:hyperlink w:anchor="_Toc238525343" w:history="1">
             <w:r>
               <w:rPr>
                 <w:rStyle w:val="Hyperlink"/>
@@ -6027,7 +6027,7 @@
                 <w:noProof/>
                 <w:webHidden/>
               </w:rPr>
-              <w:instrText xml:space="preserve"> PAGEREF _Toc238517593 \h </w:instrText>
+              <w:instrText xml:space="preserve"> PAGEREF _Toc238525343 \h </w:instrText>
             </w:r>
             <w:r>
               <w:rPr>
@@ -6047,7 +6047,7 @@
                 <w:noProof/>
                 <w:webHidden/>
               </w:rPr>
-              <w:t>89</w:t>
+              <w:t>88</w:t>
             </w:r>
             <w:r>
               <w:rPr>
@@ -6073,7 +6073,7 @@
               <w14:ligatures w14:val="standardContextual"/>
             </w:rPr>
           </w:pPr>
-          <w:hyperlink w:anchor="_Toc238517594" w:history="1">
+          <w:hyperlink w:anchor="_Toc238525344" w:history="1">
             <w:r>
               <w:rPr>
                 <w:rStyle w:val="Hyperlink"/>
@@ -6100,7 +6100,7 @@
                 <w:noProof/>
                 <w:webHidden/>
               </w:rPr>
-              <w:instrText xml:space="preserve"> PAGEREF _Toc238517594 \h </w:instrText>
+              <w:instrText xml:space="preserve"> PAGEREF _Toc238525344 \h </w:instrText>
             </w:r>
             <w:r>
               <w:rPr>
@@ -6120,7 +6120,7 @@
                 <w:noProof/>
                 <w:webHidden/>
               </w:rPr>
-              <w:t>89</w:t>
+              <w:t>88</w:t>
             </w:r>
             <w:r>
               <w:rPr>
@@ -6146,7 +6146,7 @@
               <w14:ligatures w14:val="standardContextual"/>
             </w:rPr>
           </w:pPr>
-          <w:hyperlink w:anchor="_Toc238517595" w:history="1">
+          <w:hyperlink w:anchor="_Toc238525345" w:history="1">
             <w:r>
               <w:rPr>
                 <w:rStyle w:val="Hyperlink"/>
@@ -6173,7 +6173,7 @@
                 <w:noProof/>
                 <w:webHidden/>
               </w:rPr>
-              <w:instrText xml:space="preserve"> PAGEREF _Toc238517595 \h </w:instrText>
+              <w:instrText xml:space="preserve"> PAGEREF _Toc238525345 \h </w:instrText>
             </w:r>
             <w:r>
               <w:rPr>
@@ -6193,7 +6193,7 @@
                 <w:noProof/>
                 <w:webHidden/>
               </w:rPr>
-              <w:t>90</w:t>
+              <w:t>89</w:t>
             </w:r>
             <w:r>
               <w:rPr>
@@ -6219,13 +6219,13 @@
               <w14:ligatures w14:val="standardContextual"/>
             </w:rPr>
           </w:pPr>
-          <w:hyperlink w:anchor="_Toc238517596" w:history="1">
+          <w:hyperlink w:anchor="_Toc238525346" w:history="1">
             <w:r>
               <w:rPr>
                 <w:rStyle w:val="Hyperlink"/>
                 <w:noProof/>
               </w:rPr>
-              <w:t>15. Резултати и закључак</w:t>
+              <w:t>15. Закључак</w:t>
             </w:r>
             <w:r>
               <w:rPr>
@@ -6246,7 +6246,7 @@
                 <w:noProof/>
                 <w:webHidden/>
               </w:rPr>
-              <w:instrText xml:space="preserve"> PAGEREF _Toc238517596 \h </w:instrText>
+              <w:instrText xml:space="preserve"> PAGEREF _Toc238525346 \h </w:instrText>
             </w:r>
             <w:r>
               <w:rPr>
@@ -6266,664 +6266,7 @@
                 <w:noProof/>
                 <w:webHidden/>
               </w:rPr>
-              <w:t>91</w:t>
-            </w:r>
-            <w:r>
-              <w:rPr>
-                <w:noProof/>
-                <w:webHidden/>
-              </w:rPr>
-              <w:fldChar w:fldCharType="end"/>
-            </w:r>
-          </w:hyperlink>
-        </w:p>
-        <w:p>
-          <w:pPr>
-            <w:pStyle w:val="TOC2"/>
-            <w:tabs>
-              <w:tab w:val="right" w:leader="dot" w:pos="9061"/>
-            </w:tabs>
-            <w:rPr>
-              <w:rFonts w:asciiTheme="minorHAnsi" w:eastAsiaTheme="minorEastAsia" w:hAnsiTheme="minorHAnsi"/>
-              <w:noProof/>
-              <w:kern w:val="2"/>
-              <w:szCs w:val="24"/>
-              <w:lang w:val="en-US"/>
-              <w14:ligatures w14:val="standardContextual"/>
-            </w:rPr>
-          </w:pPr>
-          <w:hyperlink w:anchor="_Toc238517597" w:history="1">
-            <w:r>
-              <w:rPr>
-                <w:rStyle w:val="Hyperlink"/>
-                <w:noProof/>
-              </w:rPr>
-              <w:t>13.2 ИП1: шта је добијено, шта изгубљено и шта се могло измерити</w:t>
-            </w:r>
-            <w:r>
-              <w:rPr>
-                <w:noProof/>
-                <w:webHidden/>
-              </w:rPr>
-              <w:tab/>
-            </w:r>
-            <w:r>
-              <w:rPr>
-                <w:noProof/>
-                <w:webHidden/>
-              </w:rPr>
-              <w:fldChar w:fldCharType="begin"/>
-            </w:r>
-            <w:r>
-              <w:rPr>
-                <w:noProof/>
-                <w:webHidden/>
-              </w:rPr>
-              <w:instrText xml:space="preserve"> PAGEREF _Toc238517597 \h </w:instrText>
-            </w:r>
-            <w:r>
-              <w:rPr>
-                <w:noProof/>
-                <w:webHidden/>
-              </w:rPr>
-            </w:r>
-            <w:r>
-              <w:rPr>
-                <w:noProof/>
-                <w:webHidden/>
-              </w:rPr>
-              <w:fldChar w:fldCharType="separate"/>
-            </w:r>
-            <w:r>
-              <w:rPr>
-                <w:noProof/>
-                <w:webHidden/>
-              </w:rPr>
-              <w:t>91</w:t>
-            </w:r>
-            <w:r>
-              <w:rPr>
-                <w:noProof/>
-                <w:webHidden/>
-              </w:rPr>
-              <w:fldChar w:fldCharType="end"/>
-            </w:r>
-          </w:hyperlink>
-        </w:p>
-        <w:p>
-          <w:pPr>
-            <w:pStyle w:val="TOC2"/>
-            <w:tabs>
-              <w:tab w:val="right" w:leader="dot" w:pos="9061"/>
-            </w:tabs>
-            <w:rPr>
-              <w:rFonts w:asciiTheme="minorHAnsi" w:eastAsiaTheme="minorEastAsia" w:hAnsiTheme="minorHAnsi"/>
-              <w:noProof/>
-              <w:kern w:val="2"/>
-              <w:szCs w:val="24"/>
-              <w:lang w:val="en-US"/>
-              <w14:ligatures w14:val="standardContextual"/>
-            </w:rPr>
-          </w:pPr>
-          <w:hyperlink w:anchor="_Toc238517598" w:history="1">
-            <w:r>
-              <w:rPr>
-                <w:rStyle w:val="Hyperlink"/>
-                <w:noProof/>
-              </w:rPr>
-              <w:t>13.3 ИП2: конзистентност интерфејса међу оквирима и њена цена</w:t>
-            </w:r>
-            <w:r>
-              <w:rPr>
-                <w:noProof/>
-                <w:webHidden/>
-              </w:rPr>
-              <w:tab/>
-            </w:r>
-            <w:r>
-              <w:rPr>
-                <w:noProof/>
-                <w:webHidden/>
-              </w:rPr>
-              <w:fldChar w:fldCharType="begin"/>
-            </w:r>
-            <w:r>
-              <w:rPr>
-                <w:noProof/>
-                <w:webHidden/>
-              </w:rPr>
-              <w:instrText xml:space="preserve"> PAGEREF _Toc238517598 \h </w:instrText>
-            </w:r>
-            <w:r>
-              <w:rPr>
-                <w:noProof/>
-                <w:webHidden/>
-              </w:rPr>
-            </w:r>
-            <w:r>
-              <w:rPr>
-                <w:noProof/>
-                <w:webHidden/>
-              </w:rPr>
-              <w:fldChar w:fldCharType="separate"/>
-            </w:r>
-            <w:r>
-              <w:rPr>
-                <w:noProof/>
-                <w:webHidden/>
-              </w:rPr>
-              <w:t>94</w:t>
-            </w:r>
-            <w:r>
-              <w:rPr>
-                <w:noProof/>
-                <w:webHidden/>
-              </w:rPr>
-              <w:fldChar w:fldCharType="end"/>
-            </w:r>
-          </w:hyperlink>
-        </w:p>
-        <w:p>
-          <w:pPr>
-            <w:pStyle w:val="TOC2"/>
-            <w:tabs>
-              <w:tab w:val="right" w:leader="dot" w:pos="9061"/>
-            </w:tabs>
-            <w:rPr>
-              <w:rFonts w:asciiTheme="minorHAnsi" w:eastAsiaTheme="minorEastAsia" w:hAnsiTheme="minorHAnsi"/>
-              <w:noProof/>
-              <w:kern w:val="2"/>
-              <w:szCs w:val="24"/>
-              <w:lang w:val="en-US"/>
-              <w14:ligatures w14:val="standardContextual"/>
-            </w:rPr>
-          </w:pPr>
-          <w:hyperlink w:anchor="_Toc238517599" w:history="1">
-            <w:r>
-              <w:rPr>
-                <w:rStyle w:val="Hyperlink"/>
-                <w:noProof/>
-              </w:rPr>
-              <w:t>13.4 ИП3: довољан скуп механизама управљања</w:t>
-            </w:r>
-            <w:r>
-              <w:rPr>
-                <w:noProof/>
-                <w:webHidden/>
-              </w:rPr>
-              <w:tab/>
-            </w:r>
-            <w:r>
-              <w:rPr>
-                <w:noProof/>
-                <w:webHidden/>
-              </w:rPr>
-              <w:fldChar w:fldCharType="begin"/>
-            </w:r>
-            <w:r>
-              <w:rPr>
-                <w:noProof/>
-                <w:webHidden/>
-              </w:rPr>
-              <w:instrText xml:space="preserve"> PAGEREF _Toc238517599 \h </w:instrText>
-            </w:r>
-            <w:r>
-              <w:rPr>
-                <w:noProof/>
-                <w:webHidden/>
-              </w:rPr>
-            </w:r>
-            <w:r>
-              <w:rPr>
-                <w:noProof/>
-                <w:webHidden/>
-              </w:rPr>
-              <w:fldChar w:fldCharType="separate"/>
-            </w:r>
-            <w:r>
-              <w:rPr>
-                <w:noProof/>
-                <w:webHidden/>
-              </w:rPr>
-              <w:t>96</w:t>
-            </w:r>
-            <w:r>
-              <w:rPr>
-                <w:noProof/>
-                <w:webHidden/>
-              </w:rPr>
-              <w:fldChar w:fldCharType="end"/>
-            </w:r>
-          </w:hyperlink>
-        </w:p>
-        <w:p>
-          <w:pPr>
-            <w:pStyle w:val="TOC2"/>
-            <w:tabs>
-              <w:tab w:val="right" w:leader="dot" w:pos="9061"/>
-            </w:tabs>
-            <w:rPr>
-              <w:rFonts w:asciiTheme="minorHAnsi" w:eastAsiaTheme="minorEastAsia" w:hAnsiTheme="minorHAnsi"/>
-              <w:noProof/>
-              <w:kern w:val="2"/>
-              <w:szCs w:val="24"/>
-              <w:lang w:val="en-US"/>
-              <w14:ligatures w14:val="standardContextual"/>
-            </w:rPr>
-          </w:pPr>
-          <w:hyperlink w:anchor="_Toc238517600" w:history="1">
-            <w:r>
-              <w:rPr>
-                <w:rStyle w:val="Hyperlink"/>
-                <w:noProof/>
-              </w:rPr>
-              <w:t>13.5 ИП4: комуникација без чврсте повезаности</w:t>
-            </w:r>
-            <w:r>
-              <w:rPr>
-                <w:noProof/>
-                <w:webHidden/>
-              </w:rPr>
-              <w:tab/>
-            </w:r>
-            <w:r>
-              <w:rPr>
-                <w:noProof/>
-                <w:webHidden/>
-              </w:rPr>
-              <w:fldChar w:fldCharType="begin"/>
-            </w:r>
-            <w:r>
-              <w:rPr>
-                <w:noProof/>
-                <w:webHidden/>
-              </w:rPr>
-              <w:instrText xml:space="preserve"> PAGEREF _Toc238517600 \h </w:instrText>
-            </w:r>
-            <w:r>
-              <w:rPr>
-                <w:noProof/>
-                <w:webHidden/>
-              </w:rPr>
-            </w:r>
-            <w:r>
-              <w:rPr>
-                <w:noProof/>
-                <w:webHidden/>
-              </w:rPr>
-              <w:fldChar w:fldCharType="separate"/>
-            </w:r>
-            <w:r>
-              <w:rPr>
-                <w:noProof/>
-                <w:webHidden/>
-              </w:rPr>
-              <w:t>99</w:t>
-            </w:r>
-            <w:r>
-              <w:rPr>
-                <w:noProof/>
-                <w:webHidden/>
-              </w:rPr>
-              <w:fldChar w:fldCharType="end"/>
-            </w:r>
-          </w:hyperlink>
-        </w:p>
-        <w:p>
-          <w:pPr>
-            <w:pStyle w:val="TOC2"/>
-            <w:tabs>
-              <w:tab w:val="right" w:leader="dot" w:pos="9061"/>
-            </w:tabs>
-            <w:rPr>
-              <w:rFonts w:asciiTheme="minorHAnsi" w:eastAsiaTheme="minorEastAsia" w:hAnsiTheme="minorHAnsi"/>
-              <w:noProof/>
-              <w:kern w:val="2"/>
-              <w:szCs w:val="24"/>
-              <w:lang w:val="en-US"/>
-              <w14:ligatures w14:val="standardContextual"/>
-            </w:rPr>
-          </w:pPr>
-          <w:hyperlink w:anchor="_Toc238517601" w:history="1">
-            <w:r>
-              <w:rPr>
-                <w:rStyle w:val="Hyperlink"/>
-                <w:noProof/>
-              </w:rPr>
-              <w:t>13.6 ИП5: безбедносне границе и ко их спроводи</w:t>
-            </w:r>
-            <w:r>
-              <w:rPr>
-                <w:noProof/>
-                <w:webHidden/>
-              </w:rPr>
-              <w:tab/>
-            </w:r>
-            <w:r>
-              <w:rPr>
-                <w:noProof/>
-                <w:webHidden/>
-              </w:rPr>
-              <w:fldChar w:fldCharType="begin"/>
-            </w:r>
-            <w:r>
-              <w:rPr>
-                <w:noProof/>
-                <w:webHidden/>
-              </w:rPr>
-              <w:instrText xml:space="preserve"> PAGEREF _Toc238517601 \h </w:instrText>
-            </w:r>
-            <w:r>
-              <w:rPr>
-                <w:noProof/>
-                <w:webHidden/>
-              </w:rPr>
-            </w:r>
-            <w:r>
-              <w:rPr>
-                <w:noProof/>
-                <w:webHidden/>
-              </w:rPr>
-              <w:fldChar w:fldCharType="separate"/>
-            </w:r>
-            <w:r>
-              <w:rPr>
-                <w:noProof/>
-                <w:webHidden/>
-              </w:rPr>
-              <w:t>102</w:t>
-            </w:r>
-            <w:r>
-              <w:rPr>
-                <w:noProof/>
-                <w:webHidden/>
-              </w:rPr>
-              <w:fldChar w:fldCharType="end"/>
-            </w:r>
-          </w:hyperlink>
-        </w:p>
-        <w:p>
-          <w:pPr>
-            <w:pStyle w:val="TOC2"/>
-            <w:tabs>
-              <w:tab w:val="right" w:leader="dot" w:pos="9061"/>
-            </w:tabs>
-            <w:rPr>
-              <w:rFonts w:asciiTheme="minorHAnsi" w:eastAsiaTheme="minorEastAsia" w:hAnsiTheme="minorHAnsi"/>
-              <w:noProof/>
-              <w:kern w:val="2"/>
-              <w:szCs w:val="24"/>
-              <w:lang w:val="en-US"/>
-              <w14:ligatures w14:val="standardContextual"/>
-            </w:rPr>
-          </w:pPr>
-          <w:hyperlink w:anchor="_Toc238517602" w:history="1">
-            <w:r>
-              <w:rPr>
-                <w:rStyle w:val="Hyperlink"/>
-                <w:noProof/>
-              </w:rPr>
-              <w:t>13.7 Доприноси</w:t>
-            </w:r>
-            <w:r>
-              <w:rPr>
-                <w:noProof/>
-                <w:webHidden/>
-              </w:rPr>
-              <w:tab/>
-            </w:r>
-            <w:r>
-              <w:rPr>
-                <w:noProof/>
-                <w:webHidden/>
-              </w:rPr>
-              <w:fldChar w:fldCharType="begin"/>
-            </w:r>
-            <w:r>
-              <w:rPr>
-                <w:noProof/>
-                <w:webHidden/>
-              </w:rPr>
-              <w:instrText xml:space="preserve"> PAGEREF _Toc238517602 \h </w:instrText>
-            </w:r>
-            <w:r>
-              <w:rPr>
-                <w:noProof/>
-                <w:webHidden/>
-              </w:rPr>
-            </w:r>
-            <w:r>
-              <w:rPr>
-                <w:noProof/>
-                <w:webHidden/>
-              </w:rPr>
-              <w:fldChar w:fldCharType="separate"/>
-            </w:r>
-            <w:r>
-              <w:rPr>
-                <w:noProof/>
-                <w:webHidden/>
-              </w:rPr>
-              <w:t>105</w:t>
-            </w:r>
-            <w:r>
-              <w:rPr>
-                <w:noProof/>
-                <w:webHidden/>
-              </w:rPr>
-              <w:fldChar w:fldCharType="end"/>
-            </w:r>
-          </w:hyperlink>
-        </w:p>
-        <w:p>
-          <w:pPr>
-            <w:pStyle w:val="TOC2"/>
-            <w:tabs>
-              <w:tab w:val="right" w:leader="dot" w:pos="9061"/>
-            </w:tabs>
-            <w:rPr>
-              <w:rFonts w:asciiTheme="minorHAnsi" w:eastAsiaTheme="minorEastAsia" w:hAnsiTheme="minorHAnsi"/>
-              <w:noProof/>
-              <w:kern w:val="2"/>
-              <w:szCs w:val="24"/>
-              <w:lang w:val="en-US"/>
-              <w14:ligatures w14:val="standardContextual"/>
-            </w:rPr>
-          </w:pPr>
-          <w:hyperlink w:anchor="_Toc238517603" w:history="1">
-            <w:r>
-              <w:rPr>
-                <w:rStyle w:val="Hyperlink"/>
-                <w:noProof/>
-              </w:rPr>
-              <w:t>13.8 Ограничења вредновања</w:t>
-            </w:r>
-            <w:r>
-              <w:rPr>
-                <w:noProof/>
-                <w:webHidden/>
-              </w:rPr>
-              <w:tab/>
-            </w:r>
-            <w:r>
-              <w:rPr>
-                <w:noProof/>
-                <w:webHidden/>
-              </w:rPr>
-              <w:fldChar w:fldCharType="begin"/>
-            </w:r>
-            <w:r>
-              <w:rPr>
-                <w:noProof/>
-                <w:webHidden/>
-              </w:rPr>
-              <w:instrText xml:space="preserve"> PAGEREF _Toc238517603 \h </w:instrText>
-            </w:r>
-            <w:r>
-              <w:rPr>
-                <w:noProof/>
-                <w:webHidden/>
-              </w:rPr>
-            </w:r>
-            <w:r>
-              <w:rPr>
-                <w:noProof/>
-                <w:webHidden/>
-              </w:rPr>
-              <w:fldChar w:fldCharType="separate"/>
-            </w:r>
-            <w:r>
-              <w:rPr>
-                <w:noProof/>
-                <w:webHidden/>
-              </w:rPr>
-              <w:t>108</w:t>
-            </w:r>
-            <w:r>
-              <w:rPr>
-                <w:noProof/>
-                <w:webHidden/>
-              </w:rPr>
-              <w:fldChar w:fldCharType="end"/>
-            </w:r>
-          </w:hyperlink>
-        </w:p>
-        <w:p>
-          <w:pPr>
-            <w:pStyle w:val="TOC2"/>
-            <w:tabs>
-              <w:tab w:val="right" w:leader="dot" w:pos="9061"/>
-            </w:tabs>
-            <w:rPr>
-              <w:rFonts w:asciiTheme="minorHAnsi" w:eastAsiaTheme="minorEastAsia" w:hAnsiTheme="minorHAnsi"/>
-              <w:noProof/>
-              <w:kern w:val="2"/>
-              <w:szCs w:val="24"/>
-              <w:lang w:val="en-US"/>
-              <w14:ligatures w14:val="standardContextual"/>
-            </w:rPr>
-          </w:pPr>
-          <w:hyperlink w:anchor="_Toc238517604" w:history="1">
-            <w:r>
-              <w:rPr>
-                <w:rStyle w:val="Hyperlink"/>
-                <w:noProof/>
-              </w:rPr>
-              <w:t>13.9 Препоруке за даљи рад</w:t>
-            </w:r>
-            <w:r>
-              <w:rPr>
-                <w:noProof/>
-                <w:webHidden/>
-              </w:rPr>
-              <w:tab/>
-            </w:r>
-            <w:r>
-              <w:rPr>
-                <w:noProof/>
-                <w:webHidden/>
-              </w:rPr>
-              <w:fldChar w:fldCharType="begin"/>
-            </w:r>
-            <w:r>
-              <w:rPr>
-                <w:noProof/>
-                <w:webHidden/>
-              </w:rPr>
-              <w:instrText xml:space="preserve"> PAGEREF _Toc238517604 \h </w:instrText>
-            </w:r>
-            <w:r>
-              <w:rPr>
-                <w:noProof/>
-                <w:webHidden/>
-              </w:rPr>
-            </w:r>
-            <w:r>
-              <w:rPr>
-                <w:noProof/>
-                <w:webHidden/>
-              </w:rPr>
-              <w:fldChar w:fldCharType="separate"/>
-            </w:r>
-            <w:r>
-              <w:rPr>
-                <w:noProof/>
-                <w:webHidden/>
-              </w:rPr>
-              <w:t>110</w:t>
-            </w:r>
-            <w:r>
-              <w:rPr>
-                <w:noProof/>
-                <w:webHidden/>
-              </w:rPr>
-              <w:fldChar w:fldCharType="end"/>
-            </w:r>
-          </w:hyperlink>
-        </w:p>
-        <w:p>
-          <w:pPr>
-            <w:pStyle w:val="TOC2"/>
-            <w:tabs>
-              <w:tab w:val="right" w:leader="dot" w:pos="9061"/>
-            </w:tabs>
-            <w:rPr>
-              <w:rFonts w:asciiTheme="minorHAnsi" w:eastAsiaTheme="minorEastAsia" w:hAnsiTheme="minorHAnsi"/>
-              <w:noProof/>
-              <w:kern w:val="2"/>
-              <w:szCs w:val="24"/>
-              <w:lang w:val="en-US"/>
-              <w14:ligatures w14:val="standardContextual"/>
-            </w:rPr>
-          </w:pPr>
-          <w:hyperlink w:anchor="_Toc238517605" w:history="1">
-            <w:r>
-              <w:rPr>
-                <w:rStyle w:val="Hyperlink"/>
-                <w:noProof/>
-              </w:rPr>
-              <w:t>13.10 Завршна оцена</w:t>
-            </w:r>
-            <w:r>
-              <w:rPr>
-                <w:noProof/>
-                <w:webHidden/>
-              </w:rPr>
-              <w:tab/>
-            </w:r>
-            <w:r>
-              <w:rPr>
-                <w:noProof/>
-                <w:webHidden/>
-              </w:rPr>
-              <w:fldChar w:fldCharType="begin"/>
-            </w:r>
-            <w:r>
-              <w:rPr>
-                <w:noProof/>
-                <w:webHidden/>
-              </w:rPr>
-              <w:instrText xml:space="preserve"> PAGEREF _Toc238517605 \h </w:instrText>
-            </w:r>
-            <w:r>
-              <w:rPr>
-                <w:noProof/>
-                <w:webHidden/>
-              </w:rPr>
-            </w:r>
-            <w:r>
-              <w:rPr>
-                <w:noProof/>
-                <w:webHidden/>
-              </w:rPr>
-              <w:fldChar w:fldCharType="separate"/>
-            </w:r>
-            <w:r>
-              <w:rPr>
-                <w:noProof/>
-                <w:webHidden/>
-              </w:rPr>
-              <w:t>111</w:t>
+              <w:t>90</w:t>
             </w:r>
             <w:r>
               <w:rPr>
@@ -6949,7 +6292,7 @@
               <w14:ligatures w14:val="standardContextual"/>
             </w:rPr>
           </w:pPr>
-          <w:hyperlink w:anchor="_Toc238517606" w:history="1">
+          <w:hyperlink w:anchor="_Toc238525347" w:history="1">
             <w:r>
               <w:rPr>
                 <w:rStyle w:val="Hyperlink"/>
@@ -6976,7 +6319,7 @@
                 <w:noProof/>
                 <w:webHidden/>
               </w:rPr>
-              <w:instrText xml:space="preserve"> PAGEREF _Toc238517606 \h </w:instrText>
+              <w:instrText xml:space="preserve"> PAGEREF _Toc238525347 \h </w:instrText>
             </w:r>
             <w:r>
               <w:rPr>
@@ -6996,7 +6339,7 @@
                 <w:noProof/>
                 <w:webHidden/>
               </w:rPr>
-              <w:t>112</w:t>
+              <w:t>93</w:t>
             </w:r>
             <w:r>
               <w:rPr>
@@ -7033,6 +6376,7 @@
         <w:rPr>
           <w:bCs/>
         </w:rPr>
+        <w:lastRenderedPageBreak/>
         <w:br w:type="page"/>
       </w:r>
     </w:p>
@@ -7044,7 +6388,7 @@
           <w:numId w:val="18"/>
         </w:numPr>
       </w:pPr>
-      <w:bookmarkStart w:id="0" w:name="_Toc238517517"/>
+      <w:bookmarkStart w:id="0" w:name="_Toc238525267"/>
       <w:r>
         <w:lastRenderedPageBreak/>
         <w:t>Увод</w:t>
@@ -8101,7 +7445,7 @@
       <w:pPr>
         <w:pStyle w:val="Heading1"/>
       </w:pPr>
-      <w:bookmarkStart w:id="1" w:name="_Toc238517518"/>
+      <w:bookmarkStart w:id="1" w:name="_Toc238525268"/>
       <w:r>
         <w:lastRenderedPageBreak/>
         <w:t xml:space="preserve">2. </w:t>
@@ -8115,7 +7459,7 @@
       <w:pPr>
         <w:pStyle w:val="Heading2"/>
       </w:pPr>
-      <w:bookmarkStart w:id="2" w:name="_Toc238517519"/>
+      <w:bookmarkStart w:id="2" w:name="_Toc238525269"/>
       <w:r>
         <w:t>2.1 Појам софтверске архитектуре</w:t>
       </w:r>
@@ -8262,7 +7606,7 @@
       <w:pPr>
         <w:pStyle w:val="Heading2"/>
       </w:pPr>
-      <w:bookmarkStart w:id="3" w:name="_Toc238517520"/>
+      <w:bookmarkStart w:id="3" w:name="_Toc238525270"/>
       <w:r>
         <w:t>2.2 Архитектонске карактеристике и компромиси</w:t>
       </w:r>
@@ -9039,7 +8383,7 @@
       <w:pPr>
         <w:pStyle w:val="Heading2"/>
       </w:pPr>
-      <w:bookmarkStart w:id="4" w:name="_Toc238517521"/>
+      <w:bookmarkStart w:id="4" w:name="_Toc238525271"/>
       <w:r>
         <w:t>2.3 Архитектонски стилови: слојевити и модуларни монолит, дистрибуирани стилови и критеријуми избора</w:t>
       </w:r>
@@ -9306,6 +8650,7 @@
       </w:pPr>
       <w:r>
         <w:rPr>
+          <w:noProof/>
           <w14:ligatures w14:val="standardContextual"/>
         </w:rPr>
         <w:drawing>
@@ -9399,7 +8744,7 @@
       <w:pPr>
         <w:pStyle w:val="Heading2"/>
       </w:pPr>
-      <w:bookmarkStart w:id="5" w:name="_Toc238517522"/>
+      <w:bookmarkStart w:id="5" w:name="_Toc238525272"/>
       <w:r>
         <w:t>2.4 Од вишестраничних ка једностраничним апликацијама</w:t>
       </w:r>
@@ -9507,6 +8852,9 @@
         <w:jc w:val="center"/>
       </w:pPr>
       <w:r>
+        <w:rPr>
+          <w:noProof/>
+        </w:rPr>
         <w:drawing>
           <wp:inline distT="0" distB="0" distL="0" distR="0" wp14:anchorId="2C7C8E35" wp14:editId="41685135">
             <wp:extent cx="3663315" cy="3616065"/>
@@ -9549,6 +8897,9 @@
         <w:jc w:val="center"/>
       </w:pPr>
       <w:r>
+        <w:rPr>
+          <w:noProof/>
+        </w:rPr>
         <w:lastRenderedPageBreak/>
         <w:drawing>
           <wp:inline distT="0" distB="0" distL="0" distR="0" wp14:anchorId="4661F9BD" wp14:editId="37B691C4">
@@ -9765,7 +9116,7 @@
       <w:pPr>
         <w:pStyle w:val="Heading2"/>
       </w:pPr>
-      <w:bookmarkStart w:id="6" w:name="_Toc238517523"/>
+      <w:bookmarkStart w:id="6" w:name="_Toc238525273"/>
       <w:r>
         <w:t>2.5 Фронтенд монолит као проблем</w:t>
       </w:r>
@@ -9842,7 +9193,7 @@
       <w:pPr>
         <w:pStyle w:val="Heading2"/>
       </w:pPr>
-      <w:bookmarkStart w:id="7" w:name="_Toc238517524"/>
+      <w:bookmarkStart w:id="7" w:name="_Toc238525274"/>
       <w:r>
         <w:t xml:space="preserve">2.6 Модуларност на </w:t>
       </w:r>
@@ -10158,7 +9509,7 @@
       <w:pPr>
         <w:pStyle w:val="Heading1"/>
       </w:pPr>
-      <w:bookmarkStart w:id="8" w:name="_Toc238517525"/>
+      <w:bookmarkStart w:id="8" w:name="_Toc238525275"/>
       <w:r>
         <w:lastRenderedPageBreak/>
         <w:t xml:space="preserve">3. </w:t>
@@ -10175,7 +9526,7 @@
           <w:rFonts w:eastAsiaTheme="minorHAnsi"/>
         </w:rPr>
       </w:pPr>
-      <w:bookmarkStart w:id="9" w:name="_Toc238517526"/>
+      <w:bookmarkStart w:id="9" w:name="_Toc238525276"/>
       <w:r>
         <w:rPr>
           <w:rFonts w:eastAsiaTheme="minorHAnsi"/>
@@ -10705,7 +10056,7 @@
       <w:pPr>
         <w:pStyle w:val="Heading2"/>
       </w:pPr>
-      <w:bookmarkStart w:id="10" w:name="_Toc238517527"/>
+      <w:bookmarkStart w:id="10" w:name="_Toc238525277"/>
       <w:r>
         <w:t>3.2 Предности, недостаци и критеријуми примене</w:t>
       </w:r>
@@ -10969,7 +10320,7 @@
       <w:pPr>
         <w:pStyle w:val="Heading2"/>
       </w:pPr>
-      <w:bookmarkStart w:id="11" w:name="_Toc238517528"/>
+      <w:bookmarkStart w:id="11" w:name="_Toc238525278"/>
       <w:r>
         <w:t>3.3 Дефинисање граница: DDD, поддомени, ограничени контекст</w:t>
       </w:r>
@@ -11204,7 +10555,7 @@
       <w:pPr>
         <w:pStyle w:val="Heading2"/>
       </w:pPr>
-      <w:bookmarkStart w:id="12" w:name="_Toc238517529"/>
+      <w:bookmarkStart w:id="12" w:name="_Toc238525279"/>
       <w:r>
         <w:t>3.4 Простор типова микрофронтенд архитектуре</w:t>
       </w:r>
@@ -11372,6 +10723,7 @@
       </w:pPr>
       <w:r>
         <w:rPr>
+          <w:noProof/>
           <w:lang w:val="en-US"/>
         </w:rPr>
         <w:lastRenderedPageBreak/>
@@ -11420,6 +10772,7 @@
       </w:pPr>
       <w:r>
         <w:rPr>
+          <w:noProof/>
           <w:lang w:val="en-US"/>
         </w:rPr>
         <w:drawing>
@@ -11504,6 +10857,7 @@
       </w:pPr>
       <w:r>
         <w:rPr>
+          <w:noProof/>
           <w:lang w:val="en-US"/>
         </w:rPr>
         <w:lastRenderedPageBreak/>
@@ -11547,6 +10901,7 @@
     <w:p>
       <w:r>
         <w:rPr>
+          <w:noProof/>
           <w:lang w:val="en-US"/>
         </w:rPr>
         <w:drawing>
@@ -11590,7 +10945,7 @@
       <w:pPr>
         <w:pStyle w:val="Heading2"/>
       </w:pPr>
-      <w:bookmarkStart w:id="13" w:name="_Toc238517530"/>
+      <w:bookmarkStart w:id="13" w:name="_Toc238525280"/>
       <w:r>
         <w:t>3.5 Оквир за одлучивање: дефинисање, композиција, рутирање, комуникација</w:t>
       </w:r>
@@ -11769,7 +11124,7 @@
       <w:pPr>
         <w:pStyle w:val="Heading2"/>
       </w:pPr>
-      <w:bookmarkStart w:id="14" w:name="_Toc238517531"/>
+      <w:bookmarkStart w:id="14" w:name="_Toc238525281"/>
       <w:r>
         <w:t xml:space="preserve">3.6 Тимске границе и </w:t>
       </w:r>
@@ -11852,7 +11207,7 @@
       <w:pPr>
         <w:pStyle w:val="Heading1"/>
       </w:pPr>
-      <w:bookmarkStart w:id="15" w:name="_Toc238517532"/>
+      <w:bookmarkStart w:id="15" w:name="_Toc238525282"/>
       <w:r>
         <w:lastRenderedPageBreak/>
         <w:t>4. Композиција, интеграција и рутирање</w:t>
@@ -11918,7 +11273,7 @@
       <w:pPr>
         <w:pStyle w:val="Heading2"/>
       </w:pPr>
-      <w:bookmarkStart w:id="16" w:name="_Toc238517533"/>
+      <w:bookmarkStart w:id="16" w:name="_Toc238525283"/>
       <w:r>
         <w:t>4.1 Транзиција путем линкова и рутирање на страни сервера</w:t>
       </w:r>
@@ -12084,6 +11439,9 @@
     </w:p>
     <w:p>
       <w:r>
+        <w:rPr>
+          <w:noProof/>
+        </w:rPr>
         <w:lastRenderedPageBreak/>
         <w:drawing>
           <wp:inline distT="0" distB="0" distL="0" distR="0" wp14:anchorId="222F9AD4" wp14:editId="17537822">
@@ -12140,6 +11498,9 @@
     </w:p>
     <w:p>
       <w:r>
+        <w:rPr>
+          <w:noProof/>
+        </w:rPr>
         <w:drawing>
           <wp:inline distT="0" distB="0" distL="0" distR="0" wp14:anchorId="78345DE8" wp14:editId="0C0377E8">
             <wp:extent cx="5351488" cy="2437987"/>
@@ -12212,6 +11573,9 @@
     </w:p>
     <w:p>
       <w:r>
+        <w:rPr>
+          <w:noProof/>
+        </w:rPr>
         <w:drawing>
           <wp:inline distT="0" distB="0" distL="0" distR="0" wp14:anchorId="7C1BC509" wp14:editId="5062EE98">
             <wp:extent cx="5760085" cy="939165"/>
@@ -12323,7 +11687,7 @@
       <w:pPr>
         <w:pStyle w:val="Heading2"/>
       </w:pPr>
-      <w:bookmarkStart w:id="17" w:name="_Toc238517534"/>
+      <w:bookmarkStart w:id="17" w:name="_Toc238525284"/>
       <w:r>
         <w:t xml:space="preserve">4.2 Композиција на страни сервера: SSI, ESI, </w:t>
       </w:r>
@@ -12648,7 +12012,7 @@
       <w:pPr>
         <w:pStyle w:val="Heading2"/>
       </w:pPr>
-      <w:bookmarkStart w:id="18" w:name="_Toc238517535"/>
+      <w:bookmarkStart w:id="18" w:name="_Toc238525285"/>
       <w:r>
         <w:t>4.3 Композиција на страни клијента: </w:t>
       </w:r>
@@ -12782,6 +12146,9 @@
     </w:p>
     <w:p>
       <w:r>
+        <w:rPr>
+          <w:noProof/>
+        </w:rPr>
         <w:drawing>
           <wp:inline distT="0" distB="0" distL="0" distR="0" wp14:anchorId="566C453E" wp14:editId="12A93511">
             <wp:extent cx="5722498" cy="1100831"/>
@@ -12828,6 +12195,9 @@
     </w:p>
     <w:p>
       <w:r>
+        <w:rPr>
+          <w:noProof/>
+        </w:rPr>
         <w:lastRenderedPageBreak/>
         <w:drawing>
           <wp:inline distT="0" distB="0" distL="0" distR="0" wp14:anchorId="006582FA" wp14:editId="515E7454">
@@ -12868,6 +12238,9 @@
     </w:p>
     <w:p>
       <w:r>
+        <w:rPr>
+          <w:noProof/>
+        </w:rPr>
         <w:drawing>
           <wp:inline distT="0" distB="0" distL="0" distR="0" wp14:anchorId="2FA1AD9C" wp14:editId="688DFB88">
             <wp:extent cx="5760085" cy="1543050"/>
@@ -13017,6 +12390,9 @@
     </w:p>
     <w:p>
       <w:r>
+        <w:rPr>
+          <w:noProof/>
+        </w:rPr>
         <w:drawing>
           <wp:inline distT="0" distB="0" distL="0" distR="0" wp14:anchorId="3BA08C8F" wp14:editId="311C1BE8">
             <wp:extent cx="5760085" cy="5229860"/>
@@ -13056,6 +12432,9 @@
     </w:p>
     <w:p>
       <w:r>
+        <w:rPr>
+          <w:noProof/>
+        </w:rPr>
         <w:lastRenderedPageBreak/>
         <w:drawing>
           <wp:inline distT="0" distB="0" distL="0" distR="0" wp14:anchorId="252CE5AA" wp14:editId="467373AA">
@@ -13096,6 +12475,9 @@
     </w:p>
     <w:p>
       <w:r>
+        <w:rPr>
+          <w:noProof/>
+        </w:rPr>
         <w:lastRenderedPageBreak/>
         <w:drawing>
           <wp:inline distT="0" distB="0" distL="0" distR="0" wp14:anchorId="5629107B" wp14:editId="006A22B8">
@@ -13291,7 +12673,7 @@
       <w:pPr>
         <w:pStyle w:val="Heading2"/>
       </w:pPr>
-      <w:bookmarkStart w:id="19" w:name="_Toc238517536"/>
+      <w:bookmarkStart w:id="19" w:name="_Toc238525286"/>
       <w:r>
         <w:t xml:space="preserve">4.4 </w:t>
       </w:r>
@@ -13797,7 +13179,7 @@
       <w:pPr>
         <w:pStyle w:val="Heading2"/>
       </w:pPr>
-      <w:bookmarkStart w:id="20" w:name="_Toc238517537"/>
+      <w:bookmarkStart w:id="20" w:name="_Toc238525287"/>
       <w:r>
         <w:t>4.5 Апликација обмотач и рутирање на страни клијента:</w:t>
       </w:r>
@@ -15005,7 +14387,7 @@
       <w:pPr>
         <w:pStyle w:val="Heading2"/>
       </w:pPr>
-      <w:bookmarkStart w:id="21" w:name="_Toc238517538"/>
+      <w:bookmarkStart w:id="21" w:name="_Toc238525288"/>
       <w:r>
         <w:t>4.6 Учитавање ресурса, перформансе и упоредна анализа техника интеграције</w:t>
       </w:r>
@@ -15840,7 +15222,7 @@
       <w:pPr>
         <w:pStyle w:val="Heading1"/>
       </w:pPr>
-      <w:bookmarkStart w:id="22" w:name="_Toc238517539"/>
+      <w:bookmarkStart w:id="22" w:name="_Toc238525289"/>
       <w:r>
         <w:lastRenderedPageBreak/>
         <w:t>5. Комуникација и управљање стањем</w:t>
@@ -15931,7 +15313,7 @@
       <w:pPr>
         <w:pStyle w:val="Heading2"/>
       </w:pPr>
-      <w:bookmarkStart w:id="23" w:name="_Toc238517540"/>
+      <w:bookmarkStart w:id="23" w:name="_Toc238525290"/>
       <w:r>
         <w:t xml:space="preserve">5.1 Три смера: </w:t>
       </w:r>
@@ -16281,7 +15663,7 @@
           <w:iCs/>
         </w:rPr>
       </w:pPr>
-      <w:bookmarkStart w:id="24" w:name="_Toc238517541"/>
+      <w:bookmarkStart w:id="24" w:name="_Toc238525291"/>
       <w:r>
         <w:t xml:space="preserve">5.2 Магистрала догађаја: прилагођени догађаји и </w:t>
       </w:r>
@@ -16514,7 +15896,7 @@
       <w:pPr>
         <w:pStyle w:val="Heading2"/>
       </w:pPr>
-      <w:bookmarkStart w:id="25" w:name="_Toc238517542"/>
+      <w:bookmarkStart w:id="25" w:name="_Toc238525292"/>
       <w:r>
         <w:t>5.3 Реактивни токови</w:t>
       </w:r>
@@ -16560,7 +15942,7 @@
       <w:pPr>
         <w:pStyle w:val="Heading2"/>
       </w:pPr>
-      <w:bookmarkStart w:id="26" w:name="_Toc238517543"/>
+      <w:bookmarkStart w:id="26" w:name="_Toc238525293"/>
       <w:r>
         <w:t>5.4 Глобални контекст и аутентификација</w:t>
       </w:r>
@@ -16735,7 +16117,7 @@
       <w:pPr>
         <w:pStyle w:val="Heading2"/>
       </w:pPr>
-      <w:bookmarkStart w:id="27" w:name="_Toc238517544"/>
+      <w:bookmarkStart w:id="27" w:name="_Toc238525294"/>
       <w:r>
         <w:lastRenderedPageBreak/>
         <w:t>5.5 Локално складиште и колачићи</w:t>
@@ -16830,7 +16212,7 @@
       <w:pPr>
         <w:pStyle w:val="Heading2"/>
       </w:pPr>
-      <w:bookmarkStart w:id="28" w:name="_Toc238517545"/>
+      <w:bookmarkStart w:id="28" w:name="_Toc238525295"/>
       <w:r>
         <w:t>5.6 Комуникација са серверским слојем</w:t>
       </w:r>
@@ -17192,7 +16574,7 @@
       <w:pPr>
         <w:pStyle w:val="Heading2"/>
       </w:pPr>
-      <w:bookmarkStart w:id="29" w:name="_Toc238517546"/>
+      <w:bookmarkStart w:id="29" w:name="_Toc238525296"/>
       <w:r>
         <w:t>5.7 Репликација података међу тимовима</w:t>
       </w:r>
@@ -17928,7 +17310,7 @@
       <w:pPr>
         <w:pStyle w:val="Heading1"/>
       </w:pPr>
-      <w:bookmarkStart w:id="30" w:name="_Toc238517547"/>
+      <w:bookmarkStart w:id="30" w:name="_Toc238525297"/>
       <w:r>
         <w:lastRenderedPageBreak/>
         <w:t>6. Кориснички интерфејс и дизајн систем</w:t>
@@ -18077,7 +17459,7 @@
       <w:pPr>
         <w:pStyle w:val="Heading2"/>
       </w:pPr>
-      <w:bookmarkStart w:id="31" w:name="_Toc238517548"/>
+      <w:bookmarkStart w:id="31" w:name="_Toc238525298"/>
       <w:r>
         <w:t>6.1 Зашто дизајн систем</w:t>
       </w:r>
@@ -18529,7 +17911,7 @@
       <w:pPr>
         <w:pStyle w:val="Heading2"/>
       </w:pPr>
-      <w:bookmarkStart w:id="32" w:name="_Toc238517549"/>
+      <w:bookmarkStart w:id="32" w:name="_Toc238525299"/>
       <w:r>
         <w:t>6.2 Централни тим наспрам аутономних тимова</w:t>
       </w:r>
@@ -18652,7 +18034,7 @@
       <w:pPr>
         <w:pStyle w:val="Heading2"/>
       </w:pPr>
-      <w:bookmarkStart w:id="33" w:name="_Toc238517550"/>
+      <w:bookmarkStart w:id="33" w:name="_Toc238525300"/>
       <w:r>
         <w:t>6.</w:t>
       </w:r>
@@ -18770,7 +18152,7 @@
       <w:pPr>
         <w:pStyle w:val="Heading1"/>
       </w:pPr>
-      <w:bookmarkStart w:id="34" w:name="_Toc238517551"/>
+      <w:bookmarkStart w:id="34" w:name="_Toc238525301"/>
       <w:r>
         <w:lastRenderedPageBreak/>
         <w:t>7. Испорука, аутоматизација и тестирање</w:t>
@@ -18846,7 +18228,7 @@
       <w:pPr>
         <w:pStyle w:val="Heading2"/>
       </w:pPr>
-      <w:bookmarkStart w:id="35" w:name="_Toc238517552"/>
+      <w:bookmarkStart w:id="35" w:name="_Toc238525302"/>
       <w:r>
         <w:t>7.2 Моно-репозиторијум, поли-репозиторијум и стратегија рада с гранама</w:t>
       </w:r>
@@ -18884,7 +18266,7 @@
       <w:pPr>
         <w:pStyle w:val="Heading2"/>
       </w:pPr>
-      <w:bookmarkStart w:id="36" w:name="_Toc238517553"/>
+      <w:bookmarkStart w:id="36" w:name="_Toc238525303"/>
       <w:r>
         <w:lastRenderedPageBreak/>
         <w:t>7.3 Верзионисање, повратак на претходну верзију и прекидачи функционалности</w:t>
@@ -19009,7 +18391,7 @@
       <w:pPr>
         <w:pStyle w:val="Heading2"/>
       </w:pPr>
-      <w:bookmarkStart w:id="37" w:name="_Toc238517554"/>
+      <w:bookmarkStart w:id="37" w:name="_Toc238525304"/>
       <w:r>
         <w:t>7.4 Метрике испоруке</w:t>
       </w:r>
@@ -19035,7 +18417,7 @@
       <w:pPr>
         <w:pStyle w:val="Heading2"/>
       </w:pPr>
-      <w:bookmarkStart w:id="38" w:name="_Toc238517555"/>
+      <w:bookmarkStart w:id="38" w:name="_Toc238525305"/>
       <w:r>
         <w:t>7.5 Миграција са монолитног фронтенда</w:t>
       </w:r>
@@ -19059,7 +18441,7 @@
       <w:pPr>
         <w:pStyle w:val="Heading2"/>
       </w:pPr>
-      <w:bookmarkStart w:id="39" w:name="_Toc238517556"/>
+      <w:bookmarkStart w:id="39" w:name="_Toc238525306"/>
       <w:r>
         <w:t>7.6 Стратегија тестирања и функције прикладности</w:t>
       </w:r>
@@ -19084,7 +18466,7 @@
       <w:pPr>
         <w:pStyle w:val="Heading2"/>
       </w:pPr>
-      <w:bookmarkStart w:id="40" w:name="_Toc238517557"/>
+      <w:bookmarkStart w:id="40" w:name="_Toc238525307"/>
       <w:r>
         <w:t>7.7 Локални развој и изолација фрагмената</w:t>
       </w:r>
@@ -19122,7 +18504,7 @@
       <w:pPr>
         <w:pStyle w:val="Heading2"/>
       </w:pPr>
-      <w:bookmarkStart w:id="41" w:name="_Toc238517558"/>
+      <w:bookmarkStart w:id="41" w:name="_Toc238525308"/>
       <w:r>
         <w:t>7.8 Развојно искуство</w:t>
       </w:r>
@@ -19153,7 +18535,7 @@
       <w:pPr>
         <w:pStyle w:val="Heading1"/>
       </w:pPr>
-      <w:bookmarkStart w:id="42" w:name="_Toc238517559"/>
+      <w:bookmarkStart w:id="42" w:name="_Toc238525309"/>
       <w:r>
         <w:lastRenderedPageBreak/>
         <w:t>8. Безбедност и изолација микрофронтендова</w:t>
@@ -19211,7 +18593,7 @@
       <w:pPr>
         <w:pStyle w:val="Heading2"/>
       </w:pPr>
-      <w:bookmarkStart w:id="43" w:name="_Toc238517560"/>
+      <w:bookmarkStart w:id="43" w:name="_Toc238525310"/>
       <w:r>
         <w:t>8.1 Стандарди веб платформе као граница: CSP, HSTS и CORS</w:t>
       </w:r>
@@ -19406,7 +18788,7 @@
       <w:pPr>
         <w:pStyle w:val="Heading2"/>
       </w:pPr>
-      <w:bookmarkStart w:id="44" w:name="_Toc238517561"/>
+      <w:bookmarkStart w:id="44" w:name="_Toc238525311"/>
       <w:r>
         <w:t>8.2 Границе скриптова: зашто изолација на клијенту није решива</w:t>
       </w:r>
@@ -19550,7 +18932,7 @@
       <w:pPr>
         <w:pStyle w:val="Heading2"/>
       </w:pPr>
-      <w:bookmarkStart w:id="45" w:name="_Toc238517562"/>
+      <w:bookmarkStart w:id="45" w:name="_Toc238525312"/>
       <w:r>
         <w:t xml:space="preserve">8.4 Складиште приступног </w:t>
       </w:r>
@@ -19686,7 +19068,7 @@
       <w:pPr>
         <w:pStyle w:val="Heading2"/>
       </w:pPr>
-      <w:bookmarkStart w:id="46" w:name="_Toc238517563"/>
+      <w:bookmarkStart w:id="46" w:name="_Toc238525313"/>
       <w:r>
         <w:t>8.6 Дељене зависности, надзор и приватност</w:t>
       </w:r>
@@ -19728,7 +19110,7 @@
       <w:pPr>
         <w:pStyle w:val="Heading1"/>
       </w:pPr>
-      <w:bookmarkStart w:id="47" w:name="_Toc238517564"/>
+      <w:bookmarkStart w:id="47" w:name="_Toc238525314"/>
       <w:r>
         <w:lastRenderedPageBreak/>
         <w:t>9. Анти-патерни микрофронтенд архитектуре</w:t>
@@ -19795,7 +19177,7 @@
       <w:pPr>
         <w:pStyle w:val="Heading2"/>
       </w:pPr>
-      <w:bookmarkStart w:id="48" w:name="_Toc238517565"/>
+      <w:bookmarkStart w:id="48" w:name="_Toc238525315"/>
       <w:r>
         <w:t>9.1 Погрешна гранулација: микрофронтенд или компонента</w:t>
       </w:r>
@@ -19863,10 +19245,7 @@
       </w:r>
       <w:proofErr w:type="spellEnd"/>
       <w:r>
-        <w:t xml:space="preserve"> наводи да више од пет микрофронтендова на једном приказу може указивати на прекомерно ситну поделу</w:t>
-      </w:r>
-      <w:r>
-        <w:t>.</w:t>
+        <w:t xml:space="preserve"> наводи да више од пет микрофронтендова на једном приказу може указивати на прекомерно ситну поделу.</w:t>
       </w:r>
     </w:p>
     <w:p>
@@ -20077,7 +19456,7 @@
       <w:pPr>
         <w:pStyle w:val="Heading2"/>
       </w:pPr>
-      <w:bookmarkStart w:id="49" w:name="_Toc238517566"/>
+      <w:bookmarkStart w:id="49" w:name="_Toc238525316"/>
       <w:r>
         <w:lastRenderedPageBreak/>
         <w:t>9.2 Дељење стања и двосмерна зависност</w:t>
@@ -20171,7 +19550,7 @@
       <w:pPr>
         <w:pStyle w:val="Heading2"/>
       </w:pPr>
-      <w:bookmarkStart w:id="50" w:name="_Toc238517567"/>
+      <w:bookmarkStart w:id="50" w:name="_Toc238525317"/>
       <w:r>
         <w:t>9.3 Анархија: вишеструки оквири без механизама управљања</w:t>
       </w:r>
@@ -20267,7 +19646,7 @@
       <w:pPr>
         <w:pStyle w:val="Heading2"/>
       </w:pPr>
-      <w:bookmarkStart w:id="51" w:name="_Toc238517568"/>
+      <w:bookmarkStart w:id="51" w:name="_Toc238525318"/>
       <w:r>
         <w:t xml:space="preserve">9.4 Недостатак слоја против корупције и преурањена </w:t>
       </w:r>
@@ -20400,7 +19779,7 @@
       <w:pPr>
         <w:pStyle w:val="Heading2"/>
       </w:pPr>
-      <w:bookmarkStart w:id="52" w:name="_Toc238517569"/>
+      <w:bookmarkStart w:id="52" w:name="_Toc238525319"/>
       <w:r>
         <w:t xml:space="preserve">9.5 Вишеструки позиви </w:t>
       </w:r>
@@ -20503,7 +19882,7 @@
       <w:pPr>
         <w:pStyle w:val="Heading1"/>
       </w:pPr>
-      <w:bookmarkStart w:id="53" w:name="_Toc238517570"/>
+      <w:bookmarkStart w:id="53" w:name="_Toc238525320"/>
       <w:r>
         <w:lastRenderedPageBreak/>
         <w:t>10. Анализа проблема истраживања</w:t>
@@ -20552,7 +19931,7 @@
       <w:pPr>
         <w:pStyle w:val="Heading2"/>
       </w:pPr>
-      <w:bookmarkStart w:id="54" w:name="_Toc238517571"/>
+      <w:bookmarkStart w:id="54" w:name="_Toc238525321"/>
       <w:r>
         <w:t>10.1 Домен, корисници и радни ток лекара</w:t>
       </w:r>
@@ -21158,7 +20537,7 @@
       <w:pPr>
         <w:pStyle w:val="Heading2"/>
       </w:pPr>
-      <w:bookmarkStart w:id="55" w:name="_Toc238517572"/>
+      <w:bookmarkStart w:id="55" w:name="_Toc238525322"/>
       <w:r>
         <w:t>10.2 Функционални захтеви</w:t>
       </w:r>
@@ -22443,7 +21822,7 @@
       <w:pPr>
         <w:pStyle w:val="Heading2"/>
       </w:pPr>
-      <w:bookmarkStart w:id="56" w:name="_Toc238517573"/>
+      <w:bookmarkStart w:id="56" w:name="_Toc238525323"/>
       <w:r>
         <w:lastRenderedPageBreak/>
         <w:t>10.3 Нефункционални захтеви</w:t>
@@ -22560,10 +21939,7 @@
         <w:t xml:space="preserve">, </w:t>
       </w:r>
       <w:r>
-        <w:t>а и</w:t>
-      </w:r>
-      <w:r>
-        <w:t>стовремено оптимизовање великог броја архитектонских карактеристика може довести до међусобно конфликтних структурних захтева.</w:t>
+        <w:t>а истовремено оптимизовање великог броја архитектонских карактеристика може довести до међусобно конфликтних структурних захтева.</w:t>
       </w:r>
       <w:r>
         <w:t xml:space="preserve"> Списак који следи стога има седам ставки, и међу њима су три означене као </w:t>
@@ -23057,7 +22433,7 @@
       <w:pPr>
         <w:pStyle w:val="Heading2"/>
       </w:pPr>
-      <w:bookmarkStart w:id="57" w:name="_Toc238517574"/>
+      <w:bookmarkStart w:id="57" w:name="_Toc238525324"/>
       <w:r>
         <w:t>10.4 Идентификација поддомена и ограничених контекста</w:t>
       </w:r>
@@ -23808,7 +23184,7 @@
       <w:pPr>
         <w:pStyle w:val="Heading2"/>
       </w:pPr>
-      <w:bookmarkStart w:id="58" w:name="_Toc238517575"/>
+      <w:bookmarkStart w:id="58" w:name="_Toc238525325"/>
       <w:r>
         <w:t xml:space="preserve">10.5 </w:t>
       </w:r>
@@ -23956,7 +23332,7 @@
       <w:pPr>
         <w:pStyle w:val="Heading2"/>
       </w:pPr>
-      <w:bookmarkStart w:id="59" w:name="_Toc238517576"/>
+      <w:bookmarkStart w:id="59" w:name="_Toc238525326"/>
       <w:r>
         <w:t>10.6 Захтеви поверљивости и трага приступа медицинским подацима</w:t>
       </w:r>
@@ -24165,13 +23541,7 @@
     </w:p>
     <w:p>
       <w:r>
-        <w:t>Након одјаве или истека сесије, приступ заштићеним ресурсима мора бити онемогућен у свим деловима клијентског система.</w:t>
-      </w:r>
-      <w:r>
-        <w:t xml:space="preserve"> </w:t>
-      </w:r>
-      <w:r>
-        <w:t>У микрофронтенд архитектури то захтева јединствено управљање стањем аутентификације или механизам којим се промена стања сесије прослеђује свим активним деловима система.</w:t>
+        <w:t>Након одјаве или истека сесије, приступ заштићеним ресурсима мора бити онемогућен у свим деловима клијентског система. У микрофронтенд архитектури то захтева јединствено управљање стањем аутентификације или механизам којим се промена стања сесије прослеђује свим активним деловима система.</w:t>
       </w:r>
       <w:r>
         <w:br w:type="page"/>
@@ -24181,7 +23551,7 @@
       <w:pPr>
         <w:pStyle w:val="Heading1"/>
       </w:pPr>
-      <w:bookmarkStart w:id="60" w:name="_Toc238517577"/>
+      <w:bookmarkStart w:id="60" w:name="_Toc238525327"/>
       <w:r>
         <w:lastRenderedPageBreak/>
         <w:t>12. Архитектура решења</w:t>
@@ -24228,7 +23598,7 @@
       <w:pPr>
         <w:pStyle w:val="Heading2"/>
       </w:pPr>
-      <w:bookmarkStart w:id="61" w:name="_Toc238517578"/>
+      <w:bookmarkStart w:id="61" w:name="_Toc238525328"/>
       <w:r>
         <w:t>12.1 Примена оквира за одлучивање: дефинисање граница фрагмената</w:t>
       </w:r>
@@ -24644,7 +24014,7 @@
       <w:pPr>
         <w:pStyle w:val="Heading2"/>
       </w:pPr>
-      <w:bookmarkStart w:id="62" w:name="_Toc238517579"/>
+      <w:bookmarkStart w:id="62" w:name="_Toc238525329"/>
       <w:r>
         <w:t>12.2 Композиција</w:t>
       </w:r>
@@ -24836,7 +24206,7 @@
       <w:pPr>
         <w:pStyle w:val="Heading2"/>
       </w:pPr>
-      <w:bookmarkStart w:id="63" w:name="_Toc238517580"/>
+      <w:bookmarkStart w:id="63" w:name="_Toc238525330"/>
       <w:r>
         <w:t xml:space="preserve">12.3 Рутирање: обмотач, табела рута, </w:t>
       </w:r>
@@ -24940,7 +24310,7 @@
       <w:pPr>
         <w:pStyle w:val="Heading2"/>
       </w:pPr>
-      <w:bookmarkStart w:id="64" w:name="_Toc238517581"/>
+      <w:bookmarkStart w:id="64" w:name="_Toc238525331"/>
       <w:r>
         <w:t>12.4 Комуникација: типизирана магистрала догађаја</w:t>
       </w:r>
@@ -25511,7 +24881,7 @@
       <w:pPr>
         <w:pStyle w:val="Heading2"/>
       </w:pPr>
-      <w:bookmarkStart w:id="65" w:name="_Toc238517582"/>
+      <w:bookmarkStart w:id="65" w:name="_Toc238525332"/>
       <w:r>
         <w:t xml:space="preserve">12.5 </w:t>
       </w:r>
@@ -26036,7 +25406,7 @@
       <w:pPr>
         <w:pStyle w:val="Heading2"/>
       </w:pPr>
-      <w:bookmarkStart w:id="66" w:name="_Toc238517583"/>
+      <w:bookmarkStart w:id="66" w:name="_Toc238525333"/>
       <w:r>
         <w:t>12.6 Серверски слој</w:t>
       </w:r>
@@ -26432,7 +25802,7 @@
       <w:pPr>
         <w:pStyle w:val="Heading1"/>
       </w:pPr>
-      <w:bookmarkStart w:id="67" w:name="_Toc238517584"/>
+      <w:bookmarkStart w:id="67" w:name="_Toc238525334"/>
       <w:r>
         <w:lastRenderedPageBreak/>
         <w:t>13. Имплементација клијентског слоја</w:t>
@@ -26454,7 +25824,7 @@
       <w:pPr>
         <w:pStyle w:val="Heading2"/>
       </w:pPr>
-      <w:bookmarkStart w:id="68" w:name="_Toc238517585"/>
+      <w:bookmarkStart w:id="68" w:name="_Toc238525335"/>
       <w:r>
         <w:t>13.1 Структура моно-репозиторијума и радни простори</w:t>
       </w:r>
@@ -26561,6 +25931,9 @@
     </w:p>
     <w:p>
       <w:r>
+        <w:rPr>
+          <w:noProof/>
+        </w:rPr>
         <w:drawing>
           <wp:inline distT="0" distB="0" distL="0" distR="0" wp14:anchorId="58B0C5E7" wp14:editId="10A516B2">
             <wp:extent cx="2076740" cy="5239481"/>
@@ -26784,7 +26157,7 @@
       <w:pPr>
         <w:pStyle w:val="Heading2"/>
       </w:pPr>
-      <w:bookmarkStart w:id="69" w:name="_Toc238517586"/>
+      <w:bookmarkStart w:id="69" w:name="_Toc238525336"/>
       <w:r>
         <w:t xml:space="preserve">13.2 Апликација обмотач: рутирање, </w:t>
       </w:r>
@@ -28671,16 +28044,7 @@
           <w:sz w:val="21"/>
           <w:szCs w:val="21"/>
         </w:rPr>
-        <w:t xml:space="preserve"> </w:t>
-      </w:r>
-      <w:r>
-        <w:rPr>
-          <w:rFonts w:ascii="Consolas" w:eastAsia="Times New Roman" w:hAnsi="Consolas" w:cs="Times New Roman"/>
-          <w:color w:val="8B949E"/>
-          <w:sz w:val="21"/>
-          <w:szCs w:val="21"/>
-        </w:rPr>
-        <w:t>-----</w:t>
+        <w:t xml:space="preserve"> -----</w:t>
       </w:r>
     </w:p>
     <w:p>
@@ -29242,16 +28606,7 @@
           <w:sz w:val="21"/>
           <w:szCs w:val="21"/>
         </w:rPr>
-        <w:t xml:space="preserve"> </w:t>
-      </w:r>
-      <w:r>
-        <w:rPr>
-          <w:rFonts w:ascii="Consolas" w:eastAsia="Times New Roman" w:hAnsi="Consolas" w:cs="Times New Roman"/>
-          <w:color w:val="8B949E"/>
-          <w:sz w:val="21"/>
-          <w:szCs w:val="21"/>
-        </w:rPr>
-        <w:t>----</w:t>
+        <w:t xml:space="preserve"> ----</w:t>
       </w:r>
     </w:p>
     <w:p>
@@ -32600,7 +31955,7 @@
       <w:pPr>
         <w:pStyle w:val="Heading2"/>
       </w:pPr>
-      <w:bookmarkStart w:id="70" w:name="_Toc238517587"/>
+      <w:bookmarkStart w:id="70" w:name="_Toc238525337"/>
       <w:r>
         <w:t>13.3 Топологија микрофронтендова</w:t>
       </w:r>
@@ -34754,7 +34109,7 @@
         </w:rPr>
         <w:lastRenderedPageBreak/>
         <w:drawing>
-          <wp:inline distT="0" distB="0" distL="0" distR="0" wp14:anchorId="5FE997D9" wp14:editId="20368A91">
+          <wp:inline distT="0" distB="0" distL="0" distR="0" wp14:anchorId="5FE997D9" wp14:editId="675E8F8B">
             <wp:extent cx="6073294" cy="5507542"/>
             <wp:effectExtent l="0" t="0" r="3810" b="0"/>
             <wp:docPr id="2113433530" name="Picture 2"/>
@@ -34892,7 +34247,7 @@
           <w:lang w:val="en-US"/>
         </w:rPr>
       </w:pPr>
-      <w:bookmarkStart w:id="71" w:name="_Toc238517588"/>
+      <w:bookmarkStart w:id="71" w:name="_Toc238525338"/>
       <w:r>
         <w:t>13.4 Вертикална подела: пакет </w:t>
       </w:r>
@@ -34960,6 +34315,7 @@
     <w:p>
       <w:r>
         <w:rPr>
+          <w:noProof/>
           <w:lang w:val="en-US"/>
         </w:rPr>
         <w:lastRenderedPageBreak/>
@@ -35008,6 +34364,7 @@
       </w:pPr>
       <w:r>
         <w:rPr>
+          <w:noProof/>
           <w:lang w:val="en-US"/>
         </w:rPr>
         <w:drawing>
@@ -35051,7 +34408,7 @@
       <w:pPr>
         <w:pStyle w:val="Heading2"/>
       </w:pPr>
-      <w:bookmarkStart w:id="72" w:name="_Toc238517589"/>
+      <w:bookmarkStart w:id="72" w:name="_Toc238525339"/>
       <w:r>
         <w:t>13.5 Хоризонтална подела: </w:t>
       </w:r>
@@ -35853,7 +35210,7 @@
         </w:rPr>
         <w:lastRenderedPageBreak/>
         <w:drawing>
-          <wp:inline distT="0" distB="0" distL="0" distR="0" wp14:anchorId="3FC7B5AF" wp14:editId="25B10EB9">
+          <wp:inline distT="0" distB="0" distL="0" distR="0" wp14:anchorId="3FC7B5AF" wp14:editId="64E2AEF3">
             <wp:extent cx="4862823" cy="6136522"/>
             <wp:effectExtent l="0" t="0" r="0" b="0"/>
             <wp:docPr id="1683272683" name="Picture 3"/>
@@ -35988,7 +35345,7 @@
       <w:pPr>
         <w:pStyle w:val="Heading2"/>
       </w:pPr>
-      <w:bookmarkStart w:id="73" w:name="_Toc238517590"/>
+      <w:bookmarkStart w:id="73" w:name="_Toc238525340"/>
       <w:r>
         <w:t>13.6 Увек монтирани фрагменти: </w:t>
       </w:r>
@@ -36068,6 +35425,9 @@
     </w:p>
     <w:p>
       <w:r>
+        <w:rPr>
+          <w:noProof/>
+        </w:rPr>
         <w:drawing>
           <wp:inline distT="0" distB="0" distL="0" distR="0" wp14:anchorId="1014E9C2" wp14:editId="479D4EC2">
             <wp:extent cx="5760085" cy="320675"/>
@@ -36107,6 +35467,9 @@
     </w:p>
     <w:p>
       <w:r>
+        <w:rPr>
+          <w:noProof/>
+        </w:rPr>
         <w:drawing>
           <wp:inline distT="0" distB="0" distL="0" distR="0" wp14:anchorId="21B5E4A5" wp14:editId="0D4D9F91">
             <wp:extent cx="5760085" cy="4917440"/>
@@ -36150,14 +35513,7 @@
           <w:b/>
           <w:bCs/>
         </w:rPr>
-        <w:t>Листинг 13-</w:t>
-      </w:r>
-      <w:r>
-        <w:rPr>
-          <w:b/>
-          <w:bCs/>
-        </w:rPr>
-        <w:t>5</w:t>
+        <w:t>Листинг 13-5</w:t>
       </w:r>
       <w:r>
         <w:t xml:space="preserve">, </w:t>
@@ -39482,7 +38838,7 @@
       <w:pPr>
         <w:pStyle w:val="Heading2"/>
       </w:pPr>
-      <w:bookmarkStart w:id="74" w:name="_Toc238517591"/>
+      <w:bookmarkStart w:id="74" w:name="_Toc238525341"/>
       <w:r>
         <w:lastRenderedPageBreak/>
         <w:t>13.7 Комуникација између фрагмената: изведени механизми</w:t>
@@ -39929,6 +39285,9 @@
     </w:p>
     <w:p>
       <w:r>
+        <w:rPr>
+          <w:noProof/>
+        </w:rPr>
         <w:drawing>
           <wp:inline distT="0" distB="0" distL="0" distR="0" wp14:anchorId="3D987D36" wp14:editId="6034A42A">
             <wp:extent cx="5760085" cy="1775460"/>
@@ -40032,14 +39391,7 @@
           <w:b/>
           <w:bCs/>
         </w:rPr>
-        <w:t>Листинг 13-</w:t>
-      </w:r>
-      <w:r>
-        <w:rPr>
-          <w:b/>
-          <w:bCs/>
-        </w:rPr>
-        <w:t>7</w:t>
+        <w:t>Листинг 13-7</w:t>
       </w:r>
     </w:p>
     <w:p>
@@ -41941,16 +41293,7 @@
           <w:sz w:val="21"/>
           <w:szCs w:val="21"/>
         </w:rPr>
-        <w:t>    }</w:t>
-      </w:r>
-      <w:r>
-        <w:rPr>
-          <w:rFonts w:ascii="Consolas" w:eastAsia="Times New Roman" w:hAnsi="Consolas" w:cs="Times New Roman"/>
-          <w:color w:val="C9D1D9"/>
-          <w:sz w:val="21"/>
-          <w:szCs w:val="21"/>
-        </w:rPr>
-        <w:t xml:space="preserve"> </w:t>
+        <w:t xml:space="preserve">    } </w:t>
       </w:r>
       <w:r>
         <w:rPr>
@@ -42334,14 +41677,7 @@
           <w:b/>
           <w:bCs/>
         </w:rPr>
-        <w:t>Листинг 13-</w:t>
-      </w:r>
-      <w:r>
-        <w:rPr>
-          <w:b/>
-          <w:bCs/>
-        </w:rPr>
-        <w:t>8</w:t>
+        <w:t>Листинг 13-8</w:t>
       </w:r>
     </w:p>
     <w:p>
@@ -44063,7 +43399,7 @@
       <w:pPr>
         <w:pStyle w:val="Heading2"/>
       </w:pPr>
-      <w:bookmarkStart w:id="75" w:name="_Toc238517592"/>
+      <w:bookmarkStart w:id="75" w:name="_Toc238525342"/>
       <w:r>
         <w:t>13.8 Дизајн систем: једна изведба, четири окружења</w:t>
       </w:r>
@@ -44112,6 +43448,9 @@
     </w:p>
     <w:p>
       <w:r>
+        <w:rPr>
+          <w:noProof/>
+        </w:rPr>
         <w:lastRenderedPageBreak/>
         <w:drawing>
           <wp:inline distT="0" distB="0" distL="0" distR="0" wp14:anchorId="2F9CE278" wp14:editId="30A8F295">
@@ -47964,7 +47303,7 @@
       <w:pPr>
         <w:pStyle w:val="Heading2"/>
       </w:pPr>
-      <w:bookmarkStart w:id="76" w:name="_Toc238517593"/>
+      <w:bookmarkStart w:id="76" w:name="_Toc238525343"/>
       <w:r>
         <w:t>13.9 Дељено стање и заједнички приступ услугама</w:t>
       </w:r>
@@ -48116,7 +47455,7 @@
       <w:pPr>
         <w:pStyle w:val="Heading2"/>
       </w:pPr>
-      <w:bookmarkStart w:id="77" w:name="_Toc238517594"/>
+      <w:bookmarkStart w:id="77" w:name="_Toc238525344"/>
       <w:r>
         <w:t xml:space="preserve">13.10 Вишеструки оквири као </w:t>
       </w:r>
@@ -48368,7 +47707,7 @@
       <w:pPr>
         <w:pStyle w:val="Heading2"/>
       </w:pPr>
-      <w:bookmarkStart w:id="78" w:name="_Toc238517595"/>
+      <w:bookmarkStart w:id="78" w:name="_Toc238525345"/>
       <w:r>
         <w:t>13.12 Остварене безбедносне мере</w:t>
       </w:r>
@@ -48517,13 +47856,13 @@
         <w:pStyle w:val="Heading1"/>
       </w:pPr>
       <w:bookmarkStart w:id="79" w:name="_Toc176919783"/>
-      <w:bookmarkStart w:id="80" w:name="_Toc238517596"/>
+      <w:bookmarkStart w:id="80" w:name="_Toc238525346"/>
       <w:r>
         <w:lastRenderedPageBreak/>
         <w:t xml:space="preserve">15. </w:t>
       </w:r>
       <w:r>
-        <w:t>Резултати и з</w:t>
+        <w:t>З</w:t>
       </w:r>
       <w:r>
         <w:t>акључак</w:t>
@@ -48532,5158 +47871,463 @@
       <w:bookmarkEnd w:id="80"/>
     </w:p>
     <w:p>
-      <w:pPr>
+      <w:r>
+        <w:t xml:space="preserve">Мастер радом покривени су принципи, технике, предности и недостаци који долазе са применом микрофронтенд архитектуре. Изложени су појам софтверске архитектуре и архитектонске карактеристике као критеријум по коме се архитектонски стилови упоређују, монолитни и дистрибуирани </w:t>
+      </w:r>
+      <w:r>
+        <w:t>стилови</w:t>
+      </w:r>
+      <w:r>
+        <w:t xml:space="preserve"> и настанак фронтенд монолита као последице раста </w:t>
+      </w:r>
+      <w:proofErr w:type="spellStart"/>
+      <w:r>
+        <w:t>једностраничне</w:t>
+      </w:r>
+      <w:proofErr w:type="spellEnd"/>
+      <w:r>
+        <w:t xml:space="preserve"> апликације. Затим се обрађени </w:t>
+      </w:r>
+      <w:r>
+        <w:t xml:space="preserve">сама микрофронтенд архитектура и њени механизми: технике композиције и </w:t>
+      </w:r>
+      <w:proofErr w:type="spellStart"/>
+      <w:r>
+        <w:t>рутирања</w:t>
+      </w:r>
+      <w:proofErr w:type="spellEnd"/>
+      <w:r>
+        <w:t xml:space="preserve">, начини комуникације </w:t>
+      </w:r>
+      <w:r>
+        <w:t>међу</w:t>
+      </w:r>
+      <w:r>
+        <w:t xml:space="preserve"> деловима интерфејса, дизајн систем као носилац конзистентности изгледа, безбедносне границе и, на крају, анти-патерни које таква подела омогућава. Уз тај теоријски део изграђен је и вредновац артефакт: </w:t>
+      </w:r>
+      <w:r>
         <w:rPr>
           <w:lang w:val="en-US"/>
         </w:rPr>
-      </w:pPr>
-      <w:r>
-        <w:t>Ово поглавље даје одговоре на пет истраживачких питања постављених у Уводу, уз налазе на којима сваки одговор стоји. Оно је уједно и вредновање и закључак, зато што су одговори на ИП1–ИП5 сами резултат овог рада</w:t>
+        <w:t>MicroMedic</w:t>
+      </w:r>
+      <w:r>
+        <w:t xml:space="preserve">, информациони систем за </w:t>
+      </w:r>
+      <w:r>
+        <w:t>заказивање</w:t>
+      </w:r>
+      <w:r>
+        <w:t xml:space="preserve"> и евиденцију лекарских прегледа, чији је клијентски </w:t>
+      </w:r>
+      <w:r>
+        <w:t>слој</w:t>
+      </w:r>
+      <w:r>
+        <w:t xml:space="preserve"> реализован као више </w:t>
+      </w:r>
+      <w:r>
+        <w:t>независно</w:t>
+      </w:r>
+      <w:r>
+        <w:t xml:space="preserve"> </w:t>
+      </w:r>
+      <w:r>
+        <w:t>испоручивих</w:t>
+      </w:r>
+      <w:r>
+        <w:t xml:space="preserve"> микрофронтендова намерно писаних у различитим радним оквирима. Мере и налази на којима одговори на постављена истраживачка питања стоје изложени у претходним поглављима, а овде се саопштава оно што из њих следи и што важи и изван овог артефакта.</w:t>
+      </w:r>
+    </w:p>
+    <w:p>
+      <w:r>
+        <w:t xml:space="preserve">Најоспораванија одлука коју микрофронтенд архитектура допушта јесте употреба </w:t>
+      </w:r>
+      <w:r>
+        <w:t>више</w:t>
+      </w:r>
+      <w:r>
+        <w:t xml:space="preserve"> радних оквира у једном корисничком интерфејсу, коју литературе најчешће описује као анти-патерн. Изградњом и вредновањем артефакта показало се да та оцена није својство разноликости, него последица одсуства механизма управљања. </w:t>
+      </w:r>
+      <w:r>
+        <w:t>Разноликост оквира по себи не ствара ни неусаглашен изглед ни отежано одржавање</w:t>
       </w:r>
       <w:r>
         <w:rPr>
           <w:lang w:val="en-US"/>
         </w:rPr>
+        <w:t xml:space="preserve">; </w:t>
+      </w:r>
+      <w:r>
+        <w:t>њих ствара то што нико није одредио које су одлуке заједничке и чиме се спроводе.</w:t>
+      </w:r>
+      <w:r>
+        <w:t xml:space="preserve"> Када су те одлуке одређене, једна изведба сваке заједничке компоненте, једна лествица слојева приказивања, један начин </w:t>
+      </w:r>
+      <w:r>
+        <w:t>обраћања</w:t>
+      </w:r>
+      <w:r>
+        <w:t xml:space="preserve"> серверском слоју, један </w:t>
+      </w:r>
+      <w:proofErr w:type="spellStart"/>
+      <w:r>
+        <w:t>типизован</w:t>
+      </w:r>
+      <w:proofErr w:type="spellEnd"/>
+      <w:r>
+        <w:t xml:space="preserve"> канал за размену међу </w:t>
+      </w:r>
+      <w:r>
+        <w:t>ф</w:t>
+      </w:r>
+      <w:r>
+        <w:t>ра</w:t>
+      </w:r>
+      <w:r>
+        <w:t>г</w:t>
+      </w:r>
+      <w:r>
+        <w:t xml:space="preserve">ментима и обавезна провера типова у свим пакетима – </w:t>
+      </w:r>
+      <w:r>
+        <w:t>употреба</w:t>
+      </w:r>
+      <w:r>
+        <w:t xml:space="preserve"> више оквира остаје контролисана одлука. Оно што дели контролисану </w:t>
+      </w:r>
+      <w:proofErr w:type="spellStart"/>
+      <w:r>
+        <w:t>вишеоквирност</w:t>
+      </w:r>
+      <w:proofErr w:type="spellEnd"/>
+      <w:r>
+        <w:t xml:space="preserve"> од </w:t>
+      </w:r>
+      <w:r>
+        <w:t>анархије</w:t>
+      </w:r>
+      <w:r>
+        <w:t xml:space="preserve"> није број оквира, него по</w:t>
+      </w:r>
+      <w:r>
+        <w:t>стојање тих одлука и постојање начина да се спроведу.</w:t>
+      </w:r>
+    </w:p>
+    <w:p>
+      <w:r>
+        <w:t>Из истог налаза следи и оно што се о конзистентности изгледа може пренети на друга решења. Конзистентност између делова интерфејса писаних у различитим оквирима не мора да се одржава дисциплином аутора, него се може обезбедити конструкцијом.</w:t>
+      </w:r>
+      <w:r>
+        <w:t xml:space="preserve"> Ако су заједничке компоненте написане једном, као елементи које прегледач сам </w:t>
+      </w:r>
+      <w:proofErr w:type="spellStart"/>
+      <w:r>
+        <w:t>поунаје</w:t>
+      </w:r>
+      <w:proofErr w:type="spellEnd"/>
+      <w:r>
+        <w:t xml:space="preserve">, и ако приказују користећи ДОМ „под сенком“, спољашњи код не може да промени </w:t>
+      </w:r>
+      <w:proofErr w:type="spellStart"/>
+      <w:r>
+        <w:t>њехову</w:t>
+      </w:r>
+      <w:proofErr w:type="spellEnd"/>
+      <w:r>
+        <w:t xml:space="preserve"> унутрашњост, не јер је забрањено него зато што је технички неизводљиво, што је доказ постављене добре инфраструктуре, где ти систем не дозвољава да кршиш основна правила, чак и уколико имаш такву намеру. </w:t>
+      </w:r>
+      <w:r>
+        <w:t xml:space="preserve">Свака измена изгледа тада вати </w:t>
+      </w:r>
+      <w:proofErr w:type="spellStart"/>
+      <w:r>
+        <w:t>зуа</w:t>
+      </w:r>
+      <w:proofErr w:type="spellEnd"/>
+      <w:r>
+        <w:t xml:space="preserve"> све </w:t>
+      </w:r>
+      <w:r>
+        <w:lastRenderedPageBreak/>
+        <w:t xml:space="preserve">делове истовремено, без </w:t>
+      </w:r>
+      <w:r>
+        <w:t>обзира</w:t>
+      </w:r>
+      <w:r>
+        <w:t xml:space="preserve"> на оквир у коме је део написан. Показало се и да везивни слој између таквих </w:t>
+      </w:r>
+      <w:r>
+        <w:t>компонената</w:t>
+      </w:r>
+      <w:r>
+        <w:t xml:space="preserve"> и оквира није накнада која се плаћа по сваком оквиру, него накнада за одрешени недостатак појединог оквира: један од употребљивих оквира није захтева ништа осим једне линије кода. Тиме уобичајена твр</w:t>
+      </w:r>
+      <w:r>
+        <w:t>дњ</w:t>
+      </w:r>
+      <w:r>
+        <w:t xml:space="preserve">а да </w:t>
+      </w:r>
+      <w:proofErr w:type="spellStart"/>
+      <w:r>
+        <w:t>вишеоквирност</w:t>
+      </w:r>
+      <w:proofErr w:type="spellEnd"/>
+      <w:r>
+        <w:t xml:space="preserve"> нужно множи количину кода губи општост.</w:t>
+      </w:r>
+    </w:p>
+    <w:p>
+      <w:r>
+        <w:t xml:space="preserve">Трећи налаз тиче се комуникације међу деловима интерфејса. Начини на који се два дела обавештавају не </w:t>
+      </w:r>
+      <w:r>
+        <w:t>одлучује</w:t>
+      </w:r>
+      <w:r>
+        <w:t xml:space="preserve"> то који су то делови, него њихов однос у саставу екрана. Део садржан у другом делу податке добија својствима која му надређени поставља, а обавештење уназад шаље догађајем који се издиже на родитељске компоненте.</w:t>
+      </w:r>
+      <w:r>
+        <w:t xml:space="preserve"> Делови приказани један уз други на истом екрану обавештавају се заједничким каналом, Прелазу с једног екрана на други, међутим, податак носи у адреси, </w:t>
+      </w:r>
+      <w:r>
+        <w:t>зат</w:t>
+      </w:r>
+      <w:r>
+        <w:t xml:space="preserve">о што други део у тренутку слања још не постоји. Из тога следи да је </w:t>
+      </w:r>
+      <w:proofErr w:type="spellStart"/>
+      <w:r>
+        <w:t>досежност</w:t>
+      </w:r>
+      <w:proofErr w:type="spellEnd"/>
+      <w:r>
+        <w:t xml:space="preserve"> особина канала, а не пара </w:t>
+      </w:r>
+      <w:r>
+        <w:t>учесника</w:t>
+      </w:r>
+      <w:r>
+        <w:t xml:space="preserve">: пре питања како ће се два дела обавестити стоји питање да ли су икада приказана </w:t>
+      </w:r>
+      <w:r>
+        <w:t>истовремено</w:t>
+      </w:r>
+      <w:r>
         <w:t>.</w:t>
       </w:r>
     </w:p>
     <w:p>
       <w:r>
-        <w:t xml:space="preserve">Поставка се пре сваког одговора мора поновити, јер сваки од њих важи само у њој: један аутор, један домен, једно складиште, без </w:t>
+        <w:t xml:space="preserve">Четврти налаз одређује докле микрофронтенд архитектура посеже у погледу </w:t>
+      </w:r>
+      <w:r>
+        <w:t>безбедности</w:t>
+      </w:r>
+      <w:r>
+        <w:t xml:space="preserve">. Она уводи стварне границе између подручјима одговорности, али </w:t>
+      </w:r>
+      <w:r>
+        <w:t>безбедносне</w:t>
+      </w:r>
+      <w:r>
+        <w:t xml:space="preserve"> границе н страни клијента не може да успостави. Свака провера у обмотачу или у делу интерфејса јесте </w:t>
+      </w:r>
+      <w:r>
+        <w:t>навигација</w:t>
+      </w:r>
+      <w:r>
+        <w:t xml:space="preserve"> и </w:t>
+      </w:r>
+      <w:r>
+        <w:t>служи</w:t>
+      </w:r>
+      <w:r>
+        <w:t xml:space="preserve"> томе да корисник не </w:t>
+      </w:r>
+      <w:r>
+        <w:t>д</w:t>
+      </w:r>
+      <w:r>
+        <w:t>о</w:t>
+      </w:r>
+      <w:r>
+        <w:t>се</w:t>
+      </w:r>
+      <w:r>
+        <w:t xml:space="preserve">же до празног или бесмисленог екрана, док одобравање приступа подацима остаје на серверском слоју и мора се </w:t>
+      </w:r>
+      <w:r>
+        <w:t>извршити</w:t>
+      </w:r>
+      <w:r>
+        <w:t xml:space="preserve"> при сваком </w:t>
+      </w:r>
+      <w:r>
+        <w:t>захтеву</w:t>
+      </w:r>
+      <w:r>
+        <w:t xml:space="preserve">. Изолације међу </w:t>
+      </w:r>
+      <w:r>
+        <w:t>деловим</w:t>
+      </w:r>
+      <w:r>
+        <w:t xml:space="preserve">, у смислу у коме је она особина одвојених процеса, нема ни као </w:t>
+      </w:r>
+      <w:r>
+        <w:t>могућности</w:t>
+      </w:r>
+      <w:r>
+        <w:t xml:space="preserve">, </w:t>
+      </w:r>
+      <w:r>
+        <w:t>зато</w:t>
+      </w:r>
+      <w:r>
+        <w:t xml:space="preserve"> што сви делови једне стране деле једно извршно окружење једног документа. За домен у коме с</w:t>
+      </w:r>
+      <w:r>
+        <w:t>е обрађују</w:t>
+      </w:r>
+      <w:r>
+        <w:t xml:space="preserve"> медицински подаци то није формалност: поверљивост  и потпуност трага приступа не могу постати својство поделе интерфејса, </w:t>
+      </w:r>
+      <w:r>
+        <w:t>него</w:t>
+      </w:r>
+      <w:r>
+        <w:t xml:space="preserve"> остају обавеза серверског слоја, а подела интерфејса не сме д</w:t>
+      </w:r>
+      <w:r>
+        <w:t>а их</w:t>
+      </w:r>
+      <w:r>
+        <w:t xml:space="preserve"> учини мање прегледним.</w:t>
+      </w:r>
+    </w:p>
+    <w:p>
+      <w:r>
+        <w:t xml:space="preserve">Пети налаз објашњава где се цена ове архитектуре враћа. Микрофронтенд архитектура плаћа се у </w:t>
+      </w:r>
+      <w:r>
+        <w:t>изворном</w:t>
+      </w:r>
+      <w:r>
+        <w:t xml:space="preserve"> коду: један пројекат постаје више пројеката, свака </w:t>
+      </w:r>
+      <w:r>
+        <w:t>заједничка</w:t>
+      </w:r>
+      <w:r>
+        <w:t xml:space="preserve"> зависност постаје предмет договора, а састављање целине премешта се у прегледач. Оно што се за то довије је да један тим објави свој део не </w:t>
+      </w:r>
+      <w:proofErr w:type="spellStart"/>
+      <w:r>
+        <w:t>питајући</w:t>
+      </w:r>
+      <w:proofErr w:type="spellEnd"/>
+      <w:r>
+        <w:t xml:space="preserve"> остале, да се различити ритмови измена </w:t>
+      </w:r>
+      <w:r>
+        <w:t>раз</w:t>
+      </w:r>
+      <w:r>
+        <w:t>д</w:t>
+      </w:r>
+      <w:r>
+        <w:t>вој</w:t>
+      </w:r>
+      <w:r>
+        <w:t>е</w:t>
+      </w:r>
+      <w:r>
+        <w:t xml:space="preserve"> и да отказ једног дела не обори остатак система, по природи је везано за процес испоруке и </w:t>
+      </w:r>
+      <w:r>
+        <w:t>постаје</w:t>
+      </w:r>
+      <w:r>
+        <w:t xml:space="preserve"> </w:t>
+      </w:r>
+      <w:r>
+        <w:t>ви</w:t>
+      </w:r>
+      <w:r>
+        <w:t>дљиво само кроз њега. Отуда и обим вредновања у овом раду: својства која се исказују у структури решења проверена су на изграђеном артефакту, док су она која се исказују у његовој испоруци остала описана.</w:t>
+      </w:r>
+    </w:p>
+    <w:p>
+      <w:r>
+        <w:lastRenderedPageBreak/>
+        <w:t>Циљ рада није био да микрофронтенд архитектуру представи као бољи избор од монолитне. Њене су користи по природи користи испоруке, па се и одлука о њеној примени доноси на основу тога постоји ли више тимова који исти интерфејс мењају различитим ритмовима и потреба да своје делове објављују независно једни од других. Где тога има, све што је овим радом утврђено о границама, конзистентности изгледа, комуникацији и безбедносним границама важи и применљиво је. Где тога нема, исте границе међу поддоменима могу се поставити и унутар једног пројекта, уз мањи број непогодности које ова архитектура доноси, а одлука о самој подели може сачекати. Растућа употреба микрофронтенд сама по себи не треба да буде разлог за њено увођење и на другим пројектима.</w:t>
+      </w:r>
+    </w:p>
+    <w:p>
+      <w:r>
+        <w:t xml:space="preserve">Правци даљих истраживања следе из истог разлога. </w:t>
+      </w:r>
+      <w:r>
+        <w:t xml:space="preserve">Први је постављање процеса који гради и објављује само измењени део интерфејса, чиме постају мерљива питања која су овде само остала описана: количина кода коју прегледач преузима по појединој рути и кроз читаво путовање корисника, време од измене до њене видљивости кориснику, и понашање решења када један његов део није доступан. Други је организациона страна поделе, коју ниједан технички механизам не замењује; расподела власништва над подручјима, договор о заједничким зависностима и начин на који се </w:t>
+      </w:r>
+      <w:r>
+        <w:t>примењује</w:t>
+      </w:r>
+      <w:r>
+        <w:t xml:space="preserve"> да је граница </w:t>
+      </w:r>
+      <w:r>
+        <w:t xml:space="preserve">међу </w:t>
+      </w:r>
+      <w:r>
+        <w:t>деловима почела да се нарушава. Прво даје мере, друго даје носиоце тих мера, а заједно попуњавају другу половину одговара на питање под којим условима микрофронтенд архитектура исплаћује своју цену.</w:t>
+      </w:r>
+    </w:p>
+    <w:p>
+      <w:r>
+        <w:t xml:space="preserve">Микрофронтенд архитектура тако није техника </w:t>
+      </w:r>
+      <w:r>
+        <w:t>клијентског</w:t>
+      </w:r>
+      <w:r>
+        <w:t xml:space="preserve"> слоја него </w:t>
+      </w:r>
+      <w:r>
+        <w:t>техника</w:t>
+      </w:r>
+      <w:r>
+        <w:t xml:space="preserve"> испоруке, и по томе се процењује. </w:t>
       </w:r>
       <w:r>
         <w:rPr>
           <w:lang w:val="en-US"/>
         </w:rPr>
-        <w:t xml:space="preserve">pipeline </w:t>
-      </w:r>
-      <w:r>
-        <w:t xml:space="preserve">инфраструктуре </w:t>
-      </w:r>
-      <w:r>
-        <w:t>за испоруку, без аутоматизованих тестова и без продукцијске експлоатације. Уз сваку тврдњу зато стоји и оно што би је оспорило.</w:t>
-      </w:r>
-    </w:p>
-    <w:p>
-      <w:pPr>
-        <w:pStyle w:val="Heading2"/>
-      </w:pPr>
-      <w:bookmarkStart w:id="81" w:name="_Toc238517597"/>
-      <w:r>
-        <w:t>13.2 ИП1: шта је добијено, шта изгубљено и шта се могло измерити</w:t>
-      </w:r>
-      <w:bookmarkEnd w:id="81"/>
-    </w:p>
-    <w:p>
-      <w:r>
-        <w:rPr>
-          <w:i/>
-          <w:iCs/>
-        </w:rPr>
-        <w:t>ИП1: Које архитектонске карактеристике апликација добија, а које губи преласком са монолитног фронтенда на микрофронтенд архитектуру, и које од тих промена је могуће измерити на изграђеном артефакту?</w:t>
-      </w:r>
-    </w:p>
-    <w:p>
-      <w:r>
-        <w:t>Одговор има три дела и мора да их има св</w:t>
-      </w:r>
-      <w:r>
-        <w:t>а</w:t>
-      </w:r>
-      <w:r>
-        <w:t xml:space="preserve"> три.</w:t>
-      </w:r>
-    </w:p>
-    <w:p>
-      <w:r>
-        <w:rPr>
-          <w:b/>
-          <w:bCs/>
-        </w:rPr>
-        <w:t>Оно што архитектура даје изворном коду добијено је и измерено.</w:t>
-      </w:r>
-      <w:r>
-        <w:t> Граф увоза међу седам испоручивих јединица нема ни једну ивицу, а сваки од 125 унутрашњих увоза именује пакет, а не датотеку у пакету. Проширивост је испуњена мерено: ново подручје је нов пакет и </w:t>
-      </w:r>
-      <w:r>
-        <w:rPr>
-          <w:b/>
-          <w:bCs/>
-        </w:rPr>
-        <w:t>две</w:t>
-      </w:r>
-      <w:r>
-        <w:t xml:space="preserve"> измене у обмотачу, без измене иједног постојећег фрагмента. Постоји једна изведба дизајн система над </w:t>
-      </w:r>
-      <w:proofErr w:type="spellStart"/>
-      <w:r>
-        <w:t>четирима</w:t>
-      </w:r>
-      <w:proofErr w:type="spellEnd"/>
-      <w:r>
-        <w:t xml:space="preserve"> оквирима и четири разграничена механизма споразумевања. Нула ивица јесте оно што је 12.5 тврдило и одбило да покаже могућношћу објављивања из различитих спремишта, зато што је то својство поставке а не кода.</w:t>
-      </w:r>
-    </w:p>
-    <w:p>
-      <w:r>
-        <w:t>Мера, међутим, има негативну страну коју је рад обавезан да каже: </w:t>
-      </w:r>
-      <w:r>
-        <w:rPr>
-          <w:b/>
-          <w:bCs/>
-        </w:rPr>
-        <w:t>нула ивица не значи да фрагменти не зависе једни од других, него да не зависе преко увоза.</w:t>
-      </w:r>
-      <w:r>
-        <w:t> Пет фрагмената зависи од заједничког складишта сесије, дакле од заједничког променљивог стања, а то овај инструмент по конструкцији не види.</w:t>
-      </w:r>
-    </w:p>
-    <w:p>
-      <w:r>
-        <w:rPr>
-          <w:b/>
-          <w:bCs/>
-        </w:rPr>
-        <w:t>Оно што архитектура даје само заједно с цевоводом није добијено, и то не делимично него потпуно.</w:t>
-      </w:r>
-      <w:r>
-        <w:t> Испоручивост, водећа карактеристика домена, испуњена је </w:t>
-      </w:r>
-      <w:r>
-        <w:rPr>
-          <w:b/>
-          <w:bCs/>
-        </w:rPr>
-        <w:t>структурно и неиспуњена процесно</w:t>
-      </w:r>
-      <w:r>
-        <w:t xml:space="preserve">, што је најтежи налаз рада. Десето поглавље образложило је да се четири скупа података у домену мењају различитим ритмом — МКБ-10 мења спољашња установа, а списак термина сама ординација — па систем у ком те две измене имају исти циклус испоруке трајно плаћа туђи ритам. Артефакт је ту цену укинуо у структури и вратио у процесу: један ток градње покреће свих тринаест радних </w:t>
-      </w:r>
-      <w:r>
-        <w:lastRenderedPageBreak/>
-        <w:t>простора при измени у једном фрагменту, а у том току </w:t>
-      </w:r>
-      <w:r>
-        <w:rPr>
-          <w:b/>
-          <w:bCs/>
-        </w:rPr>
-        <w:t>не постоји корак испоруке</w:t>
-      </w:r>
-      <w:r>
-        <w:t> — ништа ни у једном тренутку не објављује ниједан фрагмент ниједном окружењу. Дакле: </w:t>
-      </w:r>
-      <w:r>
-        <w:rPr>
-          <w:b/>
-          <w:bCs/>
-        </w:rPr>
-        <w:t>водећа карактеристика домена остварена је у делу система који је овај рад пројектовао и изгубљена у делу који није довршио.</w:t>
-      </w:r>
-    </w:p>
-    <w:p>
-      <w:r>
-        <w:t>Тај један податак разрешава два реда Табеле 13-1 одједном: показатељи испоруке престају да буду питање мерења, а капија за величину престаје да зависи од инсталације зависности, јер не постоји место на ком би стајала. Две од четирију мера испоруке нису, дакле, неизмерене него </w:t>
-      </w:r>
-      <w:r>
-        <w:rPr>
-          <w:b/>
-          <w:bCs/>
-        </w:rPr>
-        <w:t>недефинисане</w:t>
-      </w:r>
-      <w:r>
-        <w:t> — догађаја чију би честину мериле нема.</w:t>
-      </w:r>
-    </w:p>
-    <w:p>
-      <w:proofErr w:type="spellStart"/>
-      <w:r>
-        <w:rPr>
-          <w:b/>
-          <w:bCs/>
-        </w:rPr>
-        <w:t>Тестабилност</w:t>
-      </w:r>
-      <w:proofErr w:type="spellEnd"/>
-      <w:r>
-        <w:rPr>
-          <w:b/>
-          <w:bCs/>
-        </w:rPr>
-        <w:t xml:space="preserve"> је неиспуњена и то се не ублажава.</w:t>
-      </w:r>
-      <w:r>
-        <w:t> Разлог зашто је у списку захтева домена јесте доменски а не инжењерски: клиничка одлука се записује једном и не преправља, па по том мерилу нула тестова није заостатак инфраструктуре него </w:t>
-      </w:r>
-      <w:r>
-        <w:rPr>
-          <w:b/>
-          <w:bCs/>
-        </w:rPr>
-        <w:t>неиспуњен захтев домена</w:t>
-      </w:r>
-      <w:r>
-        <w:t xml:space="preserve">. У корист артефакта сме се рећи да три справе за проверу типова, </w:t>
-      </w:r>
-      <w:proofErr w:type="spellStart"/>
-      <w:r>
-        <w:t>линтер</w:t>
-      </w:r>
-      <w:proofErr w:type="spellEnd"/>
-      <w:r>
-        <w:t xml:space="preserve"> без иједне опомене и градња свих седам подешавања нису ништавне, али ниједна не извршава ниједан ток кроз домен, па ниједна не би приметила да се преглед запише с погрешним пацијентом.</w:t>
-      </w:r>
-    </w:p>
-    <w:p>
-      <w:r>
-        <w:t>Преостале карактеристике — перформансе, поверљивост, конзистентност интерфејса, доступност при отказу — испуњене су структурно с непотпуним доказом, а две од њих, конзистентност изгледа и доступност при отказу, уписане су као </w:t>
-      </w:r>
-      <w:r>
-        <w:rPr>
-          <w:b/>
-          <w:bCs/>
-        </w:rPr>
-        <w:t>непроверене а не процењене</w:t>
-      </w:r>
-      <w:r>
-        <w:t>, зато што су проверљиве поступком који захтева покренуту примену. То је и одговор на питање зашто у раду нема снимака екрана као доказа: снимак би био доказ за баш те две ставке, а не украс.</w:t>
-      </w:r>
-    </w:p>
-    <w:p>
-      <w:r>
-        <w:t xml:space="preserve">Табела 13-2. Састав по рути, изведен из табеле рута обмотача и </w:t>
-      </w:r>
-      <w:proofErr w:type="spellStart"/>
-      <w:r>
-        <w:t>разместних</w:t>
-      </w:r>
-      <w:proofErr w:type="spellEnd"/>
-      <w:r>
-        <w:t xml:space="preserve"> тачака у уводној страници</w:t>
-      </w:r>
-    </w:p>
-    <w:tbl>
-      <w:tblPr>
-        <w:tblW w:w="0" w:type="auto"/>
-        <w:tblCellMar>
-          <w:top w:w="15" w:type="dxa"/>
-          <w:left w:w="15" w:type="dxa"/>
-          <w:bottom w:w="15" w:type="dxa"/>
-          <w:right w:w="15" w:type="dxa"/>
-        </w:tblCellMar>
-        <w:tblLook w:val="04A0" w:firstRow="1" w:lastRow="0" w:firstColumn="1" w:lastColumn="0" w:noHBand="0" w:noVBand="1"/>
-      </w:tblPr>
-      <w:tblGrid>
-        <w:gridCol w:w="3125"/>
-        <w:gridCol w:w="1535"/>
-        <w:gridCol w:w="1620"/>
-        <w:gridCol w:w="2791"/>
-      </w:tblGrid>
-      <w:tr>
-        <w:trPr>
-          <w:tblHeader/>
-        </w:trPr>
-        <w:tc>
-          <w:tcPr>
-            <w:tcW w:w="0" w:type="auto"/>
-            <w:tcMar>
-              <w:top w:w="75" w:type="dxa"/>
-              <w:left w:w="150" w:type="dxa"/>
-              <w:bottom w:w="75" w:type="dxa"/>
-              <w:right w:w="150" w:type="dxa"/>
-            </w:tcMar>
-            <w:vAlign w:val="center"/>
-            <w:hideMark/>
-          </w:tcPr>
-          <w:p>
-            <w:pPr>
-              <w:rPr>
-                <w:b/>
-                <w:bCs/>
-              </w:rPr>
-            </w:pPr>
-            <w:r>
-              <w:rPr>
-                <w:b/>
-                <w:bCs/>
-              </w:rPr>
-              <w:t>Рута</w:t>
-            </w:r>
-          </w:p>
-        </w:tc>
-        <w:tc>
-          <w:tcPr>
-            <w:tcW w:w="0" w:type="auto"/>
-            <w:tcMar>
-              <w:top w:w="75" w:type="dxa"/>
-              <w:left w:w="150" w:type="dxa"/>
-              <w:bottom w:w="75" w:type="dxa"/>
-              <w:right w:w="150" w:type="dxa"/>
-            </w:tcMar>
-            <w:vAlign w:val="center"/>
-            <w:hideMark/>
-          </w:tcPr>
-          <w:p>
-            <w:pPr>
-              <w:rPr>
-                <w:b/>
-                <w:bCs/>
-              </w:rPr>
-            </w:pPr>
-            <w:r>
-              <w:rPr>
-                <w:b/>
-                <w:bCs/>
-              </w:rPr>
-              <w:t>Контејнера</w:t>
-            </w:r>
-          </w:p>
-        </w:tc>
-        <w:tc>
-          <w:tcPr>
-            <w:tcW w:w="0" w:type="auto"/>
-            <w:tcMar>
-              <w:top w:w="75" w:type="dxa"/>
-              <w:left w:w="150" w:type="dxa"/>
-              <w:bottom w:w="75" w:type="dxa"/>
-              <w:right w:w="150" w:type="dxa"/>
-            </w:tcMar>
-            <w:vAlign w:val="center"/>
-            <w:hideMark/>
-          </w:tcPr>
-          <w:p>
-            <w:pPr>
-              <w:rPr>
-                <w:b/>
-                <w:bCs/>
-              </w:rPr>
-            </w:pPr>
-            <w:r>
-              <w:rPr>
-                <w:b/>
-                <w:bCs/>
-              </w:rPr>
-              <w:t>Апликација</w:t>
-            </w:r>
-          </w:p>
-        </w:tc>
-        <w:tc>
-          <w:tcPr>
-            <w:tcW w:w="0" w:type="auto"/>
-            <w:tcMar>
-              <w:top w:w="75" w:type="dxa"/>
-              <w:left w:w="150" w:type="dxa"/>
-              <w:bottom w:w="75" w:type="dxa"/>
-              <w:right w:w="150" w:type="dxa"/>
-            </w:tcMar>
-            <w:vAlign w:val="center"/>
-            <w:hideMark/>
-          </w:tcPr>
-          <w:p>
-            <w:pPr>
-              <w:rPr>
-                <w:b/>
-                <w:bCs/>
-              </w:rPr>
-            </w:pPr>
-            <w:r>
-              <w:rPr>
-                <w:b/>
-                <w:bCs/>
-              </w:rPr>
-              <w:t>Извршних окружења</w:t>
-            </w:r>
-          </w:p>
-        </w:tc>
-      </w:tr>
-      <w:tr>
-        <w:tc>
-          <w:tcPr>
-            <w:tcW w:w="0" w:type="auto"/>
-            <w:tcMar>
-              <w:top w:w="75" w:type="dxa"/>
-              <w:left w:w="150" w:type="dxa"/>
-              <w:bottom w:w="75" w:type="dxa"/>
-              <w:right w:w="150" w:type="dxa"/>
-            </w:tcMar>
-            <w:vAlign w:val="center"/>
-            <w:hideMark/>
-          </w:tcPr>
-          <w:p>
-            <w:r>
-              <w:t>/</w:t>
-            </w:r>
-            <w:proofErr w:type="spellStart"/>
-            <w:r>
-              <w:t>login</w:t>
-            </w:r>
-            <w:proofErr w:type="spellEnd"/>
-            <w:r>
-              <w:t>, /</w:t>
-            </w:r>
-            <w:proofErr w:type="spellStart"/>
-            <w:r>
-              <w:t>register</w:t>
-            </w:r>
-            <w:proofErr w:type="spellEnd"/>
-          </w:p>
-        </w:tc>
-        <w:tc>
-          <w:tcPr>
-            <w:tcW w:w="0" w:type="auto"/>
-            <w:tcMar>
-              <w:top w:w="75" w:type="dxa"/>
-              <w:left w:w="150" w:type="dxa"/>
-              <w:bottom w:w="75" w:type="dxa"/>
-              <w:right w:w="150" w:type="dxa"/>
-            </w:tcMar>
-            <w:vAlign w:val="center"/>
-            <w:hideMark/>
-          </w:tcPr>
-          <w:p>
-            <w:r>
-              <w:t>2</w:t>
-            </w:r>
-          </w:p>
-        </w:tc>
-        <w:tc>
-          <w:tcPr>
-            <w:tcW w:w="0" w:type="auto"/>
-            <w:tcMar>
-              <w:top w:w="75" w:type="dxa"/>
-              <w:left w:w="150" w:type="dxa"/>
-              <w:bottom w:w="75" w:type="dxa"/>
-              <w:right w:w="150" w:type="dxa"/>
-            </w:tcMar>
-            <w:vAlign w:val="center"/>
-            <w:hideMark/>
-          </w:tcPr>
-          <w:p>
-            <w:r>
-              <w:t>2</w:t>
-            </w:r>
-          </w:p>
-        </w:tc>
-        <w:tc>
-          <w:tcPr>
-            <w:tcW w:w="0" w:type="auto"/>
-            <w:tcMar>
-              <w:top w:w="75" w:type="dxa"/>
-              <w:left w:w="150" w:type="dxa"/>
-              <w:bottom w:w="75" w:type="dxa"/>
-              <w:right w:w="150" w:type="dxa"/>
-            </w:tcMar>
-            <w:vAlign w:val="center"/>
-            <w:hideMark/>
-          </w:tcPr>
-          <w:p>
-            <w:proofErr w:type="spellStart"/>
-            <w:r>
-              <w:t>React</w:t>
-            </w:r>
-            <w:proofErr w:type="spellEnd"/>
-            <w:r>
-              <w:t>, приказивач прилагођених елемената</w:t>
-            </w:r>
-          </w:p>
-        </w:tc>
-      </w:tr>
-      <w:tr>
-        <w:tc>
-          <w:tcPr>
-            <w:tcW w:w="0" w:type="auto"/>
-            <w:tcMar>
-              <w:top w:w="75" w:type="dxa"/>
-              <w:left w:w="150" w:type="dxa"/>
-              <w:bottom w:w="75" w:type="dxa"/>
-              <w:right w:w="150" w:type="dxa"/>
-            </w:tcMar>
-            <w:vAlign w:val="center"/>
-            <w:hideMark/>
-          </w:tcPr>
-          <w:p>
-            <w:r>
-              <w:t>/</w:t>
-            </w:r>
-            <w:proofErr w:type="spellStart"/>
-            <w:r>
-              <w:t>calendar</w:t>
-            </w:r>
-            <w:proofErr w:type="spellEnd"/>
-          </w:p>
-        </w:tc>
-        <w:tc>
-          <w:tcPr>
-            <w:tcW w:w="0" w:type="auto"/>
-            <w:tcMar>
-              <w:top w:w="75" w:type="dxa"/>
-              <w:left w:w="150" w:type="dxa"/>
-              <w:bottom w:w="75" w:type="dxa"/>
-              <w:right w:w="150" w:type="dxa"/>
-            </w:tcMar>
-            <w:vAlign w:val="center"/>
-            <w:hideMark/>
-          </w:tcPr>
-          <w:p>
-            <w:r>
-              <w:t>3</w:t>
-            </w:r>
-          </w:p>
-        </w:tc>
-        <w:tc>
-          <w:tcPr>
-            <w:tcW w:w="0" w:type="auto"/>
-            <w:tcMar>
-              <w:top w:w="75" w:type="dxa"/>
-              <w:left w:w="150" w:type="dxa"/>
-              <w:bottom w:w="75" w:type="dxa"/>
-              <w:right w:w="150" w:type="dxa"/>
-            </w:tcMar>
-            <w:vAlign w:val="center"/>
-            <w:hideMark/>
-          </w:tcPr>
-          <w:p>
-            <w:r>
-              <w:t>4</w:t>
-            </w:r>
-          </w:p>
-        </w:tc>
-        <w:tc>
-          <w:tcPr>
-            <w:tcW w:w="0" w:type="auto"/>
-            <w:tcMar>
-              <w:top w:w="75" w:type="dxa"/>
-              <w:left w:w="150" w:type="dxa"/>
-              <w:bottom w:w="75" w:type="dxa"/>
-              <w:right w:w="150" w:type="dxa"/>
-            </w:tcMar>
-            <w:vAlign w:val="center"/>
-            <w:hideMark/>
-          </w:tcPr>
-          <w:p>
-            <w:proofErr w:type="spellStart"/>
-            <w:r>
-              <w:t>React</w:t>
-            </w:r>
-            <w:proofErr w:type="spellEnd"/>
-            <w:r>
-              <w:t>, приказивач прилагођених елемената</w:t>
-            </w:r>
-          </w:p>
-        </w:tc>
-      </w:tr>
-      <w:tr>
-        <w:tc>
-          <w:tcPr>
-            <w:tcW w:w="0" w:type="auto"/>
-            <w:tcMar>
-              <w:top w:w="75" w:type="dxa"/>
-              <w:left w:w="150" w:type="dxa"/>
-              <w:bottom w:w="75" w:type="dxa"/>
-              <w:right w:w="150" w:type="dxa"/>
-            </w:tcMar>
-            <w:vAlign w:val="center"/>
-            <w:hideMark/>
-          </w:tcPr>
-          <w:p>
-            <w:r>
-              <w:lastRenderedPageBreak/>
-              <w:t>/</w:t>
-            </w:r>
-            <w:proofErr w:type="spellStart"/>
-            <w:r>
-              <w:t>examination</w:t>
-            </w:r>
-            <w:proofErr w:type="spellEnd"/>
-          </w:p>
-        </w:tc>
-        <w:tc>
-          <w:tcPr>
-            <w:tcW w:w="0" w:type="auto"/>
-            <w:tcMar>
-              <w:top w:w="75" w:type="dxa"/>
-              <w:left w:w="150" w:type="dxa"/>
-              <w:bottom w:w="75" w:type="dxa"/>
-              <w:right w:w="150" w:type="dxa"/>
-            </w:tcMar>
-            <w:vAlign w:val="center"/>
-            <w:hideMark/>
-          </w:tcPr>
-          <w:p>
-            <w:r>
-              <w:t>4</w:t>
-            </w:r>
-          </w:p>
-        </w:tc>
-        <w:tc>
-          <w:tcPr>
-            <w:tcW w:w="0" w:type="auto"/>
-            <w:tcMar>
-              <w:top w:w="75" w:type="dxa"/>
-              <w:left w:w="150" w:type="dxa"/>
-              <w:bottom w:w="75" w:type="dxa"/>
-              <w:right w:w="150" w:type="dxa"/>
-            </w:tcMar>
-            <w:vAlign w:val="center"/>
-            <w:hideMark/>
-          </w:tcPr>
-          <w:p>
-            <w:r>
-              <w:t>5</w:t>
-            </w:r>
-          </w:p>
-        </w:tc>
-        <w:tc>
-          <w:tcPr>
-            <w:tcW w:w="0" w:type="auto"/>
-            <w:tcMar>
-              <w:top w:w="75" w:type="dxa"/>
-              <w:left w:w="150" w:type="dxa"/>
-              <w:bottom w:w="75" w:type="dxa"/>
-              <w:right w:w="150" w:type="dxa"/>
-            </w:tcMar>
-            <w:vAlign w:val="center"/>
-            <w:hideMark/>
-          </w:tcPr>
-          <w:p>
-            <w:proofErr w:type="spellStart"/>
-            <w:r>
-              <w:t>Angular</w:t>
-            </w:r>
-            <w:proofErr w:type="spellEnd"/>
-            <w:r>
-              <w:t xml:space="preserve">, </w:t>
-            </w:r>
-            <w:proofErr w:type="spellStart"/>
-            <w:r>
-              <w:t>Vue</w:t>
-            </w:r>
-            <w:proofErr w:type="spellEnd"/>
-            <w:r>
-              <w:t>, приказивач прилагођених елемената</w:t>
-            </w:r>
-          </w:p>
-        </w:tc>
-      </w:tr>
-      <w:tr>
-        <w:tc>
-          <w:tcPr>
-            <w:tcW w:w="0" w:type="auto"/>
-            <w:tcMar>
-              <w:top w:w="75" w:type="dxa"/>
-              <w:left w:w="150" w:type="dxa"/>
-              <w:bottom w:w="75" w:type="dxa"/>
-              <w:right w:w="150" w:type="dxa"/>
-            </w:tcMar>
-            <w:vAlign w:val="center"/>
-            <w:hideMark/>
-          </w:tcPr>
-          <w:p>
-            <w:r>
-              <w:t>кумулативно, /</w:t>
-            </w:r>
-            <w:proofErr w:type="spellStart"/>
-            <w:r>
-              <w:t>login</w:t>
-            </w:r>
-            <w:proofErr w:type="spellEnd"/>
-            <w:r>
-              <w:t xml:space="preserve"> → /</w:t>
-            </w:r>
-            <w:proofErr w:type="spellStart"/>
-            <w:r>
-              <w:t>calendar</w:t>
-            </w:r>
-            <w:proofErr w:type="spellEnd"/>
-            <w:r>
-              <w:t xml:space="preserve"> → /</w:t>
-            </w:r>
-            <w:proofErr w:type="spellStart"/>
-            <w:r>
-              <w:t>examination</w:t>
-            </w:r>
-            <w:proofErr w:type="spellEnd"/>
-          </w:p>
-        </w:tc>
-        <w:tc>
-          <w:tcPr>
-            <w:tcW w:w="0" w:type="auto"/>
-            <w:tcMar>
-              <w:top w:w="75" w:type="dxa"/>
-              <w:left w:w="150" w:type="dxa"/>
-              <w:bottom w:w="75" w:type="dxa"/>
-              <w:right w:w="150" w:type="dxa"/>
-            </w:tcMar>
-            <w:vAlign w:val="center"/>
-            <w:hideMark/>
-          </w:tcPr>
-          <w:p>
-            <w:r>
-              <w:t>6 (свих)</w:t>
-            </w:r>
-          </w:p>
-        </w:tc>
-        <w:tc>
-          <w:tcPr>
-            <w:tcW w:w="0" w:type="auto"/>
-            <w:tcMar>
-              <w:top w:w="75" w:type="dxa"/>
-              <w:left w:w="150" w:type="dxa"/>
-              <w:bottom w:w="75" w:type="dxa"/>
-              <w:right w:w="150" w:type="dxa"/>
-            </w:tcMar>
-            <w:vAlign w:val="center"/>
-            <w:hideMark/>
-          </w:tcPr>
-          <w:p>
-            <w:r>
-              <w:t>5 упоредо</w:t>
-            </w:r>
-          </w:p>
-        </w:tc>
-        <w:tc>
-          <w:tcPr>
-            <w:tcW w:w="0" w:type="auto"/>
-            <w:tcMar>
-              <w:top w:w="75" w:type="dxa"/>
-              <w:left w:w="150" w:type="dxa"/>
-              <w:bottom w:w="75" w:type="dxa"/>
-              <w:right w:w="150" w:type="dxa"/>
-            </w:tcMar>
-            <w:vAlign w:val="center"/>
-            <w:hideMark/>
-          </w:tcPr>
-          <w:p>
-            <w:r>
-              <w:t>све четири</w:t>
-            </w:r>
-          </w:p>
-        </w:tc>
-      </w:tr>
-    </w:tbl>
-    <w:p>
-      <w:r>
-        <w:rPr>
-          <w:b/>
-          <w:bCs/>
-        </w:rPr>
-        <w:t>Последњи ред јесте налаз.</w:t>
-      </w:r>
-      <w:r>
-        <w:t xml:space="preserve"> По рути су највише три извршна окружења истовремено, и </w:t>
-      </w:r>
-      <w:proofErr w:type="spellStart"/>
-      <w:r>
-        <w:t>React</w:t>
-      </w:r>
-      <w:proofErr w:type="spellEnd"/>
-      <w:r>
-        <w:t xml:space="preserve"> се никада не сусреће с </w:t>
-      </w:r>
-      <w:proofErr w:type="spellStart"/>
-      <w:r>
-        <w:t>Angular</w:t>
-      </w:r>
-      <w:proofErr w:type="spellEnd"/>
-      <w:r>
-        <w:t xml:space="preserve">-ом и </w:t>
-      </w:r>
-      <w:proofErr w:type="spellStart"/>
-      <w:r>
-        <w:t>Vue</w:t>
-      </w:r>
-      <w:proofErr w:type="spellEnd"/>
-      <w:r>
-        <w:t>-ом, јер су то раздвојене руте. Али усмеривач демонтира апликацију а не контејнер, а савезништво модула нема поступак за уклањање већ израженог модула из дељеног опсега, па све преузето остаје до поновног учитавања странице. Отуда: </w:t>
-      </w:r>
-      <w:r>
-        <w:rPr>
-          <w:b/>
-          <w:bCs/>
-        </w:rPr>
-        <w:t>скуп извршних окружења у документу је монотона функција пута кретања, а не својство тренутне руте</w:t>
-      </w:r>
-      <w:r>
-        <w:t> — корисник који се пријавио, погледао распоред и отворио преглед носи у једном документу четири извршна окружења, од којих два тада ништа не приказују. Мера у бајтовима то не би дала, јер би дала тежину руте, а овде је реч о тежини седнице.</w:t>
-      </w:r>
-    </w:p>
-    <w:p>
-      <w:r>
-        <w:rPr>
-          <w:b/>
-          <w:bCs/>
-        </w:rPr>
-        <w:t>Најзад, једна оцена није о артефакту него о инструменту.</w:t>
-      </w:r>
-      <w:r>
-        <w:t xml:space="preserve"> Осам архитектонских карактеристика којима </w:t>
-      </w:r>
-      <w:proofErr w:type="spellStart"/>
-      <w:r>
-        <w:t>Mezzalira</w:t>
-      </w:r>
-      <w:proofErr w:type="spellEnd"/>
-      <w:r>
-        <w:t xml:space="preserve"> (2025, </w:t>
-      </w:r>
-      <w:proofErr w:type="spellStart"/>
-      <w:r>
-        <w:t>пог</w:t>
-      </w:r>
-      <w:proofErr w:type="spellEnd"/>
-      <w:r>
-        <w:t xml:space="preserve">. 3) оцењује микрофронтенд стилове оцењено је три пута, по обрасцу поделе а не једном за цео артефакт, зато што је та скала </w:t>
-      </w:r>
-      <w:proofErr w:type="spellStart"/>
-      <w:r>
-        <w:t>унутарстилска</w:t>
-      </w:r>
-      <w:proofErr w:type="spellEnd"/>
-      <w:r>
-        <w:t>. Исход даје три налаза, и ниједан није оцена. Прво, </w:t>
-      </w:r>
-      <w:r>
-        <w:rPr>
-          <w:b/>
-          <w:bCs/>
-        </w:rPr>
-        <w:t>једино истоветно одступање у свим трима обрасцима лоцира узрок изван обрасца поделе</w:t>
-      </w:r>
-      <w:r>
-        <w:t>: испоручивост пада с објављених 4–5/5 на 2/5 у сва три случаја, не зато што су обрасци слични, него зато што ниједан од њих не одлучује о томе шта ток испоруке чини — а кад једно одступање не разликује обрасце, оно није њихово својство. Друго, </w:t>
-      </w:r>
-      <w:r>
-        <w:rPr>
-          <w:b/>
-          <w:bCs/>
-        </w:rPr>
-        <w:t>простота следи оквире, а не поделу</w:t>
-      </w:r>
-      <w:r>
-        <w:t>: најниже оцене стоје тамо где су у истом документу три оквира, а највиша тамо где оквира нема. Треће, и најважније за метод: </w:t>
-      </w:r>
-      <w:r>
-        <w:rPr>
-          <w:b/>
-          <w:bCs/>
-        </w:rPr>
-        <w:t>пет од осам оса не даје оцену</w:t>
-      </w:r>
-      <w:r>
-        <w:t xml:space="preserve"> — три су немерљиве, једна се предаје попису, а једна даје истоветно одступање свуда. Скала обликована да упоређује обрасце поделе на решењима која раде у производњи над артефактом који није распоређен губи више од половине своје </w:t>
-      </w:r>
-      <w:proofErr w:type="spellStart"/>
-      <w:r>
-        <w:t>разлучивости</w:t>
-      </w:r>
-      <w:proofErr w:type="spellEnd"/>
-      <w:r>
-        <w:t>.</w:t>
-      </w:r>
-    </w:p>
-    <w:p>
-      <w:r>
-        <w:lastRenderedPageBreak/>
-        <w:t>Најкраћи облик целог одговора, који сва остала питања даље само потврђују с нових страна: </w:t>
-      </w:r>
-      <w:r>
-        <w:rPr>
-          <w:b/>
-          <w:bCs/>
-        </w:rPr>
-        <w:t>артефакт је добио оно што архитектура даје изворном коду и није добио оно што архитектура даје само заједно с цевоводом.</w:t>
-      </w:r>
-    </w:p>
-    <w:p>
-      <w:pPr>
-        <w:pStyle w:val="Heading2"/>
-      </w:pPr>
-      <w:bookmarkStart w:id="82" w:name="_Toc238517598"/>
-      <w:r>
-        <w:t>13.3 ИП2: конзистентност интерфејса међу оквирима и њена цена</w:t>
-      </w:r>
-      <w:bookmarkEnd w:id="82"/>
-    </w:p>
-    <w:p>
-      <w:r>
-        <w:rPr>
-          <w:i/>
-          <w:iCs/>
-        </w:rPr>
-        <w:t>ИП2: Да ли је могуће одржати конзистентност корисничког интерфејса између микрофронтендова имплементираних у различитим радним оквирима и по којој цени?</w:t>
-      </w:r>
-    </w:p>
-    <w:p>
-      <w:r>
-        <w:rPr>
-          <w:b/>
-          <w:bCs/>
-        </w:rPr>
-        <w:t>Могуће је, и артефакт то показује у најјачем облику који му је доступан: постоји једна изведба сваке компоненте, а не по једна за сваки оквир.</w:t>
-      </w:r>
-      <w:r>
-        <w:t xml:space="preserve"> Једанаест компонената дизајн система написано је једном, као прилагођени елементи, и употребљава се из </w:t>
-      </w:r>
-      <w:proofErr w:type="spellStart"/>
-      <w:r>
-        <w:t>React</w:t>
-      </w:r>
-      <w:proofErr w:type="spellEnd"/>
-      <w:r>
-        <w:t xml:space="preserve">-а, </w:t>
-      </w:r>
-      <w:proofErr w:type="spellStart"/>
-      <w:r>
-        <w:t>Angular</w:t>
-      </w:r>
-      <w:proofErr w:type="spellEnd"/>
-      <w:r>
-        <w:t xml:space="preserve">-а, </w:t>
-      </w:r>
-      <w:proofErr w:type="spellStart"/>
-      <w:r>
-        <w:t>Vue</w:t>
-      </w:r>
-      <w:proofErr w:type="spellEnd"/>
-      <w:r>
-        <w:t>-а и из двају пакета без оквира. Конзистентност при том не стоји на дисциплини него на </w:t>
-      </w:r>
-      <w:r>
-        <w:rPr>
-          <w:b/>
-          <w:bCs/>
-        </w:rPr>
-        <w:t>конструкцији</w:t>
-      </w:r>
-      <w:r>
-        <w:t>: компоненте приказују у области сенке, па глобални избирач не може да их досегне, а свака вредност из теме чита се као својство с резервном вредношћу, тако да недостајућа тема даје подразумевани изглед а не покварен. Заједничка лествица слојева приказивања дељена је намерно, зато што независно испоручене јединице иначе измишљају сукобљене вредности и туђи модални прозор заврши испод сопственог заглавља.</w:t>
-      </w:r>
-    </w:p>
-    <w:p>
-      <w:r>
-        <w:t>Цена има четири ставке, и све четири су проверљиве.</w:t>
-      </w:r>
-    </w:p>
-    <w:p>
-      <w:r>
-        <w:rPr>
-          <w:b/>
-          <w:bCs/>
-        </w:rPr>
-        <w:t>Прва је везивни слој по оквиру, али не по оквиру као правило.</w:t>
-      </w:r>
-      <w:r>
-        <w:t> Два везивна пакета постоје и оба су </w:t>
-      </w:r>
-      <w:r>
-        <w:rPr>
-          <w:b/>
-          <w:bCs/>
-        </w:rPr>
-        <w:t>накнада за одређени недостатак оквира</w:t>
-      </w:r>
-      <w:r>
-        <w:t xml:space="preserve">, не порез који сваки оквир наплаћује: у једном је реч о томе да декларативни опис приказа не познаје својство за прилагођени догађај, у другом о томе да би општа дозвола за непознате ознаке искључила проверу шаблона за све њих. </w:t>
-      </w:r>
-      <w:proofErr w:type="spellStart"/>
-      <w:r>
-        <w:t>Vue</w:t>
-      </w:r>
-      <w:proofErr w:type="spellEnd"/>
-      <w:r>
-        <w:t xml:space="preserve"> је контролни случај — не тражи ништа осим једног предиката при градњи и једне изјаве типова — и тај случај је сам налаз, зато што преиначује уобичајено читање по ком је везивни слој неизбежна цена </w:t>
-      </w:r>
-      <w:proofErr w:type="spellStart"/>
-      <w:r>
-        <w:t>вишеоквирности</w:t>
-      </w:r>
-      <w:proofErr w:type="spellEnd"/>
-      <w:r>
-        <w:t>. Поређење с објављеним случајем показује да особеност није у овом решењу: и тамо постоји везивни слој по оквиру, само купљен а не изграђен.</w:t>
-      </w:r>
-    </w:p>
-    <w:p>
-      <w:r>
-        <w:rPr>
-          <w:b/>
-          <w:bCs/>
-        </w:rPr>
-        <w:t>Друга је преговарање дељених зависности у времену извођења, које овде ради, али није ограничено.</w:t>
-      </w:r>
-      <w:r>
-        <w:t> Издања се поклапају свуда где су наведена, укључујући и случај у ком би размимоилажење било најскупље — библиотека приказивача истоветна је у свих шест подешавања која је деле, а морала је бити, јер је регистар прилагођених елемената својство </w:t>
-      </w:r>
-      <w:r>
-        <w:rPr>
-          <w:b/>
-          <w:bCs/>
-        </w:rPr>
-        <w:t>документа</w:t>
-      </w:r>
-      <w:r>
-        <w:t xml:space="preserve">, па би друга копија дизајн система нашла сваку ознаку заузетом и њене класе се не би употребиле. Али самац без захтеваног издања је обећање без услова: </w:t>
-      </w:r>
-      <w:r>
-        <w:lastRenderedPageBreak/>
-        <w:t>дељени опсег прихвата </w:t>
-      </w:r>
-      <w:r>
-        <w:rPr>
-          <w:b/>
-          <w:bCs/>
-        </w:rPr>
-        <w:t>прву копију која се затекне</w:t>
-      </w:r>
-      <w:r>
-        <w:t>, па исход одлучује ред у ком је прегледач извршио контејнере. Од тог ризика ово решење чува </w:t>
-      </w:r>
-      <w:r>
-        <w:rPr>
-          <w:b/>
-          <w:bCs/>
-        </w:rPr>
-        <w:t>поравнање верзија, а не иједна декларација у седам датотека подешавања</w:t>
-      </w:r>
-      <w:r>
-        <w:t> — и прво држи док неко не подигне једну од трију датотека пакета, док би друго држало и тада. Од осамнаест одредница у блоку дељених зависности седам има тачно једног потрошача, што значи да за седам одлука о дељењу одлука није ни донета него се </w:t>
-      </w:r>
-      <w:r>
-        <w:rPr>
-          <w:b/>
-          <w:bCs/>
-        </w:rPr>
-        <w:t>одиграла</w:t>
-      </w:r>
-      <w:r>
-        <w:t xml:space="preserve">, пресликавањем списка зависности пакета. Промашај је безопасан само зато што је потрошач један, па спор о издању није могућ — али </w:t>
-      </w:r>
-      <w:proofErr w:type="spellStart"/>
-      <w:r>
-        <w:t>безопасност</w:t>
-      </w:r>
-      <w:proofErr w:type="spellEnd"/>
-      <w:r>
-        <w:t xml:space="preserve"> је околност а не оправдање: раздвајањем једног фрагмента на два, четири одреднице би истога дана постале дељене с два потрошача и без тражене верзије. Отуда: </w:t>
-      </w:r>
-      <w:r>
-        <w:rPr>
-          <w:b/>
-          <w:bCs/>
-        </w:rPr>
-        <w:t xml:space="preserve">декларација дељења с једним потрошачем није безопасна него </w:t>
-      </w:r>
-      <w:proofErr w:type="spellStart"/>
-      <w:r>
-        <w:rPr>
-          <w:b/>
-          <w:bCs/>
-        </w:rPr>
-        <w:t>неопробана</w:t>
-      </w:r>
-      <w:proofErr w:type="spellEnd"/>
-      <w:r>
-        <w:rPr>
-          <w:b/>
-          <w:bCs/>
-        </w:rPr>
-        <w:t xml:space="preserve">, и њено прво </w:t>
-      </w:r>
-      <w:proofErr w:type="spellStart"/>
-      <w:r>
-        <w:rPr>
-          <w:b/>
-          <w:bCs/>
-        </w:rPr>
-        <w:t>опробавање</w:t>
-      </w:r>
-      <w:proofErr w:type="spellEnd"/>
-      <w:r>
-        <w:rPr>
-          <w:b/>
-          <w:bCs/>
-        </w:rPr>
-        <w:t xml:space="preserve"> пада на први пораст решења.</w:t>
-      </w:r>
-    </w:p>
-    <w:p>
-      <w:r>
-        <w:rPr>
-          <w:b/>
-          <w:bCs/>
-        </w:rPr>
-        <w:t xml:space="preserve">Трећа је најтеже наплатива: три од шест </w:t>
-      </w:r>
-      <w:proofErr w:type="spellStart"/>
-      <w:r>
-        <w:rPr>
-          <w:b/>
-          <w:bCs/>
-        </w:rPr>
-        <w:t>најдељенијих</w:t>
-      </w:r>
-      <w:proofErr w:type="spellEnd"/>
-      <w:r>
-        <w:rPr>
-          <w:b/>
-          <w:bCs/>
-        </w:rPr>
-        <w:t xml:space="preserve"> одредница пословне су природе</w:t>
-      </w:r>
-      <w:r>
-        <w:t> — клијент за позадину, заједнички типови и заједничко складиште. Ниједно по мерилу не би смело да буде дељено, а довод је јачи од правила: дељење пословног модела је </w:t>
-      </w:r>
-      <w:r>
-        <w:rPr>
-          <w:b/>
-          <w:bCs/>
-        </w:rPr>
-        <w:t>симптом</w:t>
-      </w:r>
-      <w:r>
-        <w:t>, знак да подела на подручја није спроведена довољно далеко, јер два подручја која деле појмове нису два подручја. Пресуда се не може ублажити, али се може лоцирати: свих шест пословних фрагмената разговара с </w:t>
-      </w:r>
-      <w:r>
-        <w:rPr>
-          <w:b/>
-          <w:bCs/>
-        </w:rPr>
-        <w:t>истом монолитном службом преко истих записа</w:t>
-      </w:r>
-      <w:r>
-        <w:t>, па су појмови заједнички зато што је служба заједничка. Прекршај, дакле, </w:t>
-      </w:r>
-      <w:r>
-        <w:rPr>
-          <w:b/>
-          <w:bCs/>
-        </w:rPr>
-        <w:t>није поправљив на клијенту</w:t>
-      </w:r>
-      <w:r>
-        <w:t>: раздвајање заједничких типова по подручјима произвело би шест копија истог записа који сервер и даље шаље у једном облику, дакле привид независности уз двоструко одржавање. Овде се види и граница саме мере: од трију пословних одредница две су </w:t>
-      </w:r>
-      <w:r>
-        <w:rPr>
-          <w:b/>
-          <w:bCs/>
-        </w:rPr>
-        <w:t>уговори а не понашање</w:t>
-      </w:r>
-      <w:r>
-        <w:t>, па не уводе сукоб издања при извођењу него спрегнутост, дакле спор у времену </w:t>
-      </w:r>
-      <w:r>
-        <w:rPr>
-          <w:i/>
-          <w:iCs/>
-        </w:rPr>
-        <w:t>измене</w:t>
-      </w:r>
-      <w:r>
-        <w:t>. Мерило тако меша две цене под једним именом, и налаз је да их треба разликовати: </w:t>
-      </w:r>
-      <w:r>
-        <w:rPr>
-          <w:b/>
-          <w:bCs/>
-        </w:rPr>
-        <w:t>дељење пословних типова кошта слободу измене, дељење пословног понашања кошта независност извођења.</w:t>
-      </w:r>
-      <w:r>
-        <w:t> Артефакт плаћа прво, а од другог га чува само то што заједничко складиште има једног писца.</w:t>
-      </w:r>
-    </w:p>
-    <w:p>
-      <w:r>
-        <w:rPr>
-          <w:b/>
-          <w:bCs/>
-        </w:rPr>
-        <w:t xml:space="preserve">Четврта је цена извршних окружења, и она остаје </w:t>
-      </w:r>
-      <w:proofErr w:type="spellStart"/>
-      <w:r>
-        <w:rPr>
-          <w:b/>
-          <w:bCs/>
-        </w:rPr>
-        <w:t>непребројана</w:t>
-      </w:r>
-      <w:proofErr w:type="spellEnd"/>
-      <w:r>
-        <w:rPr>
-          <w:b/>
-          <w:bCs/>
-        </w:rPr>
-        <w:t>.</w:t>
-      </w:r>
-      <w:r>
-        <w:t> Литература употребу више оквира наводи као замку, не као могућност (</w:t>
-      </w:r>
-      <w:proofErr w:type="spellStart"/>
-      <w:r>
-        <w:t>Rufus</w:t>
-      </w:r>
-      <w:proofErr w:type="spellEnd"/>
-      <w:r>
-        <w:t xml:space="preserve">, 2024, </w:t>
-      </w:r>
-      <w:proofErr w:type="spellStart"/>
-      <w:r>
-        <w:t>пог</w:t>
-      </w:r>
-      <w:proofErr w:type="spellEnd"/>
-      <w:r>
-        <w:t>. 2 и 10), и то се овде не оспорава: мера није изведена — ознака </w:t>
-      </w:r>
-      <w:r>
-        <w:rPr>
-          <w:i/>
-          <w:iCs/>
-        </w:rPr>
-        <w:t>изводљиво, неизведено</w:t>
-      </w:r>
-      <w:r>
-        <w:t> — а поступак би био познат. Проверљиво је, међутим, троје, зато што ко се где изводи не одлучује ниједан пакет него табела путева у обмотачу (Таб. 13-2). Прво, </w:t>
-      </w:r>
-      <w:r>
-        <w:rPr>
-          <w:b/>
-          <w:bCs/>
-        </w:rPr>
-        <w:t>највећа цена пада на тачно један пут, и то на онај који постоји да би је оправдао</w:t>
-      </w:r>
-      <w:r>
-        <w:t>: три извршна окружења појављују се једино на /</w:t>
-      </w:r>
-      <w:proofErr w:type="spellStart"/>
-      <w:r>
-        <w:t>examination</w:t>
-      </w:r>
-      <w:proofErr w:type="spellEnd"/>
-      <w:r>
-        <w:t xml:space="preserve">, где </w:t>
-      </w:r>
-      <w:proofErr w:type="spellStart"/>
-      <w:r>
-        <w:t>Angular</w:t>
-      </w:r>
-      <w:proofErr w:type="spellEnd"/>
-      <w:r>
-        <w:t xml:space="preserve"> и </w:t>
-      </w:r>
-      <w:proofErr w:type="spellStart"/>
-      <w:r>
-        <w:t>Vue</w:t>
-      </w:r>
-      <w:proofErr w:type="spellEnd"/>
-      <w:r>
-        <w:t xml:space="preserve"> стоје један уз други — реч, дакле, </w:t>
-      </w:r>
-      <w:r>
-        <w:lastRenderedPageBreak/>
-        <w:t>није о „четири оквира у решењу“ него о </w:t>
-      </w:r>
-      <w:r>
-        <w:rPr>
-          <w:b/>
-          <w:bCs/>
-        </w:rPr>
-        <w:t>два оквира плус изведба дизајн система на једном екрану</w:t>
-      </w:r>
-      <w:r>
-        <w:t>. Друго, </w:t>
-      </w:r>
-      <w:r>
-        <w:rPr>
-          <w:b/>
-          <w:bCs/>
-        </w:rPr>
-        <w:t>по животу документа цена није ограничена путем него путовањем</w:t>
-      </w:r>
-      <w:r>
-        <w:t>, па мера коју замерка захтева није величина градње. Треће, </w:t>
-      </w:r>
-      <w:r>
-        <w:rPr>
-          <w:b/>
-          <w:bCs/>
-        </w:rPr>
-        <w:t>цена је упркос томе управљана</w:t>
-      </w:r>
-      <w:r>
-        <w:t>: једна изведба свих компонената, ниједна справа која закрпама мења глобалне функције, никакав везивни пакет тамо где оквиру није требао. Ниједна од тих одлука није измерена, али све су у истом смеру — </w:t>
-      </w:r>
-      <w:proofErr w:type="spellStart"/>
-      <w:r>
-        <w:rPr>
-          <w:b/>
-          <w:bCs/>
-        </w:rPr>
-        <w:t>вишеоквирност</w:t>
-      </w:r>
-      <w:proofErr w:type="spellEnd"/>
-      <w:r>
-        <w:rPr>
-          <w:b/>
-          <w:bCs/>
-        </w:rPr>
-        <w:t xml:space="preserve"> у овом решењу није умножила све, него само извршна окружења оквира.</w:t>
-      </w:r>
-    </w:p>
-    <w:p>
-      <w:r>
-        <w:t>Остаје најтежи део, који је уједно одговор на замерку у облику у ком је она одговорна. Замка о више оквира јесте тврдња о </w:t>
-      </w:r>
-      <w:r>
-        <w:rPr>
-          <w:b/>
-          <w:bCs/>
-        </w:rPr>
-        <w:t>производном</w:t>
-      </w:r>
-      <w:r>
-        <w:t> решењу, и као такву је овај рад не оспорава. Овај артефакт, међутим, јесте </w:t>
-      </w:r>
-      <w:r>
-        <w:rPr>
-          <w:b/>
-          <w:bCs/>
-        </w:rPr>
-        <w:t>демонстрација</w:t>
-      </w:r>
-      <w:r>
-        <w:t xml:space="preserve">, и </w:t>
-      </w:r>
-      <w:proofErr w:type="spellStart"/>
-      <w:r>
-        <w:t>вишеоквирност</w:t>
-      </w:r>
-      <w:proofErr w:type="spellEnd"/>
-      <w:r>
-        <w:t xml:space="preserve"> у њему носи посао који ниједан други избор не би могао: она чини тврдњу „граница састава је прегледач“ </w:t>
-      </w:r>
-      <w:r>
-        <w:rPr>
-          <w:b/>
-          <w:bCs/>
-        </w:rPr>
-        <w:t>оспоривом</w:t>
-      </w:r>
-      <w:r>
-        <w:t xml:space="preserve">. Кад су оба фрагмента у истом оквиру, доказ да се не увозе међусобно јесте доказ о дисциплини аутора — увоз би радио, а није написан; кад је један </w:t>
-      </w:r>
-      <w:proofErr w:type="spellStart"/>
-      <w:r>
-        <w:t>Angular</w:t>
-      </w:r>
-      <w:proofErr w:type="spellEnd"/>
-      <w:r>
-        <w:t xml:space="preserve"> а други </w:t>
-      </w:r>
-      <w:proofErr w:type="spellStart"/>
-      <w:r>
-        <w:t>Vue</w:t>
-      </w:r>
-      <w:proofErr w:type="spellEnd"/>
-      <w:r>
-        <w:t xml:space="preserve">, увоз не би радио ни начелно, па тврдња прелази из обећања у особину. Размена је тако симетрична и обе стране су </w:t>
-      </w:r>
-      <w:proofErr w:type="spellStart"/>
-      <w:r>
-        <w:t>имењиве</w:t>
-      </w:r>
-      <w:proofErr w:type="spellEnd"/>
-      <w:r>
-        <w:t>: </w:t>
-      </w:r>
-      <w:r>
-        <w:rPr>
-          <w:b/>
-          <w:bCs/>
-        </w:rPr>
-        <w:t xml:space="preserve">артефакт је дао </w:t>
-      </w:r>
-      <w:proofErr w:type="spellStart"/>
-      <w:r>
-        <w:rPr>
-          <w:b/>
-          <w:bCs/>
-        </w:rPr>
-        <w:t>непребројану</w:t>
-      </w:r>
-      <w:proofErr w:type="spellEnd"/>
-      <w:r>
-        <w:rPr>
-          <w:b/>
-          <w:bCs/>
-        </w:rPr>
-        <w:t xml:space="preserve"> цену извођења и добио </w:t>
-      </w:r>
-      <w:proofErr w:type="spellStart"/>
-      <w:r>
-        <w:rPr>
-          <w:b/>
-          <w:bCs/>
-        </w:rPr>
-        <w:t>проверљивост</w:t>
-      </w:r>
-      <w:proofErr w:type="spellEnd"/>
-      <w:r>
-        <w:rPr>
-          <w:b/>
-          <w:bCs/>
-        </w:rPr>
-        <w:t xml:space="preserve"> најважније тврдње целог рада.</w:t>
-      </w:r>
-    </w:p>
-    <w:p>
-      <w:r>
-        <w:t>Поређење с објављеним случајем (</w:t>
-      </w:r>
-      <w:proofErr w:type="spellStart"/>
-      <w:r>
-        <w:t>Rappl</w:t>
-      </w:r>
-      <w:proofErr w:type="spellEnd"/>
-      <w:r>
-        <w:t xml:space="preserve">, 2025, </w:t>
-      </w:r>
-      <w:proofErr w:type="spellStart"/>
-      <w:r>
-        <w:t>пог</w:t>
-      </w:r>
-      <w:proofErr w:type="spellEnd"/>
-      <w:r>
-        <w:t xml:space="preserve">. 20) даје једно сведочење за и једно против. За: у </w:t>
-      </w:r>
-      <w:proofErr w:type="spellStart"/>
-      <w:r>
-        <w:t>OpenMRS</w:t>
-      </w:r>
-      <w:proofErr w:type="spellEnd"/>
-      <w:r>
-        <w:t>-у је независност од оквира наведена као једно од двају највећих постигнућа, с конкретним исходом — стандардни састављач образаца израдио је други тим у другом оквиру — што значи да мешање оквира у производном систему истог домена </w:t>
-      </w:r>
-      <w:r>
-        <w:rPr>
-          <w:b/>
-          <w:bCs/>
-        </w:rPr>
-        <w:t>ради</w:t>
-      </w:r>
-      <w:r>
-        <w:t>. Против: тамо су кључне зависности </w:t>
-      </w:r>
-      <w:r>
-        <w:rPr>
-          <w:b/>
-          <w:bCs/>
-        </w:rPr>
-        <w:t>унапред уграђене у обмотач</w:t>
-      </w:r>
-      <w:r>
-        <w:t>, што исти проблем усклађивања решава губитком слободе коју овај рад демонстрира; цена је симетрична, јер фрагмент тамо не може да изабере своје издање, а овде може, али исход одлучује ред учитавања. Уз то стоји ограничење које се не сме прећутати: тамо је мешање оквира </w:t>
-      </w:r>
-      <w:r>
-        <w:rPr>
-          <w:b/>
-          <w:bCs/>
-        </w:rPr>
-        <w:t>изнуђено</w:t>
-      </w:r>
-      <w:r>
-        <w:t>, овде </w:t>
-      </w:r>
-      <w:r>
-        <w:rPr>
-          <w:b/>
-          <w:bCs/>
-        </w:rPr>
-        <w:t>изабрано</w:t>
-      </w:r>
-      <w:r>
-        <w:t> ради показивања, па ниједан налаз овог рада о цени мешања није налаз о томе шта се дешава кад је мешање неизбежно.</w:t>
-      </w:r>
-    </w:p>
-    <w:p>
-      <w:pPr>
-        <w:pStyle w:val="Heading2"/>
-      </w:pPr>
-      <w:bookmarkStart w:id="83" w:name="_Toc238517599"/>
-      <w:r>
-        <w:t>13.4 ИП3: довољан скуп механизама управљања</w:t>
-      </w:r>
-      <w:bookmarkEnd w:id="83"/>
-    </w:p>
-    <w:p>
-      <w:r>
-        <w:rPr>
-          <w:i/>
-          <w:iCs/>
-        </w:rPr>
-        <w:t>ИП3: Који скуп механизама управљања био је довољан да употреба више радних оквира у овом случају не постане анти-патерн?</w:t>
-      </w:r>
-    </w:p>
-    <w:p>
-      <w:r>
-        <w:t>Питање је тражило довољан скуп механизама, а вредновање је одговорило оштрије него што је постављено: показало је да „механизам управљања“ обухвата </w:t>
-      </w:r>
-      <w:r>
-        <w:rPr>
-          <w:b/>
-          <w:bCs/>
-        </w:rPr>
-        <w:t>две ствари које се не понашају исто</w:t>
-      </w:r>
-      <w:r>
-        <w:t>, и да артефакт има једну од њих у целости а другу ни у једној ставки.</w:t>
-      </w:r>
-    </w:p>
-    <w:p>
-      <w:r>
-        <w:lastRenderedPageBreak/>
-        <w:t>Табела 13-3. Управљачка подручја наспрам спровођења у артефакту</w:t>
-      </w:r>
-    </w:p>
-    <w:tbl>
-      <w:tblPr>
-        <w:tblStyle w:val="TableGrid"/>
-        <w:tblW w:w="0" w:type="auto"/>
-        <w:tblLook w:val="04A0" w:firstRow="1" w:lastRow="0" w:firstColumn="1" w:lastColumn="0" w:noHBand="0" w:noVBand="1"/>
-      </w:tblPr>
-      <w:tblGrid>
-        <w:gridCol w:w="2177"/>
-        <w:gridCol w:w="1735"/>
-        <w:gridCol w:w="5149"/>
-      </w:tblGrid>
-      <w:tr>
-        <w:tc>
-          <w:tcPr>
-            <w:tcW w:w="0" w:type="auto"/>
-            <w:hideMark/>
-          </w:tcPr>
-          <w:p>
-            <w:pPr>
-              <w:spacing w:after="200" w:line="360" w:lineRule="auto"/>
-              <w:rPr>
-                <w:b/>
-                <w:bCs/>
-              </w:rPr>
-            </w:pPr>
-            <w:r>
-              <w:rPr>
-                <w:b/>
-                <w:bCs/>
-              </w:rPr>
-              <w:t>Подручје</w:t>
-            </w:r>
-          </w:p>
-        </w:tc>
-        <w:tc>
-          <w:tcPr>
-            <w:tcW w:w="0" w:type="auto"/>
-            <w:hideMark/>
-          </w:tcPr>
-          <w:p>
-            <w:pPr>
-              <w:spacing w:after="200" w:line="360" w:lineRule="auto"/>
-              <w:rPr>
-                <w:b/>
-                <w:bCs/>
-              </w:rPr>
-            </w:pPr>
-            <w:r>
-              <w:rPr>
-                <w:b/>
-                <w:bCs/>
-              </w:rPr>
-              <w:t>Аутоматизује се</w:t>
-            </w:r>
-          </w:p>
-        </w:tc>
-        <w:tc>
-          <w:tcPr>
-            <w:tcW w:w="0" w:type="auto"/>
-            <w:hideMark/>
-          </w:tcPr>
-          <w:p>
-            <w:pPr>
-              <w:spacing w:after="200" w:line="360" w:lineRule="auto"/>
-              <w:rPr>
-                <w:b/>
-                <w:bCs/>
-              </w:rPr>
-            </w:pPr>
-            <w:r>
-              <w:rPr>
-                <w:b/>
-                <w:bCs/>
-              </w:rPr>
-              <w:t>Спровођење у артефакту</w:t>
-            </w:r>
-          </w:p>
-        </w:tc>
-      </w:tr>
-      <w:tr>
-        <w:tc>
-          <w:tcPr>
-            <w:tcW w:w="0" w:type="auto"/>
-            <w:hideMark/>
-          </w:tcPr>
-          <w:p>
-            <w:pPr>
-              <w:spacing w:after="200" w:line="360" w:lineRule="auto"/>
-            </w:pPr>
-            <w:r>
-              <w:t>Пословна анализа</w:t>
-            </w:r>
-          </w:p>
-        </w:tc>
-        <w:tc>
-          <w:tcPr>
-            <w:tcW w:w="0" w:type="auto"/>
-            <w:hideMark/>
-          </w:tcPr>
-          <w:p>
-            <w:pPr>
-              <w:spacing w:after="200" w:line="360" w:lineRule="auto"/>
-            </w:pPr>
-            <w:r>
-              <w:t>не</w:t>
-            </w:r>
-          </w:p>
-        </w:tc>
-        <w:tc>
-          <w:tcPr>
-            <w:tcW w:w="0" w:type="auto"/>
-            <w:hideMark/>
-          </w:tcPr>
-          <w:p>
-            <w:pPr>
-              <w:spacing w:after="200" w:line="360" w:lineRule="auto"/>
-            </w:pPr>
-            <w:r>
-              <w:t>нема, и не може је бити: подручје тражи наручиоца</w:t>
-            </w:r>
-          </w:p>
-        </w:tc>
-      </w:tr>
-      <w:tr>
-        <w:tc>
-          <w:tcPr>
-            <w:tcW w:w="0" w:type="auto"/>
-            <w:hideMark/>
-          </w:tcPr>
-          <w:p>
-            <w:pPr>
-              <w:spacing w:after="200" w:line="360" w:lineRule="auto"/>
-            </w:pPr>
-            <w:r>
-              <w:t>Одређивање захтева</w:t>
-            </w:r>
-          </w:p>
-        </w:tc>
-        <w:tc>
-          <w:tcPr>
-            <w:tcW w:w="0" w:type="auto"/>
-            <w:hideMark/>
-          </w:tcPr>
-          <w:p>
-            <w:pPr>
-              <w:spacing w:after="200" w:line="360" w:lineRule="auto"/>
-            </w:pPr>
-            <w:r>
-              <w:t>не</w:t>
-            </w:r>
-          </w:p>
-        </w:tc>
-        <w:tc>
-          <w:tcPr>
-            <w:tcW w:w="0" w:type="auto"/>
-            <w:hideMark/>
-          </w:tcPr>
-          <w:p>
-            <w:pPr>
-              <w:spacing w:after="200" w:line="360" w:lineRule="auto"/>
-            </w:pPr>
-            <w:r>
-              <w:t>записани захтеви домена, проверљиви један по један, али их нико осим аутора не одобрава</w:t>
-            </w:r>
-          </w:p>
-        </w:tc>
-      </w:tr>
-      <w:tr>
-        <w:tc>
-          <w:tcPr>
-            <w:tcW w:w="0" w:type="auto"/>
-            <w:hideMark/>
-          </w:tcPr>
-          <w:p>
-            <w:pPr>
-              <w:spacing w:after="200" w:line="360" w:lineRule="auto"/>
-            </w:pPr>
-            <w:r>
-              <w:t>Софтверска архитектура</w:t>
-            </w:r>
-          </w:p>
-        </w:tc>
-        <w:tc>
-          <w:tcPr>
-            <w:tcW w:w="0" w:type="auto"/>
-            <w:hideMark/>
-          </w:tcPr>
-          <w:p>
-            <w:pPr>
-              <w:spacing w:after="200" w:line="360" w:lineRule="auto"/>
-            </w:pPr>
-            <w:r>
-              <w:t>делимично</w:t>
-            </w:r>
-          </w:p>
-        </w:tc>
-        <w:tc>
-          <w:tcPr>
-            <w:tcW w:w="0" w:type="auto"/>
-            <w:hideMark/>
-          </w:tcPr>
-          <w:p>
-            <w:pPr>
-              <w:spacing w:after="200" w:line="360" w:lineRule="auto"/>
-            </w:pPr>
-            <w:r>
-              <w:rPr>
-                <w:b/>
-                <w:bCs/>
-              </w:rPr>
-              <w:t>три справе</w:t>
-            </w:r>
-            <w:r>
-              <w:t xml:space="preserve">: правило о границама увоза, </w:t>
-            </w:r>
-            <w:proofErr w:type="spellStart"/>
-            <w:r>
-              <w:t>типизовани</w:t>
-            </w:r>
-            <w:proofErr w:type="spellEnd"/>
-            <w:r>
-              <w:t xml:space="preserve"> уговори, једна табела рута. Једино подручје с правом справом, и она је уведена </w:t>
-            </w:r>
-            <w:r>
-              <w:rPr>
-                <w:i/>
-                <w:iCs/>
-              </w:rPr>
-              <w:t>током</w:t>
-            </w:r>
-            <w:r>
-              <w:t> вредновања</w:t>
-            </w:r>
-          </w:p>
-        </w:tc>
-      </w:tr>
-      <w:tr>
-        <w:tc>
-          <w:tcPr>
-            <w:tcW w:w="0" w:type="auto"/>
-            <w:hideMark/>
-          </w:tcPr>
-          <w:p>
-            <w:pPr>
-              <w:spacing w:after="200" w:line="360" w:lineRule="auto"/>
-            </w:pPr>
-            <w:r>
-              <w:t>Обликовање корисничког искуства</w:t>
-            </w:r>
-          </w:p>
-        </w:tc>
-        <w:tc>
-          <w:tcPr>
-            <w:tcW w:w="0" w:type="auto"/>
-            <w:hideMark/>
-          </w:tcPr>
-          <w:p>
-            <w:pPr>
-              <w:spacing w:after="200" w:line="360" w:lineRule="auto"/>
-            </w:pPr>
-            <w:r>
-              <w:t>делимично</w:t>
-            </w:r>
-          </w:p>
-        </w:tc>
-        <w:tc>
-          <w:tcPr>
-            <w:tcW w:w="0" w:type="auto"/>
-            <w:hideMark/>
-          </w:tcPr>
-          <w:p>
-            <w:pPr>
-              <w:spacing w:after="200" w:line="360" w:lineRule="auto"/>
-            </w:pPr>
-            <w:r>
-              <w:t>спроводи се последицом а не провером: компонента се не може заобићи јер друге нема</w:t>
-            </w:r>
-          </w:p>
-        </w:tc>
-      </w:tr>
-      <w:tr>
-        <w:tc>
-          <w:tcPr>
-            <w:tcW w:w="0" w:type="auto"/>
-            <w:hideMark/>
-          </w:tcPr>
-          <w:p>
-            <w:pPr>
-              <w:spacing w:after="200" w:line="360" w:lineRule="auto"/>
-            </w:pPr>
-            <w:r>
-              <w:t>Изведба (квалитет кода)</w:t>
-            </w:r>
-          </w:p>
-        </w:tc>
-        <w:tc>
-          <w:tcPr>
-            <w:tcW w:w="0" w:type="auto"/>
-            <w:hideMark/>
-          </w:tcPr>
-          <w:p>
-            <w:pPr>
-              <w:spacing w:after="200" w:line="360" w:lineRule="auto"/>
-            </w:pPr>
-            <w:r>
-              <w:t>делимично</w:t>
-            </w:r>
-          </w:p>
-        </w:tc>
-        <w:tc>
-          <w:tcPr>
-            <w:tcW w:w="0" w:type="auto"/>
-            <w:hideMark/>
-          </w:tcPr>
-          <w:p>
-            <w:pPr>
-              <w:spacing w:after="200" w:line="360" w:lineRule="auto"/>
-            </w:pPr>
-            <w:r>
-              <w:t xml:space="preserve">спроведено: провера типова обавезна у свих тринаест пакета, </w:t>
-            </w:r>
-            <w:proofErr w:type="spellStart"/>
-            <w:r>
-              <w:t>линтер</w:t>
-            </w:r>
-            <w:proofErr w:type="spellEnd"/>
-            <w:r>
-              <w:t xml:space="preserve"> без опомена</w:t>
-            </w:r>
-          </w:p>
-        </w:tc>
-      </w:tr>
-      <w:tr>
-        <w:tc>
-          <w:tcPr>
-            <w:tcW w:w="0" w:type="auto"/>
-            <w:hideMark/>
-          </w:tcPr>
-          <w:p>
-            <w:pPr>
-              <w:spacing w:after="200" w:line="360" w:lineRule="auto"/>
-            </w:pPr>
-            <w:r>
-              <w:t>Испитивање</w:t>
-            </w:r>
-          </w:p>
-        </w:tc>
-        <w:tc>
-          <w:tcPr>
-            <w:tcW w:w="0" w:type="auto"/>
-            <w:hideMark/>
-          </w:tcPr>
-          <w:p>
-            <w:pPr>
-              <w:spacing w:after="200" w:line="360" w:lineRule="auto"/>
-            </w:pPr>
-            <w:r>
-              <w:rPr>
-                <w:b/>
-                <w:bCs/>
-              </w:rPr>
-              <w:t>потпуно</w:t>
-            </w:r>
-          </w:p>
-        </w:tc>
-        <w:tc>
-          <w:tcPr>
-            <w:tcW w:w="0" w:type="auto"/>
-            <w:hideMark/>
-          </w:tcPr>
-          <w:p>
-            <w:pPr>
-              <w:spacing w:after="200" w:line="360" w:lineRule="auto"/>
-            </w:pPr>
-            <w:r>
-              <w:t>ниједног теста ни у једном пакету — најтежи ред табеле</w:t>
-            </w:r>
-          </w:p>
-        </w:tc>
-      </w:tr>
-      <w:tr>
-        <w:tc>
-          <w:tcPr>
-            <w:tcW w:w="0" w:type="auto"/>
-            <w:hideMark/>
-          </w:tcPr>
-          <w:p>
-            <w:pPr>
-              <w:spacing w:after="200" w:line="360" w:lineRule="auto"/>
-            </w:pPr>
-            <w:r>
-              <w:t>Документовање</w:t>
-            </w:r>
-          </w:p>
-        </w:tc>
-        <w:tc>
-          <w:tcPr>
-            <w:tcW w:w="0" w:type="auto"/>
-            <w:hideMark/>
-          </w:tcPr>
-          <w:p>
-            <w:pPr>
-              <w:spacing w:after="200" w:line="360" w:lineRule="auto"/>
-            </w:pPr>
-            <w:r>
-              <w:rPr>
-                <w:b/>
-                <w:bCs/>
-              </w:rPr>
-              <w:t>потпуно</w:t>
-            </w:r>
-          </w:p>
-        </w:tc>
-        <w:tc>
-          <w:tcPr>
-            <w:tcW w:w="0" w:type="auto"/>
-            <w:hideMark/>
-          </w:tcPr>
-          <w:p>
-            <w:pPr>
-              <w:spacing w:after="200" w:line="360" w:lineRule="auto"/>
-            </w:pPr>
-            <w:r>
-              <w:t>описи по пакету и коментари с образложењем; нема провере усклађености с кодом</w:t>
-            </w:r>
-          </w:p>
-        </w:tc>
-      </w:tr>
-      <w:tr>
-        <w:tc>
-          <w:tcPr>
-            <w:tcW w:w="0" w:type="auto"/>
-            <w:hideMark/>
-          </w:tcPr>
-          <w:p>
-            <w:pPr>
-              <w:spacing w:after="200" w:line="360" w:lineRule="auto"/>
-            </w:pPr>
-            <w:r>
-              <w:t>Испорука</w:t>
-            </w:r>
-          </w:p>
-        </w:tc>
-        <w:tc>
-          <w:tcPr>
-            <w:tcW w:w="0" w:type="auto"/>
-            <w:hideMark/>
-          </w:tcPr>
-          <w:p>
-            <w:pPr>
-              <w:spacing w:after="200" w:line="360" w:lineRule="auto"/>
-            </w:pPr>
-            <w:r>
-              <w:rPr>
-                <w:b/>
-                <w:bCs/>
-              </w:rPr>
-              <w:t>потпуно</w:t>
-            </w:r>
-          </w:p>
-        </w:tc>
-        <w:tc>
-          <w:tcPr>
-            <w:tcW w:w="0" w:type="auto"/>
-            <w:hideMark/>
-          </w:tcPr>
-          <w:p>
-            <w:pPr>
-              <w:spacing w:after="200" w:line="360" w:lineRule="auto"/>
-            </w:pPr>
-            <w:r>
-              <w:t>један ток, две пробе, ниједан корак испоруке</w:t>
-            </w:r>
-          </w:p>
-        </w:tc>
-      </w:tr>
-      <w:tr>
-        <w:tc>
-          <w:tcPr>
-            <w:tcW w:w="0" w:type="auto"/>
-            <w:hideMark/>
-          </w:tcPr>
-          <w:p>
-            <w:pPr>
-              <w:spacing w:after="200" w:line="360" w:lineRule="auto"/>
-            </w:pPr>
-            <w:r>
-              <w:t>Одржавање</w:t>
-            </w:r>
-          </w:p>
-        </w:tc>
-        <w:tc>
-          <w:tcPr>
-            <w:tcW w:w="0" w:type="auto"/>
-            <w:hideMark/>
-          </w:tcPr>
-          <w:p>
-            <w:pPr>
-              <w:spacing w:after="200" w:line="360" w:lineRule="auto"/>
-            </w:pPr>
-            <w:r>
-              <w:t>делимично</w:t>
-            </w:r>
-          </w:p>
-        </w:tc>
-        <w:tc>
-          <w:tcPr>
-            <w:tcW w:w="0" w:type="auto"/>
-            <w:hideMark/>
-          </w:tcPr>
-          <w:p>
-            <w:pPr>
-              <w:spacing w:after="200" w:line="360" w:lineRule="auto"/>
-            </w:pPr>
-            <w:r>
-              <w:t>нема пријаве грешака, надзора фрагмента ни записника о објављивању</w:t>
-            </w:r>
-          </w:p>
-        </w:tc>
-      </w:tr>
-    </w:tbl>
-    <w:p>
-      <w:r>
-        <w:rPr>
-          <w:b/>
-          <w:bCs/>
-        </w:rPr>
-        <w:t>Први налаз: два подручја која се аутоматизују потпуно у овом артефакту нису аутоматизована</w:t>
-      </w:r>
-      <w:r>
-        <w:t xml:space="preserve"> — испитивања нема ниједног, испоруке ниједне — док су делимично аутоматизована покривена. Објашњење није недостатак времена: провера типова и </w:t>
-      </w:r>
-      <w:proofErr w:type="spellStart"/>
-      <w:r>
-        <w:t>линтер</w:t>
-      </w:r>
-      <w:proofErr w:type="spellEnd"/>
-      <w:r>
-        <w:t xml:space="preserve"> покривају </w:t>
-      </w:r>
-      <w:r>
-        <w:rPr>
-          <w:b/>
-          <w:bCs/>
-        </w:rPr>
-        <w:t>изворни код</w:t>
-      </w:r>
-      <w:r>
-        <w:t>, дакле оно што један аутор пише и чита истог дана, и укључују се једном датотеком подешавања; испитивање и испорука покривају </w:t>
-      </w:r>
-      <w:r>
-        <w:rPr>
-          <w:b/>
-          <w:bCs/>
-        </w:rPr>
-        <w:t>понашање и одредиште</w:t>
-      </w:r>
-      <w:r>
-        <w:t xml:space="preserve">, дакле оно што постоји само док нешто ради, и оба </w:t>
-      </w:r>
-      <w:r>
-        <w:lastRenderedPageBreak/>
-        <w:t>захтевају инфраструктуру које у складишту нема. Отуда тврдња која важи и изван овог случаја: </w:t>
-      </w:r>
-      <w:r>
-        <w:rPr>
-          <w:b/>
-          <w:bCs/>
-        </w:rPr>
-        <w:t>подручја управљања не покривају се по редоследу колико се могу аутоматизовати, него по редоследу колико инфраструктуре већ постоји</w:t>
-      </w:r>
-      <w:r>
-        <w:t> — а у пројекту који никада није испоручен та су два поретка готово обрнута.</w:t>
-      </w:r>
-    </w:p>
-    <w:p>
-      <w:r>
-        <w:rPr>
-          <w:b/>
-          <w:bCs/>
-        </w:rPr>
-        <w:t>Други налаз, и најупотребљивији појмовни допринос рада: управљање се разлаже на две врсте које се обично називају једним именом.</w:t>
-      </w:r>
-      <w:r>
-        <w:t> </w:t>
-      </w:r>
-      <w:r>
-        <w:rPr>
-          <w:b/>
-          <w:bCs/>
-        </w:rPr>
-        <w:t>Управљање уграђено у артефакт</w:t>
-      </w:r>
-      <w:r>
-        <w:t xml:space="preserve"> — правило о границама увоза у обавезној проби, </w:t>
-      </w:r>
-      <w:proofErr w:type="spellStart"/>
-      <w:r>
-        <w:t>типизовани</w:t>
-      </w:r>
-      <w:proofErr w:type="spellEnd"/>
-      <w:r>
-        <w:t xml:space="preserve"> уговори, једна табела рута, једна изведба компоненте, обавезна провера типова у свих тринаест пакета — преноси се копирањем складишта, важи и када нема никога да га објасни, а прекршај му је непреводив или пријављен. </w:t>
-      </w:r>
-      <w:r>
-        <w:rPr>
-          <w:b/>
-          <w:bCs/>
-        </w:rPr>
-        <w:t>Управљање уграђено у организацију</w:t>
-      </w:r>
-      <w:r>
-        <w:t> — поступак предлога за расправу, одобравање издања, обавештавање пре кварне измене обмотача, договорено власништво — не преноси се кодом и не постоји без органа. Артефакт има прву врсту у мери коју је могуће показати ставком по ставку и </w:t>
-      </w:r>
-      <w:r>
-        <w:rPr>
-          <w:b/>
-          <w:bCs/>
-        </w:rPr>
-        <w:t>нема ниједну ставку друге</w:t>
-      </w:r>
-      <w:r>
-        <w:t>, а обе тврдње су проверљиве: прва читањем складишта, друга самом чињеницом да је аутор један.</w:t>
-      </w:r>
-    </w:p>
-    <w:p>
-      <w:r>
-        <w:t>Из тога следи </w:t>
-      </w:r>
-      <w:r>
-        <w:rPr>
-          <w:b/>
-          <w:bCs/>
-        </w:rPr>
-        <w:t>најпоштеније могуће сужење</w:t>
-      </w:r>
-      <w:r>
-        <w:t xml:space="preserve"> тврдње која је овај рад покренула. Литература </w:t>
-      </w:r>
-      <w:proofErr w:type="spellStart"/>
-      <w:r>
-        <w:t>вишеоквирност</w:t>
-      </w:r>
-      <w:proofErr w:type="spellEnd"/>
-      <w:r>
-        <w:t xml:space="preserve"> без механизама управљања назива анархијом (</w:t>
-      </w:r>
-      <w:proofErr w:type="spellStart"/>
-      <w:r>
-        <w:t>Mezzalira</w:t>
-      </w:r>
-      <w:proofErr w:type="spellEnd"/>
-      <w:r>
-        <w:t xml:space="preserve">, 2025, </w:t>
-      </w:r>
-      <w:proofErr w:type="spellStart"/>
-      <w:r>
-        <w:t>пог</w:t>
-      </w:r>
-      <w:proofErr w:type="spellEnd"/>
-      <w:r>
-        <w:t xml:space="preserve">. 10), и артефакт показује да управљање које каталог проглашава одсутним постоји ставку по ставку: једна изведба сваке компоненте, једна лествица слојева, један дизајн систем, један клијент за позадину, један </w:t>
-      </w:r>
-      <w:proofErr w:type="spellStart"/>
-      <w:r>
-        <w:t>типизован</w:t>
-      </w:r>
-      <w:proofErr w:type="spellEnd"/>
-      <w:r>
-        <w:t xml:space="preserve"> канал. Отуда одговор на ИП3 у облику у ком је оспорив: </w:t>
-      </w:r>
-      <w:proofErr w:type="spellStart"/>
-      <w:r>
-        <w:rPr>
-          <w:b/>
-          <w:bCs/>
-        </w:rPr>
-        <w:t>вишеоквирност</w:t>
-      </w:r>
-      <w:proofErr w:type="spellEnd"/>
-      <w:r>
-        <w:rPr>
-          <w:b/>
-          <w:bCs/>
-        </w:rPr>
-        <w:t xml:space="preserve"> без управљања јесте анархија, с управљањем демонстрација — али само у првој врсти управљања.</w:t>
-      </w:r>
-      <w:r>
-        <w:t> Дакле: </w:t>
-      </w:r>
-      <w:r>
-        <w:rPr>
-          <w:i/>
-          <w:iCs/>
-        </w:rPr>
-        <w:t>механизми управљања постоје и проверљиви су у извору, док поступак управљања не постоји и није ни могао да буде проверен.</w:t>
-      </w:r>
-      <w:r>
-        <w:t xml:space="preserve"> Свака шира тврдња била би неоспорива, а неоспорива тврдња у раду који своју методу заснива на разврставању </w:t>
-      </w:r>
-      <w:proofErr w:type="spellStart"/>
-      <w:r>
-        <w:t>мереног</w:t>
-      </w:r>
-      <w:proofErr w:type="spellEnd"/>
-      <w:r>
-        <w:t xml:space="preserve"> и процењиваног не сме да прође као резултат. Поређење даје меру те празнине: у </w:t>
-      </w:r>
-      <w:proofErr w:type="spellStart"/>
-      <w:r>
-        <w:t>OpenMRS</w:t>
-      </w:r>
-      <w:proofErr w:type="spellEnd"/>
-      <w:r>
-        <w:t xml:space="preserve">-у се исто подручје покрива </w:t>
-      </w:r>
-      <w:proofErr w:type="spellStart"/>
-      <w:r>
-        <w:t>језгреним</w:t>
-      </w:r>
-      <w:proofErr w:type="spellEnd"/>
-      <w:r>
-        <w:t xml:space="preserve"> тимом, предлозима за расправу и манифестом који одобрава састав (</w:t>
-      </w:r>
-      <w:proofErr w:type="spellStart"/>
-      <w:r>
-        <w:t>Rappl</w:t>
-      </w:r>
-      <w:proofErr w:type="spellEnd"/>
-      <w:r>
-        <w:t xml:space="preserve">, 2025, </w:t>
-      </w:r>
-      <w:proofErr w:type="spellStart"/>
-      <w:r>
-        <w:t>пог</w:t>
-      </w:r>
-      <w:proofErr w:type="spellEnd"/>
-      <w:r>
-        <w:t>. 20) — ништа од тога није технички скупље од онога што овај артефакт има; све је организационо и зато недоступно.</w:t>
-      </w:r>
-    </w:p>
-    <w:p>
-      <w:r>
-        <w:rPr>
-          <w:b/>
-          <w:bCs/>
-        </w:rPr>
-        <w:t>Трећи налаз, најтврђи: све три извршне провере чувају изворни код, а ниједна не чува понашање</w:t>
-      </w:r>
-      <w:r>
-        <w:t xml:space="preserve"> — зато што понашање чува тест, а њега нема ни у једном пакету. Разлика је она између мерења и управљања: измерити карактеристику значи знати њену вредност данас, а управљати њоме значи имати справу која одбија измену која је </w:t>
-      </w:r>
-      <w:r>
-        <w:lastRenderedPageBreak/>
-        <w:t>погоршава (</w:t>
-      </w:r>
-      <w:proofErr w:type="spellStart"/>
-      <w:r>
-        <w:t>Richards</w:t>
-      </w:r>
-      <w:proofErr w:type="spellEnd"/>
-      <w:r>
-        <w:t xml:space="preserve"> и </w:t>
-      </w:r>
-      <w:proofErr w:type="spellStart"/>
-      <w:r>
-        <w:t>Ford</w:t>
-      </w:r>
-      <w:proofErr w:type="spellEnd"/>
-      <w:r>
-        <w:t xml:space="preserve">, 2025, </w:t>
-      </w:r>
-      <w:proofErr w:type="spellStart"/>
-      <w:r>
-        <w:t>пог</w:t>
-      </w:r>
-      <w:proofErr w:type="spellEnd"/>
-      <w:r>
-        <w:t xml:space="preserve">. 6). Артефакт има справу за границе увоза, за типове и за стил кода; ниједну за то шта програм ради. Одлука да правило о границама увоза стоји у </w:t>
-      </w:r>
-      <w:proofErr w:type="spellStart"/>
-      <w:r>
-        <w:t>линтеру</w:t>
-      </w:r>
-      <w:proofErr w:type="spellEnd"/>
-      <w:r>
-        <w:t xml:space="preserve"> а не у архитектонском тесту при том није ствар укуса: справе за покретање тестова нема ни у једном пакету, а справа за </w:t>
-      </w:r>
-      <w:proofErr w:type="spellStart"/>
-      <w:r>
-        <w:t>линтирање</w:t>
-      </w:r>
-      <w:proofErr w:type="spellEnd"/>
-      <w:r>
-        <w:t xml:space="preserve"> постоји у корену и већ је у обавезној проби. Отуда скромно али преносиво запажање: </w:t>
-      </w:r>
-      <w:r>
-        <w:rPr>
-          <w:b/>
-          <w:bCs/>
-        </w:rPr>
-        <w:t>место на које фитнес функција иде одређује затечена инфраструктура, а не сродност механизма.</w:t>
-      </w:r>
-    </w:p>
-    <w:p>
-      <w:r>
-        <w:rPr>
-          <w:b/>
-          <w:bCs/>
-        </w:rPr>
-        <w:t>Четврти налаз: документација у овом решењу јесте управљачка справа, и то је њена најслабија особина.</w:t>
-      </w:r>
-      <w:r>
-        <w:t> Правила која држе решење на окупу записана су у описима пакета и у коментарима на местима на којима важе, што је више од уобичајеног — коментар с образложењем стоји у датотеци коју свака потоња измена мора да прочита. Али његово спровођење је </w:t>
-      </w:r>
-      <w:r>
-        <w:rPr>
-          <w:b/>
-          <w:bCs/>
-        </w:rPr>
-        <w:t>читалац</w:t>
-      </w:r>
-      <w:r>
-        <w:t>, а у раду једног аутора писац правила и његов читалац су исто лице. Мера те разлике стоји у самом средишњем документу: он упозорава да га треба проверити спрам извора, а не поверовати му. </w:t>
-      </w:r>
-      <w:r>
-        <w:rPr>
-          <w:b/>
-          <w:bCs/>
-        </w:rPr>
-        <w:t>Документација која мора да упозори на себе управо је мера одсутног састављања.</w:t>
-      </w:r>
-    </w:p>
-    <w:p>
-      <w:pPr>
-        <w:pStyle w:val="Heading2"/>
-      </w:pPr>
-      <w:bookmarkStart w:id="84" w:name="_Toc238517600"/>
-      <w:r>
-        <w:t>13.5 ИП4: комуникација без чврсте повезаности</w:t>
-      </w:r>
-      <w:bookmarkEnd w:id="84"/>
-    </w:p>
-    <w:p>
-      <w:r>
-        <w:rPr>
-          <w:i/>
-          <w:iCs/>
-        </w:rPr>
-        <w:t>ИП4: Како реализовати комуникацију између микрофронтендова без увођења чврсте повезаности међу њима?</w:t>
-      </w:r>
-    </w:p>
-    <w:p>
-      <w:r>
-        <w:t>Ово питање има најчистији мерени одговор у раду, и уз њега једно начело које је изградња додала литератури.</w:t>
-      </w:r>
-    </w:p>
-    <w:p>
-      <w:r>
-        <w:rPr>
-          <w:b/>
-          <w:bCs/>
-        </w:rPr>
-        <w:t xml:space="preserve">Мерени део: </w:t>
-      </w:r>
-      <w:proofErr w:type="spellStart"/>
-      <w:r>
-        <w:rPr>
-          <w:b/>
-          <w:bCs/>
-        </w:rPr>
-        <w:t>граф</w:t>
-      </w:r>
-      <w:proofErr w:type="spellEnd"/>
-      <w:r>
-        <w:rPr>
-          <w:b/>
-          <w:bCs/>
-        </w:rPr>
-        <w:t xml:space="preserve"> увоза међу седам испоручивих јединица нема ни једну ивицу</w:t>
-      </w:r>
-      <w:r>
-        <w:t>, а свих 125 унутрашњих увоза именује пакет а не датотеку у пакету. Правило које то чува уведено је у обавезну пробу и покрива три обавезе, па својство није само затечено него и одбрањено од следеће измене. Ограничење мере наведено је у 13.2 и понавља се овде зато што припада баш овом питању: нула ивица значи да фрагменти не зависе </w:t>
-      </w:r>
-      <w:r>
-        <w:rPr>
-          <w:b/>
-          <w:bCs/>
-        </w:rPr>
-        <w:t>преко увоза</w:t>
-      </w:r>
-      <w:r>
-        <w:t>, а не да не зависе — пет њих зависи од заједничког променљивог стања сесије.</w:t>
-      </w:r>
-    </w:p>
-    <w:p>
-      <w:r>
-        <w:rPr>
-          <w:b/>
-          <w:bCs/>
-        </w:rPr>
-        <w:t>Начело: механизам споразумевања се не бира по пару саговорника него по топологији.</w:t>
-      </w:r>
-      <w:r>
-        <w:t> Артефакт носи четири механизма и сваки има своје подручје: </w:t>
-      </w:r>
-      <w:r>
-        <w:rPr>
-          <w:b/>
-          <w:bCs/>
-        </w:rPr>
-        <w:t>својства</w:t>
-      </w:r>
-      <w:r>
-        <w:t> од родитеља ка фрагменту (обмотач ка навигацији), </w:t>
-      </w:r>
-      <w:proofErr w:type="spellStart"/>
-      <w:r>
-        <w:rPr>
-          <w:b/>
-          <w:bCs/>
-        </w:rPr>
-        <w:t>издизајући</w:t>
-      </w:r>
-      <w:proofErr w:type="spellEnd"/>
-      <w:r>
-        <w:rPr>
-          <w:b/>
-          <w:bCs/>
-        </w:rPr>
-        <w:t xml:space="preserve"> прилагођени догађај</w:t>
-      </w:r>
-      <w:r>
-        <w:t> од фрагмента ка родитељу (одјава), </w:t>
-      </w:r>
-      <w:r>
-        <w:rPr>
-          <w:b/>
-          <w:bCs/>
-        </w:rPr>
-        <w:t>магистрала догађаја</w:t>
-      </w:r>
-      <w:r>
-        <w:t> међу браћом истовремено приказаним на једном екрану (каталог дијагноза ка прегледу), и </w:t>
-      </w:r>
-      <w:r>
-        <w:rPr>
-          <w:b/>
-          <w:bCs/>
-        </w:rPr>
-        <w:t>адреса</w:t>
-      </w:r>
-      <w:r>
-        <w:t xml:space="preserve"> преко границе прикључења (распоред ка прегледу) — прва два по попису из </w:t>
-      </w:r>
-      <w:proofErr w:type="spellStart"/>
-      <w:r>
-        <w:t>Geers</w:t>
-      </w:r>
-      <w:proofErr w:type="spellEnd"/>
-      <w:r>
-        <w:t xml:space="preserve"> (2020, </w:t>
-      </w:r>
-      <w:proofErr w:type="spellStart"/>
-      <w:r>
-        <w:t>пог</w:t>
-      </w:r>
-      <w:proofErr w:type="spellEnd"/>
-      <w:r>
-        <w:t xml:space="preserve">. 6), у ком су оба описана као родитељ-фрагмент пар. Прва два побеђују магистралу тамо где важе </w:t>
-      </w:r>
-      <w:r>
-        <w:lastRenderedPageBreak/>
-        <w:t>зато што су учесници у односу садржања, па хијерархија документа већ носи значење које би равни канал одбацио; и оба стају на навигацији, зато што се само њене потребе своде на </w:t>
-      </w:r>
-      <w:proofErr w:type="spellStart"/>
-      <w:r>
-        <w:rPr>
-          <w:b/>
-          <w:bCs/>
-        </w:rPr>
-        <w:t>скаларе</w:t>
-      </w:r>
-      <w:proofErr w:type="spellEnd"/>
-      <w:r>
-        <w:t> — предавање предмета сесије доставило би исти предмет један скок касније и не би раздвојило ништа.</w:t>
-      </w:r>
-    </w:p>
-    <w:p>
-      <w:r>
-        <w:t>Табела 13-4. Пресуде ревизије које носе последицу</w:t>
-      </w:r>
-    </w:p>
-    <w:tbl>
-      <w:tblPr>
-        <w:tblStyle w:val="TableGrid"/>
-        <w:tblW w:w="0" w:type="auto"/>
-        <w:tblLook w:val="04A0" w:firstRow="1" w:lastRow="0" w:firstColumn="1" w:lastColumn="0" w:noHBand="0" w:noVBand="1"/>
-      </w:tblPr>
-      <w:tblGrid>
-        <w:gridCol w:w="1920"/>
-        <w:gridCol w:w="7141"/>
-      </w:tblGrid>
-      <w:tr>
-        <w:tc>
-          <w:tcPr>
-            <w:tcW w:w="0" w:type="auto"/>
-            <w:hideMark/>
-          </w:tcPr>
-          <w:p>
-            <w:pPr>
-              <w:spacing w:after="200" w:line="360" w:lineRule="auto"/>
-              <w:rPr>
-                <w:b/>
-                <w:bCs/>
-              </w:rPr>
-            </w:pPr>
-            <w:r>
-              <w:rPr>
-                <w:b/>
-                <w:bCs/>
-              </w:rPr>
-              <w:t>Налаз</w:t>
-            </w:r>
-          </w:p>
-        </w:tc>
-        <w:tc>
-          <w:tcPr>
-            <w:tcW w:w="0" w:type="auto"/>
-            <w:hideMark/>
-          </w:tcPr>
-          <w:p>
-            <w:pPr>
-              <w:spacing w:after="200" w:line="360" w:lineRule="auto"/>
-              <w:rPr>
-                <w:b/>
-                <w:bCs/>
-              </w:rPr>
-            </w:pPr>
-            <w:r>
-              <w:rPr>
-                <w:b/>
-                <w:bCs/>
-              </w:rPr>
-              <w:t>Пресуда и последица</w:t>
-            </w:r>
-          </w:p>
-        </w:tc>
-      </w:tr>
-      <w:tr>
-        <w:tc>
-          <w:tcPr>
-            <w:tcW w:w="0" w:type="auto"/>
-            <w:hideMark/>
-          </w:tcPr>
-          <w:p>
-            <w:pPr>
-              <w:spacing w:after="200" w:line="360" w:lineRule="auto"/>
-            </w:pPr>
-            <w:r>
-              <w:t>Догађаји наспрам учитавања</w:t>
-            </w:r>
-          </w:p>
-        </w:tc>
-        <w:tc>
-          <w:tcPr>
-            <w:tcW w:w="0" w:type="auto"/>
-            <w:hideMark/>
-          </w:tcPr>
-          <w:p>
-            <w:pPr>
-              <w:spacing w:after="200" w:line="360" w:lineRule="auto"/>
-            </w:pPr>
-            <w:r>
-              <w:rPr>
-                <w:b/>
-                <w:bCs/>
-              </w:rPr>
-              <w:t>исправљено несиметрично.</w:t>
-            </w:r>
-            <w:r>
-              <w:t xml:space="preserve"> Два догађаја између распореда и прегледа била су структурно </w:t>
-            </w:r>
-            <w:proofErr w:type="spellStart"/>
-            <w:r>
-              <w:t>недоставна</w:t>
-            </w:r>
-            <w:proofErr w:type="spellEnd"/>
-            <w:r>
-              <w:t>: магистрала је жив канал без понављања, а усмеривач демонтира апликацију при кретању с њене руте, па два фрагмента на раздвојеним рутама </w:t>
-            </w:r>
-            <w:r>
-              <w:rPr>
-                <w:b/>
-                <w:bCs/>
-              </w:rPr>
-              <w:t>не могу да се чују никаквим редом</w:t>
-            </w:r>
-            <w:r>
-              <w:t>. Од распореда ка прегледу поруку носи адреса; обрнуто нема адресе, па потрошач при монтирању сам обеснажује свој упит. Оба догађаја су задржана и сужена на идентификатор</w:t>
-            </w:r>
-          </w:p>
-        </w:tc>
-      </w:tr>
-      <w:tr>
-        <w:tc>
-          <w:tcPr>
-            <w:tcW w:w="0" w:type="auto"/>
-            <w:hideMark/>
-          </w:tcPr>
-          <w:p>
-            <w:pPr>
-              <w:spacing w:after="200" w:line="360" w:lineRule="auto"/>
-            </w:pPr>
-            <w:r>
-              <w:t>Најмањи садржај поруке</w:t>
-            </w:r>
-          </w:p>
-        </w:tc>
-        <w:tc>
-          <w:tcPr>
-            <w:tcW w:w="0" w:type="auto"/>
-            <w:hideMark/>
-          </w:tcPr>
-          <w:p>
-            <w:pPr>
-              <w:spacing w:after="200" w:line="360" w:lineRule="auto"/>
-            </w:pPr>
-            <w:r>
-              <w:rPr>
-                <w:b/>
-                <w:bCs/>
-              </w:rPr>
-              <w:t>исправљено, уз изричиту границу.</w:t>
-            </w:r>
-            <w:r>
-              <w:t> Пошто изолације скриптова нема, свака носивост читљива је свакој јединици, а сервер бележи само читања кроз службу — па је предаја података о пацијенту магистралом била </w:t>
-            </w:r>
-            <w:r>
-              <w:rPr>
-                <w:b/>
-                <w:bCs/>
-              </w:rPr>
-              <w:t>заобилажење зида евиденције</w:t>
-            </w:r>
-            <w:r>
-              <w:t>, а да ниједна провера није прекршена</w:t>
-            </w:r>
-          </w:p>
-        </w:tc>
-      </w:tr>
-      <w:tr>
-        <w:tc>
-          <w:tcPr>
-            <w:tcW w:w="0" w:type="auto"/>
-            <w:hideMark/>
-          </w:tcPr>
-          <w:p>
-            <w:pPr>
-              <w:spacing w:after="200" w:line="360" w:lineRule="auto"/>
-            </w:pPr>
-            <w:r>
-              <w:t>Одјава међу картицама</w:t>
-            </w:r>
-          </w:p>
-        </w:tc>
-        <w:tc>
-          <w:tcPr>
-            <w:tcW w:w="0" w:type="auto"/>
-            <w:hideMark/>
-          </w:tcPr>
-          <w:p>
-            <w:pPr>
-              <w:spacing w:after="200" w:line="360" w:lineRule="auto"/>
-            </w:pPr>
-            <w:r>
-              <w:rPr>
-                <w:b/>
-                <w:bCs/>
-              </w:rPr>
-              <w:t>дефект нађен самим пописом канала.</w:t>
-            </w:r>
-            <w:r>
-              <w:t> Одјава је обавештавала претплатнике складишта али није објављивала на магистрали, па је друга картица задржавала одјављену траку над обрасцем пуним података о пацијенту. Невидљив по конструкцији у испитивању у једном прозору</w:t>
-            </w:r>
-          </w:p>
-        </w:tc>
-      </w:tr>
-      <w:tr>
-        <w:tc>
-          <w:tcPr>
-            <w:tcW w:w="0" w:type="auto"/>
-            <w:hideMark/>
-          </w:tcPr>
-          <w:p>
-            <w:pPr>
-              <w:spacing w:after="200" w:line="360" w:lineRule="auto"/>
-            </w:pPr>
-            <w:r>
-              <w:t>Променљиво дељено стање</w:t>
-            </w:r>
-          </w:p>
-        </w:tc>
-        <w:tc>
-          <w:tcPr>
-            <w:tcW w:w="0" w:type="auto"/>
-            <w:hideMark/>
-          </w:tcPr>
-          <w:p>
-            <w:pPr>
-              <w:spacing w:after="200" w:line="360" w:lineRule="auto"/>
-            </w:pPr>
-            <w:r>
-              <w:rPr>
-                <w:b/>
-                <w:bCs/>
-              </w:rPr>
-              <w:t>исправљено, и затворено с друге стране:</w:t>
-            </w:r>
-            <w:r>
-              <w:t> површје сведено на читање и претплату, писци с шест могућих на три — а пресуда је потпуна тек кад је навигација престала да увози складиште</w:t>
-            </w:r>
-          </w:p>
-        </w:tc>
-      </w:tr>
-      <w:tr>
-        <w:tc>
-          <w:tcPr>
-            <w:tcW w:w="0" w:type="auto"/>
-            <w:hideMark/>
-          </w:tcPr>
-          <w:p>
-            <w:pPr>
-              <w:spacing w:after="200" w:line="360" w:lineRule="auto"/>
-            </w:pPr>
-            <w:r>
-              <w:t>Усмеравање кроз родитеља</w:t>
-            </w:r>
-          </w:p>
-        </w:tc>
-        <w:tc>
-          <w:tcPr>
-            <w:tcW w:w="0" w:type="auto"/>
-            <w:hideMark/>
-          </w:tcPr>
-          <w:p>
-            <w:pPr>
-              <w:spacing w:after="200" w:line="360" w:lineRule="auto"/>
-            </w:pPr>
-            <w:r>
-              <w:rPr>
-                <w:b/>
-                <w:bCs/>
-              </w:rPr>
-              <w:t>одбијено, и одбијање је налаз.</w:t>
-            </w:r>
-            <w:r>
-              <w:t> Да обмотач посредује, морао би да зна уговор обају фрагмената, чиме би измена уговора двају фрагмената постала измена обмотача</w:t>
-            </w:r>
-          </w:p>
-        </w:tc>
-      </w:tr>
-      <w:tr>
-        <w:tc>
-          <w:tcPr>
-            <w:tcW w:w="0" w:type="auto"/>
-            <w:hideMark/>
-          </w:tcPr>
-          <w:p>
-            <w:pPr>
-              <w:spacing w:after="200" w:line="360" w:lineRule="auto"/>
-            </w:pPr>
-            <w:r>
-              <w:lastRenderedPageBreak/>
-              <w:t>Подешавање клијента ка позадини</w:t>
-            </w:r>
-          </w:p>
-        </w:tc>
-        <w:tc>
-          <w:tcPr>
-            <w:tcW w:w="0" w:type="auto"/>
-            <w:hideMark/>
-          </w:tcPr>
-          <w:p>
-            <w:pPr>
-              <w:spacing w:after="200" w:line="360" w:lineRule="auto"/>
-            </w:pPr>
-            <w:r>
-              <w:rPr>
-                <w:b/>
-                <w:bCs/>
-              </w:rPr>
-              <w:t>исправљено.</w:t>
-            </w:r>
-            <w:r>
-              <w:t xml:space="preserve"> Било је стапање у ком последњи побеђује, а поље спора добављање жетона — дакле потписивање сваког захтева туђом сесијом; сада прво заузимање побеђује, и то по </w:t>
-            </w:r>
-            <w:proofErr w:type="spellStart"/>
-            <w:r>
-              <w:t>полју</w:t>
-            </w:r>
-            <w:proofErr w:type="spellEnd"/>
-            <w:r>
-              <w:t xml:space="preserve">, зато што је састављање раздвојених делова законита употреба а спор о истом </w:t>
-            </w:r>
-            <w:proofErr w:type="spellStart"/>
-            <w:r>
-              <w:t>полју</w:t>
-            </w:r>
-            <w:proofErr w:type="spellEnd"/>
-            <w:r>
-              <w:t xml:space="preserve"> није</w:t>
-            </w:r>
-          </w:p>
-        </w:tc>
-      </w:tr>
-    </w:tbl>
-    <w:p>
-      <w:r>
-        <w:t xml:space="preserve">Ревизија је спроведена по објављеним каталозима </w:t>
-      </w:r>
-      <w:proofErr w:type="spellStart"/>
-      <w:r>
-        <w:t>антиобразаца</w:t>
-      </w:r>
-      <w:proofErr w:type="spellEnd"/>
-      <w:r>
-        <w:t xml:space="preserve"> (</w:t>
-      </w:r>
-      <w:proofErr w:type="spellStart"/>
-      <w:r>
-        <w:t>Mezzalira</w:t>
-      </w:r>
-      <w:proofErr w:type="spellEnd"/>
-      <w:r>
-        <w:t xml:space="preserve">, 2025, </w:t>
-      </w:r>
-      <w:proofErr w:type="spellStart"/>
-      <w:r>
-        <w:t>пог</w:t>
-      </w:r>
-      <w:proofErr w:type="spellEnd"/>
-      <w:r>
-        <w:t>. 10) и по попису комуникационих образаца (</w:t>
-      </w:r>
-      <w:proofErr w:type="spellStart"/>
-      <w:r>
-        <w:t>Geers</w:t>
-      </w:r>
-      <w:proofErr w:type="spellEnd"/>
-      <w:r>
-        <w:t xml:space="preserve">, 2020, </w:t>
-      </w:r>
-      <w:proofErr w:type="spellStart"/>
-      <w:r>
-        <w:t>пог</w:t>
-      </w:r>
-      <w:proofErr w:type="spellEnd"/>
-      <w:r>
-        <w:t>. 6), укупно </w:t>
-      </w:r>
-      <w:r>
-        <w:rPr>
-          <w:b/>
-          <w:bCs/>
-        </w:rPr>
-        <w:t>двадесет четири пресуде: шеснаест исправљених, четири отворене, четири одбијене</w:t>
-      </w:r>
-      <w:r>
-        <w:t>. Из ње следи пет тврдњи које преживљавају овај случај и чине садржај одговора на ИП4.</w:t>
-      </w:r>
-    </w:p>
-    <w:p>
-      <w:r>
-        <w:rPr>
-          <w:b/>
-          <w:bCs/>
-        </w:rPr>
-        <w:t xml:space="preserve">Прва: </w:t>
-      </w:r>
-      <w:proofErr w:type="spellStart"/>
-      <w:r>
-        <w:rPr>
-          <w:b/>
-          <w:bCs/>
-        </w:rPr>
-        <w:t>досежност</w:t>
-      </w:r>
-      <w:proofErr w:type="spellEnd"/>
-      <w:r>
-        <w:rPr>
-          <w:b/>
-          <w:bCs/>
-        </w:rPr>
-        <w:t xml:space="preserve"> је особина канала, а не пара учесника.</w:t>
-      </w:r>
-      <w:r>
-        <w:t xml:space="preserve"> Пре питања „како ове две јединице да разговарају“ стоји питање „да ли су икада прикачене истовремено“. Преко границе </w:t>
-      </w:r>
-      <w:proofErr w:type="spellStart"/>
-      <w:r>
-        <w:t>прикачености</w:t>
-      </w:r>
-      <w:proofErr w:type="spellEnd"/>
-      <w:r>
-        <w:t xml:space="preserve"> носи адреса — јер издржава поновно учитавање, обележава се, преноси се везом и </w:t>
-      </w:r>
-      <w:r>
-        <w:rPr>
-          <w:b/>
-          <w:bCs/>
-        </w:rPr>
-        <w:t>поново се одобрава при доласку</w:t>
-      </w:r>
-      <w:r>
-        <w:t> — а међу истовремено прикаченим фрагментима носи канал. Цена промашаја је висока и </w:t>
-      </w:r>
-      <w:r>
-        <w:rPr>
-          <w:b/>
-          <w:bCs/>
-        </w:rPr>
-        <w:t>тиха</w:t>
-      </w:r>
-      <w:r>
-        <w:t>: два хода у овом артефакту била су написана, изгледала су исправно и никада ниједног примаоца нису имала.</w:t>
-      </w:r>
-    </w:p>
-    <w:p>
-      <w:r>
-        <w:rPr>
-          <w:b/>
-          <w:bCs/>
-        </w:rPr>
-        <w:t>Друга: попис канала је поступак откривања, а не документација.</w:t>
-      </w:r>
-      <w:r>
-        <w:t xml:space="preserve"> Три дефекта нашао је исти корак — изредати сваки канал којим стање прелази границу јединице и за сваки питати ко објављује, ко слуша и кад је слушалац жив. Ниједан не би нашао ни </w:t>
-      </w:r>
-      <w:proofErr w:type="spellStart"/>
-      <w:r>
-        <w:t>линтер</w:t>
-      </w:r>
-      <w:proofErr w:type="spellEnd"/>
-      <w:r>
-        <w:t>, ни превођење, ни преглед једне измене, зато што ниједан није грешка </w:t>
-      </w:r>
-      <w:r>
-        <w:rPr>
-          <w:i/>
-          <w:iCs/>
-        </w:rPr>
-        <w:t>у</w:t>
-      </w:r>
-      <w:r>
-        <w:t> јединици.</w:t>
-      </w:r>
-    </w:p>
-    <w:p>
-      <w:r>
-        <w:rPr>
-          <w:b/>
-          <w:bCs/>
-        </w:rPr>
-        <w:t>Треће: образац комуникације је последица раздвајања, а не техника која се примењује.</w:t>
-      </w:r>
-      <w:r>
-        <w:t> Налаз се чита обрнуто од очекиваног: три од четирију образаца из литературе постала су </w:t>
-      </w:r>
-      <w:r>
-        <w:rPr>
-          <w:i/>
-          <w:iCs/>
-        </w:rPr>
-        <w:t>потребна</w:t>
-      </w:r>
-      <w:r>
-        <w:t> тек кад је дељено променљиво стање уклоњено, и то у одређеном реду. Док је навигација могла сама да прочита складиште, атрибут од родитеља ка фрагменту није решавао ништа — само је дуплирао пут до истог податка; тек уклањање краћег пута чини дужи путем. Ко најпре уведе обрасце а онда остави дељено стање, добије обоје и не добије независност ниједним.</w:t>
-      </w:r>
-    </w:p>
-    <w:p>
-      <w:r>
-        <w:rPr>
-          <w:b/>
-          <w:bCs/>
-        </w:rPr>
-        <w:t>Четврта: најопасније грешке ништа не објављују.</w:t>
-      </w:r>
-      <w:r>
-        <w:t> </w:t>
-      </w:r>
-      <w:proofErr w:type="spellStart"/>
-      <w:r>
-        <w:t>Недоставни</w:t>
-      </w:r>
-      <w:proofErr w:type="spellEnd"/>
-      <w:r>
-        <w:t xml:space="preserve"> догађаји, преживело искључено сажимање у производној градњи и оба неисправна нацрта правила </w:t>
-      </w:r>
-      <w:proofErr w:type="spellStart"/>
-      <w:r>
-        <w:t>линтера</w:t>
-      </w:r>
-      <w:proofErr w:type="spellEnd"/>
-      <w:r>
-        <w:t xml:space="preserve"> дају </w:t>
-      </w:r>
-      <w:r>
-        <w:rPr>
-          <w:b/>
-          <w:bCs/>
-        </w:rPr>
-        <w:t>исти испис као исправно стање</w:t>
-      </w:r>
-      <w:r>
-        <w:t>. Отуда начело у облику упутства: </w:t>
-      </w:r>
-      <w:r>
-        <w:rPr>
-          <w:b/>
-          <w:bCs/>
-        </w:rPr>
-        <w:t>обезбеди оно што ћути.</w:t>
-      </w:r>
-      <w:r>
-        <w:t> Његова непосредна примена стоји у одлуци да се уговори извлаче из ниски </w:t>
-      </w:r>
-      <w:r>
-        <w:rPr>
-          <w:b/>
-          <w:bCs/>
-        </w:rPr>
-        <w:t>по начелу а не по попису</w:t>
-      </w:r>
-      <w:r>
-        <w:t> — уговор се увлачи под проверу онда кад је његов прекршај нечујан, дакле „обезбеди оно што ћути“ а не „обезбеди све ниске“.</w:t>
-      </w:r>
-    </w:p>
-    <w:p>
-      <w:r>
-        <w:rPr>
-          <w:b/>
-          <w:bCs/>
-        </w:rPr>
-        <w:lastRenderedPageBreak/>
-        <w:t>Пета: састав је исправљив изнутра, испорука није.</w:t>
-      </w:r>
-      <w:r>
-        <w:t> Шеснаест исправљених пресуда су измене састава, комуникације или подешавања унутар решења; четири отворене траже нешто изван њега — цевовод, регистар издања, меру. Три од тих четирију су један исти недостатак виђен с трију страна и затворили би се једним послом; четврта не би, зато што захтева другу врсту склапања.</w:t>
-      </w:r>
-    </w:p>
-    <w:p>
-      <w:r>
-        <w:t>Та четврта заслужује сопствену напомену, зато што је поређење с објављеним случајем </w:t>
-      </w:r>
-      <w:r>
-        <w:rPr>
-          <w:b/>
-          <w:bCs/>
-        </w:rPr>
-        <w:t>исправља</w:t>
-      </w:r>
-      <w:r>
-        <w:t>. Ревизија је механизам проширења прогласила структурно недоступним, јер фрагмент не може да огласи унос за руту на којој није прикачен. Објављени случај показује да је то тачно о механизму који је овај рад изабрао, а не о саставу на клијенту уопште: тамо су доприноси објављени као </w:t>
-      </w:r>
-      <w:r>
-        <w:rPr>
-          <w:b/>
-          <w:bCs/>
-        </w:rPr>
-        <w:t>подаци</w:t>
-      </w:r>
-      <w:r>
-        <w:t xml:space="preserve"> о фрагменту и учитани при подизању, дакле одвојено од </w:t>
-      </w:r>
-      <w:proofErr w:type="spellStart"/>
-      <w:r>
-        <w:t>прикачивања</w:t>
-      </w:r>
-      <w:proofErr w:type="spellEnd"/>
-      <w:r>
-        <w:t xml:space="preserve"> кода који их приказује — што уводи треће место одлуке о саставу, јер фрагмент поседује празнину а не руту. Цена лека, међутим, јесте да нешто мора да се учита пре прве руте, а то је управо оно што је у овом артефакту уклоњено кад је седам блокирајућих ознака за скрипте замењено убацивањем контејнера при првом увозу. </w:t>
-      </w:r>
-      <w:r>
-        <w:rPr>
-          <w:b/>
-          <w:bCs/>
-        </w:rPr>
-        <w:t>То нису два независна налаза него две стране једне размене:</w:t>
-      </w:r>
-      <w:r>
-        <w:t xml:space="preserve"> решење које ништа не учитава унапред не може да зна шта фрагменти доприносе. Иста измена дала је и </w:t>
-      </w:r>
-      <w:proofErr w:type="spellStart"/>
-      <w:r>
-        <w:t>општије</w:t>
-      </w:r>
-      <w:proofErr w:type="spellEnd"/>
-      <w:r>
-        <w:t xml:space="preserve"> запажање: у склапању у времену извршавања </w:t>
-      </w:r>
-      <w:r>
-        <w:rPr>
-          <w:b/>
-          <w:bCs/>
-        </w:rPr>
-        <w:t>ред учитавања је део уговора о дељеним зависностима</w:t>
-      </w:r>
-      <w:r>
-        <w:t>, зато што се дељени опсег мора успоставити пре него што ико од контејнера почне да се извршава.</w:t>
-      </w:r>
-    </w:p>
-    <w:p>
-      <w:pPr>
-        <w:pStyle w:val="Heading2"/>
-      </w:pPr>
-      <w:bookmarkStart w:id="85" w:name="_Toc238517601"/>
-      <w:r>
-        <w:t>13.6 ИП5: безбедносне границе и ко их спроводи</w:t>
-      </w:r>
-      <w:bookmarkEnd w:id="85"/>
-    </w:p>
-    <w:p>
-      <w:r>
-        <w:rPr>
-          <w:i/>
-          <w:iCs/>
-        </w:rPr>
-        <w:t>ИП5: Које безбедносне границе микрофронтенд архитектура уводи, а које не може да успостави на страни клијента?</w:t>
-      </w:r>
-    </w:p>
-    <w:p>
-      <w:r>
-        <w:t xml:space="preserve">Одговор стоји на једној </w:t>
-      </w:r>
-      <w:proofErr w:type="spellStart"/>
-      <w:r>
-        <w:t>разлуци</w:t>
-      </w:r>
-      <w:proofErr w:type="spellEnd"/>
-      <w:r>
-        <w:t xml:space="preserve"> коју је лако изгубити и скупо изгубити: </w:t>
-      </w:r>
-      <w:r>
-        <w:rPr>
-          <w:b/>
-          <w:bCs/>
-        </w:rPr>
-        <w:t>безбедносне границе овог решења нису на клијенту, и не могу бити.</w:t>
-      </w:r>
-      <w:r>
-        <w:t> Свака провера у обмотачу или у фрагменту је </w:t>
-      </w:r>
-      <w:r>
-        <w:rPr>
-          <w:b/>
-          <w:bCs/>
-        </w:rPr>
-        <w:t>навигација</w:t>
-      </w:r>
-      <w:r>
-        <w:t> — чува корисника од празног екрана — док приступ подацима одобрава позадина при сваком захтеву, по улози на методу службе и по власништву над редом. Клијентска капија у обмотачу зато није ослабљена безбедносна мера него мера друге врсте, и мешање те две у једном пројекту је облик грешке који ревизија налази више пута.</w:t>
-      </w:r>
-    </w:p>
-    <w:p>
-      <w:r>
-        <w:t>Инструмент је контролна листа од двадесет једне мере, а њена носећа колона није „механизам“ него </w:t>
-      </w:r>
-      <w:r>
-        <w:rPr>
-          <w:b/>
-          <w:bCs/>
-        </w:rPr>
-        <w:t>отказивање</w:t>
-      </w:r>
-      <w:r>
-        <w:t xml:space="preserve">: разлика између мере која се сама пријави кад је прекршена и мере која се покаже само као последица одлучује да ли се пропуст открива у развоју или код корисника. Пресуда има четири облика </w:t>
-      </w:r>
-      <w:r>
-        <w:lastRenderedPageBreak/>
-        <w:t>— </w:t>
-      </w:r>
-      <w:r>
-        <w:rPr>
-          <w:b/>
-          <w:bCs/>
-        </w:rPr>
-        <w:t>остварено</w:t>
-      </w:r>
-      <w:r>
-        <w:t>, </w:t>
-      </w:r>
-      <w:r>
-        <w:rPr>
-          <w:b/>
-          <w:bCs/>
-        </w:rPr>
-        <w:t>неостварено</w:t>
-      </w:r>
-      <w:r>
-        <w:t xml:space="preserve"> (изводљиво и </w:t>
-      </w:r>
-      <w:proofErr w:type="spellStart"/>
-      <w:r>
-        <w:t>непостављено</w:t>
-      </w:r>
-      <w:proofErr w:type="spellEnd"/>
-      <w:r>
-        <w:t>), </w:t>
-      </w:r>
-      <w:r>
-        <w:rPr>
-          <w:b/>
-          <w:bCs/>
-        </w:rPr>
-        <w:t>неизводљиво у овом артефакту</w:t>
-      </w:r>
-      <w:r>
-        <w:t> (нешто друго је прво услов) и </w:t>
-      </w:r>
-      <w:r>
-        <w:rPr>
-          <w:b/>
-          <w:bCs/>
-        </w:rPr>
-        <w:t>нема механизма</w:t>
-      </w:r>
-      <w:r>
-        <w:t> (мера у овом облику састава не постоји ни као могућност). Спајање друге и треће класе сакрило би поправљив недостатак; спајање треће и четврте пријавило би као пропуст границу технике.</w:t>
-      </w:r>
-    </w:p>
-    <w:p>
-      <w:r>
-        <w:t>Исход по класама: </w:t>
-      </w:r>
-      <w:r>
-        <w:rPr>
-          <w:b/>
-          <w:bCs/>
-        </w:rPr>
-        <w:t>шест мера је остварено</w:t>
-      </w:r>
-      <w:r>
-        <w:t>, </w:t>
-      </w:r>
-      <w:r>
-        <w:rPr>
-          <w:b/>
-          <w:bCs/>
-        </w:rPr>
-        <w:t>девет неостварено</w:t>
-      </w:r>
-      <w:r>
-        <w:t>, </w:t>
-      </w:r>
-      <w:r>
-        <w:rPr>
-          <w:b/>
-          <w:bCs/>
-        </w:rPr>
-        <w:t>две неизводљиве</w:t>
-      </w:r>
-      <w:r>
-        <w:t>, </w:t>
-      </w:r>
-      <w:r>
-        <w:rPr>
-          <w:b/>
-          <w:bCs/>
-        </w:rPr>
-        <w:t>једна нема механизма</w:t>
-      </w:r>
-      <w:r>
-        <w:t>, а три не важе јер нема предмет. Четири реда одређују целу оцену. </w:t>
-      </w:r>
-      <w:r>
-        <w:rPr>
-          <w:b/>
-          <w:bCs/>
-        </w:rPr>
-        <w:t>Изолације скриптова међу фрагментима нема ни као могућности</w:t>
-      </w:r>
-      <w:r>
-        <w:t> — свих седам јединица дели једно извршно окружење једног документа, и та једна ставка одређује домашај свих осталих клијентских мера. </w:t>
-      </w:r>
-      <w:r>
-        <w:rPr>
-          <w:b/>
-          <w:bCs/>
-        </w:rPr>
-        <w:t>Изолација стилова је остварена у најјачем облику</w:t>
-      </w:r>
-      <w:r>
-        <w:t>, јер компоненте приказују у области сенке па глобални избирач не може да их досегне по конструкцији. </w:t>
-      </w:r>
-      <w:r>
-        <w:rPr>
-          <w:b/>
-          <w:bCs/>
-        </w:rPr>
-        <w:t>Политика поверених извора је неостварена</w:t>
-      </w:r>
-      <w:r>
-        <w:t>, изводљива једним заглављем које поставља онај који одговара документ — а тог учесника артефакт нема. И </w:t>
-      </w:r>
-      <w:r>
-        <w:rPr>
-          <w:b/>
-          <w:bCs/>
-        </w:rPr>
-        <w:t>верзионисан попис издања је неостварен</w:t>
-      </w:r>
-      <w:r>
-        <w:t>, што је најскупља ставка по последицама, јер је услов за проверу целовитости, за повратак на издање и за расподелу саобраћаја.</w:t>
-      </w:r>
-    </w:p>
-    <w:p>
-      <w:r>
-        <w:rPr>
-          <w:b/>
-          <w:bCs/>
-        </w:rPr>
-        <w:t>Први налаз: граница између оствареног и неоствареног не пролази по тежини мере, него по томе да ли мера има власника у овој топологији.</w:t>
-      </w:r>
-      <w:r>
-        <w:t> Свака остварена мера има једно својство — учесник је спроводи </w:t>
-      </w:r>
-      <w:r>
-        <w:rPr>
-          <w:b/>
-          <w:bCs/>
-        </w:rPr>
-        <w:t>унутар сопственог изворног кода</w:t>
-      </w:r>
-      <w:r>
-        <w:t>: изолација стилова је својство компоненте, бекство знакова ред у приказивачу заглавља, једини писац сесије облик модула, поновно одобравање на доласку позив у фрагменту који прима предају. Свака неостварена припада једној од </w:t>
-      </w:r>
-      <w:r>
-        <w:rPr>
-          <w:b/>
-          <w:bCs/>
-        </w:rPr>
-        <w:t>трију врста којима власника нема</w:t>
-      </w:r>
-      <w:r>
-        <w:t>: првој треба </w:t>
-      </w:r>
-      <w:r>
-        <w:rPr>
-          <w:i/>
-          <w:iCs/>
-        </w:rPr>
-        <w:t>онај који одговара документ</w:t>
-      </w:r>
-      <w:r>
-        <w:t> (политика поверених извора, обавезан заштићени пренос, заглавља против уграђивања, ограничење колачића), а клијентски слој је овде статички послужен скуп датотека, дакле учесник који постоји као пакет а не као одговор; другој треба </w:t>
-      </w:r>
-      <w:r>
-        <w:rPr>
-          <w:i/>
-          <w:iCs/>
-        </w:rPr>
-        <w:t>ток испоруке</w:t>
-      </w:r>
-      <w:r>
-        <w:t> (провера целовитости, попис издања, записник о објављивању), па те мере нису одбијене него </w:t>
-      </w:r>
-      <w:r>
-        <w:rPr>
-          <w:b/>
-          <w:bCs/>
-        </w:rPr>
-        <w:t>без места на ком би стајале</w:t>
-      </w:r>
-      <w:r>
-        <w:t>; трећој треба </w:t>
-      </w:r>
-      <w:r>
-        <w:rPr>
-          <w:i/>
-          <w:iCs/>
-        </w:rPr>
-        <w:t>други учесник</w:t>
-      </w:r>
-      <w:r>
-        <w:t>, сервер који поставља колачић или орган који спроводи правило. Отуда тврдња овом раду и најкориснија и најнеугоднија: </w:t>
-      </w:r>
-      <w:r>
-        <w:rPr>
-          <w:b/>
-          <w:bCs/>
-        </w:rPr>
-        <w:t>безбедносно стање артефакта није мера уложеног труда него попис мера које у изабраном облику састава имају власника</w:t>
-      </w:r>
-      <w:r>
-        <w:t> — па </w:t>
-      </w:r>
-      <w:r>
-        <w:rPr>
-          <w:b/>
-          <w:bCs/>
-        </w:rPr>
-        <w:t>девет неостварених мера нису девет заборављених ставки, него три недостајућа учесника.</w:t>
-      </w:r>
-    </w:p>
-    <w:p>
-      <w:r>
-        <w:rPr>
-          <w:b/>
-          <w:bCs/>
-        </w:rPr>
-        <w:t>Други налаз: једина мера остварена у најјачем облику радила је тако што прекршај чини неизразивим, а најбучнија неостварена отказује „без адресата“.</w:t>
-      </w:r>
-      <w:r>
-        <w:t> Из тог пара следи начело преносиво на друго решење ове врсте: </w:t>
-      </w:r>
-      <w:r>
-        <w:rPr>
-          <w:b/>
-          <w:bCs/>
-        </w:rPr>
-        <w:t xml:space="preserve">у документу који деле независно </w:t>
-      </w:r>
-      <w:r>
-        <w:rPr>
-          <w:b/>
-          <w:bCs/>
-        </w:rPr>
-        <w:lastRenderedPageBreak/>
-        <w:t>испоручене јединице треба претпоставити меру чији прекршај није изразив над мером која прекршај пријављује</w:t>
-      </w:r>
-      <w:r>
-        <w:t xml:space="preserve">, зато што пријава тражи адресата, а управо адресата ова архитектура раствара. Мера чија је снага у </w:t>
-      </w:r>
-      <w:proofErr w:type="spellStart"/>
-      <w:r>
-        <w:t>неизразивости</w:t>
-      </w:r>
-      <w:proofErr w:type="spellEnd"/>
-      <w:r>
-        <w:t xml:space="preserve"> прекршаја уз то не тражи ни орган ни цевовод, дакле припада једној врсти која у овом артефакту има власника.</w:t>
-      </w:r>
-    </w:p>
-    <w:p>
-      <w:r>
-        <w:rPr>
-          <w:b/>
-          <w:bCs/>
-        </w:rPr>
-        <w:t>Трећи налаз: магистрала догађаја била је заобилазница око зида евиденције</w:t>
-      </w:r>
-      <w:r>
-        <w:t>, што табелу механизама споразумевања чини безбедносним распоредом а не само комуникацијским. Пошто изолације скриптова нема, свака носивост читљива је свакој јединици; а пошто сервер пише запис при сваком читању медицинског податка, податак који је </w:t>
-      </w:r>
-      <w:r>
-        <w:rPr>
-          <w:b/>
-          <w:bCs/>
-        </w:rPr>
-        <w:t>већ</w:t>
-      </w:r>
-      <w:r>
-        <w:t> у прегледачу и предаје се међу фрагментима не производи никакав запис. Правило „најмањи могући садржај поруке“ у овом домену није, дакле, уредност него </w:t>
-      </w:r>
-      <w:r>
-        <w:rPr>
-          <w:b/>
-          <w:bCs/>
-        </w:rPr>
-        <w:t>последња клијентска мера поверљивости</w:t>
-      </w:r>
-      <w:r>
-        <w:t xml:space="preserve"> — остварена, али као дисциплина, не као механизам. То је најслабије место целе оцене и тако мора да буде означено: да неки будући фрагмент прошири носивост назад на цео предмет података, ништа не би пријавило прекршај, зато што и превођење и </w:t>
-      </w:r>
-      <w:proofErr w:type="spellStart"/>
-      <w:r>
-        <w:t>линтер</w:t>
-      </w:r>
-      <w:proofErr w:type="spellEnd"/>
-      <w:r>
-        <w:t xml:space="preserve"> и правило о границама пакета проверавају </w:t>
-      </w:r>
-      <w:r>
-        <w:rPr>
-          <w:b/>
-          <w:bCs/>
-        </w:rPr>
-        <w:t>ко кога увози</w:t>
-      </w:r>
-      <w:r>
-        <w:t>, а не </w:t>
-      </w:r>
-      <w:r>
-        <w:rPr>
-          <w:b/>
-          <w:bCs/>
-        </w:rPr>
-        <w:t>шта се објављује</w:t>
-      </w:r>
-      <w:r>
-        <w:t>. Мера која би га учинила бучним постоји и није изведена: типови носивости могли би да буду сужени тако да ниједна не може да садржи предмет пренетих података, дакле да прекршај постане </w:t>
-      </w:r>
-      <w:r>
-        <w:rPr>
-          <w:b/>
-          <w:bCs/>
-        </w:rPr>
-        <w:t>непреводив</w:t>
-      </w:r>
-      <w:r>
-        <w:t> — што је управо начело претходног налаза и најконкретнији предлог целог одељка.</w:t>
-      </w:r>
-    </w:p>
-    <w:p>
-      <w:r>
-        <w:rPr>
-          <w:b/>
-          <w:bCs/>
-        </w:rPr>
-        <w:t>Четврти налаз: слепа тачка између двају следова ревизије није делимична, него потпуна.</w:t>
-      </w:r>
-      <w:r>
-        <w:t xml:space="preserve"> Постоји серверски след, који бележи приступ подацима, и </w:t>
-      </w:r>
-      <w:proofErr w:type="spellStart"/>
-      <w:r>
-        <w:t>испоручилачки</w:t>
-      </w:r>
-      <w:proofErr w:type="spellEnd"/>
-      <w:r>
-        <w:t>, који бележи објављивање кода. Овде спој нема ни половину: траг приступа постоји, записника о објављивању нема, а састављена целина није ни описива ни поновљива, зато што издања јединица не постоје и најпрецизнији опис затеченог састава јесте „оно што је у том тренутку било на серверу“. Траг приступа тако садржи корисника, податак и време, а </w:t>
-      </w:r>
-      <w:r>
-        <w:rPr>
-          <w:b/>
-          <w:bCs/>
-        </w:rPr>
-        <w:t>не садржи и не може да реконструише који је код то читање извео</w:t>
-      </w:r>
-      <w:r>
-        <w:t xml:space="preserve"> — што за здравствену примену није формалност, јер је траг приступа правни артефакт. Тврдња </w:t>
-      </w:r>
-      <w:proofErr w:type="spellStart"/>
-      <w:r>
-        <w:t>општија</w:t>
-      </w:r>
-      <w:proofErr w:type="spellEnd"/>
-      <w:r>
-        <w:t xml:space="preserve"> од артефакта: </w:t>
-      </w:r>
-      <w:r>
-        <w:rPr>
-          <w:b/>
-          <w:bCs/>
-        </w:rPr>
-        <w:t>у решењу с више независно испоручених јединица, евиденција приступа подацима је потпуна само уз евиденцију објављивања кода.</w:t>
-      </w:r>
-      <w:r>
-        <w:t> То је уједно и најјачи безбедносни довод за верзионисан попис издања, а у контролној листи не стоји, зато што се она гради по мерама, а овај налаз настаје тек из њиховог изостанка </w:t>
-      </w:r>
-      <w:r>
-        <w:rPr>
-          <w:b/>
-          <w:bCs/>
-        </w:rPr>
-        <w:t>у пару</w:t>
-      </w:r>
-      <w:r>
-        <w:t>.</w:t>
-      </w:r>
-    </w:p>
-    <w:p>
-      <w:r>
-        <w:t>Из истог места следи и налаз о целини који ниједан од претходних одељака није именовао: </w:t>
-      </w:r>
-      <w:r>
-        <w:rPr>
-          <w:b/>
-          <w:bCs/>
-        </w:rPr>
-        <w:t>независна испорука без издања јединица не даје независну испоруку него неописив састав.</w:t>
-      </w:r>
-      <w:r>
-        <w:t xml:space="preserve"> Издање нема сврху да означи напредак него да састављену целину </w:t>
-      </w:r>
-      <w:r>
-        <w:lastRenderedPageBreak/>
-        <w:t xml:space="preserve">учини </w:t>
-      </w:r>
-      <w:proofErr w:type="spellStart"/>
-      <w:r>
-        <w:t>именљивом</w:t>
-      </w:r>
-      <w:proofErr w:type="spellEnd"/>
-      <w:r>
-        <w:t xml:space="preserve">, а то је услов да се о </w:t>
-      </w:r>
-      <w:proofErr w:type="spellStart"/>
-      <w:r>
-        <w:t>испоручивости</w:t>
-      </w:r>
-      <w:proofErr w:type="spellEnd"/>
-      <w:r>
-        <w:t xml:space="preserve"> уопште говори у прошлом времену.</w:t>
-      </w:r>
-    </w:p>
-    <w:p>
-      <w:pPr>
-        <w:pStyle w:val="Heading2"/>
-      </w:pPr>
-      <w:bookmarkStart w:id="86" w:name="_Toc238517602"/>
-      <w:r>
-        <w:t>13.7 Доприноси</w:t>
-      </w:r>
-      <w:bookmarkEnd w:id="86"/>
-    </w:p>
-    <w:p>
-      <w:r>
-        <w:t>Претходни одељци дали су налазе о једном артефакту. Овај одељак раздваја оно што важи само за MicroMedic од онога што важи и другде, и — што је важније — </w:t>
-      </w:r>
-      <w:r>
-        <w:rPr>
-          <w:b/>
-          <w:bCs/>
-        </w:rPr>
-        <w:t>именује род</w:t>
-      </w:r>
-      <w:r>
-        <w:t> сваке преносиве тврдње, зато што знање у истраживању пројектовањем није оправдано тиме што је корисно него тиме што се зна којој врсти припада (</w:t>
-      </w:r>
-      <w:proofErr w:type="spellStart"/>
-      <w:r>
-        <w:t>Gregor</w:t>
-      </w:r>
-      <w:proofErr w:type="spellEnd"/>
-      <w:r>
-        <w:t xml:space="preserve"> и </w:t>
-      </w:r>
-      <w:proofErr w:type="spellStart"/>
-      <w:r>
-        <w:t>Hevner</w:t>
-      </w:r>
-      <w:proofErr w:type="spellEnd"/>
-      <w:r>
-        <w:t>, 2013).</w:t>
-      </w:r>
-    </w:p>
-    <w:p>
-      <w:r>
-        <w:t>Табела 13-5. Преносиве тврдње, њихов род и оно што би их оспорило</w:t>
-      </w:r>
-    </w:p>
-    <w:tbl>
-      <w:tblPr>
-        <w:tblStyle w:val="TableGrid"/>
-        <w:tblW w:w="0" w:type="auto"/>
-        <w:tblLook w:val="04A0" w:firstRow="1" w:lastRow="0" w:firstColumn="1" w:lastColumn="0" w:noHBand="0" w:noVBand="1"/>
-      </w:tblPr>
-      <w:tblGrid>
-        <w:gridCol w:w="3932"/>
-        <w:gridCol w:w="1915"/>
-        <w:gridCol w:w="3214"/>
-      </w:tblGrid>
-      <w:tr>
-        <w:tc>
-          <w:tcPr>
-            <w:tcW w:w="0" w:type="auto"/>
-            <w:hideMark/>
-          </w:tcPr>
-          <w:p>
-            <w:pPr>
-              <w:spacing w:after="200" w:line="360" w:lineRule="auto"/>
-              <w:rPr>
-                <w:b/>
-                <w:bCs/>
-              </w:rPr>
-            </w:pPr>
-            <w:proofErr w:type="spellStart"/>
-            <w:r>
-              <w:rPr>
-                <w:b/>
-                <w:bCs/>
-              </w:rPr>
-              <w:t>Тврдnja</w:t>
-            </w:r>
-            <w:proofErr w:type="spellEnd"/>
-          </w:p>
-        </w:tc>
-        <w:tc>
-          <w:tcPr>
-            <w:tcW w:w="0" w:type="auto"/>
-            <w:hideMark/>
-          </w:tcPr>
-          <w:p>
-            <w:pPr>
-              <w:spacing w:after="200" w:line="360" w:lineRule="auto"/>
-              <w:rPr>
-                <w:b/>
-                <w:bCs/>
-              </w:rPr>
-            </w:pPr>
-            <w:r>
-              <w:rPr>
-                <w:b/>
-                <w:bCs/>
-              </w:rPr>
-              <w:t>Род знања</w:t>
-            </w:r>
-          </w:p>
-        </w:tc>
-        <w:tc>
-          <w:tcPr>
-            <w:tcW w:w="0" w:type="auto"/>
-            <w:hideMark/>
-          </w:tcPr>
-          <w:p>
-            <w:pPr>
-              <w:spacing w:after="200" w:line="360" w:lineRule="auto"/>
-              <w:rPr>
-                <w:b/>
-                <w:bCs/>
-              </w:rPr>
-            </w:pPr>
-            <w:r>
-              <w:rPr>
-                <w:b/>
-                <w:bCs/>
-              </w:rPr>
-              <w:t>Оспорава је</w:t>
-            </w:r>
-          </w:p>
-        </w:tc>
-      </w:tr>
-      <w:tr>
-        <w:tc>
-          <w:tcPr>
-            <w:tcW w:w="0" w:type="auto"/>
-            <w:hideMark/>
-          </w:tcPr>
-          <w:p>
-            <w:pPr>
-              <w:spacing w:after="200" w:line="360" w:lineRule="auto"/>
-            </w:pPr>
-            <w:r>
-              <w:rPr>
-                <w:b/>
-                <w:bCs/>
-              </w:rPr>
-              <w:t>Т1</w:t>
-            </w:r>
-            <w:r>
-              <w:t xml:space="preserve"> Механизам споразумевања одређује топологија, не пар саговорника: својства за </w:t>
-            </w:r>
-            <w:proofErr w:type="spellStart"/>
-            <w:r>
-              <w:t>родитеља→фрагмент</w:t>
-            </w:r>
-            <w:proofErr w:type="spellEnd"/>
-            <w:r>
-              <w:t xml:space="preserve">, </w:t>
-            </w:r>
-            <w:proofErr w:type="spellStart"/>
-            <w:r>
-              <w:t>издизајући</w:t>
-            </w:r>
-            <w:proofErr w:type="spellEnd"/>
-            <w:r>
-              <w:t xml:space="preserve"> догађај за </w:t>
-            </w:r>
-            <w:proofErr w:type="spellStart"/>
-            <w:r>
-              <w:t>фрагмент→родитеља</w:t>
-            </w:r>
-            <w:proofErr w:type="spellEnd"/>
-            <w:r>
-              <w:t>, магистрала међу браћом на једном екрану, адреса преко границе прикључења</w:t>
-            </w:r>
-          </w:p>
-        </w:tc>
-        <w:tc>
-          <w:tcPr>
-            <w:tcW w:w="0" w:type="auto"/>
-            <w:hideMark/>
-          </w:tcPr>
-          <w:p>
-            <w:pPr>
-              <w:spacing w:after="200" w:line="360" w:lineRule="auto"/>
-            </w:pPr>
-            <w:r>
-              <w:t>начело пројектовања</w:t>
-            </w:r>
-          </w:p>
-        </w:tc>
-        <w:tc>
-          <w:tcPr>
-            <w:tcW w:w="0" w:type="auto"/>
-            <w:hideMark/>
-          </w:tcPr>
-          <w:p>
-            <w:pPr>
-              <w:spacing w:after="200" w:line="360" w:lineRule="auto"/>
-            </w:pPr>
-            <w:r>
-              <w:t>пар фрагмената у односу садржања који се честито споразумева магистралом, или браћа на једном екрану којима адреса служи боље</w:t>
-            </w:r>
-          </w:p>
-        </w:tc>
-      </w:tr>
-      <w:tr>
-        <w:tc>
-          <w:tcPr>
-            <w:tcW w:w="0" w:type="auto"/>
-            <w:hideMark/>
-          </w:tcPr>
-          <w:p>
-            <w:pPr>
-              <w:spacing w:after="200" w:line="360" w:lineRule="auto"/>
-            </w:pPr>
-            <w:r>
-              <w:rPr>
-                <w:b/>
-                <w:bCs/>
-              </w:rPr>
-              <w:t>Т2</w:t>
-            </w:r>
-            <w:r>
-              <w:t> Магистрала догађаја не преноси између фрагмената на раздвојеним путевима, јер је жив канал без понављања, а усмеривач одваја оно што није на путу</w:t>
-            </w:r>
-          </w:p>
-        </w:tc>
-        <w:tc>
-          <w:tcPr>
-            <w:tcW w:w="0" w:type="auto"/>
-            <w:hideMark/>
-          </w:tcPr>
-          <w:p>
-            <w:pPr>
-              <w:spacing w:after="200" w:line="360" w:lineRule="auto"/>
-            </w:pPr>
-            <w:r>
-              <w:t>конструкт (граница механизма)</w:t>
-            </w:r>
-          </w:p>
-        </w:tc>
-        <w:tc>
-          <w:tcPr>
-            <w:tcW w:w="0" w:type="auto"/>
-            <w:hideMark/>
-          </w:tcPr>
-          <w:p>
-            <w:pPr>
-              <w:spacing w:after="200" w:line="360" w:lineRule="auto"/>
-            </w:pPr>
-            <w:r>
-              <w:t>магистрала с памћењем последње вредности, којој ово ограничење не важи</w:t>
-            </w:r>
-          </w:p>
-        </w:tc>
-      </w:tr>
-      <w:tr>
-        <w:tc>
-          <w:tcPr>
-            <w:tcW w:w="0" w:type="auto"/>
-            <w:hideMark/>
-          </w:tcPr>
-          <w:p>
-            <w:pPr>
-              <w:spacing w:after="200" w:line="360" w:lineRule="auto"/>
-            </w:pPr>
-            <w:r>
-              <w:rPr>
-                <w:b/>
-                <w:bCs/>
-              </w:rPr>
-              <w:t>Т3</w:t>
-            </w:r>
-            <w:r>
-              <w:t> Изричито дељење се спроводи по фитнес функцији или се не спроводи; договор без справе слаби с бројем измена</w:t>
-            </w:r>
-          </w:p>
-        </w:tc>
-        <w:tc>
-          <w:tcPr>
-            <w:tcW w:w="0" w:type="auto"/>
-            <w:hideMark/>
-          </w:tcPr>
-          <w:p>
-            <w:pPr>
-              <w:spacing w:after="200" w:line="360" w:lineRule="auto"/>
-            </w:pPr>
-            <w:r>
-              <w:t>начело пројектовања</w:t>
-            </w:r>
-          </w:p>
-        </w:tc>
-        <w:tc>
-          <w:tcPr>
-            <w:tcW w:w="0" w:type="auto"/>
-            <w:hideMark/>
-          </w:tcPr>
-          <w:p>
-            <w:pPr>
-              <w:spacing w:after="200" w:line="360" w:lineRule="auto"/>
-            </w:pPr>
-            <w:r>
-              <w:t>решење чији договор без справе преживи вишегодишњи развој с више тимова</w:t>
-            </w:r>
-          </w:p>
-        </w:tc>
-      </w:tr>
-      <w:tr>
-        <w:tc>
-          <w:tcPr>
-            <w:tcW w:w="0" w:type="auto"/>
-            <w:hideMark/>
-          </w:tcPr>
-          <w:p>
-            <w:pPr>
-              <w:spacing w:after="200" w:line="360" w:lineRule="auto"/>
-            </w:pPr>
-            <w:r>
-              <w:rPr>
-                <w:b/>
-                <w:bCs/>
-              </w:rPr>
-              <w:t>Т4</w:t>
-            </w:r>
-            <w:r>
-              <w:t> Управљање се разлаже на уграђено у артефакт и уграђено у организацију; само прво се преноси копирањем складишта</w:t>
-            </w:r>
-          </w:p>
-        </w:tc>
-        <w:tc>
-          <w:tcPr>
-            <w:tcW w:w="0" w:type="auto"/>
-            <w:hideMark/>
-          </w:tcPr>
-          <w:p>
-            <w:pPr>
-              <w:spacing w:after="200" w:line="360" w:lineRule="auto"/>
-            </w:pPr>
-            <w:r>
-              <w:t>конструкт (</w:t>
-            </w:r>
-            <w:proofErr w:type="spellStart"/>
-            <w:r>
-              <w:t>разлука</w:t>
-            </w:r>
-            <w:proofErr w:type="spellEnd"/>
-            <w:r>
-              <w:t>)</w:t>
-            </w:r>
-          </w:p>
-        </w:tc>
-        <w:tc>
-          <w:tcPr>
-            <w:tcW w:w="0" w:type="auto"/>
-            <w:hideMark/>
-          </w:tcPr>
-          <w:p>
-            <w:pPr>
-              <w:spacing w:after="200" w:line="360" w:lineRule="auto"/>
-            </w:pPr>
-            <w:r>
-              <w:t>справа која спроводи организациони поступак без органа</w:t>
-            </w:r>
-          </w:p>
-        </w:tc>
-      </w:tr>
-      <w:tr>
-        <w:tc>
-          <w:tcPr>
-            <w:tcW w:w="0" w:type="auto"/>
-            <w:hideMark/>
-          </w:tcPr>
-          <w:p>
-            <w:pPr>
-              <w:spacing w:after="200" w:line="360" w:lineRule="auto"/>
-            </w:pPr>
-            <w:r>
-              <w:rPr>
-                <w:b/>
-                <w:bCs/>
-              </w:rPr>
-              <w:lastRenderedPageBreak/>
-              <w:t>Т5</w:t>
-            </w:r>
-            <w:r>
-              <w:t> Подручја управљања покривају се по редоследу постојеће инфраструктуре, не по редоследу могуће аутоматизације</w:t>
-            </w:r>
-          </w:p>
-        </w:tc>
-        <w:tc>
-          <w:tcPr>
-            <w:tcW w:w="0" w:type="auto"/>
-            <w:hideMark/>
-          </w:tcPr>
-          <w:p>
-            <w:pPr>
-              <w:spacing w:after="200" w:line="360" w:lineRule="auto"/>
-            </w:pPr>
-            <w:r>
-              <w:t>модел</w:t>
-            </w:r>
-          </w:p>
-        </w:tc>
-        <w:tc>
-          <w:tcPr>
-            <w:tcW w:w="0" w:type="auto"/>
-            <w:hideMark/>
-          </w:tcPr>
-          <w:p>
-            <w:pPr>
-              <w:spacing w:after="200" w:line="360" w:lineRule="auto"/>
-            </w:pPr>
-            <w:r>
-              <w:t>пројекат без цевовода који је прво добио тестове, па тек онда проверу типова</w:t>
-            </w:r>
-          </w:p>
-        </w:tc>
-      </w:tr>
-      <w:tr>
-        <w:tc>
-          <w:tcPr>
-            <w:tcW w:w="0" w:type="auto"/>
-            <w:hideMark/>
-          </w:tcPr>
-          <w:p>
-            <w:pPr>
-              <w:spacing w:after="200" w:line="360" w:lineRule="auto"/>
-            </w:pPr>
-            <w:r>
-              <w:rPr>
-                <w:b/>
-                <w:bCs/>
-              </w:rPr>
-              <w:t>Т6</w:t>
-            </w:r>
-            <w:r>
-              <w:t xml:space="preserve"> Без скеле се цена сваке погрешке у подешавању множи бројем </w:t>
-            </w:r>
-            <w:proofErr w:type="spellStart"/>
-            <w:r>
-              <w:t>распоређивих</w:t>
-            </w:r>
-            <w:proofErr w:type="spellEnd"/>
-            <w:r>
-              <w:t xml:space="preserve"> јединица, а прилика да се уочи дели истим бројем</w:t>
-            </w:r>
-          </w:p>
-        </w:tc>
-        <w:tc>
-          <w:tcPr>
-            <w:tcW w:w="0" w:type="auto"/>
-            <w:hideMark/>
-          </w:tcPr>
-          <w:p>
-            <w:pPr>
-              <w:spacing w:after="200" w:line="360" w:lineRule="auto"/>
-            </w:pPr>
-            <w:r>
-              <w:t>начело пројектовања</w:t>
-            </w:r>
-          </w:p>
-        </w:tc>
-        <w:tc>
-          <w:tcPr>
-            <w:tcW w:w="0" w:type="auto"/>
-            <w:hideMark/>
-          </w:tcPr>
-          <w:p>
-            <w:pPr>
-              <w:spacing w:after="200" w:line="360" w:lineRule="auto"/>
-            </w:pPr>
-            <w:r>
-              <w:t>распарчано решење без скеле у ком подешавања дуго остају различита </w:t>
-            </w:r>
-            <w:r>
-              <w:rPr>
-                <w:i/>
-                <w:iCs/>
-              </w:rPr>
-              <w:t>и</w:t>
-            </w:r>
-            <w:r>
-              <w:t> исправна</w:t>
-            </w:r>
-          </w:p>
-        </w:tc>
-      </w:tr>
-      <w:tr>
-        <w:tc>
-          <w:tcPr>
-            <w:tcW w:w="0" w:type="auto"/>
-            <w:hideMark/>
-          </w:tcPr>
-          <w:p>
-            <w:pPr>
-              <w:spacing w:after="200" w:line="360" w:lineRule="auto"/>
-            </w:pPr>
-            <w:r>
-              <w:rPr>
-                <w:b/>
-                <w:bCs/>
-              </w:rPr>
-              <w:t>Т7</w:t>
-            </w:r>
-            <w:r>
-              <w:t> Дељење пословних типова кошта слободу измене, дељење пословног понашања кошта независност извођења; мера која их спаја меша две цене</w:t>
-            </w:r>
-          </w:p>
-        </w:tc>
-        <w:tc>
-          <w:tcPr>
-            <w:tcW w:w="0" w:type="auto"/>
-            <w:hideMark/>
-          </w:tcPr>
-          <w:p>
-            <w:pPr>
-              <w:spacing w:after="200" w:line="360" w:lineRule="auto"/>
-            </w:pPr>
-            <w:r>
-              <w:t>конструкт (</w:t>
-            </w:r>
-            <w:proofErr w:type="spellStart"/>
-            <w:r>
-              <w:t>разлука</w:t>
-            </w:r>
-            <w:proofErr w:type="spellEnd"/>
-            <w:r>
-              <w:t>)</w:t>
-            </w:r>
-          </w:p>
-        </w:tc>
-        <w:tc>
-          <w:tcPr>
-            <w:tcW w:w="0" w:type="auto"/>
-            <w:hideMark/>
-          </w:tcPr>
-          <w:p>
-            <w:pPr>
-              <w:spacing w:after="200" w:line="360" w:lineRule="auto"/>
-            </w:pPr>
-            <w:r>
-              <w:t>случај у ком дељени уговор без понашања произведе сукоб у извођењу</w:t>
-            </w:r>
-          </w:p>
-        </w:tc>
-      </w:tr>
-      <w:tr>
-        <w:tc>
-          <w:tcPr>
-            <w:tcW w:w="0" w:type="auto"/>
-            <w:hideMark/>
-          </w:tcPr>
-          <w:p>
-            <w:pPr>
-              <w:spacing w:after="200" w:line="360" w:lineRule="auto"/>
-            </w:pPr>
-            <w:r>
-              <w:rPr>
-                <w:b/>
-                <w:bCs/>
-              </w:rPr>
-              <w:t>Т8</w:t>
-            </w:r>
-            <w:r>
-              <w:t> </w:t>
-            </w:r>
-            <w:proofErr w:type="spellStart"/>
-            <w:r>
-              <w:t>Вишеоквирност</w:t>
-            </w:r>
-            <w:proofErr w:type="spellEnd"/>
-            <w:r>
-              <w:t xml:space="preserve"> чини тврдњу „граница састава је прегледач“ оспоривом; у једном оквиру та тврдња остаје тврдња о дисциплини аутора</w:t>
-            </w:r>
-          </w:p>
-        </w:tc>
-        <w:tc>
-          <w:tcPr>
-            <w:tcW w:w="0" w:type="auto"/>
-            <w:hideMark/>
-          </w:tcPr>
-          <w:p>
-            <w:pPr>
-              <w:spacing w:after="200" w:line="360" w:lineRule="auto"/>
-            </w:pPr>
-            <w:r>
-              <w:t>начело пројектовања (методолошко)</w:t>
-            </w:r>
-          </w:p>
-        </w:tc>
-        <w:tc>
-          <w:tcPr>
-            <w:tcW w:w="0" w:type="auto"/>
-            <w:hideMark/>
-          </w:tcPr>
-          <w:p>
-            <w:pPr>
-              <w:spacing w:after="200" w:line="360" w:lineRule="auto"/>
-            </w:pPr>
-            <w:r>
-              <w:t>поставка која исту тврдњу чини оспоривом без другог оквира</w:t>
-            </w:r>
-          </w:p>
-        </w:tc>
-      </w:tr>
-      <w:tr>
-        <w:tc>
-          <w:tcPr>
-            <w:tcW w:w="0" w:type="auto"/>
-            <w:hideMark/>
-          </w:tcPr>
-          <w:p>
-            <w:pPr>
-              <w:spacing w:after="200" w:line="360" w:lineRule="auto"/>
-            </w:pPr>
-            <w:r>
-              <w:rPr>
-                <w:b/>
-                <w:bCs/>
-              </w:rPr>
-              <w:t>Т9</w:t>
-            </w:r>
-            <w:r>
-              <w:t> Артефакт је добио оно што архитектура даје изворном коду и није добио оно што архитектура даје само заједно с цевоводом</w:t>
-            </w:r>
-          </w:p>
-        </w:tc>
-        <w:tc>
-          <w:tcPr>
-            <w:tcW w:w="0" w:type="auto"/>
-            <w:hideMark/>
-          </w:tcPr>
-          <w:p>
-            <w:pPr>
-              <w:spacing w:after="200" w:line="360" w:lineRule="auto"/>
-            </w:pPr>
-            <w:r>
-              <w:t>модел (граница вредновања)</w:t>
-            </w:r>
-          </w:p>
-        </w:tc>
-        <w:tc>
-          <w:tcPr>
-            <w:tcW w:w="0" w:type="auto"/>
-            <w:hideMark/>
-          </w:tcPr>
-          <w:p>
-            <w:pPr>
-              <w:spacing w:after="200" w:line="360" w:lineRule="auto"/>
-            </w:pPr>
-            <w:r>
-              <w:t>вредновање без цевовода које изнесе тврдњу о независној испоруци</w:t>
-            </w:r>
-          </w:p>
-        </w:tc>
-      </w:tr>
-    </w:tbl>
-    <w:p>
-      <w:r>
-        <w:t>Три ствари вреди прочитати из табеле пре него из појединих редова.</w:t>
-      </w:r>
-    </w:p>
-    <w:p>
-      <w:r>
-        <w:rPr>
-          <w:b/>
-          <w:bCs/>
-        </w:rPr>
-        <w:t>Прво, ниједна тврдња није изум.</w:t>
-      </w:r>
-      <w:r>
-        <w:t> Род овог рада је </w:t>
-      </w:r>
-      <w:r>
-        <w:rPr>
-          <w:b/>
-          <w:bCs/>
-        </w:rPr>
-        <w:t>прилагођавање</w:t>
-      </w:r>
-      <w:r>
-        <w:t> — познато решење у новом подручју — и то се у табели види по томе што ниједан ред не тврди нов механизам, него </w:t>
-      </w:r>
-      <w:r>
-        <w:rPr>
-          <w:b/>
-          <w:bCs/>
-        </w:rPr>
-        <w:t xml:space="preserve">границу, редослед или </w:t>
-      </w:r>
-      <w:proofErr w:type="spellStart"/>
-      <w:r>
-        <w:rPr>
-          <w:b/>
-          <w:bCs/>
-        </w:rPr>
-        <w:t>разлуку</w:t>
-      </w:r>
-      <w:proofErr w:type="spellEnd"/>
-      <w:r>
-        <w:t xml:space="preserve"> међу постојећима. Т2 не </w:t>
-      </w:r>
-      <w:proofErr w:type="spellStart"/>
-      <w:r>
-        <w:t>изумева</w:t>
-      </w:r>
-      <w:proofErr w:type="spellEnd"/>
-      <w:r>
-        <w:t xml:space="preserve"> магистралу него јој налази границу; Т4 и Т7 раздвајају појмове који се обично зову једним именом; Т5 обрће претпостављени редослед. То је најскромнији род који је још увек допринос, и тачно онај који студија једног оваплоћења може да оправда.</w:t>
-      </w:r>
-    </w:p>
-    <w:p>
-      <w:r>
-        <w:rPr>
-          <w:b/>
-          <w:bCs/>
-        </w:rPr>
-        <w:t>Друго, три тврдње нису о клијентском слоју, и то је сам по себи налаз.</w:t>
-      </w:r>
-      <w:r>
-        <w:t> Т4, Т5 и Т6 говоре о справама, инфраструктури и скели, дакле о </w:t>
-      </w:r>
-      <w:r>
-        <w:rPr>
-          <w:b/>
-          <w:bCs/>
-        </w:rPr>
-        <w:t>испоруци</w:t>
-      </w:r>
-      <w:r>
-        <w:t xml:space="preserve">, а стигле су из вредновања </w:t>
-      </w:r>
-      <w:r>
-        <w:lastRenderedPageBreak/>
-        <w:t>клијентске архитектуре. Тај помак уводно поглавље није предвидело и он одређује завршну оцену у 13.10.</w:t>
-      </w:r>
-    </w:p>
-    <w:p>
-      <w:r>
-        <w:rPr>
-          <w:b/>
-          <w:bCs/>
-        </w:rPr>
-        <w:t>Треће, свака тврдња носи оно што би је оспорило,</w:t>
-      </w:r>
-      <w:r>
-        <w:t> и то нису формалности: за Т2 постоји стварна врста магистрале с памћењем која је ослобађа, за Т3 стварна врста организације која је чини непотребном. Тврдња која не може да именује сопственог противника није резултат него став.</w:t>
-      </w:r>
-    </w:p>
-    <w:p>
-      <w:r>
-        <w:rPr>
-          <w:b/>
-          <w:bCs/>
-        </w:rPr>
-        <w:t>Уз тврдње стоји седам практичних одлука</w:t>
-      </w:r>
-      <w:r>
-        <w:t>, дате као упутства другом пројекту, намерно краће и грубље, зато што одлука коју треба ублажити пре примене није одлука него разматрање.</w:t>
-      </w:r>
-    </w:p>
-    <w:p>
-      <w:r>
-        <w:rPr>
-          <w:b/>
-          <w:bCs/>
-        </w:rPr>
-        <w:t>П1. Механизам споразумевања бирај по топологији, пре прве написане линије.</w:t>
-      </w:r>
-      <w:r>
-        <w:t> Питање није „како да ова два фрагмента разговарају“ него „у каквом су односу“ — садржања, суседства на екрану, или раздвојених путева. Одговор одређује механизам (Т1) и одмах искључује онај који не преноси (Т2).</w:t>
-      </w:r>
-    </w:p>
-    <w:p>
-      <w:r>
-        <w:rPr>
-          <w:b/>
-          <w:bCs/>
-        </w:rPr>
-        <w:t>П2. Кад догађај пређе границу прикључења, пренеси га адресом.</w:t>
-      </w:r>
-      <w:r>
-        <w:t> Адреса издржава поновно учитавање, обележава се, преноси се везом и поново се одобрава при доласку, што ниједан догађај у радној меморији не може. Правило има и обрнуту половину: смер који нема адресу на коју би сео нека </w:t>
-      </w:r>
-      <w:r>
-        <w:rPr>
-          <w:b/>
-          <w:bCs/>
-        </w:rPr>
-        <w:t>сам пита шта је пропустио</w:t>
-      </w:r>
-      <w:r>
-        <w:t> при прикључењу.</w:t>
-      </w:r>
-    </w:p>
-    <w:p>
-      <w:r>
-        <w:rPr>
-          <w:b/>
-          <w:bCs/>
-        </w:rPr>
-        <w:t>П3. Свако правило о границама увоза стави у справу коју проба покреће, а не у документ.</w:t>
-      </w:r>
-      <w:r>
-        <w:t xml:space="preserve"> Која је справа — </w:t>
-      </w:r>
-      <w:proofErr w:type="spellStart"/>
-      <w:r>
-        <w:t>линтер</w:t>
-      </w:r>
-      <w:proofErr w:type="spellEnd"/>
-      <w:r>
-        <w:t>, архитектонски тест, провера при градњи — одреди по томе шта већ ради у пробама (Т5), а не по томе шта литература препоручује. Правило без справе није слабије правило него </w:t>
-      </w:r>
-      <w:r>
-        <w:rPr>
-          <w:b/>
-          <w:bCs/>
-        </w:rPr>
-        <w:t>ненаписано</w:t>
-      </w:r>
-      <w:r>
-        <w:t> правило.</w:t>
-      </w:r>
-    </w:p>
-    <w:p>
-      <w:r>
-        <w:rPr>
-          <w:b/>
-          <w:bCs/>
-        </w:rPr>
-        <w:t xml:space="preserve">П4. Пре другог </w:t>
-      </w:r>
-      <w:proofErr w:type="spellStart"/>
-      <w:r>
-        <w:rPr>
-          <w:b/>
-          <w:bCs/>
-        </w:rPr>
-        <w:t>распоређивог</w:t>
-      </w:r>
-      <w:proofErr w:type="spellEnd"/>
-      <w:r>
-        <w:rPr>
-          <w:b/>
-          <w:bCs/>
-        </w:rPr>
-        <w:t xml:space="preserve"> пакета направи скелу, а не после седмог.</w:t>
-      </w:r>
-      <w:r>
-        <w:t> Уштеда је очигледна, а прећутна корист већа: скела је </w:t>
-      </w:r>
-      <w:r>
-        <w:rPr>
-          <w:b/>
-          <w:bCs/>
-        </w:rPr>
-        <w:t>једино место с ког се види да сви пакети имају исту грешку</w:t>
-      </w:r>
-      <w:r>
-        <w:t> (Т6).</w:t>
-      </w:r>
-    </w:p>
-    <w:p>
-      <w:r>
-        <w:rPr>
-          <w:b/>
-          <w:bCs/>
-        </w:rPr>
-        <w:t>П5. Пиши блок дељених зависности одабиром, никад пресликавањем.</w:t>
-      </w:r>
-      <w:r>
-        <w:t xml:space="preserve"> За сваку одредницу тражи два потрошача и тражену верзију; ако потрошача има једног, изостави је, а не оправдавај је </w:t>
-      </w:r>
-      <w:proofErr w:type="spellStart"/>
-      <w:r>
-        <w:t>безопасношћу</w:t>
-      </w:r>
-      <w:proofErr w:type="spellEnd"/>
-      <w:r>
-        <w:t>. За зависност која чува глобално стање прегледача тражена верзија је обавезна, чак и кад су сви на истом издању.</w:t>
-      </w:r>
-    </w:p>
-    <w:p>
-      <w:r>
-        <w:rPr>
-          <w:b/>
-          <w:bCs/>
-        </w:rPr>
-        <w:t>П6. Пословни модел не дели преко фрагмената — а ако мораш, потражи узрок у позадини.</w:t>
-      </w:r>
-      <w:r>
-        <w:t xml:space="preserve"> Заједнички типови међу фрагментима су симптом непроведене поделе </w:t>
-      </w:r>
-      <w:r>
-        <w:lastRenderedPageBreak/>
-        <w:t>подручја, и ако сви фрагменти разговарају с истом службом, они </w:t>
-      </w:r>
-      <w:r>
-        <w:rPr>
-          <w:b/>
-          <w:bCs/>
-        </w:rPr>
-        <w:t>нису поправљиви на клијенту</w:t>
-      </w:r>
-      <w:r>
-        <w:t> (Т7).</w:t>
-      </w:r>
-    </w:p>
-    <w:p>
-      <w:r>
-        <w:rPr>
-          <w:b/>
-          <w:bCs/>
-        </w:rPr>
-        <w:t>П7. Више оквира уводи се само тамо где носи доказ, и та се одлука пише у табелу путева.</w:t>
-      </w:r>
-      <w:r>
-        <w:t> Двоструко извршно окружење на једном екрану оправдано је кад чини тврдњу о граници састава оспоривом (Т8); свуда другде је трошак без довода.</w:t>
-      </w:r>
-    </w:p>
-    <w:p>
-      <w:r>
-        <w:t>Три напомене чине попис употребљивим а не проповедним. Ниједна од седам одлука није бесплатна, и четири од њих овај артефакт је донео </w:t>
-      </w:r>
-      <w:r>
-        <w:rPr>
-          <w:b/>
-          <w:bCs/>
-        </w:rPr>
-        <w:t>накнадно</w:t>
-      </w:r>
-      <w:r>
-        <w:t>, током вредновања, а не унапред — што је уједно и разлог што их уме да именује. </w:t>
-      </w:r>
-      <w:r>
-        <w:rPr>
-          <w:b/>
-          <w:bCs/>
-        </w:rPr>
-        <w:t>Пет од седам не тичу се архитектуре него дисциплине</w:t>
-      </w:r>
-      <w:r>
-        <w:t>, а разлика је важна: архитектонска одлука се доноси једном, дисциплинарна при свакој измени, па је справа из П3 услов за трајање свих осталих. И ниједна од седам није проверена у решењу с више тимова.</w:t>
-      </w:r>
-    </w:p>
-    <w:p>
-      <w:r>
-        <w:rPr>
-          <w:b/>
-          <w:bCs/>
-        </w:rPr>
-        <w:t>Артефакт није међу доприносима, и то је изричито.</w:t>
-      </w:r>
-      <w:r>
-        <w:t> Он је </w:t>
-      </w:r>
-      <w:r>
-        <w:rPr>
-          <w:b/>
-          <w:bCs/>
-        </w:rPr>
-        <w:t>оваплоћење</w:t>
-      </w:r>
-      <w:r>
-        <w:t> — носилац на ком су тврдње настале — и његова вредност је инструментална: без њега девет тврдњи не би имало извор, али оне не важе зато што он постоји него зато што су у њему затечене и изван њега проверљиве. Ко тражи допринос у самом складишту наћи ће уобичајено пројектовање: обмотач, шест фрагмената, савезништво модула, монолит позади — дакле ништа што литература већ не описује.</w:t>
-      </w:r>
-    </w:p>
-    <w:p>
-      <w:pPr>
-        <w:pStyle w:val="Heading2"/>
-      </w:pPr>
-      <w:bookmarkStart w:id="87" w:name="_Toc238517603"/>
-      <w:r>
-        <w:t>13.8 Ограничења вредновања</w:t>
-      </w:r>
-      <w:bookmarkEnd w:id="87"/>
-    </w:p>
-    <w:p>
-      <w:r>
-        <w:t>Ограничења се не наводе као уобичајена скромност на крају, него зато што свако од њих </w:t>
-      </w:r>
-      <w:r>
-        <w:rPr>
-          <w:b/>
-          <w:bCs/>
-        </w:rPr>
-        <w:t>сужава домашај неког од претходних одговора</w:t>
-      </w:r>
-      <w:r>
-        <w:t>, и то сужење је део резултата.</w:t>
-      </w:r>
-    </w:p>
-    <w:p>
-      <w:r>
-        <w:rPr>
-          <w:b/>
-          <w:bCs/>
-        </w:rPr>
-        <w:t>Један аутор, ниједан тим.</w:t>
-      </w:r>
-      <w:r>
-        <w:t xml:space="preserve"> Све тврдње о независности испоруке и о управљању уграђеном у организацију (Т4) остају без носиоца, а седам практичних одлука </w:t>
-      </w:r>
-      <w:proofErr w:type="spellStart"/>
-      <w:r>
-        <w:t>неопробано</w:t>
-      </w:r>
-      <w:proofErr w:type="spellEnd"/>
-      <w:r>
-        <w:t xml:space="preserve"> је у поставци с више тимова. То је ограничење </w:t>
-      </w:r>
-      <w:r>
-        <w:rPr>
-          <w:b/>
-          <w:bCs/>
-        </w:rPr>
-        <w:t>непоправљиво овом поставком</w:t>
-      </w:r>
-      <w:r>
-        <w:t>, а не пропуст који се дописује. Његово дејство је уз то већ формално исказано, одбијањем тима као јединице анализе.</w:t>
-      </w:r>
-    </w:p>
-    <w:p>
-      <w:r>
-        <w:rPr>
-          <w:b/>
-          <w:bCs/>
-        </w:rPr>
-        <w:t>Ниједан цевовод, ниједна испорука, ниједан тест, ниједна градња у режиму издања, ниједан стварни корисник.</w:t>
-      </w:r>
-      <w:r>
-        <w:t> Пет појава једног ограничења, и то је можда најчистији резултат целог рада: све пет леже с исте стране границе на којој вредновање изворног кода престаје, а вредновање изграђеног и покренутог решења почиње. Три ставке рада зато носе ознаку </w:t>
-      </w:r>
-      <w:r>
-        <w:rPr>
-          <w:b/>
-          <w:bCs/>
-        </w:rPr>
-        <w:t>изводљиво, неизведено</w:t>
-      </w:r>
-      <w:r>
-        <w:t xml:space="preserve">, а не процену — што их чини отвореним задацима с познатим поступком, а не оценама. Ниједна од пет није ствар недостатка </w:t>
-      </w:r>
-      <w:r>
-        <w:lastRenderedPageBreak/>
-        <w:t>времена, и управо зато што су све пет на једном месту, оно што би иначе било списак пропуста јесте налаз, онај који Т9 изражава.</w:t>
-      </w:r>
-    </w:p>
-    <w:p>
-      <w:r>
-        <w:rPr>
-          <w:b/>
-          <w:bCs/>
-        </w:rPr>
-        <w:t>Један домен, једно складиште, једна временска тачка.</w:t>
-      </w:r>
-      <w:r>
-        <w:t> Преносивост свих девет тврдњи остаје </w:t>
-      </w:r>
-      <w:r>
-        <w:rPr>
-          <w:b/>
-          <w:bCs/>
-        </w:rPr>
-        <w:t>изнета с именованим противником, а не потврђена</w:t>
-      </w:r>
-      <w:r>
-        <w:t>, у роду који се случајној студији једног оваплоћења и признаје. Једини корак изван складишта — поређење с објављеним случајем из истог домена — није дао ниједну потврду, него </w:t>
-      </w:r>
-      <w:r>
-        <w:rPr>
-          <w:b/>
-          <w:bCs/>
-        </w:rPr>
-        <w:t>два места на којима је овај артефакт испао неповољно</w:t>
-      </w:r>
-      <w:r>
-        <w:t>: код власништва над целином и код механизма проширења. Једно спољашње мерило које враћа неповољан налаз вреди више од три која се слажу.</w:t>
-      </w:r>
-    </w:p>
-    <w:p>
-      <w:r>
-        <w:rPr>
-          <w:b/>
-          <w:bCs/>
-        </w:rPr>
-        <w:t>Порекло захтева.</w:t>
-      </w:r>
-      <w:r>
-        <w:t> Захтеви домена нису прикупљени разговорима нити потврђени од лекара, него су реконструкција аутора, па свака тврдња да артефакт задовољава потребу мора остати тврдња о задовољењу </w:t>
-      </w:r>
-      <w:r>
-        <w:rPr>
-          <w:b/>
-          <w:bCs/>
-        </w:rPr>
-        <w:t>реконструисаног</w:t>
-      </w:r>
-      <w:r>
-        <w:t> захтева.</w:t>
-      </w:r>
-    </w:p>
-    <w:p>
-      <w:r>
-        <w:rPr>
-          <w:b/>
-          <w:bCs/>
-        </w:rPr>
-        <w:t>Аутор је истовремено пројектант, изводилац и оцењивач</w:t>
-      </w:r>
-      <w:r>
-        <w:t>, што се не отклања изјавом о свести о томе. Умањено је трима ослонцима који не зависе од његове доброхотности: </w:t>
-      </w:r>
-      <w:r>
-        <w:rPr>
-          <w:b/>
-          <w:bCs/>
-        </w:rPr>
-        <w:t>разврставањем</w:t>
-      </w:r>
-      <w:r>
-        <w:t> на мерено / изводљиво-неизведено / процењивано / немерљиво овом методом, које не допушта да процена стане на место мере; </w:t>
-      </w:r>
-      <w:r>
-        <w:rPr>
-          <w:b/>
-          <w:bCs/>
-        </w:rPr>
-        <w:t>спољашњим пописима</w:t>
-      </w:r>
-      <w:r>
-        <w:t> које аутор није састављао — четири књиге и један објављени случај — па њихови редови могу да испадну неповољно и јесу испадали; и </w:t>
-      </w:r>
-      <w:r>
-        <w:rPr>
-          <w:b/>
-          <w:bCs/>
-        </w:rPr>
-        <w:t>изричитим именовањем</w:t>
-      </w:r>
-      <w:r>
-        <w:t> онога што би сваку тврдњу оспорило. Ниједан ослонац не чини оцену независном; сва три чине </w:t>
-      </w:r>
-      <w:r>
-        <w:rPr>
-          <w:b/>
-          <w:bCs/>
-        </w:rPr>
-        <w:t xml:space="preserve">неповољан налаз </w:t>
-      </w:r>
-      <w:proofErr w:type="spellStart"/>
-      <w:r>
-        <w:rPr>
-          <w:b/>
-          <w:bCs/>
-        </w:rPr>
-        <w:t>проналазивим</w:t>
-      </w:r>
-      <w:proofErr w:type="spellEnd"/>
-      <w:r>
-        <w:t xml:space="preserve">, што је највише што поставка с једним лицем може да пружи. Најјачи довод да су радили јесте број пресуда које су остале </w:t>
-      </w:r>
-      <w:proofErr w:type="spellStart"/>
-      <w:r>
-        <w:t>незатворене</w:t>
-      </w:r>
-      <w:proofErr w:type="spellEnd"/>
-      <w:r>
-        <w:t xml:space="preserve"> иако би их било лакше затворити доводом: четири отворене, три ставке </w:t>
-      </w:r>
-      <w:r>
-        <w:rPr>
-          <w:i/>
-          <w:iCs/>
-        </w:rPr>
-        <w:t>изводљиво, неизведено</w:t>
-      </w:r>
-      <w:r>
-        <w:t xml:space="preserve">, и замерка о </w:t>
-      </w:r>
-      <w:proofErr w:type="spellStart"/>
-      <w:r>
-        <w:t>вишеоквирности</w:t>
-      </w:r>
-      <w:proofErr w:type="spellEnd"/>
-      <w:r>
-        <w:t xml:space="preserve"> остављена отвореном у одељку који је о </w:t>
-      </w:r>
-      <w:proofErr w:type="spellStart"/>
-      <w:r>
-        <w:t>вишеоквирности</w:t>
-      </w:r>
-      <w:proofErr w:type="spellEnd"/>
-      <w:r>
-        <w:t xml:space="preserve"> имао највише лепог да каже.</w:t>
-      </w:r>
-    </w:p>
-    <w:p>
-      <w:r>
-        <w:rPr>
-          <w:b/>
-          <w:bCs/>
-        </w:rPr>
-        <w:t>Позадина је намерно монолитна</w:t>
-      </w:r>
-      <w:r>
-        <w:t xml:space="preserve">, зато што издваја променљиву коју рад испитује на клијентски слој. Цена је двострука: о серверским обрасцима који прате </w:t>
-      </w:r>
-      <w:proofErr w:type="spellStart"/>
-      <w:r>
-        <w:t>микрофронтенде</w:t>
-      </w:r>
-      <w:proofErr w:type="spellEnd"/>
-      <w:r>
-        <w:t xml:space="preserve"> овај рад не даје никакав налаз — ни потврдан ни одречан — а један затечени налаз, заједнички пословни модел, </w:t>
-      </w:r>
-      <w:r>
-        <w:rPr>
-          <w:b/>
-          <w:bCs/>
-        </w:rPr>
-        <w:t>није поправљив у обиму овог рада</w:t>
-      </w:r>
-      <w:r>
-        <w:t>.</w:t>
-      </w:r>
-    </w:p>
-    <w:p>
-      <w:r>
-        <w:t>Постоји и ограничење које нема свој број, зато што није о поставци него о самом вредновању: </w:t>
-      </w:r>
-      <w:r>
-        <w:rPr>
-          <w:b/>
-          <w:bCs/>
-        </w:rPr>
-        <w:t>највећи део изнесених резултата настао је из изостанка</w:t>
-      </w:r>
-      <w:r>
-        <w:t xml:space="preserve"> — из мере која није могла да буде изведена или пресуде која се није могла затворити. То је законит начин да се дође до знања, јер се граница често види само отуд где се о њу удари, али је уједно и најслабији вид доказа, и рад који га употребљава дужан је да га именује. Отуда </w:t>
-      </w:r>
-      <w:r>
-        <w:lastRenderedPageBreak/>
-        <w:t>завршна оцена самог вредновања: артефакт је </w:t>
-      </w:r>
-      <w:r>
-        <w:rPr>
-          <w:b/>
-          <w:bCs/>
-        </w:rPr>
-        <w:t>проверен колико се читањем може проверити</w:t>
-      </w:r>
-      <w:r>
-        <w:t>, а свака тврдња која захтева више од читања носи ознаку која то и каже.</w:t>
-      </w:r>
-    </w:p>
-    <w:p>
-      <w:pPr>
-        <w:pStyle w:val="Heading2"/>
-      </w:pPr>
-      <w:bookmarkStart w:id="88" w:name="_Toc238517604"/>
-      <w:r>
-        <w:t>13.9 Препоруке за даљи рад</w:t>
-      </w:r>
-      <w:bookmarkEnd w:id="88"/>
-    </w:p>
-    <w:p>
-      <w:r>
-        <w:t>Даљи рад има један очигледан први корак и он није архитектонски: </w:t>
-      </w:r>
-      <w:r>
-        <w:rPr>
-          <w:b/>
-          <w:bCs/>
-        </w:rPr>
-        <w:t>поставити цевовод који гради само измењени фрагмент и стварно га испоручује.</w:t>
-      </w:r>
-      <w:r>
-        <w:t> Тим једним кораком престају да буду неизводљива три различита питања — величине преузетог по рути и по путовању, показатељи испоруке, и капија над величином — а с њима и највећи део онога што овај рад мора да остави отвореним. Редослед је важан: све остало што следи мери или чува понашање, а понашање не постоји пре испоруке.</w:t>
-      </w:r>
-    </w:p>
-    <w:p>
-      <w:r>
-        <w:t>Друго, </w:t>
-      </w:r>
-      <w:r>
-        <w:rPr>
-          <w:b/>
-          <w:bCs/>
-        </w:rPr>
-        <w:t>тестови</w:t>
-      </w:r>
-      <w:r>
-        <w:t xml:space="preserve">, и то не ради покривености него ради двају одређених послова: да правило о границама увоза постане архитектонска провера а не </w:t>
-      </w:r>
-      <w:proofErr w:type="spellStart"/>
-      <w:r>
-        <w:t>линтерска</w:t>
-      </w:r>
-      <w:proofErr w:type="spellEnd"/>
-      <w:r>
-        <w:t>, и да барем један ток кроз домен — заказивање, преглед, запис — буде извршен, јер данас ниједна од трију справа за проверу не би приметила да се преглед запише с погрешним пацијентом.</w:t>
-      </w:r>
-    </w:p>
-    <w:p>
-      <w:r>
-        <w:t>Треће, </w:t>
-      </w:r>
-      <w:r>
-        <w:rPr>
-          <w:b/>
-          <w:bCs/>
-        </w:rPr>
-        <w:t>верзионисан попис издања с манифестом целине</w:t>
-      </w:r>
-      <w:r>
-        <w:t>. Он је најмања ставка на списку и највише отвара: услов је за проверу целовитости, за повратак на издање, за расподелу саобраћаја, за евиденцију објављивања кода без које траг приступа медицинским подацима остаје непотпун, и за то да састављена целина буде уопште описива.</w:t>
-      </w:r>
-    </w:p>
-    <w:p>
-      <w:r>
-        <w:t>Четврто, </w:t>
-      </w:r>
-      <w:r>
-        <w:rPr>
-          <w:b/>
-          <w:bCs/>
-        </w:rPr>
-        <w:t xml:space="preserve">мера цене </w:t>
-      </w:r>
-      <w:proofErr w:type="spellStart"/>
-      <w:r>
-        <w:rPr>
-          <w:b/>
-          <w:bCs/>
-        </w:rPr>
-        <w:t>вишеоквирности</w:t>
-      </w:r>
-      <w:proofErr w:type="spellEnd"/>
-      <w:r>
-        <w:t>, изведена по путу </w:t>
-      </w:r>
-      <w:r>
-        <w:rPr>
-          <w:i/>
-          <w:iCs/>
-        </w:rPr>
-        <w:t>и</w:t>
-      </w:r>
-      <w:r>
-        <w:t> по путовању, зато што скуп извршних окружења у документу расте с кретањем корисника а не с тренутном рутом; та мера је једина која отворену пресуду о мешању оквира може да затвори у једном или другом смеру.</w:t>
-      </w:r>
-    </w:p>
-    <w:p>
-      <w:r>
-        <w:t>Пето, </w:t>
-      </w:r>
-      <w:r>
-        <w:rPr>
-          <w:b/>
-          <w:bCs/>
-        </w:rPr>
-        <w:t>поставка с више тимова</w:t>
-      </w:r>
-      <w:r>
-        <w:t>, чак и малена: два учесника с раздељеним власништвом довољна су да седам практичних одлука први пут буду опробане, и да се управљање уграђено у организацију уопште појави као предмет мерења.</w:t>
-      </w:r>
-    </w:p>
-    <w:p>
-      <w:r>
-        <w:t>Шесто, </w:t>
-      </w:r>
-      <w:r>
-        <w:rPr>
-          <w:b/>
-          <w:bCs/>
-        </w:rPr>
-        <w:t>скела</w:t>
-      </w:r>
-      <w:r>
-        <w:t xml:space="preserve"> пре следећег </w:t>
-      </w:r>
-      <w:proofErr w:type="spellStart"/>
-      <w:r>
-        <w:t>распоређивог</w:t>
-      </w:r>
-      <w:proofErr w:type="spellEnd"/>
-      <w:r>
-        <w:t xml:space="preserve"> пакета, из разлога који је овај артефакт платио: без ње се цена сваке погрешке у подешавању множи бројем јединица, а прилика да се уочи дели истим бројем.</w:t>
-      </w:r>
-    </w:p>
-    <w:p>
-      <w:r>
-        <w:lastRenderedPageBreak/>
-        <w:t>Ниједна од шест препорука не тражи промену архитектуре овог решења. Свих шест траже оно што му недостаје </w:t>
-      </w:r>
-      <w:r>
-        <w:rPr>
-          <w:b/>
-          <w:bCs/>
-        </w:rPr>
-        <w:t>око</w:t>
-      </w:r>
-      <w:r>
-        <w:t> архитектуре, што је и најпоузданији показатељ шта је овај рад заиста научио.</w:t>
-      </w:r>
-    </w:p>
-    <w:p>
-      <w:pPr>
-        <w:pStyle w:val="Heading2"/>
-      </w:pPr>
-      <w:bookmarkStart w:id="89" w:name="_Toc238517605"/>
-      <w:r>
-        <w:t>13.10 Завршна оцена</w:t>
-      </w:r>
-      <w:bookmarkEnd w:id="89"/>
-    </w:p>
-    <w:p>
-      <w:r>
-        <w:t>Остаје питање које се раду ове врсте мора поставити отворено: </w:t>
-      </w:r>
-      <w:r>
-        <w:rPr>
-          <w:b/>
-          <w:bCs/>
-        </w:rPr>
-        <w:t>да ли бих исти избор поновио?</w:t>
-      </w:r>
-      <w:r>
-        <w:t> За овај систем, у овој поставци — </w:t>
-      </w:r>
-      <w:r>
-        <w:rPr>
-          <w:b/>
-          <w:bCs/>
-        </w:rPr>
-        <w:t>не</w:t>
-      </w:r>
-      <w:r>
-        <w:t>. Домен јесте имао раздвојива подручја, ауторизација јесте пресецала границе фрагмената и оба обрасца поделе јесу се могла показати на једном екрану, али систем који пише један човек и који се никада не испоручује </w:t>
-      </w:r>
-      <w:r>
-        <w:rPr>
-          <w:b/>
-          <w:bCs/>
-        </w:rPr>
-        <w:t xml:space="preserve">не наплаћује ништа од онога што </w:t>
-      </w:r>
-      <w:proofErr w:type="spellStart"/>
-      <w:r>
-        <w:rPr>
-          <w:b/>
-          <w:bCs/>
-        </w:rPr>
-        <w:t>микрофронтенди</w:t>
-      </w:r>
-      <w:proofErr w:type="spellEnd"/>
-      <w:r>
-        <w:rPr>
-          <w:b/>
-          <w:bCs/>
-        </w:rPr>
-        <w:t xml:space="preserve"> плаћају, а плаћа готово све што они наплаћују</w:t>
-      </w:r>
-      <w:r>
-        <w:t>: седам подешавања превођења, преговарање дељених зависности, једну изведбу компоненте с двама везивним пакетима, четири извршна окружења у истом документу и цео један оквир управљања који нема органа да га спроводи. Монолитан клијентски слој с чистим границама подручја дао би исти домен, истог корисника и исте екране уз мањи део тог трошка.</w:t>
-      </w:r>
-    </w:p>
-    <w:p>
-      <w:r>
-        <w:t>Тај одговор, међутим, не оспорава архитектуру него </w:t>
-      </w:r>
-      <w:r>
-        <w:rPr>
-          <w:b/>
-          <w:bCs/>
-        </w:rPr>
-        <w:t>прецизира њен услов</w:t>
-      </w:r>
-      <w:r>
-        <w:t>, и то је највреднија ствар која је овим радом научена. Микрофронтенд архитектура </w:t>
-      </w:r>
-      <w:r>
-        <w:rPr>
-          <w:b/>
-          <w:bCs/>
-        </w:rPr>
-        <w:t>плаћа се у изворном коду, а исплаћује у испоруци</w:t>
-      </w:r>
-      <w:r>
-        <w:t xml:space="preserve">: њена корист је да један тим објави свој део не </w:t>
-      </w:r>
-      <w:proofErr w:type="spellStart"/>
-      <w:r>
-        <w:t>питајући</w:t>
-      </w:r>
-      <w:proofErr w:type="spellEnd"/>
-      <w:r>
-        <w:t xml:space="preserve"> друге, да се два ритма измене раздвоје, да отказ једног фрагмента не обори остале. Ниједна од тих користи не постоји пре цевовода и ниједна се не показује читањем кода. Отуда завршна тврдња овог рада, до које је дошао радом а не са којом је почео: </w:t>
-      </w:r>
-      <w:r>
-        <w:rPr>
-          <w:b/>
-          <w:bCs/>
-        </w:rPr>
-        <w:t>микрофронтенд архитектура није техника клијентског слоја него техника испоруке.</w:t>
-      </w:r>
-      <w:r>
-        <w:t> Пројекат који то обрне — који прво распарча код а тек потом помишља на испоруку — добија тачно оно што је овај артефакт добио: чисте границе, проверљиве уговоре, нула ивица увоза, и ниједну од користи због којих је све то урађено.</w:t>
-      </w:r>
-    </w:p>
-    <w:p>
-      <w:r>
-        <w:t>Оно што рад стога предаје није препорука ни против ни за, него </w:t>
-      </w:r>
-      <w:r>
-        <w:rPr>
-          <w:b/>
-          <w:bCs/>
-        </w:rPr>
-        <w:t>услов под којим се препорука сме дати</w:t>
-      </w:r>
-      <w:r>
-        <w:t xml:space="preserve">: пре одлуке о </w:t>
-      </w:r>
-      <w:proofErr w:type="spellStart"/>
-      <w:r>
-        <w:t>микрофронтендима</w:t>
-      </w:r>
-      <w:proofErr w:type="spellEnd"/>
-      <w:r>
-        <w:t>, погледати има ли ко да их испоручује. Ако има — све што је овде о границама, споразумевању, управљању и безбедносним границама измерено, важи и корисно је. Ако нема — раздвојити подручја у једном пакету и сачекати. Артефакт MicroMedic је у том погледу поштен доказ обеју половина: показао је да се границе могу држати проверљиво, и да то само по себи није било довољно.</w:t>
+        <w:t xml:space="preserve">MicroMedic </w:t>
+      </w:r>
+      <w:r>
+        <w:t xml:space="preserve">је показао да се њене границе могу поставити и одржати добро подељенима, да се конзистентност </w:t>
+      </w:r>
+      <w:r>
+        <w:t>изгледа</w:t>
+      </w:r>
+      <w:r>
+        <w:t xml:space="preserve"> међу различитим радним оквирима може обезбедити добром инфраструктуром, и да употреба више оквира уз </w:t>
+      </w:r>
+      <w:r>
+        <w:t>одређене</w:t>
+      </w:r>
+      <w:r>
+        <w:t xml:space="preserve"> механизме управљања остаје контролисана одлука, а не анти-патерн. Оно </w:t>
+      </w:r>
+      <w:r>
+        <w:t>што</w:t>
+      </w:r>
+      <w:r>
+        <w:t xml:space="preserve"> остаје да се покаже није у архитектури, него око ње.</w:t>
       </w:r>
     </w:p>
     <w:p>
@@ -53692,7 +48336,7 @@
       </w:r>
     </w:p>
     <w:p/>
-    <w:bookmarkStart w:id="90" w:name="_Toc238517606" w:displacedByCustomXml="next"/>
+    <w:bookmarkStart w:id="81" w:name="_Toc238525347" w:displacedByCustomXml="next"/>
     <w:sdt>
       <w:sdtPr>
         <w:rPr>
@@ -53715,7 +48359,7 @@
           <w:r>
             <w:t>Литература</w:t>
           </w:r>
-          <w:bookmarkEnd w:id="90"/>
+          <w:bookmarkEnd w:id="81"/>
         </w:p>
         <w:sdt>
           <w:sdtPr>
@@ -58862,6 +53506,7 @@
   <w:style w:type="character" w:default="1" w:styleId="DefaultParagraphFont">
     <w:name w:val="Default Paragraph Font"/>
     <w:uiPriority w:val="1"/>
+    <w:semiHidden/>
     <w:unhideWhenUsed/>
   </w:style>
   <w:style w:type="table" w:default="1" w:styleId="TableNormal">

--- a/VeljkoBlagojevicMaster_v4.docx
+++ b/VeljkoBlagojevicMaster_v4.docx
@@ -425,7 +425,7 @@
           <w:r>
             <w:fldChar w:fldCharType="separate"/>
           </w:r>
-          <w:hyperlink w:anchor="_Toc238525267" w:history="1">
+          <w:hyperlink w:anchor="_Toc238847145" w:history="1">
             <w:r>
               <w:rPr>
                 <w:rStyle w:val="Hyperlink"/>
@@ -470,7 +470,7 @@
                 <w:noProof/>
                 <w:webHidden/>
               </w:rPr>
-              <w:instrText xml:space="preserve"> PAGEREF _Toc238525267 \h </w:instrText>
+              <w:instrText xml:space="preserve"> PAGEREF _Toc238847145 \h </w:instrText>
             </w:r>
             <w:r>
               <w:rPr>
@@ -516,7 +516,7 @@
               <w14:ligatures w14:val="standardContextual"/>
             </w:rPr>
           </w:pPr>
-          <w:hyperlink w:anchor="_Toc238525268" w:history="1">
+          <w:hyperlink w:anchor="_Toc238847146" w:history="1">
             <w:r>
               <w:rPr>
                 <w:rStyle w:val="Hyperlink"/>
@@ -543,7 +543,7 @@
                 <w:noProof/>
                 <w:webHidden/>
               </w:rPr>
-              <w:instrText xml:space="preserve"> PAGEREF _Toc238525268 \h </w:instrText>
+              <w:instrText xml:space="preserve"> PAGEREF _Toc238847146 \h </w:instrText>
             </w:r>
             <w:r>
               <w:rPr>
@@ -589,7 +589,7 @@
               <w14:ligatures w14:val="standardContextual"/>
             </w:rPr>
           </w:pPr>
-          <w:hyperlink w:anchor="_Toc238525269" w:history="1">
+          <w:hyperlink w:anchor="_Toc238847147" w:history="1">
             <w:r>
               <w:rPr>
                 <w:rStyle w:val="Hyperlink"/>
@@ -616,7 +616,7 @@
                 <w:noProof/>
                 <w:webHidden/>
               </w:rPr>
-              <w:instrText xml:space="preserve"> PAGEREF _Toc238525269 \h </w:instrText>
+              <w:instrText xml:space="preserve"> PAGEREF _Toc238847147 \h </w:instrText>
             </w:r>
             <w:r>
               <w:rPr>
@@ -662,7 +662,7 @@
               <w14:ligatures w14:val="standardContextual"/>
             </w:rPr>
           </w:pPr>
-          <w:hyperlink w:anchor="_Toc238525270" w:history="1">
+          <w:hyperlink w:anchor="_Toc238847148" w:history="1">
             <w:r>
               <w:rPr>
                 <w:rStyle w:val="Hyperlink"/>
@@ -689,7 +689,7 @@
                 <w:noProof/>
                 <w:webHidden/>
               </w:rPr>
-              <w:instrText xml:space="preserve"> PAGEREF _Toc238525270 \h </w:instrText>
+              <w:instrText xml:space="preserve"> PAGEREF _Toc238847148 \h </w:instrText>
             </w:r>
             <w:r>
               <w:rPr>
@@ -735,13 +735,13 @@
               <w14:ligatures w14:val="standardContextual"/>
             </w:rPr>
           </w:pPr>
-          <w:hyperlink w:anchor="_Toc238525271" w:history="1">
+          <w:hyperlink w:anchor="_Toc238847149" w:history="1">
             <w:r>
               <w:rPr>
                 <w:rStyle w:val="Hyperlink"/>
                 <w:noProof/>
               </w:rPr>
-              <w:t>2.3 Архитектонски стилови: слојевити и модуларни монолит, дистрибуирани стилови и критеријуми избора</w:t>
+              <w:t>2.3 Архитектонски стилови</w:t>
             </w:r>
             <w:r>
               <w:rPr>
@@ -762,7 +762,7 @@
                 <w:noProof/>
                 <w:webHidden/>
               </w:rPr>
-              <w:instrText xml:space="preserve"> PAGEREF _Toc238525271 \h </w:instrText>
+              <w:instrText xml:space="preserve"> PAGEREF _Toc238847149 \h </w:instrText>
             </w:r>
             <w:r>
               <w:rPr>
@@ -808,7 +808,7 @@
               <w14:ligatures w14:val="standardContextual"/>
             </w:rPr>
           </w:pPr>
-          <w:hyperlink w:anchor="_Toc238525272" w:history="1">
+          <w:hyperlink w:anchor="_Toc238847150" w:history="1">
             <w:r>
               <w:rPr>
                 <w:rStyle w:val="Hyperlink"/>
@@ -835,7 +835,7 @@
                 <w:noProof/>
                 <w:webHidden/>
               </w:rPr>
-              <w:instrText xml:space="preserve"> PAGEREF _Toc238525272 \h </w:instrText>
+              <w:instrText xml:space="preserve"> PAGEREF _Toc238847150 \h </w:instrText>
             </w:r>
             <w:r>
               <w:rPr>
@@ -881,7 +881,7 @@
               <w14:ligatures w14:val="standardContextual"/>
             </w:rPr>
           </w:pPr>
-          <w:hyperlink w:anchor="_Toc238525273" w:history="1">
+          <w:hyperlink w:anchor="_Toc238847151" w:history="1">
             <w:r>
               <w:rPr>
                 <w:rStyle w:val="Hyperlink"/>
@@ -908,7 +908,7 @@
                 <w:noProof/>
                 <w:webHidden/>
               </w:rPr>
-              <w:instrText xml:space="preserve"> PAGEREF _Toc238525273 \h </w:instrText>
+              <w:instrText xml:space="preserve"> PAGEREF _Toc238847151 \h </w:instrText>
             </w:r>
             <w:r>
               <w:rPr>
@@ -954,13 +954,13 @@
               <w14:ligatures w14:val="standardContextual"/>
             </w:rPr>
           </w:pPr>
-          <w:hyperlink w:anchor="_Toc238525274" w:history="1">
+          <w:hyperlink w:anchor="_Toc238847152" w:history="1">
             <w:r>
               <w:rPr>
                 <w:rStyle w:val="Hyperlink"/>
                 <w:noProof/>
               </w:rPr>
-              <w:t>2.6 Модуларност на фронтенду: компоненте, Веб компоненте и ДОМ „под сенком“</w:t>
+              <w:t>2.6 Модуларност на фронтенду</w:t>
             </w:r>
             <w:r>
               <w:rPr>
@@ -981,7 +981,7 @@
                 <w:noProof/>
                 <w:webHidden/>
               </w:rPr>
-              <w:instrText xml:space="preserve"> PAGEREF _Toc238525274 \h </w:instrText>
+              <w:instrText xml:space="preserve"> PAGEREF _Toc238847152 \h </w:instrText>
             </w:r>
             <w:r>
               <w:rPr>
@@ -1027,7 +1027,7 @@
               <w14:ligatures w14:val="standardContextual"/>
             </w:rPr>
           </w:pPr>
-          <w:hyperlink w:anchor="_Toc238525275" w:history="1">
+          <w:hyperlink w:anchor="_Toc238847153" w:history="1">
             <w:r>
               <w:rPr>
                 <w:rStyle w:val="Hyperlink"/>
@@ -1054,7 +1054,7 @@
                 <w:noProof/>
                 <w:webHidden/>
               </w:rPr>
-              <w:instrText xml:space="preserve"> PAGEREF _Toc238525275 \h </w:instrText>
+              <w:instrText xml:space="preserve"> PAGEREF _Toc238847153 \h </w:instrText>
             </w:r>
             <w:r>
               <w:rPr>
@@ -1100,7 +1100,7 @@
               <w14:ligatures w14:val="standardContextual"/>
             </w:rPr>
           </w:pPr>
-          <w:hyperlink w:anchor="_Toc238525276" w:history="1">
+          <w:hyperlink w:anchor="_Toc238847154" w:history="1">
             <w:r>
               <w:rPr>
                 <w:rStyle w:val="Hyperlink"/>
@@ -1127,7 +1127,7 @@
                 <w:noProof/>
                 <w:webHidden/>
               </w:rPr>
-              <w:instrText xml:space="preserve"> PAGEREF _Toc238525276 \h </w:instrText>
+              <w:instrText xml:space="preserve"> PAGEREF _Toc238847154 \h </w:instrText>
             </w:r>
             <w:r>
               <w:rPr>
@@ -1173,7 +1173,7 @@
               <w14:ligatures w14:val="standardContextual"/>
             </w:rPr>
           </w:pPr>
-          <w:hyperlink w:anchor="_Toc238525277" w:history="1">
+          <w:hyperlink w:anchor="_Toc238847155" w:history="1">
             <w:r>
               <w:rPr>
                 <w:rStyle w:val="Hyperlink"/>
@@ -1200,7 +1200,7 @@
                 <w:noProof/>
                 <w:webHidden/>
               </w:rPr>
-              <w:instrText xml:space="preserve"> PAGEREF _Toc238525277 \h </w:instrText>
+              <w:instrText xml:space="preserve"> PAGEREF _Toc238847155 \h </w:instrText>
             </w:r>
             <w:r>
               <w:rPr>
@@ -1246,13 +1246,13 @@
               <w14:ligatures w14:val="standardContextual"/>
             </w:rPr>
           </w:pPr>
-          <w:hyperlink w:anchor="_Toc238525278" w:history="1">
+          <w:hyperlink w:anchor="_Toc238847156" w:history="1">
             <w:r>
               <w:rPr>
                 <w:rStyle w:val="Hyperlink"/>
                 <w:noProof/>
               </w:rPr>
-              <w:t>3.3 Дефинисање граница: DDD, поддомени, ограничени контекст</w:t>
+              <w:t>3.3 Дефинисање ограниченог контекста</w:t>
             </w:r>
             <w:r>
               <w:rPr>
@@ -1273,7 +1273,7 @@
                 <w:noProof/>
                 <w:webHidden/>
               </w:rPr>
-              <w:instrText xml:space="preserve"> PAGEREF _Toc238525278 \h </w:instrText>
+              <w:instrText xml:space="preserve"> PAGEREF _Toc238847156 \h </w:instrText>
             </w:r>
             <w:r>
               <w:rPr>
@@ -1319,7 +1319,7 @@
               <w14:ligatures w14:val="standardContextual"/>
             </w:rPr>
           </w:pPr>
-          <w:hyperlink w:anchor="_Toc238525279" w:history="1">
+          <w:hyperlink w:anchor="_Toc238847157" w:history="1">
             <w:r>
               <w:rPr>
                 <w:rStyle w:val="Hyperlink"/>
@@ -1346,7 +1346,7 @@
                 <w:noProof/>
                 <w:webHidden/>
               </w:rPr>
-              <w:instrText xml:space="preserve"> PAGEREF _Toc238525279 \h </w:instrText>
+              <w:instrText xml:space="preserve"> PAGEREF _Toc238847157 \h </w:instrText>
             </w:r>
             <w:r>
               <w:rPr>
@@ -1392,13 +1392,13 @@
               <w14:ligatures w14:val="standardContextual"/>
             </w:rPr>
           </w:pPr>
-          <w:hyperlink w:anchor="_Toc238525280" w:history="1">
+          <w:hyperlink w:anchor="_Toc238847158" w:history="1">
             <w:r>
               <w:rPr>
                 <w:rStyle w:val="Hyperlink"/>
                 <w:noProof/>
               </w:rPr>
-              <w:t>3.5 Оквир за одлучивање: дефинисање, композиција, рутирање, комуникација</w:t>
+              <w:t>3.6 Тимске границе и Конвејев закон</w:t>
             </w:r>
             <w:r>
               <w:rPr>
@@ -1419,7 +1419,7 @@
                 <w:noProof/>
                 <w:webHidden/>
               </w:rPr>
-              <w:instrText xml:space="preserve"> PAGEREF _Toc238525280 \h </w:instrText>
+              <w:instrText xml:space="preserve"> PAGEREF _Toc238847158 \h </w:instrText>
             </w:r>
             <w:r>
               <w:rPr>
@@ -1440,6 +1440,79 @@
                 <w:webHidden/>
               </w:rPr>
               <w:t>21</w:t>
+            </w:r>
+            <w:r>
+              <w:rPr>
+                <w:noProof/>
+                <w:webHidden/>
+              </w:rPr>
+              <w:fldChar w:fldCharType="end"/>
+            </w:r>
+          </w:hyperlink>
+        </w:p>
+        <w:p>
+          <w:pPr>
+            <w:pStyle w:val="TOC1"/>
+            <w:tabs>
+              <w:tab w:val="right" w:leader="dot" w:pos="9061"/>
+            </w:tabs>
+            <w:rPr>
+              <w:rFonts w:asciiTheme="minorHAnsi" w:eastAsiaTheme="minorEastAsia" w:hAnsiTheme="minorHAnsi"/>
+              <w:noProof/>
+              <w:kern w:val="2"/>
+              <w:szCs w:val="24"/>
+              <w:lang w:val="en-US"/>
+              <w14:ligatures w14:val="standardContextual"/>
+            </w:rPr>
+          </w:pPr>
+          <w:hyperlink w:anchor="_Toc238847159" w:history="1">
+            <w:r>
+              <w:rPr>
+                <w:rStyle w:val="Hyperlink"/>
+                <w:noProof/>
+              </w:rPr>
+              <w:t>4. Композиција, интеграција и рутирање</w:t>
+            </w:r>
+            <w:r>
+              <w:rPr>
+                <w:noProof/>
+                <w:webHidden/>
+              </w:rPr>
+              <w:tab/>
+            </w:r>
+            <w:r>
+              <w:rPr>
+                <w:noProof/>
+                <w:webHidden/>
+              </w:rPr>
+              <w:fldChar w:fldCharType="begin"/>
+            </w:r>
+            <w:r>
+              <w:rPr>
+                <w:noProof/>
+                <w:webHidden/>
+              </w:rPr>
+              <w:instrText xml:space="preserve"> PAGEREF _Toc238847159 \h </w:instrText>
+            </w:r>
+            <w:r>
+              <w:rPr>
+                <w:noProof/>
+                <w:webHidden/>
+              </w:rPr>
+            </w:r>
+            <w:r>
+              <w:rPr>
+                <w:noProof/>
+                <w:webHidden/>
+              </w:rPr>
+              <w:fldChar w:fldCharType="separate"/>
+            </w:r>
+            <w:r>
+              <w:rPr>
+                <w:noProof/>
+                <w:webHidden/>
+              </w:rPr>
+              <w:t>23</w:t>
             </w:r>
             <w:r>
               <w:rPr>
@@ -1465,13 +1538,13 @@
               <w14:ligatures w14:val="standardContextual"/>
             </w:rPr>
           </w:pPr>
-          <w:hyperlink w:anchor="_Toc238525281" w:history="1">
+          <w:hyperlink w:anchor="_Toc238847160" w:history="1">
             <w:r>
               <w:rPr>
                 <w:rStyle w:val="Hyperlink"/>
                 <w:noProof/>
               </w:rPr>
-              <w:t>3.6 Тимске границе и Конвејев закон</w:t>
+              <w:t>4.1 Транзиција путем линкова и рутирање на страни сервера</w:t>
             </w:r>
             <w:r>
               <w:rPr>
@@ -1492,7 +1565,7 @@
                 <w:noProof/>
                 <w:webHidden/>
               </w:rPr>
-              <w:instrText xml:space="preserve"> PAGEREF _Toc238525281 \h </w:instrText>
+              <w:instrText xml:space="preserve"> PAGEREF _Toc238847160 \h </w:instrText>
             </w:r>
             <w:r>
               <w:rPr>
@@ -1512,7 +1585,372 @@
                 <w:noProof/>
                 <w:webHidden/>
               </w:rPr>
-              <w:t>22</w:t>
+              <w:t>23</w:t>
+            </w:r>
+            <w:r>
+              <w:rPr>
+                <w:noProof/>
+                <w:webHidden/>
+              </w:rPr>
+              <w:fldChar w:fldCharType="end"/>
+            </w:r>
+          </w:hyperlink>
+        </w:p>
+        <w:p>
+          <w:pPr>
+            <w:pStyle w:val="TOC2"/>
+            <w:tabs>
+              <w:tab w:val="right" w:leader="dot" w:pos="9061"/>
+            </w:tabs>
+            <w:rPr>
+              <w:rFonts w:asciiTheme="minorHAnsi" w:eastAsiaTheme="minorEastAsia" w:hAnsiTheme="minorHAnsi"/>
+              <w:noProof/>
+              <w:kern w:val="2"/>
+              <w:szCs w:val="24"/>
+              <w:lang w:val="en-US"/>
+              <w14:ligatures w14:val="standardContextual"/>
+            </w:rPr>
+          </w:pPr>
+          <w:hyperlink w:anchor="_Toc238847161" w:history="1">
+            <w:r>
+              <w:rPr>
+                <w:rStyle w:val="Hyperlink"/>
+                <w:noProof/>
+              </w:rPr>
+              <w:t>4.2 Композиција на страни сервера</w:t>
+            </w:r>
+            <w:r>
+              <w:rPr>
+                <w:noProof/>
+                <w:webHidden/>
+              </w:rPr>
+              <w:tab/>
+            </w:r>
+            <w:r>
+              <w:rPr>
+                <w:noProof/>
+                <w:webHidden/>
+              </w:rPr>
+              <w:fldChar w:fldCharType="begin"/>
+            </w:r>
+            <w:r>
+              <w:rPr>
+                <w:noProof/>
+                <w:webHidden/>
+              </w:rPr>
+              <w:instrText xml:space="preserve"> PAGEREF _Toc238847161 \h </w:instrText>
+            </w:r>
+            <w:r>
+              <w:rPr>
+                <w:noProof/>
+                <w:webHidden/>
+              </w:rPr>
+            </w:r>
+            <w:r>
+              <w:rPr>
+                <w:noProof/>
+                <w:webHidden/>
+              </w:rPr>
+              <w:fldChar w:fldCharType="separate"/>
+            </w:r>
+            <w:r>
+              <w:rPr>
+                <w:noProof/>
+                <w:webHidden/>
+              </w:rPr>
+              <w:t>25</w:t>
+            </w:r>
+            <w:r>
+              <w:rPr>
+                <w:noProof/>
+                <w:webHidden/>
+              </w:rPr>
+              <w:fldChar w:fldCharType="end"/>
+            </w:r>
+          </w:hyperlink>
+        </w:p>
+        <w:p>
+          <w:pPr>
+            <w:pStyle w:val="TOC2"/>
+            <w:tabs>
+              <w:tab w:val="right" w:leader="dot" w:pos="9061"/>
+            </w:tabs>
+            <w:rPr>
+              <w:rFonts w:asciiTheme="minorHAnsi" w:eastAsiaTheme="minorEastAsia" w:hAnsiTheme="minorHAnsi"/>
+              <w:noProof/>
+              <w:kern w:val="2"/>
+              <w:szCs w:val="24"/>
+              <w:lang w:val="en-US"/>
+              <w14:ligatures w14:val="standardContextual"/>
+            </w:rPr>
+          </w:pPr>
+          <w:hyperlink w:anchor="_Toc238847162" w:history="1">
+            <w:r>
+              <w:rPr>
+                <w:rStyle w:val="Hyperlink"/>
+                <w:noProof/>
+              </w:rPr>
+              <w:t>4.3 Композиција на страни клијента</w:t>
+            </w:r>
+            <w:r>
+              <w:rPr>
+                <w:noProof/>
+                <w:webHidden/>
+              </w:rPr>
+              <w:tab/>
+            </w:r>
+            <w:r>
+              <w:rPr>
+                <w:noProof/>
+                <w:webHidden/>
+              </w:rPr>
+              <w:fldChar w:fldCharType="begin"/>
+            </w:r>
+            <w:r>
+              <w:rPr>
+                <w:noProof/>
+                <w:webHidden/>
+              </w:rPr>
+              <w:instrText xml:space="preserve"> PAGEREF _Toc238847162 \h </w:instrText>
+            </w:r>
+            <w:r>
+              <w:rPr>
+                <w:noProof/>
+                <w:webHidden/>
+              </w:rPr>
+            </w:r>
+            <w:r>
+              <w:rPr>
+                <w:noProof/>
+                <w:webHidden/>
+              </w:rPr>
+              <w:fldChar w:fldCharType="separate"/>
+            </w:r>
+            <w:r>
+              <w:rPr>
+                <w:noProof/>
+                <w:webHidden/>
+              </w:rPr>
+              <w:t>26</w:t>
+            </w:r>
+            <w:r>
+              <w:rPr>
+                <w:noProof/>
+                <w:webHidden/>
+              </w:rPr>
+              <w:fldChar w:fldCharType="end"/>
+            </w:r>
+          </w:hyperlink>
+        </w:p>
+        <w:p>
+          <w:pPr>
+            <w:pStyle w:val="TOC2"/>
+            <w:tabs>
+              <w:tab w:val="right" w:leader="dot" w:pos="9061"/>
+            </w:tabs>
+            <w:rPr>
+              <w:rFonts w:asciiTheme="minorHAnsi" w:eastAsiaTheme="minorEastAsia" w:hAnsiTheme="minorHAnsi"/>
+              <w:noProof/>
+              <w:kern w:val="2"/>
+              <w:szCs w:val="24"/>
+              <w:lang w:val="en-US"/>
+              <w14:ligatures w14:val="standardContextual"/>
+            </w:rPr>
+          </w:pPr>
+          <w:hyperlink w:anchor="_Toc238847163" w:history="1">
+            <w:r>
+              <w:rPr>
+                <w:rStyle w:val="Hyperlink"/>
+                <w:noProof/>
+              </w:rPr>
+              <w:t>4.4 Module Federation и дељење зависности</w:t>
+            </w:r>
+            <w:r>
+              <w:rPr>
+                <w:noProof/>
+                <w:webHidden/>
+              </w:rPr>
+              <w:tab/>
+            </w:r>
+            <w:r>
+              <w:rPr>
+                <w:noProof/>
+                <w:webHidden/>
+              </w:rPr>
+              <w:fldChar w:fldCharType="begin"/>
+            </w:r>
+            <w:r>
+              <w:rPr>
+                <w:noProof/>
+                <w:webHidden/>
+              </w:rPr>
+              <w:instrText xml:space="preserve"> PAGEREF _Toc238847163 \h </w:instrText>
+            </w:r>
+            <w:r>
+              <w:rPr>
+                <w:noProof/>
+                <w:webHidden/>
+              </w:rPr>
+            </w:r>
+            <w:r>
+              <w:rPr>
+                <w:noProof/>
+                <w:webHidden/>
+              </w:rPr>
+              <w:fldChar w:fldCharType="separate"/>
+            </w:r>
+            <w:r>
+              <w:rPr>
+                <w:noProof/>
+                <w:webHidden/>
+              </w:rPr>
+              <w:t>30</w:t>
+            </w:r>
+            <w:r>
+              <w:rPr>
+                <w:noProof/>
+                <w:webHidden/>
+              </w:rPr>
+              <w:fldChar w:fldCharType="end"/>
+            </w:r>
+          </w:hyperlink>
+        </w:p>
+        <w:p>
+          <w:pPr>
+            <w:pStyle w:val="TOC2"/>
+            <w:tabs>
+              <w:tab w:val="right" w:leader="dot" w:pos="9061"/>
+            </w:tabs>
+            <w:rPr>
+              <w:rFonts w:asciiTheme="minorHAnsi" w:eastAsiaTheme="minorEastAsia" w:hAnsiTheme="minorHAnsi"/>
+              <w:noProof/>
+              <w:kern w:val="2"/>
+              <w:szCs w:val="24"/>
+              <w:lang w:val="en-US"/>
+              <w14:ligatures w14:val="standardContextual"/>
+            </w:rPr>
+          </w:pPr>
+          <w:hyperlink w:anchor="_Toc238847164" w:history="1">
+            <w:r>
+              <w:rPr>
+                <w:rStyle w:val="Hyperlink"/>
+                <w:noProof/>
+              </w:rPr>
+              <w:t>4.5 Апликација обмотач и рутирање на страни клијента: једнонивојско и двонивојско . провери</w:t>
+            </w:r>
+            <w:r>
+              <w:rPr>
+                <w:noProof/>
+                <w:webHidden/>
+              </w:rPr>
+              <w:tab/>
+            </w:r>
+            <w:r>
+              <w:rPr>
+                <w:noProof/>
+                <w:webHidden/>
+              </w:rPr>
+              <w:fldChar w:fldCharType="begin"/>
+            </w:r>
+            <w:r>
+              <w:rPr>
+                <w:noProof/>
+                <w:webHidden/>
+              </w:rPr>
+              <w:instrText xml:space="preserve"> PAGEREF _Toc238847164 \h </w:instrText>
+            </w:r>
+            <w:r>
+              <w:rPr>
+                <w:noProof/>
+                <w:webHidden/>
+              </w:rPr>
+            </w:r>
+            <w:r>
+              <w:rPr>
+                <w:noProof/>
+                <w:webHidden/>
+              </w:rPr>
+              <w:fldChar w:fldCharType="separate"/>
+            </w:r>
+            <w:r>
+              <w:rPr>
+                <w:noProof/>
+                <w:webHidden/>
+              </w:rPr>
+              <w:t>32</w:t>
+            </w:r>
+            <w:r>
+              <w:rPr>
+                <w:noProof/>
+                <w:webHidden/>
+              </w:rPr>
+              <w:fldChar w:fldCharType="end"/>
+            </w:r>
+          </w:hyperlink>
+        </w:p>
+        <w:p>
+          <w:pPr>
+            <w:pStyle w:val="TOC2"/>
+            <w:tabs>
+              <w:tab w:val="right" w:leader="dot" w:pos="9061"/>
+            </w:tabs>
+            <w:rPr>
+              <w:rFonts w:asciiTheme="minorHAnsi" w:eastAsiaTheme="minorEastAsia" w:hAnsiTheme="minorHAnsi"/>
+              <w:noProof/>
+              <w:kern w:val="2"/>
+              <w:szCs w:val="24"/>
+              <w:lang w:val="en-US"/>
+              <w14:ligatures w14:val="standardContextual"/>
+            </w:rPr>
+          </w:pPr>
+          <w:hyperlink w:anchor="_Toc238847165" w:history="1">
+            <w:r>
+              <w:rPr>
+                <w:rStyle w:val="Hyperlink"/>
+                <w:noProof/>
+              </w:rPr>
+              <w:t>4.6 Учитавање ресурса, перформансе и упоредна анализа техника интеграције</w:t>
+            </w:r>
+            <w:r>
+              <w:rPr>
+                <w:noProof/>
+                <w:webHidden/>
+              </w:rPr>
+              <w:tab/>
+            </w:r>
+            <w:r>
+              <w:rPr>
+                <w:noProof/>
+                <w:webHidden/>
+              </w:rPr>
+              <w:fldChar w:fldCharType="begin"/>
+            </w:r>
+            <w:r>
+              <w:rPr>
+                <w:noProof/>
+                <w:webHidden/>
+              </w:rPr>
+              <w:instrText xml:space="preserve"> PAGEREF _Toc238847165 \h </w:instrText>
+            </w:r>
+            <w:r>
+              <w:rPr>
+                <w:noProof/>
+                <w:webHidden/>
+              </w:rPr>
+            </w:r>
+            <w:r>
+              <w:rPr>
+                <w:noProof/>
+                <w:webHidden/>
+              </w:rPr>
+              <w:fldChar w:fldCharType="separate"/>
+            </w:r>
+            <w:r>
+              <w:rPr>
+                <w:noProof/>
+                <w:webHidden/>
+              </w:rPr>
+              <w:t>33</w:t>
             </w:r>
             <w:r>
               <w:rPr>
@@ -1538,13 +1976,13 @@
               <w14:ligatures w14:val="standardContextual"/>
             </w:rPr>
           </w:pPr>
-          <w:hyperlink w:anchor="_Toc238525282" w:history="1">
+          <w:hyperlink w:anchor="_Toc238847166" w:history="1">
             <w:r>
               <w:rPr>
                 <w:rStyle w:val="Hyperlink"/>
                 <w:noProof/>
               </w:rPr>
-              <w:t>4. Композиција, интеграција и рутирање</w:t>
+              <w:t>5. Комуникација и управљање стањем</w:t>
             </w:r>
             <w:r>
               <w:rPr>
@@ -1565,7 +2003,7 @@
                 <w:noProof/>
                 <w:webHidden/>
               </w:rPr>
-              <w:instrText xml:space="preserve"> PAGEREF _Toc238525282 \h </w:instrText>
+              <w:instrText xml:space="preserve"> PAGEREF _Toc238847166 \h </w:instrText>
             </w:r>
             <w:r>
               <w:rPr>
@@ -1585,7 +2023,7 @@
                 <w:noProof/>
                 <w:webHidden/>
               </w:rPr>
-              <w:t>23</w:t>
+              <w:t>35</w:t>
             </w:r>
             <w:r>
               <w:rPr>
@@ -1611,13 +2049,13 @@
               <w14:ligatures w14:val="standardContextual"/>
             </w:rPr>
           </w:pPr>
-          <w:hyperlink w:anchor="_Toc238525283" w:history="1">
+          <w:hyperlink w:anchor="_Toc238847167" w:history="1">
             <w:r>
               <w:rPr>
                 <w:rStyle w:val="Hyperlink"/>
                 <w:noProof/>
               </w:rPr>
-              <w:t>4.1 Транзиција путем линкова и рутирање на страни сервера</w:t>
+              <w:t>5.1 Три смера: родитељ→фрагмент, фрагмент→родитељ, фрагмент↔фрагмент</w:t>
             </w:r>
             <w:r>
               <w:rPr>
@@ -1638,7 +2076,7 @@
                 <w:noProof/>
                 <w:webHidden/>
               </w:rPr>
-              <w:instrText xml:space="preserve"> PAGEREF _Toc238525283 \h </w:instrText>
+              <w:instrText xml:space="preserve"> PAGEREF _Toc238847167 \h </w:instrText>
             </w:r>
             <w:r>
               <w:rPr>
@@ -1658,7 +2096,7 @@
                 <w:noProof/>
                 <w:webHidden/>
               </w:rPr>
-              <w:t>23</w:t>
+              <w:t>35</w:t>
             </w:r>
             <w:r>
               <w:rPr>
@@ -1684,13 +2122,22 @@
               <w14:ligatures w14:val="standardContextual"/>
             </w:rPr>
           </w:pPr>
-          <w:hyperlink w:anchor="_Toc238525284" w:history="1">
+          <w:hyperlink w:anchor="_Toc238847168" w:history="1">
             <w:r>
               <w:rPr>
                 <w:rStyle w:val="Hyperlink"/>
                 <w:noProof/>
               </w:rPr>
-              <w:t>4.2 Композиција на страни сервера: SSI, ESI, Tailor и Podium</w:t>
+              <w:t xml:space="preserve">5.2 Магистрала догађаја: прилагођени догађаји и </w:t>
+            </w:r>
+            <w:r>
+              <w:rPr>
+                <w:rStyle w:val="Hyperlink"/>
+                <w:i/>
+                <w:iCs/>
+                <w:noProof/>
+              </w:rPr>
+              <w:t>Broadcast Channel API</w:t>
             </w:r>
             <w:r>
               <w:rPr>
@@ -1711,7 +2158,7 @@
                 <w:noProof/>
                 <w:webHidden/>
               </w:rPr>
-              <w:instrText xml:space="preserve"> PAGEREF _Toc238525284 \h </w:instrText>
+              <w:instrText xml:space="preserve"> PAGEREF _Toc238847168 \h </w:instrText>
             </w:r>
             <w:r>
               <w:rPr>
@@ -1731,7 +2178,7 @@
                 <w:noProof/>
                 <w:webHidden/>
               </w:rPr>
-              <w:t>25</w:t>
+              <w:t>36</w:t>
             </w:r>
             <w:r>
               <w:rPr>
@@ -1757,13 +2204,13 @@
               <w14:ligatures w14:val="standardContextual"/>
             </w:rPr>
           </w:pPr>
-          <w:hyperlink w:anchor="_Toc238525285" w:history="1">
+          <w:hyperlink w:anchor="_Toc238847169" w:history="1">
             <w:r>
               <w:rPr>
                 <w:rStyle w:val="Hyperlink"/>
                 <w:noProof/>
               </w:rPr>
-              <w:t>4.3 Композиција на страни клијента: iframe, Веб компоненте и single-spa</w:t>
+              <w:t>5.4 Глобални контекст и аутентификација</w:t>
             </w:r>
             <w:r>
               <w:rPr>
@@ -1784,7 +2231,7 @@
                 <w:noProof/>
                 <w:webHidden/>
               </w:rPr>
-              <w:instrText xml:space="preserve"> PAGEREF _Toc238525285 \h </w:instrText>
+              <w:instrText xml:space="preserve"> PAGEREF _Toc238847169 \h </w:instrText>
             </w:r>
             <w:r>
               <w:rPr>
@@ -1804,7 +2251,7 @@
                 <w:noProof/>
                 <w:webHidden/>
               </w:rPr>
-              <w:t>26</w:t>
+              <w:t>37</w:t>
             </w:r>
             <w:r>
               <w:rPr>
@@ -1830,13 +2277,13 @@
               <w14:ligatures w14:val="standardContextual"/>
             </w:rPr>
           </w:pPr>
-          <w:hyperlink w:anchor="_Toc238525286" w:history="1">
+          <w:hyperlink w:anchor="_Toc238847170" w:history="1">
             <w:r>
               <w:rPr>
                 <w:rStyle w:val="Hyperlink"/>
                 <w:noProof/>
               </w:rPr>
-              <w:t>4.4 Module Federation и дељење зависности</w:t>
+              <w:t>5.5 Локално складиште и колачићи</w:t>
             </w:r>
             <w:r>
               <w:rPr>
@@ -1857,7 +2304,7 @@
                 <w:noProof/>
                 <w:webHidden/>
               </w:rPr>
-              <w:instrText xml:space="preserve"> PAGEREF _Toc238525286 \h </w:instrText>
+              <w:instrText xml:space="preserve"> PAGEREF _Toc238847170 \h </w:instrText>
             </w:r>
             <w:r>
               <w:rPr>
@@ -1877,7 +2324,7 @@
                 <w:noProof/>
                 <w:webHidden/>
               </w:rPr>
-              <w:t>30</w:t>
+              <w:t>37</w:t>
             </w:r>
             <w:r>
               <w:rPr>
@@ -1903,13 +2350,13 @@
               <w14:ligatures w14:val="standardContextual"/>
             </w:rPr>
           </w:pPr>
-          <w:hyperlink w:anchor="_Toc238525287" w:history="1">
+          <w:hyperlink w:anchor="_Toc238847171" w:history="1">
             <w:r>
               <w:rPr>
                 <w:rStyle w:val="Hyperlink"/>
                 <w:noProof/>
               </w:rPr>
-              <w:t>4.5 Апликација обмотач и рутирање на страни клијента: једнонивојско и двонивојско</w:t>
+              <w:t>5.6 Комуникација са серверским слојем</w:t>
             </w:r>
             <w:r>
               <w:rPr>
@@ -1930,7 +2377,7 @@
                 <w:noProof/>
                 <w:webHidden/>
               </w:rPr>
-              <w:instrText xml:space="preserve"> PAGEREF _Toc238525287 \h </w:instrText>
+              <w:instrText xml:space="preserve"> PAGEREF _Toc238847171 \h </w:instrText>
             </w:r>
             <w:r>
               <w:rPr>
@@ -1950,7 +2397,7 @@
                 <w:noProof/>
                 <w:webHidden/>
               </w:rPr>
-              <w:t>32</w:t>
+              <w:t>38</w:t>
             </w:r>
             <w:r>
               <w:rPr>
@@ -1976,13 +2423,13 @@
               <w14:ligatures w14:val="standardContextual"/>
             </w:rPr>
           </w:pPr>
-          <w:hyperlink w:anchor="_Toc238525288" w:history="1">
+          <w:hyperlink w:anchor="_Toc238847172" w:history="1">
             <w:r>
               <w:rPr>
                 <w:rStyle w:val="Hyperlink"/>
                 <w:noProof/>
               </w:rPr>
-              <w:t>4.6 Учитавање ресурса, перформансе и упоредна анализа техника интеграције</w:t>
+              <w:t>5.7 Репликација података међу тимовима</w:t>
             </w:r>
             <w:r>
               <w:rPr>
@@ -2003,7 +2450,7 @@
                 <w:noProof/>
                 <w:webHidden/>
               </w:rPr>
-              <w:instrText xml:space="preserve"> PAGEREF _Toc238525288 \h </w:instrText>
+              <w:instrText xml:space="preserve"> PAGEREF _Toc238847172 \h </w:instrText>
             </w:r>
             <w:r>
               <w:rPr>
@@ -2023,7 +2470,7 @@
                 <w:noProof/>
                 <w:webHidden/>
               </w:rPr>
-              <w:t>33</w:t>
+              <w:t>38</w:t>
             </w:r>
             <w:r>
               <w:rPr>
@@ -2049,13 +2496,21 @@
               <w14:ligatures w14:val="standardContextual"/>
             </w:rPr>
           </w:pPr>
-          <w:hyperlink w:anchor="_Toc238525289" w:history="1">
+          <w:hyperlink w:anchor="_Toc238847173" w:history="1">
             <w:r>
               <w:rPr>
                 <w:rStyle w:val="Hyperlink"/>
                 <w:noProof/>
               </w:rPr>
-              <w:t>5. Комуникација и управљање стањем</w:t>
+              <w:t>6. Кориснички интерфејс и дизајн систем</w:t>
+            </w:r>
+            <w:r>
+              <w:rPr>
+                <w:rStyle w:val="Hyperlink"/>
+                <w:noProof/>
+                <w:lang w:val="en-US"/>
+              </w:rPr>
+              <w:t xml:space="preserve"> . popravi engleski</w:t>
             </w:r>
             <w:r>
               <w:rPr>
@@ -2076,7 +2531,7 @@
                 <w:noProof/>
                 <w:webHidden/>
               </w:rPr>
-              <w:instrText xml:space="preserve"> PAGEREF _Toc238525289 \h </w:instrText>
+              <w:instrText xml:space="preserve"> PAGEREF _Toc238847173 \h </w:instrText>
             </w:r>
             <w:r>
               <w:rPr>
@@ -2096,7 +2551,80 @@
                 <w:noProof/>
                 <w:webHidden/>
               </w:rPr>
-              <w:t>35</w:t>
+              <w:t>41</w:t>
+            </w:r>
+            <w:r>
+              <w:rPr>
+                <w:noProof/>
+                <w:webHidden/>
+              </w:rPr>
+              <w:fldChar w:fldCharType="end"/>
+            </w:r>
+          </w:hyperlink>
+        </w:p>
+        <w:p>
+          <w:pPr>
+            <w:pStyle w:val="TOC1"/>
+            <w:tabs>
+              <w:tab w:val="right" w:leader="dot" w:pos="9061"/>
+            </w:tabs>
+            <w:rPr>
+              <w:rFonts w:asciiTheme="minorHAnsi" w:eastAsiaTheme="minorEastAsia" w:hAnsiTheme="minorHAnsi"/>
+              <w:noProof/>
+              <w:kern w:val="2"/>
+              <w:szCs w:val="24"/>
+              <w:lang w:val="en-US"/>
+              <w14:ligatures w14:val="standardContextual"/>
+            </w:rPr>
+          </w:pPr>
+          <w:hyperlink w:anchor="_Toc238847174" w:history="1">
+            <w:r>
+              <w:rPr>
+                <w:rStyle w:val="Hyperlink"/>
+                <w:noProof/>
+              </w:rPr>
+              <w:t>7. Испорука, аутоматизација и тестирање</w:t>
+            </w:r>
+            <w:r>
+              <w:rPr>
+                <w:noProof/>
+                <w:webHidden/>
+              </w:rPr>
+              <w:tab/>
+            </w:r>
+            <w:r>
+              <w:rPr>
+                <w:noProof/>
+                <w:webHidden/>
+              </w:rPr>
+              <w:fldChar w:fldCharType="begin"/>
+            </w:r>
+            <w:r>
+              <w:rPr>
+                <w:noProof/>
+                <w:webHidden/>
+              </w:rPr>
+              <w:instrText xml:space="preserve"> PAGEREF _Toc238847174 \h </w:instrText>
+            </w:r>
+            <w:r>
+              <w:rPr>
+                <w:noProof/>
+                <w:webHidden/>
+              </w:rPr>
+            </w:r>
+            <w:r>
+              <w:rPr>
+                <w:noProof/>
+                <w:webHidden/>
+              </w:rPr>
+              <w:fldChar w:fldCharType="separate"/>
+            </w:r>
+            <w:r>
+              <w:rPr>
+                <w:noProof/>
+                <w:webHidden/>
+              </w:rPr>
+              <w:t>44</w:t>
             </w:r>
             <w:r>
               <w:rPr>
@@ -2122,13 +2650,13 @@
               <w14:ligatures w14:val="standardContextual"/>
             </w:rPr>
           </w:pPr>
-          <w:hyperlink w:anchor="_Toc238525290" w:history="1">
+          <w:hyperlink w:anchor="_Toc238847175" w:history="1">
             <w:r>
               <w:rPr>
                 <w:rStyle w:val="Hyperlink"/>
                 <w:noProof/>
               </w:rPr>
-              <w:t>5.1 Три смера: родитељ→фрагмент, фрагмент→родитељ, фрагмент↔фрагмент</w:t>
+              <w:t>7.2 Моно-репозиторијум, поли-репозиторијум и стратегија рада с гранама</w:t>
             </w:r>
             <w:r>
               <w:rPr>
@@ -2149,7 +2677,7 @@
                 <w:noProof/>
                 <w:webHidden/>
               </w:rPr>
-              <w:instrText xml:space="preserve"> PAGEREF _Toc238525290 \h </w:instrText>
+              <w:instrText xml:space="preserve"> PAGEREF _Toc238847175 \h </w:instrText>
             </w:r>
             <w:r>
               <w:rPr>
@@ -2169,7 +2697,7 @@
                 <w:noProof/>
                 <w:webHidden/>
               </w:rPr>
-              <w:t>35</w:t>
+              <w:t>44</w:t>
             </w:r>
             <w:r>
               <w:rPr>
@@ -2195,22 +2723,13 @@
               <w14:ligatures w14:val="standardContextual"/>
             </w:rPr>
           </w:pPr>
-          <w:hyperlink w:anchor="_Toc238525291" w:history="1">
+          <w:hyperlink w:anchor="_Toc238847176" w:history="1">
             <w:r>
               <w:rPr>
                 <w:rStyle w:val="Hyperlink"/>
                 <w:noProof/>
               </w:rPr>
-              <w:t xml:space="preserve">5.2 Магистрала догађаја: прилагођени догађаји и </w:t>
-            </w:r>
-            <w:r>
-              <w:rPr>
-                <w:rStyle w:val="Hyperlink"/>
-                <w:i/>
-                <w:iCs/>
-                <w:noProof/>
-              </w:rPr>
-              <w:t>Broadcast Channel API</w:t>
+              <w:t>7.3 Верзионисање, повратак на претходну верзију и прекидачи функционалности</w:t>
             </w:r>
             <w:r>
               <w:rPr>
@@ -2231,7 +2750,7 @@
                 <w:noProof/>
                 <w:webHidden/>
               </w:rPr>
-              <w:instrText xml:space="preserve"> PAGEREF _Toc238525291 \h </w:instrText>
+              <w:instrText xml:space="preserve"> PAGEREF _Toc238847176 \h </w:instrText>
             </w:r>
             <w:r>
               <w:rPr>
@@ -2251,7 +2770,7 @@
                 <w:noProof/>
                 <w:webHidden/>
               </w:rPr>
-              <w:t>36</w:t>
+              <w:t>45</w:t>
             </w:r>
             <w:r>
               <w:rPr>
@@ -2277,13 +2796,13 @@
               <w14:ligatures w14:val="standardContextual"/>
             </w:rPr>
           </w:pPr>
-          <w:hyperlink w:anchor="_Toc238525292" w:history="1">
+          <w:hyperlink w:anchor="_Toc238847177" w:history="1">
             <w:r>
               <w:rPr>
                 <w:rStyle w:val="Hyperlink"/>
                 <w:noProof/>
               </w:rPr>
-              <w:t>5.3 Реактивни токови</w:t>
+              <w:t>7.5 Миграција са монолитног фронтенда</w:t>
             </w:r>
             <w:r>
               <w:rPr>
@@ -2304,7 +2823,7 @@
                 <w:noProof/>
                 <w:webHidden/>
               </w:rPr>
-              <w:instrText xml:space="preserve"> PAGEREF _Toc238525292 \h </w:instrText>
+              <w:instrText xml:space="preserve"> PAGEREF _Toc238847177 \h </w:instrText>
             </w:r>
             <w:r>
               <w:rPr>
@@ -2324,7 +2843,7 @@
                 <w:noProof/>
                 <w:webHidden/>
               </w:rPr>
-              <w:t>37</w:t>
+              <w:t>45</w:t>
             </w:r>
             <w:r>
               <w:rPr>
@@ -2350,13 +2869,13 @@
               <w14:ligatures w14:val="standardContextual"/>
             </w:rPr>
           </w:pPr>
-          <w:hyperlink w:anchor="_Toc238525293" w:history="1">
+          <w:hyperlink w:anchor="_Toc238847178" w:history="1">
             <w:r>
               <w:rPr>
                 <w:rStyle w:val="Hyperlink"/>
                 <w:noProof/>
               </w:rPr>
-              <w:t>5.4 Глобални контекст и аутентификација</w:t>
+              <w:t>7.6 Стратегија тестирања и функције прикладности</w:t>
             </w:r>
             <w:r>
               <w:rPr>
@@ -2377,7 +2896,7 @@
                 <w:noProof/>
                 <w:webHidden/>
               </w:rPr>
-              <w:instrText xml:space="preserve"> PAGEREF _Toc238525293 \h </w:instrText>
+              <w:instrText xml:space="preserve"> PAGEREF _Toc238847178 \h </w:instrText>
             </w:r>
             <w:r>
               <w:rPr>
@@ -2397,7 +2916,7 @@
                 <w:noProof/>
                 <w:webHidden/>
               </w:rPr>
-              <w:t>37</w:t>
+              <w:t>46</w:t>
             </w:r>
             <w:r>
               <w:rPr>
@@ -2423,13 +2942,13 @@
               <w14:ligatures w14:val="standardContextual"/>
             </w:rPr>
           </w:pPr>
-          <w:hyperlink w:anchor="_Toc238525294" w:history="1">
+          <w:hyperlink w:anchor="_Toc238847179" w:history="1">
             <w:r>
               <w:rPr>
                 <w:rStyle w:val="Hyperlink"/>
                 <w:noProof/>
               </w:rPr>
-              <w:t>5.5 Локално складиште и колачићи</w:t>
+              <w:t>7.7 Локални развој и изолација фрагмената</w:t>
             </w:r>
             <w:r>
               <w:rPr>
@@ -2450,7 +2969,7 @@
                 <w:noProof/>
                 <w:webHidden/>
               </w:rPr>
-              <w:instrText xml:space="preserve"> PAGEREF _Toc238525294 \h </w:instrText>
+              <w:instrText xml:space="preserve"> PAGEREF _Toc238847179 \h </w:instrText>
             </w:r>
             <w:r>
               <w:rPr>
@@ -2470,7 +2989,7 @@
                 <w:noProof/>
                 <w:webHidden/>
               </w:rPr>
-              <w:t>38</w:t>
+              <w:t>46</w:t>
             </w:r>
             <w:r>
               <w:rPr>
@@ -2496,13 +3015,13 @@
               <w14:ligatures w14:val="standardContextual"/>
             </w:rPr>
           </w:pPr>
-          <w:hyperlink w:anchor="_Toc238525295" w:history="1">
+          <w:hyperlink w:anchor="_Toc238847180" w:history="1">
             <w:r>
               <w:rPr>
                 <w:rStyle w:val="Hyperlink"/>
                 <w:noProof/>
               </w:rPr>
-              <w:t>5.6 Комуникација са серверским слојем</w:t>
+              <w:t>7.8 Развојно искуство</w:t>
             </w:r>
             <w:r>
               <w:rPr>
@@ -2523,7 +3042,7 @@
                 <w:noProof/>
                 <w:webHidden/>
               </w:rPr>
-              <w:instrText xml:space="preserve"> PAGEREF _Toc238525295 \h </w:instrText>
+              <w:instrText xml:space="preserve"> PAGEREF _Toc238847180 \h </w:instrText>
             </w:r>
             <w:r>
               <w:rPr>
@@ -2543,7 +3062,80 @@
                 <w:noProof/>
                 <w:webHidden/>
               </w:rPr>
-              <w:t>38</w:t>
+              <w:t>47</w:t>
+            </w:r>
+            <w:r>
+              <w:rPr>
+                <w:noProof/>
+                <w:webHidden/>
+              </w:rPr>
+              <w:fldChar w:fldCharType="end"/>
+            </w:r>
+          </w:hyperlink>
+        </w:p>
+        <w:p>
+          <w:pPr>
+            <w:pStyle w:val="TOC1"/>
+            <w:tabs>
+              <w:tab w:val="right" w:leader="dot" w:pos="9061"/>
+            </w:tabs>
+            <w:rPr>
+              <w:rFonts w:asciiTheme="minorHAnsi" w:eastAsiaTheme="minorEastAsia" w:hAnsiTheme="minorHAnsi"/>
+              <w:noProof/>
+              <w:kern w:val="2"/>
+              <w:szCs w:val="24"/>
+              <w:lang w:val="en-US"/>
+              <w14:ligatures w14:val="standardContextual"/>
+            </w:rPr>
+          </w:pPr>
+          <w:hyperlink w:anchor="_Toc238847181" w:history="1">
+            <w:r>
+              <w:rPr>
+                <w:rStyle w:val="Hyperlink"/>
+                <w:noProof/>
+              </w:rPr>
+              <w:t>8. Безбедност и изолација микрофронтендова</w:t>
+            </w:r>
+            <w:r>
+              <w:rPr>
+                <w:noProof/>
+                <w:webHidden/>
+              </w:rPr>
+              <w:tab/>
+            </w:r>
+            <w:r>
+              <w:rPr>
+                <w:noProof/>
+                <w:webHidden/>
+              </w:rPr>
+              <w:fldChar w:fldCharType="begin"/>
+            </w:r>
+            <w:r>
+              <w:rPr>
+                <w:noProof/>
+                <w:webHidden/>
+              </w:rPr>
+              <w:instrText xml:space="preserve"> PAGEREF _Toc238847181 \h </w:instrText>
+            </w:r>
+            <w:r>
+              <w:rPr>
+                <w:noProof/>
+                <w:webHidden/>
+              </w:rPr>
+            </w:r>
+            <w:r>
+              <w:rPr>
+                <w:noProof/>
+                <w:webHidden/>
+              </w:rPr>
+              <w:fldChar w:fldCharType="separate"/>
+            </w:r>
+            <w:r>
+              <w:rPr>
+                <w:noProof/>
+                <w:webHidden/>
+              </w:rPr>
+              <w:t>48</w:t>
             </w:r>
             <w:r>
               <w:rPr>
@@ -2569,13 +3161,13 @@
               <w14:ligatures w14:val="standardContextual"/>
             </w:rPr>
           </w:pPr>
-          <w:hyperlink w:anchor="_Toc238525296" w:history="1">
+          <w:hyperlink w:anchor="_Toc238847182" w:history="1">
             <w:r>
               <w:rPr>
                 <w:rStyle w:val="Hyperlink"/>
                 <w:noProof/>
               </w:rPr>
-              <w:t>5.7 Репликација података међу тимовима</w:t>
+              <w:t>8.1 Стандарди веб платформе као граница</w:t>
             </w:r>
             <w:r>
               <w:rPr>
@@ -2596,7 +3188,7 @@
                 <w:noProof/>
                 <w:webHidden/>
               </w:rPr>
-              <w:instrText xml:space="preserve"> PAGEREF _Toc238525296 \h </w:instrText>
+              <w:instrText xml:space="preserve"> PAGEREF _Toc238847182 \h </w:instrText>
             </w:r>
             <w:r>
               <w:rPr>
@@ -2616,7 +3208,226 @@
                 <w:noProof/>
                 <w:webHidden/>
               </w:rPr>
-              <w:t>39</w:t>
+              <w:t>48</w:t>
+            </w:r>
+            <w:r>
+              <w:rPr>
+                <w:noProof/>
+                <w:webHidden/>
+              </w:rPr>
+              <w:fldChar w:fldCharType="end"/>
+            </w:r>
+          </w:hyperlink>
+        </w:p>
+        <w:p>
+          <w:pPr>
+            <w:pStyle w:val="TOC2"/>
+            <w:tabs>
+              <w:tab w:val="right" w:leader="dot" w:pos="9061"/>
+            </w:tabs>
+            <w:rPr>
+              <w:rFonts w:asciiTheme="minorHAnsi" w:eastAsiaTheme="minorEastAsia" w:hAnsiTheme="minorHAnsi"/>
+              <w:noProof/>
+              <w:kern w:val="2"/>
+              <w:szCs w:val="24"/>
+              <w:lang w:val="en-US"/>
+              <w14:ligatures w14:val="standardContextual"/>
+            </w:rPr>
+          </w:pPr>
+          <w:hyperlink w:anchor="_Toc238847183" w:history="1">
+            <w:r>
+              <w:rPr>
+                <w:rStyle w:val="Hyperlink"/>
+                <w:noProof/>
+              </w:rPr>
+              <w:t>8.2 Границе скриптова</w:t>
+            </w:r>
+            <w:r>
+              <w:rPr>
+                <w:noProof/>
+                <w:webHidden/>
+              </w:rPr>
+              <w:tab/>
+            </w:r>
+            <w:r>
+              <w:rPr>
+                <w:noProof/>
+                <w:webHidden/>
+              </w:rPr>
+              <w:fldChar w:fldCharType="begin"/>
+            </w:r>
+            <w:r>
+              <w:rPr>
+                <w:noProof/>
+                <w:webHidden/>
+              </w:rPr>
+              <w:instrText xml:space="preserve"> PAGEREF _Toc238847183 \h </w:instrText>
+            </w:r>
+            <w:r>
+              <w:rPr>
+                <w:noProof/>
+                <w:webHidden/>
+              </w:rPr>
+            </w:r>
+            <w:r>
+              <w:rPr>
+                <w:noProof/>
+                <w:webHidden/>
+              </w:rPr>
+              <w:fldChar w:fldCharType="separate"/>
+            </w:r>
+            <w:r>
+              <w:rPr>
+                <w:noProof/>
+                <w:webHidden/>
+              </w:rPr>
+              <w:t>48</w:t>
+            </w:r>
+            <w:r>
+              <w:rPr>
+                <w:noProof/>
+                <w:webHidden/>
+              </w:rPr>
+              <w:fldChar w:fldCharType="end"/>
+            </w:r>
+          </w:hyperlink>
+        </w:p>
+        <w:p>
+          <w:pPr>
+            <w:pStyle w:val="TOC2"/>
+            <w:tabs>
+              <w:tab w:val="right" w:leader="dot" w:pos="9061"/>
+            </w:tabs>
+            <w:rPr>
+              <w:rFonts w:asciiTheme="minorHAnsi" w:eastAsiaTheme="minorEastAsia" w:hAnsiTheme="minorHAnsi"/>
+              <w:noProof/>
+              <w:kern w:val="2"/>
+              <w:szCs w:val="24"/>
+              <w:lang w:val="en-US"/>
+              <w14:ligatures w14:val="standardContextual"/>
+            </w:rPr>
+          </w:pPr>
+          <w:hyperlink w:anchor="_Toc238847184" w:history="1">
+            <w:r>
+              <w:rPr>
+                <w:rStyle w:val="Hyperlink"/>
+                <w:noProof/>
+              </w:rPr>
+              <w:t>8.4 Складиште приступног токена: колачић сесије наспрам веб складишта</w:t>
+            </w:r>
+            <w:r>
+              <w:rPr>
+                <w:noProof/>
+                <w:webHidden/>
+              </w:rPr>
+              <w:tab/>
+            </w:r>
+            <w:r>
+              <w:rPr>
+                <w:noProof/>
+                <w:webHidden/>
+              </w:rPr>
+              <w:fldChar w:fldCharType="begin"/>
+            </w:r>
+            <w:r>
+              <w:rPr>
+                <w:noProof/>
+                <w:webHidden/>
+              </w:rPr>
+              <w:instrText xml:space="preserve"> PAGEREF _Toc238847184 \h </w:instrText>
+            </w:r>
+            <w:r>
+              <w:rPr>
+                <w:noProof/>
+                <w:webHidden/>
+              </w:rPr>
+            </w:r>
+            <w:r>
+              <w:rPr>
+                <w:noProof/>
+                <w:webHidden/>
+              </w:rPr>
+              <w:fldChar w:fldCharType="separate"/>
+            </w:r>
+            <w:r>
+              <w:rPr>
+                <w:noProof/>
+                <w:webHidden/>
+              </w:rPr>
+              <w:t>49</w:t>
+            </w:r>
+            <w:r>
+              <w:rPr>
+                <w:noProof/>
+                <w:webHidden/>
+              </w:rPr>
+              <w:fldChar w:fldCharType="end"/>
+            </w:r>
+          </w:hyperlink>
+        </w:p>
+        <w:p>
+          <w:pPr>
+            <w:pStyle w:val="TOC2"/>
+            <w:tabs>
+              <w:tab w:val="right" w:leader="dot" w:pos="9061"/>
+            </w:tabs>
+            <w:rPr>
+              <w:rFonts w:asciiTheme="minorHAnsi" w:eastAsiaTheme="minorEastAsia" w:hAnsiTheme="minorHAnsi"/>
+              <w:noProof/>
+              <w:kern w:val="2"/>
+              <w:szCs w:val="24"/>
+              <w:lang w:val="en-US"/>
+              <w14:ligatures w14:val="standardContextual"/>
+            </w:rPr>
+          </w:pPr>
+          <w:hyperlink w:anchor="_Toc238847185" w:history="1">
+            <w:r>
+              <w:rPr>
+                <w:rStyle w:val="Hyperlink"/>
+                <w:noProof/>
+              </w:rPr>
+              <w:t>8.6 Дељене зависности, надзор и приватност</w:t>
+            </w:r>
+            <w:r>
+              <w:rPr>
+                <w:noProof/>
+                <w:webHidden/>
+              </w:rPr>
+              <w:tab/>
+            </w:r>
+            <w:r>
+              <w:rPr>
+                <w:noProof/>
+                <w:webHidden/>
+              </w:rPr>
+              <w:fldChar w:fldCharType="begin"/>
+            </w:r>
+            <w:r>
+              <w:rPr>
+                <w:noProof/>
+                <w:webHidden/>
+              </w:rPr>
+              <w:instrText xml:space="preserve"> PAGEREF _Toc238847185 \h </w:instrText>
+            </w:r>
+            <w:r>
+              <w:rPr>
+                <w:noProof/>
+                <w:webHidden/>
+              </w:rPr>
+            </w:r>
+            <w:r>
+              <w:rPr>
+                <w:noProof/>
+                <w:webHidden/>
+              </w:rPr>
+              <w:fldChar w:fldCharType="separate"/>
+            </w:r>
+            <w:r>
+              <w:rPr>
+                <w:noProof/>
+                <w:webHidden/>
+              </w:rPr>
+              <w:t>49</w:t>
             </w:r>
             <w:r>
               <w:rPr>
@@ -2642,13 +3453,13 @@
               <w14:ligatures w14:val="standardContextual"/>
             </w:rPr>
           </w:pPr>
-          <w:hyperlink w:anchor="_Toc238525297" w:history="1">
+          <w:hyperlink w:anchor="_Toc238847186" w:history="1">
             <w:r>
               <w:rPr>
                 <w:rStyle w:val="Hyperlink"/>
                 <w:noProof/>
               </w:rPr>
-              <w:t>6. Кориснички интерфејс и дизајн систем</w:t>
+              <w:t>9. Анти-патерни микрофронтенд архитектуре</w:t>
             </w:r>
             <w:r>
               <w:rPr>
@@ -2669,7 +3480,7 @@
                 <w:noProof/>
                 <w:webHidden/>
               </w:rPr>
-              <w:instrText xml:space="preserve"> PAGEREF _Toc238525297 \h </w:instrText>
+              <w:instrText xml:space="preserve"> PAGEREF _Toc238847186 \h </w:instrText>
             </w:r>
             <w:r>
               <w:rPr>
@@ -2689,7 +3500,7 @@
                 <w:noProof/>
                 <w:webHidden/>
               </w:rPr>
-              <w:t>41</w:t>
+              <w:t>50</w:t>
             </w:r>
             <w:r>
               <w:rPr>
@@ -2715,13 +3526,13 @@
               <w14:ligatures w14:val="standardContextual"/>
             </w:rPr>
           </w:pPr>
-          <w:hyperlink w:anchor="_Toc238525298" w:history="1">
+          <w:hyperlink w:anchor="_Toc238847187" w:history="1">
             <w:r>
               <w:rPr>
                 <w:rStyle w:val="Hyperlink"/>
                 <w:noProof/>
               </w:rPr>
-              <w:t>6.1 Зашто дизајн систем</w:t>
+              <w:t>9.1 Погрешна гранулација: микрофронтенд или компонента</w:t>
             </w:r>
             <w:r>
               <w:rPr>
@@ -2742,7 +3553,7 @@
                 <w:noProof/>
                 <w:webHidden/>
               </w:rPr>
-              <w:instrText xml:space="preserve"> PAGEREF _Toc238525298 \h </w:instrText>
+              <w:instrText xml:space="preserve"> PAGEREF _Toc238847187 \h </w:instrText>
             </w:r>
             <w:r>
               <w:rPr>
@@ -2762,7 +3573,7 @@
                 <w:noProof/>
                 <w:webHidden/>
               </w:rPr>
-              <w:t>41</w:t>
+              <w:t>50</w:t>
             </w:r>
             <w:r>
               <w:rPr>
@@ -2788,13 +3599,13 @@
               <w14:ligatures w14:val="standardContextual"/>
             </w:rPr>
           </w:pPr>
-          <w:hyperlink w:anchor="_Toc238525299" w:history="1">
+          <w:hyperlink w:anchor="_Toc238847188" w:history="1">
             <w:r>
               <w:rPr>
                 <w:rStyle w:val="Hyperlink"/>
                 <w:noProof/>
               </w:rPr>
-              <w:t>6.2 Централни тим наспрам аутономних тимова</w:t>
+              <w:t>9.2 Дељење стања и двосмерна зависност</w:t>
             </w:r>
             <w:r>
               <w:rPr>
@@ -2815,7 +3626,7 @@
                 <w:noProof/>
                 <w:webHidden/>
               </w:rPr>
-              <w:instrText xml:space="preserve"> PAGEREF _Toc238525299 \h </w:instrText>
+              <w:instrText xml:space="preserve"> PAGEREF _Toc238847188 \h </w:instrText>
             </w:r>
             <w:r>
               <w:rPr>
@@ -2835,7 +3646,7 @@
                 <w:noProof/>
                 <w:webHidden/>
               </w:rPr>
-              <w:t>43</w:t>
+              <w:t>51</w:t>
             </w:r>
             <w:r>
               <w:rPr>
@@ -2861,13 +3672,13 @@
               <w14:ligatures w14:val="standardContextual"/>
             </w:rPr>
           </w:pPr>
-          <w:hyperlink w:anchor="_Toc238525300" w:history="1">
+          <w:hyperlink w:anchor="_Toc238847189" w:history="1">
             <w:r>
               <w:rPr>
                 <w:rStyle w:val="Hyperlink"/>
                 <w:noProof/>
               </w:rPr>
-              <w:t>6.3 Шта улази у централну библиотеку</w:t>
+              <w:t>9.3 Анархија: вишеструки оквири без механизама управљања</w:t>
             </w:r>
             <w:r>
               <w:rPr>
@@ -2888,7 +3699,7 @@
                 <w:noProof/>
                 <w:webHidden/>
               </w:rPr>
-              <w:instrText xml:space="preserve"> PAGEREF _Toc238525300 \h </w:instrText>
+              <w:instrText xml:space="preserve"> PAGEREF _Toc238847189 \h </w:instrText>
             </w:r>
             <w:r>
               <w:rPr>
@@ -2908,7 +3719,153 @@
                 <w:noProof/>
                 <w:webHidden/>
               </w:rPr>
-              <w:t>43</w:t>
+              <w:t>51</w:t>
+            </w:r>
+            <w:r>
+              <w:rPr>
+                <w:noProof/>
+                <w:webHidden/>
+              </w:rPr>
+              <w:fldChar w:fldCharType="end"/>
+            </w:r>
+          </w:hyperlink>
+        </w:p>
+        <w:p>
+          <w:pPr>
+            <w:pStyle w:val="TOC2"/>
+            <w:tabs>
+              <w:tab w:val="right" w:leader="dot" w:pos="9061"/>
+            </w:tabs>
+            <w:rPr>
+              <w:rFonts w:asciiTheme="minorHAnsi" w:eastAsiaTheme="minorEastAsia" w:hAnsiTheme="minorHAnsi"/>
+              <w:noProof/>
+              <w:kern w:val="2"/>
+              <w:szCs w:val="24"/>
+              <w:lang w:val="en-US"/>
+              <w14:ligatures w14:val="standardContextual"/>
+            </w:rPr>
+          </w:pPr>
+          <w:hyperlink w:anchor="_Toc238847190" w:history="1">
+            <w:r>
+              <w:rPr>
+                <w:rStyle w:val="Hyperlink"/>
+                <w:noProof/>
+              </w:rPr>
+              <w:t>9.4 Недостатак слоја против корупције и преурањена апстракција</w:t>
+            </w:r>
+            <w:r>
+              <w:rPr>
+                <w:noProof/>
+                <w:webHidden/>
+              </w:rPr>
+              <w:tab/>
+            </w:r>
+            <w:r>
+              <w:rPr>
+                <w:noProof/>
+                <w:webHidden/>
+              </w:rPr>
+              <w:fldChar w:fldCharType="begin"/>
+            </w:r>
+            <w:r>
+              <w:rPr>
+                <w:noProof/>
+                <w:webHidden/>
+              </w:rPr>
+              <w:instrText xml:space="preserve"> PAGEREF _Toc238847190 \h </w:instrText>
+            </w:r>
+            <w:r>
+              <w:rPr>
+                <w:noProof/>
+                <w:webHidden/>
+              </w:rPr>
+            </w:r>
+            <w:r>
+              <w:rPr>
+                <w:noProof/>
+                <w:webHidden/>
+              </w:rPr>
+              <w:fldChar w:fldCharType="separate"/>
+            </w:r>
+            <w:r>
+              <w:rPr>
+                <w:noProof/>
+                <w:webHidden/>
+              </w:rPr>
+              <w:t>52</w:t>
+            </w:r>
+            <w:r>
+              <w:rPr>
+                <w:noProof/>
+                <w:webHidden/>
+              </w:rPr>
+              <w:fldChar w:fldCharType="end"/>
+            </w:r>
+          </w:hyperlink>
+        </w:p>
+        <w:p>
+          <w:pPr>
+            <w:pStyle w:val="TOC2"/>
+            <w:tabs>
+              <w:tab w:val="right" w:leader="dot" w:pos="9061"/>
+            </w:tabs>
+            <w:rPr>
+              <w:rFonts w:asciiTheme="minorHAnsi" w:eastAsiaTheme="minorEastAsia" w:hAnsiTheme="minorHAnsi"/>
+              <w:noProof/>
+              <w:kern w:val="2"/>
+              <w:szCs w:val="24"/>
+              <w:lang w:val="en-US"/>
+              <w14:ligatures w14:val="standardContextual"/>
+            </w:rPr>
+          </w:pPr>
+          <w:hyperlink w:anchor="_Toc238847191" w:history="1">
+            <w:r>
+              <w:rPr>
+                <w:rStyle w:val="Hyperlink"/>
+                <w:noProof/>
+              </w:rPr>
+              <w:t>9.5 Вишеструки позиви ка бекенду</w:t>
+            </w:r>
+            <w:r>
+              <w:rPr>
+                <w:noProof/>
+                <w:webHidden/>
+              </w:rPr>
+              <w:tab/>
+            </w:r>
+            <w:r>
+              <w:rPr>
+                <w:noProof/>
+                <w:webHidden/>
+              </w:rPr>
+              <w:fldChar w:fldCharType="begin"/>
+            </w:r>
+            <w:r>
+              <w:rPr>
+                <w:noProof/>
+                <w:webHidden/>
+              </w:rPr>
+              <w:instrText xml:space="preserve"> PAGEREF _Toc238847191 \h </w:instrText>
+            </w:r>
+            <w:r>
+              <w:rPr>
+                <w:noProof/>
+                <w:webHidden/>
+              </w:rPr>
+            </w:r>
+            <w:r>
+              <w:rPr>
+                <w:noProof/>
+                <w:webHidden/>
+              </w:rPr>
+              <w:fldChar w:fldCharType="separate"/>
+            </w:r>
+            <w:r>
+              <w:rPr>
+                <w:noProof/>
+                <w:webHidden/>
+              </w:rPr>
+              <w:t>52</w:t>
             </w:r>
             <w:r>
               <w:rPr>
@@ -2934,13 +3891,13 @@
               <w14:ligatures w14:val="standardContextual"/>
             </w:rPr>
           </w:pPr>
-          <w:hyperlink w:anchor="_Toc238525301" w:history="1">
+          <w:hyperlink w:anchor="_Toc238847192" w:history="1">
             <w:r>
               <w:rPr>
                 <w:rStyle w:val="Hyperlink"/>
                 <w:noProof/>
               </w:rPr>
-              <w:t>7. Испорука, аутоматизација и тестирање</w:t>
+              <w:t>10. Анализа проблема истраживања</w:t>
             </w:r>
             <w:r>
               <w:rPr>
@@ -2961,7 +3918,7 @@
                 <w:noProof/>
                 <w:webHidden/>
               </w:rPr>
-              <w:instrText xml:space="preserve"> PAGEREF _Toc238525301 \h </w:instrText>
+              <w:instrText xml:space="preserve"> PAGEREF _Toc238847192 \h </w:instrText>
             </w:r>
             <w:r>
               <w:rPr>
@@ -2981,7 +3938,7 @@
                 <w:noProof/>
                 <w:webHidden/>
               </w:rPr>
-              <w:t>45</w:t>
+              <w:t>54</w:t>
             </w:r>
             <w:r>
               <w:rPr>
@@ -3007,13 +3964,13 @@
               <w14:ligatures w14:val="standardContextual"/>
             </w:rPr>
           </w:pPr>
-          <w:hyperlink w:anchor="_Toc238525302" w:history="1">
+          <w:hyperlink w:anchor="_Toc238847193" w:history="1">
             <w:r>
               <w:rPr>
                 <w:rStyle w:val="Hyperlink"/>
                 <w:noProof/>
               </w:rPr>
-              <w:t>7.2 Моно-репозиторијум, поли-репозиторијум и стратегија рада с гранама</w:t>
+              <w:t>10.1 Домен, корисници и радни ток лекара</w:t>
             </w:r>
             <w:r>
               <w:rPr>
@@ -3034,7 +3991,7 @@
                 <w:noProof/>
                 <w:webHidden/>
               </w:rPr>
-              <w:instrText xml:space="preserve"> PAGEREF _Toc238525302 \h </w:instrText>
+              <w:instrText xml:space="preserve"> PAGEREF _Toc238847193 \h </w:instrText>
             </w:r>
             <w:r>
               <w:rPr>
@@ -3054,7 +4011,7 @@
                 <w:noProof/>
                 <w:webHidden/>
               </w:rPr>
-              <w:t>45</w:t>
+              <w:t>54</w:t>
             </w:r>
             <w:r>
               <w:rPr>
@@ -3080,13 +4037,13 @@
               <w14:ligatures w14:val="standardContextual"/>
             </w:rPr>
           </w:pPr>
-          <w:hyperlink w:anchor="_Toc238525303" w:history="1">
+          <w:hyperlink w:anchor="_Toc238847194" w:history="1">
             <w:r>
               <w:rPr>
                 <w:rStyle w:val="Hyperlink"/>
                 <w:noProof/>
               </w:rPr>
-              <w:t>7.3 Верзионисање, повратак на претходну верзију и прекидачи функционалности</w:t>
+              <w:t>10.2 Функционални захтеви</w:t>
             </w:r>
             <w:r>
               <w:rPr>
@@ -3107,7 +4064,7 @@
                 <w:noProof/>
                 <w:webHidden/>
               </w:rPr>
-              <w:instrText xml:space="preserve"> PAGEREF _Toc238525303 \h </w:instrText>
+              <w:instrText xml:space="preserve"> PAGEREF _Toc238847194 \h </w:instrText>
             </w:r>
             <w:r>
               <w:rPr>
@@ -3127,7 +4084,7 @@
                 <w:noProof/>
                 <w:webHidden/>
               </w:rPr>
-              <w:t>46</w:t>
+              <w:t>56</w:t>
             </w:r>
             <w:r>
               <w:rPr>
@@ -3153,13 +4110,13 @@
               <w14:ligatures w14:val="standardContextual"/>
             </w:rPr>
           </w:pPr>
-          <w:hyperlink w:anchor="_Toc238525304" w:history="1">
+          <w:hyperlink w:anchor="_Toc238847195" w:history="1">
             <w:r>
               <w:rPr>
                 <w:rStyle w:val="Hyperlink"/>
                 <w:noProof/>
               </w:rPr>
-              <w:t>7.4 Метрике испоруке</w:t>
+              <w:t>10.3 Нефункционални захтеви</w:t>
             </w:r>
             <w:r>
               <w:rPr>
@@ -3180,7 +4137,7 @@
                 <w:noProof/>
                 <w:webHidden/>
               </w:rPr>
-              <w:instrText xml:space="preserve"> PAGEREF _Toc238525304 \h </w:instrText>
+              <w:instrText xml:space="preserve"> PAGEREF _Toc238847195 \h </w:instrText>
             </w:r>
             <w:r>
               <w:rPr>
@@ -3200,7 +4157,7 @@
                 <w:noProof/>
                 <w:webHidden/>
               </w:rPr>
-              <w:t>46</w:t>
+              <w:t>58</w:t>
             </w:r>
             <w:r>
               <w:rPr>
@@ -3226,13 +4183,13 @@
               <w14:ligatures w14:val="standardContextual"/>
             </w:rPr>
           </w:pPr>
-          <w:hyperlink w:anchor="_Toc238525305" w:history="1">
+          <w:hyperlink w:anchor="_Toc238847196" w:history="1">
             <w:r>
               <w:rPr>
                 <w:rStyle w:val="Hyperlink"/>
                 <w:noProof/>
               </w:rPr>
-              <w:t>7.5 Миграција са монолитног фронтенда</w:t>
+              <w:t>10.4 Идентификација поддомена и ограничених контекста</w:t>
             </w:r>
             <w:r>
               <w:rPr>
@@ -3253,7 +4210,7 @@
                 <w:noProof/>
                 <w:webHidden/>
               </w:rPr>
-              <w:instrText xml:space="preserve"> PAGEREF _Toc238525305 \h </w:instrText>
+              <w:instrText xml:space="preserve"> PAGEREF _Toc238847196 \h </w:instrText>
             </w:r>
             <w:r>
               <w:rPr>
@@ -3273,7 +4230,7 @@
                 <w:noProof/>
                 <w:webHidden/>
               </w:rPr>
-              <w:t>46</w:t>
+              <w:t>59</w:t>
             </w:r>
             <w:r>
               <w:rPr>
@@ -3299,13 +4256,13 @@
               <w14:ligatures w14:val="standardContextual"/>
             </w:rPr>
           </w:pPr>
-          <w:hyperlink w:anchor="_Toc238525306" w:history="1">
+          <w:hyperlink w:anchor="_Toc238847197" w:history="1">
             <w:r>
               <w:rPr>
                 <w:rStyle w:val="Hyperlink"/>
                 <w:noProof/>
               </w:rPr>
-              <w:t>7.6 Стратегија тестирања и функције прикладности</w:t>
+              <w:t>10.5 Ограничења монолитног фронтенда у посматраном домену</w:t>
             </w:r>
             <w:r>
               <w:rPr>
@@ -3326,7 +4283,7 @@
                 <w:noProof/>
                 <w:webHidden/>
               </w:rPr>
-              <w:instrText xml:space="preserve"> PAGEREF _Toc238525306 \h </w:instrText>
+              <w:instrText xml:space="preserve"> PAGEREF _Toc238847197 \h </w:instrText>
             </w:r>
             <w:r>
               <w:rPr>
@@ -3346,7 +4303,7 @@
                 <w:noProof/>
                 <w:webHidden/>
               </w:rPr>
-              <w:t>47</w:t>
+              <w:t>60</w:t>
             </w:r>
             <w:r>
               <w:rPr>
@@ -3372,13 +4329,13 @@
               <w14:ligatures w14:val="standardContextual"/>
             </w:rPr>
           </w:pPr>
-          <w:hyperlink w:anchor="_Toc238525307" w:history="1">
+          <w:hyperlink w:anchor="_Toc238847198" w:history="1">
             <w:r>
               <w:rPr>
                 <w:rStyle w:val="Hyperlink"/>
                 <w:noProof/>
               </w:rPr>
-              <w:t>7.7 Локални развој и изолација фрагмената</w:t>
+              <w:t>10.6 Захтеви поверљивости и трага приступа медицинским подацима</w:t>
             </w:r>
             <w:r>
               <w:rPr>
@@ -3399,7 +4356,7 @@
                 <w:noProof/>
                 <w:webHidden/>
               </w:rPr>
-              <w:instrText xml:space="preserve"> PAGEREF _Toc238525307 \h </w:instrText>
+              <w:instrText xml:space="preserve"> PAGEREF _Toc238847198 \h </w:instrText>
             </w:r>
             <w:r>
               <w:rPr>
@@ -3419,7 +4376,80 @@
                 <w:noProof/>
                 <w:webHidden/>
               </w:rPr>
-              <w:t>47</w:t>
+              <w:t>61</w:t>
+            </w:r>
+            <w:r>
+              <w:rPr>
+                <w:noProof/>
+                <w:webHidden/>
+              </w:rPr>
+              <w:fldChar w:fldCharType="end"/>
+            </w:r>
+          </w:hyperlink>
+        </w:p>
+        <w:p>
+          <w:pPr>
+            <w:pStyle w:val="TOC1"/>
+            <w:tabs>
+              <w:tab w:val="right" w:leader="dot" w:pos="9061"/>
+            </w:tabs>
+            <w:rPr>
+              <w:rFonts w:asciiTheme="minorHAnsi" w:eastAsiaTheme="minorEastAsia" w:hAnsiTheme="minorHAnsi"/>
+              <w:noProof/>
+              <w:kern w:val="2"/>
+              <w:szCs w:val="24"/>
+              <w:lang w:val="en-US"/>
+              <w14:ligatures w14:val="standardContextual"/>
+            </w:rPr>
+          </w:pPr>
+          <w:hyperlink w:anchor="_Toc238847199" w:history="1">
+            <w:r>
+              <w:rPr>
+                <w:rStyle w:val="Hyperlink"/>
+                <w:noProof/>
+              </w:rPr>
+              <w:t>12. Архитектура решења</w:t>
+            </w:r>
+            <w:r>
+              <w:rPr>
+                <w:noProof/>
+                <w:webHidden/>
+              </w:rPr>
+              <w:tab/>
+            </w:r>
+            <w:r>
+              <w:rPr>
+                <w:noProof/>
+                <w:webHidden/>
+              </w:rPr>
+              <w:fldChar w:fldCharType="begin"/>
+            </w:r>
+            <w:r>
+              <w:rPr>
+                <w:noProof/>
+                <w:webHidden/>
+              </w:rPr>
+              <w:instrText xml:space="preserve"> PAGEREF _Toc238847199 \h </w:instrText>
+            </w:r>
+            <w:r>
+              <w:rPr>
+                <w:noProof/>
+                <w:webHidden/>
+              </w:rPr>
+            </w:r>
+            <w:r>
+              <w:rPr>
+                <w:noProof/>
+                <w:webHidden/>
+              </w:rPr>
+              <w:fldChar w:fldCharType="separate"/>
+            </w:r>
+            <w:r>
+              <w:rPr>
+                <w:noProof/>
+                <w:webHidden/>
+              </w:rPr>
+              <w:t>63</w:t>
             </w:r>
             <w:r>
               <w:rPr>
@@ -3445,13 +4475,13 @@
               <w14:ligatures w14:val="standardContextual"/>
             </w:rPr>
           </w:pPr>
-          <w:hyperlink w:anchor="_Toc238525308" w:history="1">
+          <w:hyperlink w:anchor="_Toc238847200" w:history="1">
             <w:r>
               <w:rPr>
                 <w:rStyle w:val="Hyperlink"/>
                 <w:noProof/>
               </w:rPr>
-              <w:t>7.8 Развојно искуство</w:t>
+              <w:t>12.1 Примена оквира за одлучивање: дефинисање граница фрагмената</w:t>
             </w:r>
             <w:r>
               <w:rPr>
@@ -3472,7 +4502,7 @@
                 <w:noProof/>
                 <w:webHidden/>
               </w:rPr>
-              <w:instrText xml:space="preserve"> PAGEREF _Toc238525308 \h </w:instrText>
+              <w:instrText xml:space="preserve"> PAGEREF _Toc238847200 \h </w:instrText>
             </w:r>
             <w:r>
               <w:rPr>
@@ -3492,7 +4522,372 @@
                 <w:noProof/>
                 <w:webHidden/>
               </w:rPr>
-              <w:t>48</w:t>
+              <w:t>63</w:t>
+            </w:r>
+            <w:r>
+              <w:rPr>
+                <w:noProof/>
+                <w:webHidden/>
+              </w:rPr>
+              <w:fldChar w:fldCharType="end"/>
+            </w:r>
+          </w:hyperlink>
+        </w:p>
+        <w:p>
+          <w:pPr>
+            <w:pStyle w:val="TOC2"/>
+            <w:tabs>
+              <w:tab w:val="right" w:leader="dot" w:pos="9061"/>
+            </w:tabs>
+            <w:rPr>
+              <w:rFonts w:asciiTheme="minorHAnsi" w:eastAsiaTheme="minorEastAsia" w:hAnsiTheme="minorHAnsi"/>
+              <w:noProof/>
+              <w:kern w:val="2"/>
+              <w:szCs w:val="24"/>
+              <w:lang w:val="en-US"/>
+              <w14:ligatures w14:val="standardContextual"/>
+            </w:rPr>
+          </w:pPr>
+          <w:hyperlink w:anchor="_Toc238847201" w:history="1">
+            <w:r>
+              <w:rPr>
+                <w:rStyle w:val="Hyperlink"/>
+                <w:noProof/>
+              </w:rPr>
+              <w:t>12.2 Композиција</w:t>
+            </w:r>
+            <w:r>
+              <w:rPr>
+                <w:noProof/>
+                <w:webHidden/>
+              </w:rPr>
+              <w:tab/>
+            </w:r>
+            <w:r>
+              <w:rPr>
+                <w:noProof/>
+                <w:webHidden/>
+              </w:rPr>
+              <w:fldChar w:fldCharType="begin"/>
+            </w:r>
+            <w:r>
+              <w:rPr>
+                <w:noProof/>
+                <w:webHidden/>
+              </w:rPr>
+              <w:instrText xml:space="preserve"> PAGEREF _Toc238847201 \h </w:instrText>
+            </w:r>
+            <w:r>
+              <w:rPr>
+                <w:noProof/>
+                <w:webHidden/>
+              </w:rPr>
+            </w:r>
+            <w:r>
+              <w:rPr>
+                <w:noProof/>
+                <w:webHidden/>
+              </w:rPr>
+              <w:fldChar w:fldCharType="separate"/>
+            </w:r>
+            <w:r>
+              <w:rPr>
+                <w:noProof/>
+                <w:webHidden/>
+              </w:rPr>
+              <w:t>63</w:t>
+            </w:r>
+            <w:r>
+              <w:rPr>
+                <w:noProof/>
+                <w:webHidden/>
+              </w:rPr>
+              <w:fldChar w:fldCharType="end"/>
+            </w:r>
+          </w:hyperlink>
+        </w:p>
+        <w:p>
+          <w:pPr>
+            <w:pStyle w:val="TOC2"/>
+            <w:tabs>
+              <w:tab w:val="right" w:leader="dot" w:pos="9061"/>
+            </w:tabs>
+            <w:rPr>
+              <w:rFonts w:asciiTheme="minorHAnsi" w:eastAsiaTheme="minorEastAsia" w:hAnsiTheme="minorHAnsi"/>
+              <w:noProof/>
+              <w:kern w:val="2"/>
+              <w:szCs w:val="24"/>
+              <w:lang w:val="en-US"/>
+              <w14:ligatures w14:val="standardContextual"/>
+            </w:rPr>
+          </w:pPr>
+          <w:hyperlink w:anchor="_Toc238847202" w:history="1">
+            <w:r>
+              <w:rPr>
+                <w:rStyle w:val="Hyperlink"/>
+                <w:noProof/>
+              </w:rPr>
+              <w:t>12.3 Рутирање: обмотач, табела рута, активационе функције</w:t>
+            </w:r>
+            <w:r>
+              <w:rPr>
+                <w:noProof/>
+                <w:webHidden/>
+              </w:rPr>
+              <w:tab/>
+            </w:r>
+            <w:r>
+              <w:rPr>
+                <w:noProof/>
+                <w:webHidden/>
+              </w:rPr>
+              <w:fldChar w:fldCharType="begin"/>
+            </w:r>
+            <w:r>
+              <w:rPr>
+                <w:noProof/>
+                <w:webHidden/>
+              </w:rPr>
+              <w:instrText xml:space="preserve"> PAGEREF _Toc238847202 \h </w:instrText>
+            </w:r>
+            <w:r>
+              <w:rPr>
+                <w:noProof/>
+                <w:webHidden/>
+              </w:rPr>
+            </w:r>
+            <w:r>
+              <w:rPr>
+                <w:noProof/>
+                <w:webHidden/>
+              </w:rPr>
+              <w:fldChar w:fldCharType="separate"/>
+            </w:r>
+            <w:r>
+              <w:rPr>
+                <w:noProof/>
+                <w:webHidden/>
+              </w:rPr>
+              <w:t>64</w:t>
+            </w:r>
+            <w:r>
+              <w:rPr>
+                <w:noProof/>
+                <w:webHidden/>
+              </w:rPr>
+              <w:fldChar w:fldCharType="end"/>
+            </w:r>
+          </w:hyperlink>
+        </w:p>
+        <w:p>
+          <w:pPr>
+            <w:pStyle w:val="TOC2"/>
+            <w:tabs>
+              <w:tab w:val="right" w:leader="dot" w:pos="9061"/>
+            </w:tabs>
+            <w:rPr>
+              <w:rFonts w:asciiTheme="minorHAnsi" w:eastAsiaTheme="minorEastAsia" w:hAnsiTheme="minorHAnsi"/>
+              <w:noProof/>
+              <w:kern w:val="2"/>
+              <w:szCs w:val="24"/>
+              <w:lang w:val="en-US"/>
+              <w14:ligatures w14:val="standardContextual"/>
+            </w:rPr>
+          </w:pPr>
+          <w:hyperlink w:anchor="_Toc238847203" w:history="1">
+            <w:r>
+              <w:rPr>
+                <w:rStyle w:val="Hyperlink"/>
+                <w:noProof/>
+              </w:rPr>
+              <w:t>12.4 Комуникација: типизирана магистрала догађаја</w:t>
+            </w:r>
+            <w:r>
+              <w:rPr>
+                <w:noProof/>
+                <w:webHidden/>
+              </w:rPr>
+              <w:tab/>
+            </w:r>
+            <w:r>
+              <w:rPr>
+                <w:noProof/>
+                <w:webHidden/>
+              </w:rPr>
+              <w:fldChar w:fldCharType="begin"/>
+            </w:r>
+            <w:r>
+              <w:rPr>
+                <w:noProof/>
+                <w:webHidden/>
+              </w:rPr>
+              <w:instrText xml:space="preserve"> PAGEREF _Toc238847203 \h </w:instrText>
+            </w:r>
+            <w:r>
+              <w:rPr>
+                <w:noProof/>
+                <w:webHidden/>
+              </w:rPr>
+            </w:r>
+            <w:r>
+              <w:rPr>
+                <w:noProof/>
+                <w:webHidden/>
+              </w:rPr>
+              <w:fldChar w:fldCharType="separate"/>
+            </w:r>
+            <w:r>
+              <w:rPr>
+                <w:noProof/>
+                <w:webHidden/>
+              </w:rPr>
+              <w:t>64</w:t>
+            </w:r>
+            <w:r>
+              <w:rPr>
+                <w:noProof/>
+                <w:webHidden/>
+              </w:rPr>
+              <w:fldChar w:fldCharType="end"/>
+            </w:r>
+          </w:hyperlink>
+        </w:p>
+        <w:p>
+          <w:pPr>
+            <w:pStyle w:val="TOC2"/>
+            <w:tabs>
+              <w:tab w:val="right" w:leader="dot" w:pos="9061"/>
+            </w:tabs>
+            <w:rPr>
+              <w:rFonts w:asciiTheme="minorHAnsi" w:eastAsiaTheme="minorEastAsia" w:hAnsiTheme="minorHAnsi"/>
+              <w:noProof/>
+              <w:kern w:val="2"/>
+              <w:szCs w:val="24"/>
+              <w:lang w:val="en-US"/>
+              <w14:ligatures w14:val="standardContextual"/>
+            </w:rPr>
+          </w:pPr>
+          <w:hyperlink w:anchor="_Toc238847204" w:history="1">
+            <w:r>
+              <w:rPr>
+                <w:rStyle w:val="Hyperlink"/>
+                <w:noProof/>
+              </w:rPr>
+              <w:t>12.5 Оквир за одлучивање</w:t>
+            </w:r>
+            <w:r>
+              <w:rPr>
+                <w:noProof/>
+                <w:webHidden/>
+              </w:rPr>
+              <w:tab/>
+            </w:r>
+            <w:r>
+              <w:rPr>
+                <w:noProof/>
+                <w:webHidden/>
+              </w:rPr>
+              <w:fldChar w:fldCharType="begin"/>
+            </w:r>
+            <w:r>
+              <w:rPr>
+                <w:noProof/>
+                <w:webHidden/>
+              </w:rPr>
+              <w:instrText xml:space="preserve"> PAGEREF _Toc238847204 \h </w:instrText>
+            </w:r>
+            <w:r>
+              <w:rPr>
+                <w:noProof/>
+                <w:webHidden/>
+              </w:rPr>
+            </w:r>
+            <w:r>
+              <w:rPr>
+                <w:noProof/>
+                <w:webHidden/>
+              </w:rPr>
+              <w:fldChar w:fldCharType="separate"/>
+            </w:r>
+            <w:r>
+              <w:rPr>
+                <w:noProof/>
+                <w:webHidden/>
+              </w:rPr>
+              <w:t>65</w:t>
+            </w:r>
+            <w:r>
+              <w:rPr>
+                <w:noProof/>
+                <w:webHidden/>
+              </w:rPr>
+              <w:fldChar w:fldCharType="end"/>
+            </w:r>
+          </w:hyperlink>
+        </w:p>
+        <w:p>
+          <w:pPr>
+            <w:pStyle w:val="TOC2"/>
+            <w:tabs>
+              <w:tab w:val="right" w:leader="dot" w:pos="9061"/>
+            </w:tabs>
+            <w:rPr>
+              <w:rFonts w:asciiTheme="minorHAnsi" w:eastAsiaTheme="minorEastAsia" w:hAnsiTheme="minorHAnsi"/>
+              <w:noProof/>
+              <w:kern w:val="2"/>
+              <w:szCs w:val="24"/>
+              <w:lang w:val="en-US"/>
+              <w14:ligatures w14:val="standardContextual"/>
+            </w:rPr>
+          </w:pPr>
+          <w:hyperlink w:anchor="_Toc238847205" w:history="1">
+            <w:r>
+              <w:rPr>
+                <w:rStyle w:val="Hyperlink"/>
+                <w:noProof/>
+              </w:rPr>
+              <w:t>12.6 Серверски слој</w:t>
+            </w:r>
+            <w:r>
+              <w:rPr>
+                <w:noProof/>
+                <w:webHidden/>
+              </w:rPr>
+              <w:tab/>
+            </w:r>
+            <w:r>
+              <w:rPr>
+                <w:noProof/>
+                <w:webHidden/>
+              </w:rPr>
+              <w:fldChar w:fldCharType="begin"/>
+            </w:r>
+            <w:r>
+              <w:rPr>
+                <w:noProof/>
+                <w:webHidden/>
+              </w:rPr>
+              <w:instrText xml:space="preserve"> PAGEREF _Toc238847205 \h </w:instrText>
+            </w:r>
+            <w:r>
+              <w:rPr>
+                <w:noProof/>
+                <w:webHidden/>
+              </w:rPr>
+            </w:r>
+            <w:r>
+              <w:rPr>
+                <w:noProof/>
+                <w:webHidden/>
+              </w:rPr>
+              <w:fldChar w:fldCharType="separate"/>
+            </w:r>
+            <w:r>
+              <w:rPr>
+                <w:noProof/>
+                <w:webHidden/>
+              </w:rPr>
+              <w:t>66</w:t>
             </w:r>
             <w:r>
               <w:rPr>
@@ -3518,13 +4913,13 @@
               <w14:ligatures w14:val="standardContextual"/>
             </w:rPr>
           </w:pPr>
-          <w:hyperlink w:anchor="_Toc238525309" w:history="1">
+          <w:hyperlink w:anchor="_Toc238847206" w:history="1">
             <w:r>
               <w:rPr>
                 <w:rStyle w:val="Hyperlink"/>
                 <w:noProof/>
               </w:rPr>
-              <w:t>8. Безбедност и изолација микрофронтендова</w:t>
+              <w:t>13. Имплементација клијентског слоја</w:t>
             </w:r>
             <w:r>
               <w:rPr>
@@ -3545,7 +4940,7 @@
                 <w:noProof/>
                 <w:webHidden/>
               </w:rPr>
-              <w:instrText xml:space="preserve"> PAGEREF _Toc238525309 \h </w:instrText>
+              <w:instrText xml:space="preserve"> PAGEREF _Toc238847206 \h </w:instrText>
             </w:r>
             <w:r>
               <w:rPr>
@@ -3565,7 +4960,7 @@
                 <w:noProof/>
                 <w:webHidden/>
               </w:rPr>
-              <w:t>49</w:t>
+              <w:t>69</w:t>
             </w:r>
             <w:r>
               <w:rPr>
@@ -3591,13 +4986,13 @@
               <w14:ligatures w14:val="standardContextual"/>
             </w:rPr>
           </w:pPr>
-          <w:hyperlink w:anchor="_Toc238525310" w:history="1">
+          <w:hyperlink w:anchor="_Toc238847207" w:history="1">
             <w:r>
               <w:rPr>
                 <w:rStyle w:val="Hyperlink"/>
                 <w:noProof/>
               </w:rPr>
-              <w:t>8.1 Стандарди веб платформе као граница: CSP, HSTS и CORS</w:t>
+              <w:t>13.1 Структура моно-репозиторијума и радни простори</w:t>
             </w:r>
             <w:r>
               <w:rPr>
@@ -3618,7 +5013,7 @@
                 <w:noProof/>
                 <w:webHidden/>
               </w:rPr>
-              <w:instrText xml:space="preserve"> PAGEREF _Toc238525310 \h </w:instrText>
+              <w:instrText xml:space="preserve"> PAGEREF _Toc238847207 \h </w:instrText>
             </w:r>
             <w:r>
               <w:rPr>
@@ -3638,7 +5033,7 @@
                 <w:noProof/>
                 <w:webHidden/>
               </w:rPr>
-              <w:t>49</w:t>
+              <w:t>69</w:t>
             </w:r>
             <w:r>
               <w:rPr>
@@ -3664,13 +5059,13 @@
               <w14:ligatures w14:val="standardContextual"/>
             </w:rPr>
           </w:pPr>
-          <w:hyperlink w:anchor="_Toc238525311" w:history="1">
+          <w:hyperlink w:anchor="_Toc238847208" w:history="1">
             <w:r>
               <w:rPr>
                 <w:rStyle w:val="Hyperlink"/>
                 <w:noProof/>
               </w:rPr>
-              <w:t>8.2 Границе скриптова: зашто изолација на клијенту није решива</w:t>
+              <w:t>13.2 Апликација обмотач: рутирање, активационе функције, капија аутентификације</w:t>
             </w:r>
             <w:r>
               <w:rPr>
@@ -3691,7 +5086,7 @@
                 <w:noProof/>
                 <w:webHidden/>
               </w:rPr>
-              <w:instrText xml:space="preserve"> PAGEREF _Toc238525311 \h </w:instrText>
+              <w:instrText xml:space="preserve"> PAGEREF _Toc238847208 \h </w:instrText>
             </w:r>
             <w:r>
               <w:rPr>
@@ -3711,7 +5106,7 @@
                 <w:noProof/>
                 <w:webHidden/>
               </w:rPr>
-              <w:t>49</w:t>
+              <w:t>70</w:t>
             </w:r>
             <w:r>
               <w:rPr>
@@ -3737,13 +5132,13 @@
               <w14:ligatures w14:val="standardContextual"/>
             </w:rPr>
           </w:pPr>
-          <w:hyperlink w:anchor="_Toc238525312" w:history="1">
+          <w:hyperlink w:anchor="_Toc238847209" w:history="1">
             <w:r>
               <w:rPr>
                 <w:rStyle w:val="Hyperlink"/>
                 <w:noProof/>
               </w:rPr>
-              <w:t>8.4 Складиште приступног токена: колачић сесије наспрам веб складишта</w:t>
+              <w:t>13.3 Топологија микрофронтендова</w:t>
             </w:r>
             <w:r>
               <w:rPr>
@@ -3764,7 +5159,7 @@
                 <w:noProof/>
                 <w:webHidden/>
               </w:rPr>
-              <w:instrText xml:space="preserve"> PAGEREF _Toc238525312 \h </w:instrText>
+              <w:instrText xml:space="preserve"> PAGEREF _Toc238847209 \h </w:instrText>
             </w:r>
             <w:r>
               <w:rPr>
@@ -3784,7 +5179,7 @@
                 <w:noProof/>
                 <w:webHidden/>
               </w:rPr>
-              <w:t>50</w:t>
+              <w:t>72</w:t>
             </w:r>
             <w:r>
               <w:rPr>
@@ -3810,13 +5205,13 @@
               <w14:ligatures w14:val="standardContextual"/>
             </w:rPr>
           </w:pPr>
-          <w:hyperlink w:anchor="_Toc238525313" w:history="1">
+          <w:hyperlink w:anchor="_Toc238847210" w:history="1">
             <w:r>
               <w:rPr>
                 <w:rStyle w:val="Hyperlink"/>
                 <w:noProof/>
               </w:rPr>
-              <w:t>8.6 Дељене зависности, надзор и приватност</w:t>
+              <w:t>13.4 Вертикална подела: пакет auth</w:t>
             </w:r>
             <w:r>
               <w:rPr>
@@ -3837,7 +5232,7 @@
                 <w:noProof/>
                 <w:webHidden/>
               </w:rPr>
-              <w:instrText xml:space="preserve"> PAGEREF _Toc238525313 \h </w:instrText>
+              <w:instrText xml:space="preserve"> PAGEREF _Toc238847210 \h </w:instrText>
             </w:r>
             <w:r>
               <w:rPr>
@@ -3857,7 +5252,518 @@
                 <w:noProof/>
                 <w:webHidden/>
               </w:rPr>
-              <w:t>50</w:t>
+              <w:t>75</w:t>
+            </w:r>
+            <w:r>
+              <w:rPr>
+                <w:noProof/>
+                <w:webHidden/>
+              </w:rPr>
+              <w:fldChar w:fldCharType="end"/>
+            </w:r>
+          </w:hyperlink>
+        </w:p>
+        <w:p>
+          <w:pPr>
+            <w:pStyle w:val="TOC2"/>
+            <w:tabs>
+              <w:tab w:val="right" w:leader="dot" w:pos="9061"/>
+            </w:tabs>
+            <w:rPr>
+              <w:rFonts w:asciiTheme="minorHAnsi" w:eastAsiaTheme="minorEastAsia" w:hAnsiTheme="minorHAnsi"/>
+              <w:noProof/>
+              <w:kern w:val="2"/>
+              <w:szCs w:val="24"/>
+              <w:lang w:val="en-US"/>
+              <w14:ligatures w14:val="standardContextual"/>
+            </w:rPr>
+          </w:pPr>
+          <w:hyperlink w:anchor="_Toc238847211" w:history="1">
+            <w:r>
+              <w:rPr>
+                <w:rStyle w:val="Hyperlink"/>
+                <w:noProof/>
+              </w:rPr>
+              <w:t>13.5 Хоризонтална подела: examination уз icd10</w:t>
+            </w:r>
+            <w:r>
+              <w:rPr>
+                <w:noProof/>
+                <w:webHidden/>
+              </w:rPr>
+              <w:tab/>
+            </w:r>
+            <w:r>
+              <w:rPr>
+                <w:noProof/>
+                <w:webHidden/>
+              </w:rPr>
+              <w:fldChar w:fldCharType="begin"/>
+            </w:r>
+            <w:r>
+              <w:rPr>
+                <w:noProof/>
+                <w:webHidden/>
+              </w:rPr>
+              <w:instrText xml:space="preserve"> PAGEREF _Toc238847211 \h </w:instrText>
+            </w:r>
+            <w:r>
+              <w:rPr>
+                <w:noProof/>
+                <w:webHidden/>
+              </w:rPr>
+            </w:r>
+            <w:r>
+              <w:rPr>
+                <w:noProof/>
+                <w:webHidden/>
+              </w:rPr>
+              <w:fldChar w:fldCharType="separate"/>
+            </w:r>
+            <w:r>
+              <w:rPr>
+                <w:noProof/>
+                <w:webHidden/>
+              </w:rPr>
+              <w:t>76</w:t>
+            </w:r>
+            <w:r>
+              <w:rPr>
+                <w:noProof/>
+                <w:webHidden/>
+              </w:rPr>
+              <w:fldChar w:fldCharType="end"/>
+            </w:r>
+          </w:hyperlink>
+        </w:p>
+        <w:p>
+          <w:pPr>
+            <w:pStyle w:val="TOC2"/>
+            <w:tabs>
+              <w:tab w:val="right" w:leader="dot" w:pos="9061"/>
+            </w:tabs>
+            <w:rPr>
+              <w:rFonts w:asciiTheme="minorHAnsi" w:eastAsiaTheme="minorEastAsia" w:hAnsiTheme="minorHAnsi"/>
+              <w:noProof/>
+              <w:kern w:val="2"/>
+              <w:szCs w:val="24"/>
+              <w:lang w:val="en-US"/>
+              <w14:ligatures w14:val="standardContextual"/>
+            </w:rPr>
+          </w:pPr>
+          <w:hyperlink w:anchor="_Toc238847212" w:history="1">
+            <w:r>
+              <w:rPr>
+                <w:rStyle w:val="Hyperlink"/>
+                <w:noProof/>
+              </w:rPr>
+              <w:t>13.6 Увек монтирани фрагменти: nav и notifications</w:t>
+            </w:r>
+            <w:r>
+              <w:rPr>
+                <w:noProof/>
+                <w:webHidden/>
+              </w:rPr>
+              <w:tab/>
+            </w:r>
+            <w:r>
+              <w:rPr>
+                <w:noProof/>
+                <w:webHidden/>
+              </w:rPr>
+              <w:fldChar w:fldCharType="begin"/>
+            </w:r>
+            <w:r>
+              <w:rPr>
+                <w:noProof/>
+                <w:webHidden/>
+              </w:rPr>
+              <w:instrText xml:space="preserve"> PAGEREF _Toc238847212 \h </w:instrText>
+            </w:r>
+            <w:r>
+              <w:rPr>
+                <w:noProof/>
+                <w:webHidden/>
+              </w:rPr>
+            </w:r>
+            <w:r>
+              <w:rPr>
+                <w:noProof/>
+                <w:webHidden/>
+              </w:rPr>
+              <w:fldChar w:fldCharType="separate"/>
+            </w:r>
+            <w:r>
+              <w:rPr>
+                <w:noProof/>
+                <w:webHidden/>
+              </w:rPr>
+              <w:t>79</w:t>
+            </w:r>
+            <w:r>
+              <w:rPr>
+                <w:noProof/>
+                <w:webHidden/>
+              </w:rPr>
+              <w:fldChar w:fldCharType="end"/>
+            </w:r>
+          </w:hyperlink>
+        </w:p>
+        <w:p>
+          <w:pPr>
+            <w:pStyle w:val="TOC2"/>
+            <w:tabs>
+              <w:tab w:val="right" w:leader="dot" w:pos="9061"/>
+            </w:tabs>
+            <w:rPr>
+              <w:rFonts w:asciiTheme="minorHAnsi" w:eastAsiaTheme="minorEastAsia" w:hAnsiTheme="minorHAnsi"/>
+              <w:noProof/>
+              <w:kern w:val="2"/>
+              <w:szCs w:val="24"/>
+              <w:lang w:val="en-US"/>
+              <w14:ligatures w14:val="standardContextual"/>
+            </w:rPr>
+          </w:pPr>
+          <w:hyperlink w:anchor="_Toc238847213" w:history="1">
+            <w:r>
+              <w:rPr>
+                <w:rStyle w:val="Hyperlink"/>
+                <w:noProof/>
+              </w:rPr>
+              <w:t>13.7 Комуникација између фрагмената: изведени механизми</w:t>
+            </w:r>
+            <w:r>
+              <w:rPr>
+                <w:noProof/>
+                <w:webHidden/>
+              </w:rPr>
+              <w:tab/>
+            </w:r>
+            <w:r>
+              <w:rPr>
+                <w:noProof/>
+                <w:webHidden/>
+              </w:rPr>
+              <w:fldChar w:fldCharType="begin"/>
+            </w:r>
+            <w:r>
+              <w:rPr>
+                <w:noProof/>
+                <w:webHidden/>
+              </w:rPr>
+              <w:instrText xml:space="preserve"> PAGEREF _Toc238847213 \h </w:instrText>
+            </w:r>
+            <w:r>
+              <w:rPr>
+                <w:noProof/>
+                <w:webHidden/>
+              </w:rPr>
+            </w:r>
+            <w:r>
+              <w:rPr>
+                <w:noProof/>
+                <w:webHidden/>
+              </w:rPr>
+              <w:fldChar w:fldCharType="separate"/>
+            </w:r>
+            <w:r>
+              <w:rPr>
+                <w:noProof/>
+                <w:webHidden/>
+              </w:rPr>
+              <w:t>81</w:t>
+            </w:r>
+            <w:r>
+              <w:rPr>
+                <w:noProof/>
+                <w:webHidden/>
+              </w:rPr>
+              <w:fldChar w:fldCharType="end"/>
+            </w:r>
+          </w:hyperlink>
+        </w:p>
+        <w:p>
+          <w:pPr>
+            <w:pStyle w:val="TOC2"/>
+            <w:tabs>
+              <w:tab w:val="right" w:leader="dot" w:pos="9061"/>
+            </w:tabs>
+            <w:rPr>
+              <w:rFonts w:asciiTheme="minorHAnsi" w:eastAsiaTheme="minorEastAsia" w:hAnsiTheme="minorHAnsi"/>
+              <w:noProof/>
+              <w:kern w:val="2"/>
+              <w:szCs w:val="24"/>
+              <w:lang w:val="en-US"/>
+              <w14:ligatures w14:val="standardContextual"/>
+            </w:rPr>
+          </w:pPr>
+          <w:hyperlink w:anchor="_Toc238847214" w:history="1">
+            <w:r>
+              <w:rPr>
+                <w:rStyle w:val="Hyperlink"/>
+                <w:noProof/>
+              </w:rPr>
+              <w:t>13.8 Дизајн систем: једна изведба, четири окружења</w:t>
+            </w:r>
+            <w:r>
+              <w:rPr>
+                <w:noProof/>
+                <w:webHidden/>
+              </w:rPr>
+              <w:tab/>
+            </w:r>
+            <w:r>
+              <w:rPr>
+                <w:noProof/>
+                <w:webHidden/>
+              </w:rPr>
+              <w:fldChar w:fldCharType="begin"/>
+            </w:r>
+            <w:r>
+              <w:rPr>
+                <w:noProof/>
+                <w:webHidden/>
+              </w:rPr>
+              <w:instrText xml:space="preserve"> PAGEREF _Toc238847214 \h </w:instrText>
+            </w:r>
+            <w:r>
+              <w:rPr>
+                <w:noProof/>
+                <w:webHidden/>
+              </w:rPr>
+            </w:r>
+            <w:r>
+              <w:rPr>
+                <w:noProof/>
+                <w:webHidden/>
+              </w:rPr>
+              <w:fldChar w:fldCharType="separate"/>
+            </w:r>
+            <w:r>
+              <w:rPr>
+                <w:noProof/>
+                <w:webHidden/>
+              </w:rPr>
+              <w:t>84</w:t>
+            </w:r>
+            <w:r>
+              <w:rPr>
+                <w:noProof/>
+                <w:webHidden/>
+              </w:rPr>
+              <w:fldChar w:fldCharType="end"/>
+            </w:r>
+          </w:hyperlink>
+        </w:p>
+        <w:p>
+          <w:pPr>
+            <w:pStyle w:val="TOC2"/>
+            <w:tabs>
+              <w:tab w:val="right" w:leader="dot" w:pos="9061"/>
+            </w:tabs>
+            <w:rPr>
+              <w:rFonts w:asciiTheme="minorHAnsi" w:eastAsiaTheme="minorEastAsia" w:hAnsiTheme="minorHAnsi"/>
+              <w:noProof/>
+              <w:kern w:val="2"/>
+              <w:szCs w:val="24"/>
+              <w:lang w:val="en-US"/>
+              <w14:ligatures w14:val="standardContextual"/>
+            </w:rPr>
+          </w:pPr>
+          <w:hyperlink w:anchor="_Toc238847215" w:history="1">
+            <w:r>
+              <w:rPr>
+                <w:rStyle w:val="Hyperlink"/>
+                <w:noProof/>
+              </w:rPr>
+              <w:t>13.9 Дељено стање и заједнички приступ сервисима</w:t>
+            </w:r>
+            <w:r>
+              <w:rPr>
+                <w:noProof/>
+                <w:webHidden/>
+              </w:rPr>
+              <w:tab/>
+            </w:r>
+            <w:r>
+              <w:rPr>
+                <w:noProof/>
+                <w:webHidden/>
+              </w:rPr>
+              <w:fldChar w:fldCharType="begin"/>
+            </w:r>
+            <w:r>
+              <w:rPr>
+                <w:noProof/>
+                <w:webHidden/>
+              </w:rPr>
+              <w:instrText xml:space="preserve"> PAGEREF _Toc238847215 \h </w:instrText>
+            </w:r>
+            <w:r>
+              <w:rPr>
+                <w:noProof/>
+                <w:webHidden/>
+              </w:rPr>
+            </w:r>
+            <w:r>
+              <w:rPr>
+                <w:noProof/>
+                <w:webHidden/>
+              </w:rPr>
+              <w:fldChar w:fldCharType="separate"/>
+            </w:r>
+            <w:r>
+              <w:rPr>
+                <w:noProof/>
+                <w:webHidden/>
+              </w:rPr>
+              <w:t>87</w:t>
+            </w:r>
+            <w:r>
+              <w:rPr>
+                <w:noProof/>
+                <w:webHidden/>
+              </w:rPr>
+              <w:fldChar w:fldCharType="end"/>
+            </w:r>
+          </w:hyperlink>
+        </w:p>
+        <w:p>
+          <w:pPr>
+            <w:pStyle w:val="TOC2"/>
+            <w:tabs>
+              <w:tab w:val="right" w:leader="dot" w:pos="9061"/>
+            </w:tabs>
+            <w:rPr>
+              <w:rFonts w:asciiTheme="minorHAnsi" w:eastAsiaTheme="minorEastAsia" w:hAnsiTheme="minorHAnsi"/>
+              <w:noProof/>
+              <w:kern w:val="2"/>
+              <w:szCs w:val="24"/>
+              <w:lang w:val="en-US"/>
+              <w14:ligatures w14:val="standardContextual"/>
+            </w:rPr>
+          </w:pPr>
+          <w:hyperlink w:anchor="_Toc238847216" w:history="1">
+            <w:r>
+              <w:rPr>
+                <w:rStyle w:val="Hyperlink"/>
+                <w:noProof/>
+              </w:rPr>
+              <w:t>13.10 Вишеструки оквири као намерни оглед</w:t>
+            </w:r>
+            <w:r>
+              <w:rPr>
+                <w:noProof/>
+                <w:webHidden/>
+              </w:rPr>
+              <w:tab/>
+            </w:r>
+            <w:r>
+              <w:rPr>
+                <w:noProof/>
+                <w:webHidden/>
+              </w:rPr>
+              <w:fldChar w:fldCharType="begin"/>
+            </w:r>
+            <w:r>
+              <w:rPr>
+                <w:noProof/>
+                <w:webHidden/>
+              </w:rPr>
+              <w:instrText xml:space="preserve"> PAGEREF _Toc238847216 \h </w:instrText>
+            </w:r>
+            <w:r>
+              <w:rPr>
+                <w:noProof/>
+                <w:webHidden/>
+              </w:rPr>
+            </w:r>
+            <w:r>
+              <w:rPr>
+                <w:noProof/>
+                <w:webHidden/>
+              </w:rPr>
+              <w:fldChar w:fldCharType="separate"/>
+            </w:r>
+            <w:r>
+              <w:rPr>
+                <w:noProof/>
+                <w:webHidden/>
+              </w:rPr>
+              <w:t>87</w:t>
+            </w:r>
+            <w:r>
+              <w:rPr>
+                <w:noProof/>
+                <w:webHidden/>
+              </w:rPr>
+              <w:fldChar w:fldCharType="end"/>
+            </w:r>
+          </w:hyperlink>
+        </w:p>
+        <w:p>
+          <w:pPr>
+            <w:pStyle w:val="TOC2"/>
+            <w:tabs>
+              <w:tab w:val="right" w:leader="dot" w:pos="9061"/>
+            </w:tabs>
+            <w:rPr>
+              <w:rFonts w:asciiTheme="minorHAnsi" w:eastAsiaTheme="minorEastAsia" w:hAnsiTheme="minorHAnsi"/>
+              <w:noProof/>
+              <w:kern w:val="2"/>
+              <w:szCs w:val="24"/>
+              <w:lang w:val="en-US"/>
+              <w14:ligatures w14:val="standardContextual"/>
+            </w:rPr>
+          </w:pPr>
+          <w:hyperlink w:anchor="_Toc238847217" w:history="1">
+            <w:r>
+              <w:rPr>
+                <w:rStyle w:val="Hyperlink"/>
+                <w:noProof/>
+              </w:rPr>
+              <w:t>13.12 Остварене безбедносне мере</w:t>
+            </w:r>
+            <w:r>
+              <w:rPr>
+                <w:noProof/>
+                <w:webHidden/>
+              </w:rPr>
+              <w:tab/>
+            </w:r>
+            <w:r>
+              <w:rPr>
+                <w:noProof/>
+                <w:webHidden/>
+              </w:rPr>
+              <w:fldChar w:fldCharType="begin"/>
+            </w:r>
+            <w:r>
+              <w:rPr>
+                <w:noProof/>
+                <w:webHidden/>
+              </w:rPr>
+              <w:instrText xml:space="preserve"> PAGEREF _Toc238847217 \h </w:instrText>
+            </w:r>
+            <w:r>
+              <w:rPr>
+                <w:noProof/>
+                <w:webHidden/>
+              </w:rPr>
+            </w:r>
+            <w:r>
+              <w:rPr>
+                <w:noProof/>
+                <w:webHidden/>
+              </w:rPr>
+              <w:fldChar w:fldCharType="separate"/>
+            </w:r>
+            <w:r>
+              <w:rPr>
+                <w:noProof/>
+                <w:webHidden/>
+              </w:rPr>
+              <w:t>88</w:t>
             </w:r>
             <w:r>
               <w:rPr>
@@ -3883,13 +5789,13 @@
               <w14:ligatures w14:val="standardContextual"/>
             </w:rPr>
           </w:pPr>
-          <w:hyperlink w:anchor="_Toc238525314" w:history="1">
+          <w:hyperlink w:anchor="_Toc238847218" w:history="1">
             <w:r>
               <w:rPr>
                 <w:rStyle w:val="Hyperlink"/>
                 <w:noProof/>
               </w:rPr>
-              <w:t>9. Анти-патерни микрофронтенд архитектуре</w:t>
+              <w:t>15. Закључак</w:t>
             </w:r>
             <w:r>
               <w:rPr>
@@ -3910,7 +5816,7 @@
                 <w:noProof/>
                 <w:webHidden/>
               </w:rPr>
-              <w:instrText xml:space="preserve"> PAGEREF _Toc238525314 \h </w:instrText>
+              <w:instrText xml:space="preserve"> PAGEREF _Toc238847218 \h </w:instrText>
             </w:r>
             <w:r>
               <w:rPr>
@@ -3930,372 +5836,7 @@
                 <w:noProof/>
                 <w:webHidden/>
               </w:rPr>
-              <w:t>51</w:t>
-            </w:r>
-            <w:r>
-              <w:rPr>
-                <w:noProof/>
-                <w:webHidden/>
-              </w:rPr>
-              <w:fldChar w:fldCharType="end"/>
-            </w:r>
-          </w:hyperlink>
-        </w:p>
-        <w:p>
-          <w:pPr>
-            <w:pStyle w:val="TOC2"/>
-            <w:tabs>
-              <w:tab w:val="right" w:leader="dot" w:pos="9061"/>
-            </w:tabs>
-            <w:rPr>
-              <w:rFonts w:asciiTheme="minorHAnsi" w:eastAsiaTheme="minorEastAsia" w:hAnsiTheme="minorHAnsi"/>
-              <w:noProof/>
-              <w:kern w:val="2"/>
-              <w:szCs w:val="24"/>
-              <w:lang w:val="en-US"/>
-              <w14:ligatures w14:val="standardContextual"/>
-            </w:rPr>
-          </w:pPr>
-          <w:hyperlink w:anchor="_Toc238525315" w:history="1">
-            <w:r>
-              <w:rPr>
-                <w:rStyle w:val="Hyperlink"/>
-                <w:noProof/>
-              </w:rPr>
-              <w:t>9.1 Погрешна гранулација: микрофронтенд или компонента</w:t>
-            </w:r>
-            <w:r>
-              <w:rPr>
-                <w:noProof/>
-                <w:webHidden/>
-              </w:rPr>
-              <w:tab/>
-            </w:r>
-            <w:r>
-              <w:rPr>
-                <w:noProof/>
-                <w:webHidden/>
-              </w:rPr>
-              <w:fldChar w:fldCharType="begin"/>
-            </w:r>
-            <w:r>
-              <w:rPr>
-                <w:noProof/>
-                <w:webHidden/>
-              </w:rPr>
-              <w:instrText xml:space="preserve"> PAGEREF _Toc238525315 \h </w:instrText>
-            </w:r>
-            <w:r>
-              <w:rPr>
-                <w:noProof/>
-                <w:webHidden/>
-              </w:rPr>
-            </w:r>
-            <w:r>
-              <w:rPr>
-                <w:noProof/>
-                <w:webHidden/>
-              </w:rPr>
-              <w:fldChar w:fldCharType="separate"/>
-            </w:r>
-            <w:r>
-              <w:rPr>
-                <w:noProof/>
-                <w:webHidden/>
-              </w:rPr>
-              <w:t>51</w:t>
-            </w:r>
-            <w:r>
-              <w:rPr>
-                <w:noProof/>
-                <w:webHidden/>
-              </w:rPr>
-              <w:fldChar w:fldCharType="end"/>
-            </w:r>
-          </w:hyperlink>
-        </w:p>
-        <w:p>
-          <w:pPr>
-            <w:pStyle w:val="TOC2"/>
-            <w:tabs>
-              <w:tab w:val="right" w:leader="dot" w:pos="9061"/>
-            </w:tabs>
-            <w:rPr>
-              <w:rFonts w:asciiTheme="minorHAnsi" w:eastAsiaTheme="minorEastAsia" w:hAnsiTheme="minorHAnsi"/>
-              <w:noProof/>
-              <w:kern w:val="2"/>
-              <w:szCs w:val="24"/>
-              <w:lang w:val="en-US"/>
-              <w14:ligatures w14:val="standardContextual"/>
-            </w:rPr>
-          </w:pPr>
-          <w:hyperlink w:anchor="_Toc238525316" w:history="1">
-            <w:r>
-              <w:rPr>
-                <w:rStyle w:val="Hyperlink"/>
-                <w:noProof/>
-              </w:rPr>
-              <w:t>9.2 Дељење стања и двосмерна зависност</w:t>
-            </w:r>
-            <w:r>
-              <w:rPr>
-                <w:noProof/>
-                <w:webHidden/>
-              </w:rPr>
-              <w:tab/>
-            </w:r>
-            <w:r>
-              <w:rPr>
-                <w:noProof/>
-                <w:webHidden/>
-              </w:rPr>
-              <w:fldChar w:fldCharType="begin"/>
-            </w:r>
-            <w:r>
-              <w:rPr>
-                <w:noProof/>
-                <w:webHidden/>
-              </w:rPr>
-              <w:instrText xml:space="preserve"> PAGEREF _Toc238525316 \h </w:instrText>
-            </w:r>
-            <w:r>
-              <w:rPr>
-                <w:noProof/>
-                <w:webHidden/>
-              </w:rPr>
-            </w:r>
-            <w:r>
-              <w:rPr>
-                <w:noProof/>
-                <w:webHidden/>
-              </w:rPr>
-              <w:fldChar w:fldCharType="separate"/>
-            </w:r>
-            <w:r>
-              <w:rPr>
-                <w:noProof/>
-                <w:webHidden/>
-              </w:rPr>
-              <w:t>52</w:t>
-            </w:r>
-            <w:r>
-              <w:rPr>
-                <w:noProof/>
-                <w:webHidden/>
-              </w:rPr>
-              <w:fldChar w:fldCharType="end"/>
-            </w:r>
-          </w:hyperlink>
-        </w:p>
-        <w:p>
-          <w:pPr>
-            <w:pStyle w:val="TOC2"/>
-            <w:tabs>
-              <w:tab w:val="right" w:leader="dot" w:pos="9061"/>
-            </w:tabs>
-            <w:rPr>
-              <w:rFonts w:asciiTheme="minorHAnsi" w:eastAsiaTheme="minorEastAsia" w:hAnsiTheme="minorHAnsi"/>
-              <w:noProof/>
-              <w:kern w:val="2"/>
-              <w:szCs w:val="24"/>
-              <w:lang w:val="en-US"/>
-              <w14:ligatures w14:val="standardContextual"/>
-            </w:rPr>
-          </w:pPr>
-          <w:hyperlink w:anchor="_Toc238525317" w:history="1">
-            <w:r>
-              <w:rPr>
-                <w:rStyle w:val="Hyperlink"/>
-                <w:noProof/>
-              </w:rPr>
-              <w:t>9.3 Анархија: вишеструки оквири без механизама управљања</w:t>
-            </w:r>
-            <w:r>
-              <w:rPr>
-                <w:noProof/>
-                <w:webHidden/>
-              </w:rPr>
-              <w:tab/>
-            </w:r>
-            <w:r>
-              <w:rPr>
-                <w:noProof/>
-                <w:webHidden/>
-              </w:rPr>
-              <w:fldChar w:fldCharType="begin"/>
-            </w:r>
-            <w:r>
-              <w:rPr>
-                <w:noProof/>
-                <w:webHidden/>
-              </w:rPr>
-              <w:instrText xml:space="preserve"> PAGEREF _Toc238525317 \h </w:instrText>
-            </w:r>
-            <w:r>
-              <w:rPr>
-                <w:noProof/>
-                <w:webHidden/>
-              </w:rPr>
-            </w:r>
-            <w:r>
-              <w:rPr>
-                <w:noProof/>
-                <w:webHidden/>
-              </w:rPr>
-              <w:fldChar w:fldCharType="separate"/>
-            </w:r>
-            <w:r>
-              <w:rPr>
-                <w:noProof/>
-                <w:webHidden/>
-              </w:rPr>
-              <w:t>52</w:t>
-            </w:r>
-            <w:r>
-              <w:rPr>
-                <w:noProof/>
-                <w:webHidden/>
-              </w:rPr>
-              <w:fldChar w:fldCharType="end"/>
-            </w:r>
-          </w:hyperlink>
-        </w:p>
-        <w:p>
-          <w:pPr>
-            <w:pStyle w:val="TOC2"/>
-            <w:tabs>
-              <w:tab w:val="right" w:leader="dot" w:pos="9061"/>
-            </w:tabs>
-            <w:rPr>
-              <w:rFonts w:asciiTheme="minorHAnsi" w:eastAsiaTheme="minorEastAsia" w:hAnsiTheme="minorHAnsi"/>
-              <w:noProof/>
-              <w:kern w:val="2"/>
-              <w:szCs w:val="24"/>
-              <w:lang w:val="en-US"/>
-              <w14:ligatures w14:val="standardContextual"/>
-            </w:rPr>
-          </w:pPr>
-          <w:hyperlink w:anchor="_Toc238525318" w:history="1">
-            <w:r>
-              <w:rPr>
-                <w:rStyle w:val="Hyperlink"/>
-                <w:noProof/>
-              </w:rPr>
-              <w:t>9.4 Недостатак слоја против корупције и преурањена апстракција</w:t>
-            </w:r>
-            <w:r>
-              <w:rPr>
-                <w:noProof/>
-                <w:webHidden/>
-              </w:rPr>
-              <w:tab/>
-            </w:r>
-            <w:r>
-              <w:rPr>
-                <w:noProof/>
-                <w:webHidden/>
-              </w:rPr>
-              <w:fldChar w:fldCharType="begin"/>
-            </w:r>
-            <w:r>
-              <w:rPr>
-                <w:noProof/>
-                <w:webHidden/>
-              </w:rPr>
-              <w:instrText xml:space="preserve"> PAGEREF _Toc238525318 \h </w:instrText>
-            </w:r>
-            <w:r>
-              <w:rPr>
-                <w:noProof/>
-                <w:webHidden/>
-              </w:rPr>
-            </w:r>
-            <w:r>
-              <w:rPr>
-                <w:noProof/>
-                <w:webHidden/>
-              </w:rPr>
-              <w:fldChar w:fldCharType="separate"/>
-            </w:r>
-            <w:r>
-              <w:rPr>
-                <w:noProof/>
-                <w:webHidden/>
-              </w:rPr>
-              <w:t>53</w:t>
-            </w:r>
-            <w:r>
-              <w:rPr>
-                <w:noProof/>
-                <w:webHidden/>
-              </w:rPr>
-              <w:fldChar w:fldCharType="end"/>
-            </w:r>
-          </w:hyperlink>
-        </w:p>
-        <w:p>
-          <w:pPr>
-            <w:pStyle w:val="TOC2"/>
-            <w:tabs>
-              <w:tab w:val="right" w:leader="dot" w:pos="9061"/>
-            </w:tabs>
-            <w:rPr>
-              <w:rFonts w:asciiTheme="minorHAnsi" w:eastAsiaTheme="minorEastAsia" w:hAnsiTheme="minorHAnsi"/>
-              <w:noProof/>
-              <w:kern w:val="2"/>
-              <w:szCs w:val="24"/>
-              <w:lang w:val="en-US"/>
-              <w14:ligatures w14:val="standardContextual"/>
-            </w:rPr>
-          </w:pPr>
-          <w:hyperlink w:anchor="_Toc238525319" w:history="1">
-            <w:r>
-              <w:rPr>
-                <w:rStyle w:val="Hyperlink"/>
-                <w:noProof/>
-              </w:rPr>
-              <w:t>9.5 Вишеструки позиви ка бекенду</w:t>
-            </w:r>
-            <w:r>
-              <w:rPr>
-                <w:noProof/>
-                <w:webHidden/>
-              </w:rPr>
-              <w:tab/>
-            </w:r>
-            <w:r>
-              <w:rPr>
-                <w:noProof/>
-                <w:webHidden/>
-              </w:rPr>
-              <w:fldChar w:fldCharType="begin"/>
-            </w:r>
-            <w:r>
-              <w:rPr>
-                <w:noProof/>
-                <w:webHidden/>
-              </w:rPr>
-              <w:instrText xml:space="preserve"> PAGEREF _Toc238525319 \h </w:instrText>
-            </w:r>
-            <w:r>
-              <w:rPr>
-                <w:noProof/>
-                <w:webHidden/>
-              </w:rPr>
-            </w:r>
-            <w:r>
-              <w:rPr>
-                <w:noProof/>
-                <w:webHidden/>
-              </w:rPr>
-              <w:fldChar w:fldCharType="separate"/>
-            </w:r>
-            <w:r>
-              <w:rPr>
-                <w:noProof/>
-                <w:webHidden/>
-              </w:rPr>
-              <w:t>53</w:t>
+              <w:t>89</w:t>
             </w:r>
             <w:r>
               <w:rPr>
@@ -4321,13 +5862,13 @@
               <w14:ligatures w14:val="standardContextual"/>
             </w:rPr>
           </w:pPr>
-          <w:hyperlink w:anchor="_Toc238525320" w:history="1">
+          <w:hyperlink w:anchor="_Toc238847219" w:history="1">
             <w:r>
               <w:rPr>
                 <w:rStyle w:val="Hyperlink"/>
                 <w:noProof/>
               </w:rPr>
-              <w:t>10. Анализа проблема истраживања</w:t>
+              <w:t>Литература</w:t>
             </w:r>
             <w:r>
               <w:rPr>
@@ -4348,7 +5889,7 @@
                 <w:noProof/>
                 <w:webHidden/>
               </w:rPr>
-              <w:instrText xml:space="preserve"> PAGEREF _Toc238525320 \h </w:instrText>
+              <w:instrText xml:space="preserve"> PAGEREF _Toc238847219 \h </w:instrText>
             </w:r>
             <w:r>
               <w:rPr>
@@ -4368,1978 +5909,7 @@
                 <w:noProof/>
                 <w:webHidden/>
               </w:rPr>
-              <w:t>55</w:t>
-            </w:r>
-            <w:r>
-              <w:rPr>
-                <w:noProof/>
-                <w:webHidden/>
-              </w:rPr>
-              <w:fldChar w:fldCharType="end"/>
-            </w:r>
-          </w:hyperlink>
-        </w:p>
-        <w:p>
-          <w:pPr>
-            <w:pStyle w:val="TOC2"/>
-            <w:tabs>
-              <w:tab w:val="right" w:leader="dot" w:pos="9061"/>
-            </w:tabs>
-            <w:rPr>
-              <w:rFonts w:asciiTheme="minorHAnsi" w:eastAsiaTheme="minorEastAsia" w:hAnsiTheme="minorHAnsi"/>
-              <w:noProof/>
-              <w:kern w:val="2"/>
-              <w:szCs w:val="24"/>
-              <w:lang w:val="en-US"/>
-              <w14:ligatures w14:val="standardContextual"/>
-            </w:rPr>
-          </w:pPr>
-          <w:hyperlink w:anchor="_Toc238525321" w:history="1">
-            <w:r>
-              <w:rPr>
-                <w:rStyle w:val="Hyperlink"/>
-                <w:noProof/>
-              </w:rPr>
-              <w:t>10.1 Домен, корисници и радни ток лекара</w:t>
-            </w:r>
-            <w:r>
-              <w:rPr>
-                <w:noProof/>
-                <w:webHidden/>
-              </w:rPr>
-              <w:tab/>
-            </w:r>
-            <w:r>
-              <w:rPr>
-                <w:noProof/>
-                <w:webHidden/>
-              </w:rPr>
-              <w:fldChar w:fldCharType="begin"/>
-            </w:r>
-            <w:r>
-              <w:rPr>
-                <w:noProof/>
-                <w:webHidden/>
-              </w:rPr>
-              <w:instrText xml:space="preserve"> PAGEREF _Toc238525321 \h </w:instrText>
-            </w:r>
-            <w:r>
-              <w:rPr>
-                <w:noProof/>
-                <w:webHidden/>
-              </w:rPr>
-            </w:r>
-            <w:r>
-              <w:rPr>
-                <w:noProof/>
-                <w:webHidden/>
-              </w:rPr>
-              <w:fldChar w:fldCharType="separate"/>
-            </w:r>
-            <w:r>
-              <w:rPr>
-                <w:noProof/>
-                <w:webHidden/>
-              </w:rPr>
-              <w:t>55</w:t>
-            </w:r>
-            <w:r>
-              <w:rPr>
-                <w:noProof/>
-                <w:webHidden/>
-              </w:rPr>
-              <w:fldChar w:fldCharType="end"/>
-            </w:r>
-          </w:hyperlink>
-        </w:p>
-        <w:p>
-          <w:pPr>
-            <w:pStyle w:val="TOC2"/>
-            <w:tabs>
-              <w:tab w:val="right" w:leader="dot" w:pos="9061"/>
-            </w:tabs>
-            <w:rPr>
-              <w:rFonts w:asciiTheme="minorHAnsi" w:eastAsiaTheme="minorEastAsia" w:hAnsiTheme="minorHAnsi"/>
-              <w:noProof/>
-              <w:kern w:val="2"/>
-              <w:szCs w:val="24"/>
-              <w:lang w:val="en-US"/>
-              <w14:ligatures w14:val="standardContextual"/>
-            </w:rPr>
-          </w:pPr>
-          <w:hyperlink w:anchor="_Toc238525322" w:history="1">
-            <w:r>
-              <w:rPr>
-                <w:rStyle w:val="Hyperlink"/>
-                <w:noProof/>
-              </w:rPr>
-              <w:t>10.2 Функционални захтеви</w:t>
-            </w:r>
-            <w:r>
-              <w:rPr>
-                <w:noProof/>
-                <w:webHidden/>
-              </w:rPr>
-              <w:tab/>
-            </w:r>
-            <w:r>
-              <w:rPr>
-                <w:noProof/>
-                <w:webHidden/>
-              </w:rPr>
-              <w:fldChar w:fldCharType="begin"/>
-            </w:r>
-            <w:r>
-              <w:rPr>
-                <w:noProof/>
-                <w:webHidden/>
-              </w:rPr>
-              <w:instrText xml:space="preserve"> PAGEREF _Toc238525322 \h </w:instrText>
-            </w:r>
-            <w:r>
-              <w:rPr>
-                <w:noProof/>
-                <w:webHidden/>
-              </w:rPr>
-            </w:r>
-            <w:r>
-              <w:rPr>
-                <w:noProof/>
-                <w:webHidden/>
-              </w:rPr>
-              <w:fldChar w:fldCharType="separate"/>
-            </w:r>
-            <w:r>
-              <w:rPr>
-                <w:noProof/>
-                <w:webHidden/>
-              </w:rPr>
-              <w:t>57</w:t>
-            </w:r>
-            <w:r>
-              <w:rPr>
-                <w:noProof/>
-                <w:webHidden/>
-              </w:rPr>
-              <w:fldChar w:fldCharType="end"/>
-            </w:r>
-          </w:hyperlink>
-        </w:p>
-        <w:p>
-          <w:pPr>
-            <w:pStyle w:val="TOC2"/>
-            <w:tabs>
-              <w:tab w:val="right" w:leader="dot" w:pos="9061"/>
-            </w:tabs>
-            <w:rPr>
-              <w:rFonts w:asciiTheme="minorHAnsi" w:eastAsiaTheme="minorEastAsia" w:hAnsiTheme="minorHAnsi"/>
-              <w:noProof/>
-              <w:kern w:val="2"/>
-              <w:szCs w:val="24"/>
-              <w:lang w:val="en-US"/>
-              <w14:ligatures w14:val="standardContextual"/>
-            </w:rPr>
-          </w:pPr>
-          <w:hyperlink w:anchor="_Toc238525323" w:history="1">
-            <w:r>
-              <w:rPr>
-                <w:rStyle w:val="Hyperlink"/>
-                <w:noProof/>
-              </w:rPr>
-              <w:t>10.3 Нефункционални захтеви</w:t>
-            </w:r>
-            <w:r>
-              <w:rPr>
-                <w:noProof/>
-                <w:webHidden/>
-              </w:rPr>
-              <w:tab/>
-            </w:r>
-            <w:r>
-              <w:rPr>
-                <w:noProof/>
-                <w:webHidden/>
-              </w:rPr>
-              <w:fldChar w:fldCharType="begin"/>
-            </w:r>
-            <w:r>
-              <w:rPr>
-                <w:noProof/>
-                <w:webHidden/>
-              </w:rPr>
-              <w:instrText xml:space="preserve"> PAGEREF _Toc238525323 \h </w:instrText>
-            </w:r>
-            <w:r>
-              <w:rPr>
-                <w:noProof/>
-                <w:webHidden/>
-              </w:rPr>
-            </w:r>
-            <w:r>
-              <w:rPr>
-                <w:noProof/>
-                <w:webHidden/>
-              </w:rPr>
-              <w:fldChar w:fldCharType="separate"/>
-            </w:r>
-            <w:r>
-              <w:rPr>
-                <w:noProof/>
-                <w:webHidden/>
-              </w:rPr>
-              <w:t>59</w:t>
-            </w:r>
-            <w:r>
-              <w:rPr>
-                <w:noProof/>
-                <w:webHidden/>
-              </w:rPr>
-              <w:fldChar w:fldCharType="end"/>
-            </w:r>
-          </w:hyperlink>
-        </w:p>
-        <w:p>
-          <w:pPr>
-            <w:pStyle w:val="TOC2"/>
-            <w:tabs>
-              <w:tab w:val="right" w:leader="dot" w:pos="9061"/>
-            </w:tabs>
-            <w:rPr>
-              <w:rFonts w:asciiTheme="minorHAnsi" w:eastAsiaTheme="minorEastAsia" w:hAnsiTheme="minorHAnsi"/>
-              <w:noProof/>
-              <w:kern w:val="2"/>
-              <w:szCs w:val="24"/>
-              <w:lang w:val="en-US"/>
-              <w14:ligatures w14:val="standardContextual"/>
-            </w:rPr>
-          </w:pPr>
-          <w:hyperlink w:anchor="_Toc238525324" w:history="1">
-            <w:r>
-              <w:rPr>
-                <w:rStyle w:val="Hyperlink"/>
-                <w:noProof/>
-              </w:rPr>
-              <w:t>10.4 Идентификација поддомена и ограничених контекста</w:t>
-            </w:r>
-            <w:r>
-              <w:rPr>
-                <w:noProof/>
-                <w:webHidden/>
-              </w:rPr>
-              <w:tab/>
-            </w:r>
-            <w:r>
-              <w:rPr>
-                <w:noProof/>
-                <w:webHidden/>
-              </w:rPr>
-              <w:fldChar w:fldCharType="begin"/>
-            </w:r>
-            <w:r>
-              <w:rPr>
-                <w:noProof/>
-                <w:webHidden/>
-              </w:rPr>
-              <w:instrText xml:space="preserve"> PAGEREF _Toc238525324 \h </w:instrText>
-            </w:r>
-            <w:r>
-              <w:rPr>
-                <w:noProof/>
-                <w:webHidden/>
-              </w:rPr>
-            </w:r>
-            <w:r>
-              <w:rPr>
-                <w:noProof/>
-                <w:webHidden/>
-              </w:rPr>
-              <w:fldChar w:fldCharType="separate"/>
-            </w:r>
-            <w:r>
-              <w:rPr>
-                <w:noProof/>
-                <w:webHidden/>
-              </w:rPr>
-              <w:t>60</w:t>
-            </w:r>
-            <w:r>
-              <w:rPr>
-                <w:noProof/>
-                <w:webHidden/>
-              </w:rPr>
-              <w:fldChar w:fldCharType="end"/>
-            </w:r>
-          </w:hyperlink>
-        </w:p>
-        <w:p>
-          <w:pPr>
-            <w:pStyle w:val="TOC2"/>
-            <w:tabs>
-              <w:tab w:val="right" w:leader="dot" w:pos="9061"/>
-            </w:tabs>
-            <w:rPr>
-              <w:rFonts w:asciiTheme="minorHAnsi" w:eastAsiaTheme="minorEastAsia" w:hAnsiTheme="minorHAnsi"/>
-              <w:noProof/>
-              <w:kern w:val="2"/>
-              <w:szCs w:val="24"/>
-              <w:lang w:val="en-US"/>
-              <w14:ligatures w14:val="standardContextual"/>
-            </w:rPr>
-          </w:pPr>
-          <w:hyperlink w:anchor="_Toc238525325" w:history="1">
-            <w:r>
-              <w:rPr>
-                <w:rStyle w:val="Hyperlink"/>
-                <w:noProof/>
-              </w:rPr>
-              <w:t>10.5 Ограничења монолитног фронтенда у посматраном домену</w:t>
-            </w:r>
-            <w:r>
-              <w:rPr>
-                <w:noProof/>
-                <w:webHidden/>
-              </w:rPr>
-              <w:tab/>
-            </w:r>
-            <w:r>
-              <w:rPr>
-                <w:noProof/>
-                <w:webHidden/>
-              </w:rPr>
-              <w:fldChar w:fldCharType="begin"/>
-            </w:r>
-            <w:r>
-              <w:rPr>
-                <w:noProof/>
-                <w:webHidden/>
-              </w:rPr>
-              <w:instrText xml:space="preserve"> PAGEREF _Toc238525325 \h </w:instrText>
-            </w:r>
-            <w:r>
-              <w:rPr>
-                <w:noProof/>
-                <w:webHidden/>
-              </w:rPr>
-            </w:r>
-            <w:r>
-              <w:rPr>
-                <w:noProof/>
-                <w:webHidden/>
-              </w:rPr>
-              <w:fldChar w:fldCharType="separate"/>
-            </w:r>
-            <w:r>
-              <w:rPr>
-                <w:noProof/>
-                <w:webHidden/>
-              </w:rPr>
-              <w:t>61</w:t>
-            </w:r>
-            <w:r>
-              <w:rPr>
-                <w:noProof/>
-                <w:webHidden/>
-              </w:rPr>
-              <w:fldChar w:fldCharType="end"/>
-            </w:r>
-          </w:hyperlink>
-        </w:p>
-        <w:p>
-          <w:pPr>
-            <w:pStyle w:val="TOC2"/>
-            <w:tabs>
-              <w:tab w:val="right" w:leader="dot" w:pos="9061"/>
-            </w:tabs>
-            <w:rPr>
-              <w:rFonts w:asciiTheme="minorHAnsi" w:eastAsiaTheme="minorEastAsia" w:hAnsiTheme="minorHAnsi"/>
-              <w:noProof/>
-              <w:kern w:val="2"/>
-              <w:szCs w:val="24"/>
-              <w:lang w:val="en-US"/>
-              <w14:ligatures w14:val="standardContextual"/>
-            </w:rPr>
-          </w:pPr>
-          <w:hyperlink w:anchor="_Toc238525326" w:history="1">
-            <w:r>
-              <w:rPr>
-                <w:rStyle w:val="Hyperlink"/>
-                <w:noProof/>
-              </w:rPr>
-              <w:t>10.6 Захтеви поверљивости и трага приступа медицинским подацима</w:t>
-            </w:r>
-            <w:r>
-              <w:rPr>
-                <w:noProof/>
-                <w:webHidden/>
-              </w:rPr>
-              <w:tab/>
-            </w:r>
-            <w:r>
-              <w:rPr>
-                <w:noProof/>
-                <w:webHidden/>
-              </w:rPr>
-              <w:fldChar w:fldCharType="begin"/>
-            </w:r>
-            <w:r>
-              <w:rPr>
-                <w:noProof/>
-                <w:webHidden/>
-              </w:rPr>
-              <w:instrText xml:space="preserve"> PAGEREF _Toc238525326 \h </w:instrText>
-            </w:r>
-            <w:r>
-              <w:rPr>
-                <w:noProof/>
-                <w:webHidden/>
-              </w:rPr>
-            </w:r>
-            <w:r>
-              <w:rPr>
-                <w:noProof/>
-                <w:webHidden/>
-              </w:rPr>
-              <w:fldChar w:fldCharType="separate"/>
-            </w:r>
-            <w:r>
-              <w:rPr>
-                <w:noProof/>
-                <w:webHidden/>
-              </w:rPr>
-              <w:t>62</w:t>
-            </w:r>
-            <w:r>
-              <w:rPr>
-                <w:noProof/>
-                <w:webHidden/>
-              </w:rPr>
-              <w:fldChar w:fldCharType="end"/>
-            </w:r>
-          </w:hyperlink>
-        </w:p>
-        <w:p>
-          <w:pPr>
-            <w:pStyle w:val="TOC1"/>
-            <w:tabs>
-              <w:tab w:val="right" w:leader="dot" w:pos="9061"/>
-            </w:tabs>
-            <w:rPr>
-              <w:rFonts w:asciiTheme="minorHAnsi" w:eastAsiaTheme="minorEastAsia" w:hAnsiTheme="minorHAnsi"/>
-              <w:noProof/>
-              <w:kern w:val="2"/>
-              <w:szCs w:val="24"/>
-              <w:lang w:val="en-US"/>
-              <w14:ligatures w14:val="standardContextual"/>
-            </w:rPr>
-          </w:pPr>
-          <w:hyperlink w:anchor="_Toc238525327" w:history="1">
-            <w:r>
-              <w:rPr>
-                <w:rStyle w:val="Hyperlink"/>
-                <w:noProof/>
-              </w:rPr>
-              <w:t>12. Архитектура решења</w:t>
-            </w:r>
-            <w:r>
-              <w:rPr>
-                <w:noProof/>
-                <w:webHidden/>
-              </w:rPr>
-              <w:tab/>
-            </w:r>
-            <w:r>
-              <w:rPr>
-                <w:noProof/>
-                <w:webHidden/>
-              </w:rPr>
-              <w:fldChar w:fldCharType="begin"/>
-            </w:r>
-            <w:r>
-              <w:rPr>
-                <w:noProof/>
-                <w:webHidden/>
-              </w:rPr>
-              <w:instrText xml:space="preserve"> PAGEREF _Toc238525327 \h </w:instrText>
-            </w:r>
-            <w:r>
-              <w:rPr>
-                <w:noProof/>
-                <w:webHidden/>
-              </w:rPr>
-            </w:r>
-            <w:r>
-              <w:rPr>
-                <w:noProof/>
-                <w:webHidden/>
-              </w:rPr>
-              <w:fldChar w:fldCharType="separate"/>
-            </w:r>
-            <w:r>
-              <w:rPr>
-                <w:noProof/>
-                <w:webHidden/>
-              </w:rPr>
-              <w:t>64</w:t>
-            </w:r>
-            <w:r>
-              <w:rPr>
-                <w:noProof/>
-                <w:webHidden/>
-              </w:rPr>
-              <w:fldChar w:fldCharType="end"/>
-            </w:r>
-          </w:hyperlink>
-        </w:p>
-        <w:p>
-          <w:pPr>
-            <w:pStyle w:val="TOC2"/>
-            <w:tabs>
-              <w:tab w:val="right" w:leader="dot" w:pos="9061"/>
-            </w:tabs>
-            <w:rPr>
-              <w:rFonts w:asciiTheme="minorHAnsi" w:eastAsiaTheme="minorEastAsia" w:hAnsiTheme="minorHAnsi"/>
-              <w:noProof/>
-              <w:kern w:val="2"/>
-              <w:szCs w:val="24"/>
-              <w:lang w:val="en-US"/>
-              <w14:ligatures w14:val="standardContextual"/>
-            </w:rPr>
-          </w:pPr>
-          <w:hyperlink w:anchor="_Toc238525328" w:history="1">
-            <w:r>
-              <w:rPr>
-                <w:rStyle w:val="Hyperlink"/>
-                <w:noProof/>
-              </w:rPr>
-              <w:t>12.1 Примена оквира за одлучивање: дефинисање граница фрагмената</w:t>
-            </w:r>
-            <w:r>
-              <w:rPr>
-                <w:noProof/>
-                <w:webHidden/>
-              </w:rPr>
-              <w:tab/>
-            </w:r>
-            <w:r>
-              <w:rPr>
-                <w:noProof/>
-                <w:webHidden/>
-              </w:rPr>
-              <w:fldChar w:fldCharType="begin"/>
-            </w:r>
-            <w:r>
-              <w:rPr>
-                <w:noProof/>
-                <w:webHidden/>
-              </w:rPr>
-              <w:instrText xml:space="preserve"> PAGEREF _Toc238525328 \h </w:instrText>
-            </w:r>
-            <w:r>
-              <w:rPr>
-                <w:noProof/>
-                <w:webHidden/>
-              </w:rPr>
-            </w:r>
-            <w:r>
-              <w:rPr>
-                <w:noProof/>
-                <w:webHidden/>
-              </w:rPr>
-              <w:fldChar w:fldCharType="separate"/>
-            </w:r>
-            <w:r>
-              <w:rPr>
-                <w:noProof/>
-                <w:webHidden/>
-              </w:rPr>
-              <w:t>64</w:t>
-            </w:r>
-            <w:r>
-              <w:rPr>
-                <w:noProof/>
-                <w:webHidden/>
-              </w:rPr>
-              <w:fldChar w:fldCharType="end"/>
-            </w:r>
-          </w:hyperlink>
-        </w:p>
-        <w:p>
-          <w:pPr>
-            <w:pStyle w:val="TOC2"/>
-            <w:tabs>
-              <w:tab w:val="right" w:leader="dot" w:pos="9061"/>
-            </w:tabs>
-            <w:rPr>
-              <w:rFonts w:asciiTheme="minorHAnsi" w:eastAsiaTheme="minorEastAsia" w:hAnsiTheme="minorHAnsi"/>
-              <w:noProof/>
-              <w:kern w:val="2"/>
-              <w:szCs w:val="24"/>
-              <w:lang w:val="en-US"/>
-              <w14:ligatures w14:val="standardContextual"/>
-            </w:rPr>
-          </w:pPr>
-          <w:hyperlink w:anchor="_Toc238525329" w:history="1">
-            <w:r>
-              <w:rPr>
-                <w:rStyle w:val="Hyperlink"/>
-                <w:noProof/>
-              </w:rPr>
-              <w:t>12.2 Композиција</w:t>
-            </w:r>
-            <w:r>
-              <w:rPr>
-                <w:noProof/>
-                <w:webHidden/>
-              </w:rPr>
-              <w:tab/>
-            </w:r>
-            <w:r>
-              <w:rPr>
-                <w:noProof/>
-                <w:webHidden/>
-              </w:rPr>
-              <w:fldChar w:fldCharType="begin"/>
-            </w:r>
-            <w:r>
-              <w:rPr>
-                <w:noProof/>
-                <w:webHidden/>
-              </w:rPr>
-              <w:instrText xml:space="preserve"> PAGEREF _Toc238525329 \h </w:instrText>
-            </w:r>
-            <w:r>
-              <w:rPr>
-                <w:noProof/>
-                <w:webHidden/>
-              </w:rPr>
-            </w:r>
-            <w:r>
-              <w:rPr>
-                <w:noProof/>
-                <w:webHidden/>
-              </w:rPr>
-              <w:fldChar w:fldCharType="separate"/>
-            </w:r>
-            <w:r>
-              <w:rPr>
-                <w:noProof/>
-                <w:webHidden/>
-              </w:rPr>
-              <w:t>64</w:t>
-            </w:r>
-            <w:r>
-              <w:rPr>
-                <w:noProof/>
-                <w:webHidden/>
-              </w:rPr>
-              <w:fldChar w:fldCharType="end"/>
-            </w:r>
-          </w:hyperlink>
-        </w:p>
-        <w:p>
-          <w:pPr>
-            <w:pStyle w:val="TOC2"/>
-            <w:tabs>
-              <w:tab w:val="right" w:leader="dot" w:pos="9061"/>
-            </w:tabs>
-            <w:rPr>
-              <w:rFonts w:asciiTheme="minorHAnsi" w:eastAsiaTheme="minorEastAsia" w:hAnsiTheme="minorHAnsi"/>
-              <w:noProof/>
-              <w:kern w:val="2"/>
-              <w:szCs w:val="24"/>
-              <w:lang w:val="en-US"/>
-              <w14:ligatures w14:val="standardContextual"/>
-            </w:rPr>
-          </w:pPr>
-          <w:hyperlink w:anchor="_Toc238525330" w:history="1">
-            <w:r>
-              <w:rPr>
-                <w:rStyle w:val="Hyperlink"/>
-                <w:noProof/>
-              </w:rPr>
-              <w:t>12.3 Рутирање: обмотач, табела рута, активационе функције</w:t>
-            </w:r>
-            <w:r>
-              <w:rPr>
-                <w:noProof/>
-                <w:webHidden/>
-              </w:rPr>
-              <w:tab/>
-            </w:r>
-            <w:r>
-              <w:rPr>
-                <w:noProof/>
-                <w:webHidden/>
-              </w:rPr>
-              <w:fldChar w:fldCharType="begin"/>
-            </w:r>
-            <w:r>
-              <w:rPr>
-                <w:noProof/>
-                <w:webHidden/>
-              </w:rPr>
-              <w:instrText xml:space="preserve"> PAGEREF _Toc238525330 \h </w:instrText>
-            </w:r>
-            <w:r>
-              <w:rPr>
-                <w:noProof/>
-                <w:webHidden/>
-              </w:rPr>
-            </w:r>
-            <w:r>
-              <w:rPr>
-                <w:noProof/>
-                <w:webHidden/>
-              </w:rPr>
-              <w:fldChar w:fldCharType="separate"/>
-            </w:r>
-            <w:r>
-              <w:rPr>
-                <w:noProof/>
-                <w:webHidden/>
-              </w:rPr>
-              <w:t>65</w:t>
-            </w:r>
-            <w:r>
-              <w:rPr>
-                <w:noProof/>
-                <w:webHidden/>
-              </w:rPr>
-              <w:fldChar w:fldCharType="end"/>
-            </w:r>
-          </w:hyperlink>
-        </w:p>
-        <w:p>
-          <w:pPr>
-            <w:pStyle w:val="TOC2"/>
-            <w:tabs>
-              <w:tab w:val="right" w:leader="dot" w:pos="9061"/>
-            </w:tabs>
-            <w:rPr>
-              <w:rFonts w:asciiTheme="minorHAnsi" w:eastAsiaTheme="minorEastAsia" w:hAnsiTheme="minorHAnsi"/>
-              <w:noProof/>
-              <w:kern w:val="2"/>
-              <w:szCs w:val="24"/>
-              <w:lang w:val="en-US"/>
-              <w14:ligatures w14:val="standardContextual"/>
-            </w:rPr>
-          </w:pPr>
-          <w:hyperlink w:anchor="_Toc238525331" w:history="1">
-            <w:r>
-              <w:rPr>
-                <w:rStyle w:val="Hyperlink"/>
-                <w:noProof/>
-              </w:rPr>
-              <w:t>12.4 Комуникација: типизирана магистрала догађаја</w:t>
-            </w:r>
-            <w:r>
-              <w:rPr>
-                <w:noProof/>
-                <w:webHidden/>
-              </w:rPr>
-              <w:tab/>
-            </w:r>
-            <w:r>
-              <w:rPr>
-                <w:noProof/>
-                <w:webHidden/>
-              </w:rPr>
-              <w:fldChar w:fldCharType="begin"/>
-            </w:r>
-            <w:r>
-              <w:rPr>
-                <w:noProof/>
-                <w:webHidden/>
-              </w:rPr>
-              <w:instrText xml:space="preserve"> PAGEREF _Toc238525331 \h </w:instrText>
-            </w:r>
-            <w:r>
-              <w:rPr>
-                <w:noProof/>
-                <w:webHidden/>
-              </w:rPr>
-            </w:r>
-            <w:r>
-              <w:rPr>
-                <w:noProof/>
-                <w:webHidden/>
-              </w:rPr>
-              <w:fldChar w:fldCharType="separate"/>
-            </w:r>
-            <w:r>
-              <w:rPr>
-                <w:noProof/>
-                <w:webHidden/>
-              </w:rPr>
-              <w:t>65</w:t>
-            </w:r>
-            <w:r>
-              <w:rPr>
-                <w:noProof/>
-                <w:webHidden/>
-              </w:rPr>
-              <w:fldChar w:fldCharType="end"/>
-            </w:r>
-          </w:hyperlink>
-        </w:p>
-        <w:p>
-          <w:pPr>
-            <w:pStyle w:val="TOC2"/>
-            <w:tabs>
-              <w:tab w:val="right" w:leader="dot" w:pos="9061"/>
-            </w:tabs>
-            <w:rPr>
-              <w:rFonts w:asciiTheme="minorHAnsi" w:eastAsiaTheme="minorEastAsia" w:hAnsiTheme="minorHAnsi"/>
-              <w:noProof/>
-              <w:kern w:val="2"/>
-              <w:szCs w:val="24"/>
-              <w:lang w:val="en-US"/>
-              <w14:ligatures w14:val="standardContextual"/>
-            </w:rPr>
-          </w:pPr>
-          <w:hyperlink w:anchor="_Toc238525332" w:history="1">
-            <w:r>
-              <w:rPr>
-                <w:rStyle w:val="Hyperlink"/>
-                <w:noProof/>
-              </w:rPr>
-              <w:t>12.5 Оквир за одлучивање</w:t>
-            </w:r>
-            <w:r>
-              <w:rPr>
-                <w:noProof/>
-                <w:webHidden/>
-              </w:rPr>
-              <w:tab/>
-            </w:r>
-            <w:r>
-              <w:rPr>
-                <w:noProof/>
-                <w:webHidden/>
-              </w:rPr>
-              <w:fldChar w:fldCharType="begin"/>
-            </w:r>
-            <w:r>
-              <w:rPr>
-                <w:noProof/>
-                <w:webHidden/>
-              </w:rPr>
-              <w:instrText xml:space="preserve"> PAGEREF _Toc238525332 \h </w:instrText>
-            </w:r>
-            <w:r>
-              <w:rPr>
-                <w:noProof/>
-                <w:webHidden/>
-              </w:rPr>
-            </w:r>
-            <w:r>
-              <w:rPr>
-                <w:noProof/>
-                <w:webHidden/>
-              </w:rPr>
-              <w:fldChar w:fldCharType="separate"/>
-            </w:r>
-            <w:r>
-              <w:rPr>
-                <w:noProof/>
-                <w:webHidden/>
-              </w:rPr>
-              <w:t>66</w:t>
-            </w:r>
-            <w:r>
-              <w:rPr>
-                <w:noProof/>
-                <w:webHidden/>
-              </w:rPr>
-              <w:fldChar w:fldCharType="end"/>
-            </w:r>
-          </w:hyperlink>
-        </w:p>
-        <w:p>
-          <w:pPr>
-            <w:pStyle w:val="TOC2"/>
-            <w:tabs>
-              <w:tab w:val="right" w:leader="dot" w:pos="9061"/>
-            </w:tabs>
-            <w:rPr>
-              <w:rFonts w:asciiTheme="minorHAnsi" w:eastAsiaTheme="minorEastAsia" w:hAnsiTheme="minorHAnsi"/>
-              <w:noProof/>
-              <w:kern w:val="2"/>
-              <w:szCs w:val="24"/>
-              <w:lang w:val="en-US"/>
-              <w14:ligatures w14:val="standardContextual"/>
-            </w:rPr>
-          </w:pPr>
-          <w:hyperlink w:anchor="_Toc238525333" w:history="1">
-            <w:r>
-              <w:rPr>
-                <w:rStyle w:val="Hyperlink"/>
-                <w:noProof/>
-              </w:rPr>
-              <w:t>12.6 Серверски слој</w:t>
-            </w:r>
-            <w:r>
-              <w:rPr>
-                <w:noProof/>
-                <w:webHidden/>
-              </w:rPr>
-              <w:tab/>
-            </w:r>
-            <w:r>
-              <w:rPr>
-                <w:noProof/>
-                <w:webHidden/>
-              </w:rPr>
-              <w:fldChar w:fldCharType="begin"/>
-            </w:r>
-            <w:r>
-              <w:rPr>
-                <w:noProof/>
-                <w:webHidden/>
-              </w:rPr>
-              <w:instrText xml:space="preserve"> PAGEREF _Toc238525333 \h </w:instrText>
-            </w:r>
-            <w:r>
-              <w:rPr>
-                <w:noProof/>
-                <w:webHidden/>
-              </w:rPr>
-            </w:r>
-            <w:r>
-              <w:rPr>
-                <w:noProof/>
-                <w:webHidden/>
-              </w:rPr>
-              <w:fldChar w:fldCharType="separate"/>
-            </w:r>
-            <w:r>
-              <w:rPr>
-                <w:noProof/>
-                <w:webHidden/>
-              </w:rPr>
-              <w:t>67</w:t>
-            </w:r>
-            <w:r>
-              <w:rPr>
-                <w:noProof/>
-                <w:webHidden/>
-              </w:rPr>
-              <w:fldChar w:fldCharType="end"/>
-            </w:r>
-          </w:hyperlink>
-        </w:p>
-        <w:p>
-          <w:pPr>
-            <w:pStyle w:val="TOC1"/>
-            <w:tabs>
-              <w:tab w:val="right" w:leader="dot" w:pos="9061"/>
-            </w:tabs>
-            <w:rPr>
-              <w:rFonts w:asciiTheme="minorHAnsi" w:eastAsiaTheme="minorEastAsia" w:hAnsiTheme="minorHAnsi"/>
-              <w:noProof/>
-              <w:kern w:val="2"/>
-              <w:szCs w:val="24"/>
-              <w:lang w:val="en-US"/>
-              <w14:ligatures w14:val="standardContextual"/>
-            </w:rPr>
-          </w:pPr>
-          <w:hyperlink w:anchor="_Toc238525334" w:history="1">
-            <w:r>
-              <w:rPr>
-                <w:rStyle w:val="Hyperlink"/>
-                <w:noProof/>
-              </w:rPr>
-              <w:t>13. Имплементација клијентског слоја</w:t>
-            </w:r>
-            <w:r>
-              <w:rPr>
-                <w:noProof/>
-                <w:webHidden/>
-              </w:rPr>
-              <w:tab/>
-            </w:r>
-            <w:r>
-              <w:rPr>
-                <w:noProof/>
-                <w:webHidden/>
-              </w:rPr>
-              <w:fldChar w:fldCharType="begin"/>
-            </w:r>
-            <w:r>
-              <w:rPr>
-                <w:noProof/>
-                <w:webHidden/>
-              </w:rPr>
-              <w:instrText xml:space="preserve"> PAGEREF _Toc238525334 \h </w:instrText>
-            </w:r>
-            <w:r>
-              <w:rPr>
-                <w:noProof/>
-                <w:webHidden/>
-              </w:rPr>
-            </w:r>
-            <w:r>
-              <w:rPr>
-                <w:noProof/>
-                <w:webHidden/>
-              </w:rPr>
-              <w:fldChar w:fldCharType="separate"/>
-            </w:r>
-            <w:r>
-              <w:rPr>
-                <w:noProof/>
-                <w:webHidden/>
-              </w:rPr>
-              <w:t>70</w:t>
-            </w:r>
-            <w:r>
-              <w:rPr>
-                <w:noProof/>
-                <w:webHidden/>
-              </w:rPr>
-              <w:fldChar w:fldCharType="end"/>
-            </w:r>
-          </w:hyperlink>
-        </w:p>
-        <w:p>
-          <w:pPr>
-            <w:pStyle w:val="TOC2"/>
-            <w:tabs>
-              <w:tab w:val="right" w:leader="dot" w:pos="9061"/>
-            </w:tabs>
-            <w:rPr>
-              <w:rFonts w:asciiTheme="minorHAnsi" w:eastAsiaTheme="minorEastAsia" w:hAnsiTheme="minorHAnsi"/>
-              <w:noProof/>
-              <w:kern w:val="2"/>
-              <w:szCs w:val="24"/>
-              <w:lang w:val="en-US"/>
-              <w14:ligatures w14:val="standardContextual"/>
-            </w:rPr>
-          </w:pPr>
-          <w:hyperlink w:anchor="_Toc238525335" w:history="1">
-            <w:r>
-              <w:rPr>
-                <w:rStyle w:val="Hyperlink"/>
-                <w:noProof/>
-              </w:rPr>
-              <w:t>13.1 Структура моно-репозиторијума и радни простори</w:t>
-            </w:r>
-            <w:r>
-              <w:rPr>
-                <w:noProof/>
-                <w:webHidden/>
-              </w:rPr>
-              <w:tab/>
-            </w:r>
-            <w:r>
-              <w:rPr>
-                <w:noProof/>
-                <w:webHidden/>
-              </w:rPr>
-              <w:fldChar w:fldCharType="begin"/>
-            </w:r>
-            <w:r>
-              <w:rPr>
-                <w:noProof/>
-                <w:webHidden/>
-              </w:rPr>
-              <w:instrText xml:space="preserve"> PAGEREF _Toc238525335 \h </w:instrText>
-            </w:r>
-            <w:r>
-              <w:rPr>
-                <w:noProof/>
-                <w:webHidden/>
-              </w:rPr>
-            </w:r>
-            <w:r>
-              <w:rPr>
-                <w:noProof/>
-                <w:webHidden/>
-              </w:rPr>
-              <w:fldChar w:fldCharType="separate"/>
-            </w:r>
-            <w:r>
-              <w:rPr>
-                <w:noProof/>
-                <w:webHidden/>
-              </w:rPr>
-              <w:t>70</w:t>
-            </w:r>
-            <w:r>
-              <w:rPr>
-                <w:noProof/>
-                <w:webHidden/>
-              </w:rPr>
-              <w:fldChar w:fldCharType="end"/>
-            </w:r>
-          </w:hyperlink>
-        </w:p>
-        <w:p>
-          <w:pPr>
-            <w:pStyle w:val="TOC2"/>
-            <w:tabs>
-              <w:tab w:val="right" w:leader="dot" w:pos="9061"/>
-            </w:tabs>
-            <w:rPr>
-              <w:rFonts w:asciiTheme="minorHAnsi" w:eastAsiaTheme="minorEastAsia" w:hAnsiTheme="minorHAnsi"/>
-              <w:noProof/>
-              <w:kern w:val="2"/>
-              <w:szCs w:val="24"/>
-              <w:lang w:val="en-US"/>
-              <w14:ligatures w14:val="standardContextual"/>
-            </w:rPr>
-          </w:pPr>
-          <w:hyperlink w:anchor="_Toc238525336" w:history="1">
-            <w:r>
-              <w:rPr>
-                <w:rStyle w:val="Hyperlink"/>
-                <w:noProof/>
-              </w:rPr>
-              <w:t>13.2 Апликација обмотач: рутирање, активационе функције, капија аутентификације</w:t>
-            </w:r>
-            <w:r>
-              <w:rPr>
-                <w:noProof/>
-                <w:webHidden/>
-              </w:rPr>
-              <w:tab/>
-            </w:r>
-            <w:r>
-              <w:rPr>
-                <w:noProof/>
-                <w:webHidden/>
-              </w:rPr>
-              <w:fldChar w:fldCharType="begin"/>
-            </w:r>
-            <w:r>
-              <w:rPr>
-                <w:noProof/>
-                <w:webHidden/>
-              </w:rPr>
-              <w:instrText xml:space="preserve"> PAGEREF _Toc238525336 \h </w:instrText>
-            </w:r>
-            <w:r>
-              <w:rPr>
-                <w:noProof/>
-                <w:webHidden/>
-              </w:rPr>
-            </w:r>
-            <w:r>
-              <w:rPr>
-                <w:noProof/>
-                <w:webHidden/>
-              </w:rPr>
-              <w:fldChar w:fldCharType="separate"/>
-            </w:r>
-            <w:r>
-              <w:rPr>
-                <w:noProof/>
-                <w:webHidden/>
-              </w:rPr>
-              <w:t>71</w:t>
-            </w:r>
-            <w:r>
-              <w:rPr>
-                <w:noProof/>
-                <w:webHidden/>
-              </w:rPr>
-              <w:fldChar w:fldCharType="end"/>
-            </w:r>
-          </w:hyperlink>
-        </w:p>
-        <w:p>
-          <w:pPr>
-            <w:pStyle w:val="TOC2"/>
-            <w:tabs>
-              <w:tab w:val="right" w:leader="dot" w:pos="9061"/>
-            </w:tabs>
-            <w:rPr>
-              <w:rFonts w:asciiTheme="minorHAnsi" w:eastAsiaTheme="minorEastAsia" w:hAnsiTheme="minorHAnsi"/>
-              <w:noProof/>
-              <w:kern w:val="2"/>
-              <w:szCs w:val="24"/>
-              <w:lang w:val="en-US"/>
-              <w14:ligatures w14:val="standardContextual"/>
-            </w:rPr>
-          </w:pPr>
-          <w:hyperlink w:anchor="_Toc238525337" w:history="1">
-            <w:r>
-              <w:rPr>
-                <w:rStyle w:val="Hyperlink"/>
-                <w:noProof/>
-              </w:rPr>
-              <w:t>13.3 Топологија микрофронтендова</w:t>
-            </w:r>
-            <w:r>
-              <w:rPr>
-                <w:noProof/>
-                <w:webHidden/>
-              </w:rPr>
-              <w:tab/>
-            </w:r>
-            <w:r>
-              <w:rPr>
-                <w:noProof/>
-                <w:webHidden/>
-              </w:rPr>
-              <w:fldChar w:fldCharType="begin"/>
-            </w:r>
-            <w:r>
-              <w:rPr>
-                <w:noProof/>
-                <w:webHidden/>
-              </w:rPr>
-              <w:instrText xml:space="preserve"> PAGEREF _Toc238525337 \h </w:instrText>
-            </w:r>
-            <w:r>
-              <w:rPr>
-                <w:noProof/>
-                <w:webHidden/>
-              </w:rPr>
-            </w:r>
-            <w:r>
-              <w:rPr>
-                <w:noProof/>
-                <w:webHidden/>
-              </w:rPr>
-              <w:fldChar w:fldCharType="separate"/>
-            </w:r>
-            <w:r>
-              <w:rPr>
-                <w:noProof/>
-                <w:webHidden/>
-              </w:rPr>
-              <w:t>73</w:t>
-            </w:r>
-            <w:r>
-              <w:rPr>
-                <w:noProof/>
-                <w:webHidden/>
-              </w:rPr>
-              <w:fldChar w:fldCharType="end"/>
-            </w:r>
-          </w:hyperlink>
-        </w:p>
-        <w:p>
-          <w:pPr>
-            <w:pStyle w:val="TOC2"/>
-            <w:tabs>
-              <w:tab w:val="right" w:leader="dot" w:pos="9061"/>
-            </w:tabs>
-            <w:rPr>
-              <w:rFonts w:asciiTheme="minorHAnsi" w:eastAsiaTheme="minorEastAsia" w:hAnsiTheme="minorHAnsi"/>
-              <w:noProof/>
-              <w:kern w:val="2"/>
-              <w:szCs w:val="24"/>
-              <w:lang w:val="en-US"/>
-              <w14:ligatures w14:val="standardContextual"/>
-            </w:rPr>
-          </w:pPr>
-          <w:hyperlink w:anchor="_Toc238525338" w:history="1">
-            <w:r>
-              <w:rPr>
-                <w:rStyle w:val="Hyperlink"/>
-                <w:noProof/>
-              </w:rPr>
-              <w:t>13.4 Вертикална подела: пакет auth</w:t>
-            </w:r>
-            <w:r>
-              <w:rPr>
-                <w:noProof/>
-                <w:webHidden/>
-              </w:rPr>
-              <w:tab/>
-            </w:r>
-            <w:r>
-              <w:rPr>
-                <w:noProof/>
-                <w:webHidden/>
-              </w:rPr>
-              <w:fldChar w:fldCharType="begin"/>
-            </w:r>
-            <w:r>
-              <w:rPr>
-                <w:noProof/>
-                <w:webHidden/>
-              </w:rPr>
-              <w:instrText xml:space="preserve"> PAGEREF _Toc238525338 \h </w:instrText>
-            </w:r>
-            <w:r>
-              <w:rPr>
-                <w:noProof/>
-                <w:webHidden/>
-              </w:rPr>
-            </w:r>
-            <w:r>
-              <w:rPr>
-                <w:noProof/>
-                <w:webHidden/>
-              </w:rPr>
-              <w:fldChar w:fldCharType="separate"/>
-            </w:r>
-            <w:r>
-              <w:rPr>
-                <w:noProof/>
-                <w:webHidden/>
-              </w:rPr>
-              <w:t>76</w:t>
-            </w:r>
-            <w:r>
-              <w:rPr>
-                <w:noProof/>
-                <w:webHidden/>
-              </w:rPr>
-              <w:fldChar w:fldCharType="end"/>
-            </w:r>
-          </w:hyperlink>
-        </w:p>
-        <w:p>
-          <w:pPr>
-            <w:pStyle w:val="TOC2"/>
-            <w:tabs>
-              <w:tab w:val="right" w:leader="dot" w:pos="9061"/>
-            </w:tabs>
-            <w:rPr>
-              <w:rFonts w:asciiTheme="minorHAnsi" w:eastAsiaTheme="minorEastAsia" w:hAnsiTheme="minorHAnsi"/>
-              <w:noProof/>
-              <w:kern w:val="2"/>
-              <w:szCs w:val="24"/>
-              <w:lang w:val="en-US"/>
-              <w14:ligatures w14:val="standardContextual"/>
-            </w:rPr>
-          </w:pPr>
-          <w:hyperlink w:anchor="_Toc238525339" w:history="1">
-            <w:r>
-              <w:rPr>
-                <w:rStyle w:val="Hyperlink"/>
-                <w:noProof/>
-              </w:rPr>
-              <w:t>13.5 Хоризонтална подела: examination уз icd10</w:t>
-            </w:r>
-            <w:r>
-              <w:rPr>
-                <w:noProof/>
-                <w:webHidden/>
-              </w:rPr>
-              <w:tab/>
-            </w:r>
-            <w:r>
-              <w:rPr>
-                <w:noProof/>
-                <w:webHidden/>
-              </w:rPr>
-              <w:fldChar w:fldCharType="begin"/>
-            </w:r>
-            <w:r>
-              <w:rPr>
-                <w:noProof/>
-                <w:webHidden/>
-              </w:rPr>
-              <w:instrText xml:space="preserve"> PAGEREF _Toc238525339 \h </w:instrText>
-            </w:r>
-            <w:r>
-              <w:rPr>
-                <w:noProof/>
-                <w:webHidden/>
-              </w:rPr>
-            </w:r>
-            <w:r>
-              <w:rPr>
-                <w:noProof/>
-                <w:webHidden/>
-              </w:rPr>
-              <w:fldChar w:fldCharType="separate"/>
-            </w:r>
-            <w:r>
-              <w:rPr>
-                <w:noProof/>
-                <w:webHidden/>
-              </w:rPr>
-              <w:t>77</w:t>
-            </w:r>
-            <w:r>
-              <w:rPr>
-                <w:noProof/>
-                <w:webHidden/>
-              </w:rPr>
-              <w:fldChar w:fldCharType="end"/>
-            </w:r>
-          </w:hyperlink>
-        </w:p>
-        <w:p>
-          <w:pPr>
-            <w:pStyle w:val="TOC2"/>
-            <w:tabs>
-              <w:tab w:val="right" w:leader="dot" w:pos="9061"/>
-            </w:tabs>
-            <w:rPr>
-              <w:rFonts w:asciiTheme="minorHAnsi" w:eastAsiaTheme="minorEastAsia" w:hAnsiTheme="minorHAnsi"/>
-              <w:noProof/>
-              <w:kern w:val="2"/>
-              <w:szCs w:val="24"/>
-              <w:lang w:val="en-US"/>
-              <w14:ligatures w14:val="standardContextual"/>
-            </w:rPr>
-          </w:pPr>
-          <w:hyperlink w:anchor="_Toc238525340" w:history="1">
-            <w:r>
-              <w:rPr>
-                <w:rStyle w:val="Hyperlink"/>
-                <w:noProof/>
-              </w:rPr>
-              <w:t>13.6 Увек монтирани фрагменти: nav и notifications</w:t>
-            </w:r>
-            <w:r>
-              <w:rPr>
-                <w:noProof/>
-                <w:webHidden/>
-              </w:rPr>
-              <w:tab/>
-            </w:r>
-            <w:r>
-              <w:rPr>
-                <w:noProof/>
-                <w:webHidden/>
-              </w:rPr>
-              <w:fldChar w:fldCharType="begin"/>
-            </w:r>
-            <w:r>
-              <w:rPr>
-                <w:noProof/>
-                <w:webHidden/>
-              </w:rPr>
-              <w:instrText xml:space="preserve"> PAGEREF _Toc238525340 \h </w:instrText>
-            </w:r>
-            <w:r>
-              <w:rPr>
-                <w:noProof/>
-                <w:webHidden/>
-              </w:rPr>
-            </w:r>
-            <w:r>
-              <w:rPr>
-                <w:noProof/>
-                <w:webHidden/>
-              </w:rPr>
-              <w:fldChar w:fldCharType="separate"/>
-            </w:r>
-            <w:r>
-              <w:rPr>
-                <w:noProof/>
-                <w:webHidden/>
-              </w:rPr>
-              <w:t>80</w:t>
-            </w:r>
-            <w:r>
-              <w:rPr>
-                <w:noProof/>
-                <w:webHidden/>
-              </w:rPr>
-              <w:fldChar w:fldCharType="end"/>
-            </w:r>
-          </w:hyperlink>
-        </w:p>
-        <w:p>
-          <w:pPr>
-            <w:pStyle w:val="TOC2"/>
-            <w:tabs>
-              <w:tab w:val="right" w:leader="dot" w:pos="9061"/>
-            </w:tabs>
-            <w:rPr>
-              <w:rFonts w:asciiTheme="minorHAnsi" w:eastAsiaTheme="minorEastAsia" w:hAnsiTheme="minorHAnsi"/>
-              <w:noProof/>
-              <w:kern w:val="2"/>
-              <w:szCs w:val="24"/>
-              <w:lang w:val="en-US"/>
-              <w14:ligatures w14:val="standardContextual"/>
-            </w:rPr>
-          </w:pPr>
-          <w:hyperlink w:anchor="_Toc238525341" w:history="1">
-            <w:r>
-              <w:rPr>
-                <w:rStyle w:val="Hyperlink"/>
-                <w:noProof/>
-              </w:rPr>
-              <w:t>13.7 Комуникација између фрагмената: изведени механизми</w:t>
-            </w:r>
-            <w:r>
-              <w:rPr>
-                <w:noProof/>
-                <w:webHidden/>
-              </w:rPr>
-              <w:tab/>
-            </w:r>
-            <w:r>
-              <w:rPr>
-                <w:noProof/>
-                <w:webHidden/>
-              </w:rPr>
-              <w:fldChar w:fldCharType="begin"/>
-            </w:r>
-            <w:r>
-              <w:rPr>
-                <w:noProof/>
-                <w:webHidden/>
-              </w:rPr>
-              <w:instrText xml:space="preserve"> PAGEREF _Toc238525341 \h </w:instrText>
-            </w:r>
-            <w:r>
-              <w:rPr>
-                <w:noProof/>
-                <w:webHidden/>
-              </w:rPr>
-            </w:r>
-            <w:r>
-              <w:rPr>
-                <w:noProof/>
-                <w:webHidden/>
-              </w:rPr>
-              <w:fldChar w:fldCharType="separate"/>
-            </w:r>
-            <w:r>
-              <w:rPr>
-                <w:noProof/>
-                <w:webHidden/>
-              </w:rPr>
-              <w:t>82</w:t>
-            </w:r>
-            <w:r>
-              <w:rPr>
-                <w:noProof/>
-                <w:webHidden/>
-              </w:rPr>
-              <w:fldChar w:fldCharType="end"/>
-            </w:r>
-          </w:hyperlink>
-        </w:p>
-        <w:p>
-          <w:pPr>
-            <w:pStyle w:val="TOC2"/>
-            <w:tabs>
-              <w:tab w:val="right" w:leader="dot" w:pos="9061"/>
-            </w:tabs>
-            <w:rPr>
-              <w:rFonts w:asciiTheme="minorHAnsi" w:eastAsiaTheme="minorEastAsia" w:hAnsiTheme="minorHAnsi"/>
-              <w:noProof/>
-              <w:kern w:val="2"/>
-              <w:szCs w:val="24"/>
-              <w:lang w:val="en-US"/>
-              <w14:ligatures w14:val="standardContextual"/>
-            </w:rPr>
-          </w:pPr>
-          <w:hyperlink w:anchor="_Toc238525342" w:history="1">
-            <w:r>
-              <w:rPr>
-                <w:rStyle w:val="Hyperlink"/>
-                <w:noProof/>
-              </w:rPr>
-              <w:t>13.8 Дизајн систем: једна изведба, четири окружења</w:t>
-            </w:r>
-            <w:r>
-              <w:rPr>
-                <w:noProof/>
-                <w:webHidden/>
-              </w:rPr>
-              <w:tab/>
-            </w:r>
-            <w:r>
-              <w:rPr>
-                <w:noProof/>
-                <w:webHidden/>
-              </w:rPr>
-              <w:fldChar w:fldCharType="begin"/>
-            </w:r>
-            <w:r>
-              <w:rPr>
-                <w:noProof/>
-                <w:webHidden/>
-              </w:rPr>
-              <w:instrText xml:space="preserve"> PAGEREF _Toc238525342 \h </w:instrText>
-            </w:r>
-            <w:r>
-              <w:rPr>
-                <w:noProof/>
-                <w:webHidden/>
-              </w:rPr>
-            </w:r>
-            <w:r>
-              <w:rPr>
-                <w:noProof/>
-                <w:webHidden/>
-              </w:rPr>
-              <w:fldChar w:fldCharType="separate"/>
-            </w:r>
-            <w:r>
-              <w:rPr>
-                <w:noProof/>
-                <w:webHidden/>
-              </w:rPr>
-              <w:t>85</w:t>
-            </w:r>
-            <w:r>
-              <w:rPr>
-                <w:noProof/>
-                <w:webHidden/>
-              </w:rPr>
-              <w:fldChar w:fldCharType="end"/>
-            </w:r>
-          </w:hyperlink>
-        </w:p>
-        <w:p>
-          <w:pPr>
-            <w:pStyle w:val="TOC2"/>
-            <w:tabs>
-              <w:tab w:val="right" w:leader="dot" w:pos="9061"/>
-            </w:tabs>
-            <w:rPr>
-              <w:rFonts w:asciiTheme="minorHAnsi" w:eastAsiaTheme="minorEastAsia" w:hAnsiTheme="minorHAnsi"/>
-              <w:noProof/>
-              <w:kern w:val="2"/>
-              <w:szCs w:val="24"/>
-              <w:lang w:val="en-US"/>
-              <w14:ligatures w14:val="standardContextual"/>
-            </w:rPr>
-          </w:pPr>
-          <w:hyperlink w:anchor="_Toc238525343" w:history="1">
-            <w:r>
-              <w:rPr>
-                <w:rStyle w:val="Hyperlink"/>
-                <w:noProof/>
-              </w:rPr>
-              <w:t>13.9 Дељено стање и заједнички приступ услугама</w:t>
-            </w:r>
-            <w:r>
-              <w:rPr>
-                <w:noProof/>
-                <w:webHidden/>
-              </w:rPr>
-              <w:tab/>
-            </w:r>
-            <w:r>
-              <w:rPr>
-                <w:noProof/>
-                <w:webHidden/>
-              </w:rPr>
-              <w:fldChar w:fldCharType="begin"/>
-            </w:r>
-            <w:r>
-              <w:rPr>
-                <w:noProof/>
-                <w:webHidden/>
-              </w:rPr>
-              <w:instrText xml:space="preserve"> PAGEREF _Toc238525343 \h </w:instrText>
-            </w:r>
-            <w:r>
-              <w:rPr>
-                <w:noProof/>
-                <w:webHidden/>
-              </w:rPr>
-            </w:r>
-            <w:r>
-              <w:rPr>
-                <w:noProof/>
-                <w:webHidden/>
-              </w:rPr>
-              <w:fldChar w:fldCharType="separate"/>
-            </w:r>
-            <w:r>
-              <w:rPr>
-                <w:noProof/>
-                <w:webHidden/>
-              </w:rPr>
-              <w:t>88</w:t>
-            </w:r>
-            <w:r>
-              <w:rPr>
-                <w:noProof/>
-                <w:webHidden/>
-              </w:rPr>
-              <w:fldChar w:fldCharType="end"/>
-            </w:r>
-          </w:hyperlink>
-        </w:p>
-        <w:p>
-          <w:pPr>
-            <w:pStyle w:val="TOC2"/>
-            <w:tabs>
-              <w:tab w:val="right" w:leader="dot" w:pos="9061"/>
-            </w:tabs>
-            <w:rPr>
-              <w:rFonts w:asciiTheme="minorHAnsi" w:eastAsiaTheme="minorEastAsia" w:hAnsiTheme="minorHAnsi"/>
-              <w:noProof/>
-              <w:kern w:val="2"/>
-              <w:szCs w:val="24"/>
-              <w:lang w:val="en-US"/>
-              <w14:ligatures w14:val="standardContextual"/>
-            </w:rPr>
-          </w:pPr>
-          <w:hyperlink w:anchor="_Toc238525344" w:history="1">
-            <w:r>
-              <w:rPr>
-                <w:rStyle w:val="Hyperlink"/>
-                <w:noProof/>
-              </w:rPr>
-              <w:t>13.10 Вишеструки оквири као намерни оглед</w:t>
-            </w:r>
-            <w:r>
-              <w:rPr>
-                <w:noProof/>
-                <w:webHidden/>
-              </w:rPr>
-              <w:tab/>
-            </w:r>
-            <w:r>
-              <w:rPr>
-                <w:noProof/>
-                <w:webHidden/>
-              </w:rPr>
-              <w:fldChar w:fldCharType="begin"/>
-            </w:r>
-            <w:r>
-              <w:rPr>
-                <w:noProof/>
-                <w:webHidden/>
-              </w:rPr>
-              <w:instrText xml:space="preserve"> PAGEREF _Toc238525344 \h </w:instrText>
-            </w:r>
-            <w:r>
-              <w:rPr>
-                <w:noProof/>
-                <w:webHidden/>
-              </w:rPr>
-            </w:r>
-            <w:r>
-              <w:rPr>
-                <w:noProof/>
-                <w:webHidden/>
-              </w:rPr>
-              <w:fldChar w:fldCharType="separate"/>
-            </w:r>
-            <w:r>
-              <w:rPr>
-                <w:noProof/>
-                <w:webHidden/>
-              </w:rPr>
-              <w:t>88</w:t>
-            </w:r>
-            <w:r>
-              <w:rPr>
-                <w:noProof/>
-                <w:webHidden/>
-              </w:rPr>
-              <w:fldChar w:fldCharType="end"/>
-            </w:r>
-          </w:hyperlink>
-        </w:p>
-        <w:p>
-          <w:pPr>
-            <w:pStyle w:val="TOC2"/>
-            <w:tabs>
-              <w:tab w:val="right" w:leader="dot" w:pos="9061"/>
-            </w:tabs>
-            <w:rPr>
-              <w:rFonts w:asciiTheme="minorHAnsi" w:eastAsiaTheme="minorEastAsia" w:hAnsiTheme="minorHAnsi"/>
-              <w:noProof/>
-              <w:kern w:val="2"/>
-              <w:szCs w:val="24"/>
-              <w:lang w:val="en-US"/>
-              <w14:ligatures w14:val="standardContextual"/>
-            </w:rPr>
-          </w:pPr>
-          <w:hyperlink w:anchor="_Toc238525345" w:history="1">
-            <w:r>
-              <w:rPr>
-                <w:rStyle w:val="Hyperlink"/>
-                <w:noProof/>
-              </w:rPr>
-              <w:t>13.12 Остварене безбедносне мере</w:t>
-            </w:r>
-            <w:r>
-              <w:rPr>
-                <w:noProof/>
-                <w:webHidden/>
-              </w:rPr>
-              <w:tab/>
-            </w:r>
-            <w:r>
-              <w:rPr>
-                <w:noProof/>
-                <w:webHidden/>
-              </w:rPr>
-              <w:fldChar w:fldCharType="begin"/>
-            </w:r>
-            <w:r>
-              <w:rPr>
-                <w:noProof/>
-                <w:webHidden/>
-              </w:rPr>
-              <w:instrText xml:space="preserve"> PAGEREF _Toc238525345 \h </w:instrText>
-            </w:r>
-            <w:r>
-              <w:rPr>
-                <w:noProof/>
-                <w:webHidden/>
-              </w:rPr>
-            </w:r>
-            <w:r>
-              <w:rPr>
-                <w:noProof/>
-                <w:webHidden/>
-              </w:rPr>
-              <w:fldChar w:fldCharType="separate"/>
-            </w:r>
-            <w:r>
-              <w:rPr>
-                <w:noProof/>
-                <w:webHidden/>
-              </w:rPr>
-              <w:t>89</w:t>
-            </w:r>
-            <w:r>
-              <w:rPr>
-                <w:noProof/>
-                <w:webHidden/>
-              </w:rPr>
-              <w:fldChar w:fldCharType="end"/>
-            </w:r>
-          </w:hyperlink>
-        </w:p>
-        <w:p>
-          <w:pPr>
-            <w:pStyle w:val="TOC1"/>
-            <w:tabs>
-              <w:tab w:val="right" w:leader="dot" w:pos="9061"/>
-            </w:tabs>
-            <w:rPr>
-              <w:rFonts w:asciiTheme="minorHAnsi" w:eastAsiaTheme="minorEastAsia" w:hAnsiTheme="minorHAnsi"/>
-              <w:noProof/>
-              <w:kern w:val="2"/>
-              <w:szCs w:val="24"/>
-              <w:lang w:val="en-US"/>
-              <w14:ligatures w14:val="standardContextual"/>
-            </w:rPr>
-          </w:pPr>
-          <w:hyperlink w:anchor="_Toc238525346" w:history="1">
-            <w:r>
-              <w:rPr>
-                <w:rStyle w:val="Hyperlink"/>
-                <w:noProof/>
-              </w:rPr>
-              <w:t>15. Закључак</w:t>
-            </w:r>
-            <w:r>
-              <w:rPr>
-                <w:noProof/>
-                <w:webHidden/>
-              </w:rPr>
-              <w:tab/>
-            </w:r>
-            <w:r>
-              <w:rPr>
-                <w:noProof/>
-                <w:webHidden/>
-              </w:rPr>
-              <w:fldChar w:fldCharType="begin"/>
-            </w:r>
-            <w:r>
-              <w:rPr>
-                <w:noProof/>
-                <w:webHidden/>
-              </w:rPr>
-              <w:instrText xml:space="preserve"> PAGEREF _Toc238525346 \h </w:instrText>
-            </w:r>
-            <w:r>
-              <w:rPr>
-                <w:noProof/>
-                <w:webHidden/>
-              </w:rPr>
-            </w:r>
-            <w:r>
-              <w:rPr>
-                <w:noProof/>
-                <w:webHidden/>
-              </w:rPr>
-              <w:fldChar w:fldCharType="separate"/>
-            </w:r>
-            <w:r>
-              <w:rPr>
-                <w:noProof/>
-                <w:webHidden/>
-              </w:rPr>
-              <w:t>90</w:t>
-            </w:r>
-            <w:r>
-              <w:rPr>
-                <w:noProof/>
-                <w:webHidden/>
-              </w:rPr>
-              <w:fldChar w:fldCharType="end"/>
-            </w:r>
-          </w:hyperlink>
-        </w:p>
-        <w:p>
-          <w:pPr>
-            <w:pStyle w:val="TOC1"/>
-            <w:tabs>
-              <w:tab w:val="right" w:leader="dot" w:pos="9061"/>
-            </w:tabs>
-            <w:rPr>
-              <w:rFonts w:asciiTheme="minorHAnsi" w:eastAsiaTheme="minorEastAsia" w:hAnsiTheme="minorHAnsi"/>
-              <w:noProof/>
-              <w:kern w:val="2"/>
-              <w:szCs w:val="24"/>
-              <w:lang w:val="en-US"/>
-              <w14:ligatures w14:val="standardContextual"/>
-            </w:rPr>
-          </w:pPr>
-          <w:hyperlink w:anchor="_Toc238525347" w:history="1">
-            <w:r>
-              <w:rPr>
-                <w:rStyle w:val="Hyperlink"/>
-                <w:noProof/>
-              </w:rPr>
-              <w:t>Литература</w:t>
-            </w:r>
-            <w:r>
-              <w:rPr>
-                <w:noProof/>
-                <w:webHidden/>
-              </w:rPr>
-              <w:tab/>
-            </w:r>
-            <w:r>
-              <w:rPr>
-                <w:noProof/>
-                <w:webHidden/>
-              </w:rPr>
-              <w:fldChar w:fldCharType="begin"/>
-            </w:r>
-            <w:r>
-              <w:rPr>
-                <w:noProof/>
-                <w:webHidden/>
-              </w:rPr>
-              <w:instrText xml:space="preserve"> PAGEREF _Toc238525347 \h </w:instrText>
-            </w:r>
-            <w:r>
-              <w:rPr>
-                <w:noProof/>
-                <w:webHidden/>
-              </w:rPr>
-            </w:r>
-            <w:r>
-              <w:rPr>
-                <w:noProof/>
-                <w:webHidden/>
-              </w:rPr>
-              <w:fldChar w:fldCharType="separate"/>
-            </w:r>
-            <w:r>
-              <w:rPr>
-                <w:noProof/>
-                <w:webHidden/>
-              </w:rPr>
-              <w:t>93</w:t>
+              <w:t>92</w:t>
             </w:r>
             <w:r>
               <w:rPr>
@@ -6376,7 +5946,6 @@
         <w:rPr>
           <w:bCs/>
         </w:rPr>
-        <w:lastRenderedPageBreak/>
         <w:br w:type="page"/>
       </w:r>
     </w:p>
@@ -6388,7 +5957,7 @@
           <w:numId w:val="18"/>
         </w:numPr>
       </w:pPr>
-      <w:bookmarkStart w:id="0" w:name="_Toc238525267"/>
+      <w:bookmarkStart w:id="0" w:name="_Toc238847145"/>
       <w:r>
         <w:lastRenderedPageBreak/>
         <w:t>Увод</w:t>
@@ -7445,7 +7014,7 @@
       <w:pPr>
         <w:pStyle w:val="Heading1"/>
       </w:pPr>
-      <w:bookmarkStart w:id="1" w:name="_Toc238525268"/>
+      <w:bookmarkStart w:id="1" w:name="_Toc238847146"/>
       <w:r>
         <w:lastRenderedPageBreak/>
         <w:t xml:space="preserve">2. </w:t>
@@ -7459,7 +7028,7 @@
       <w:pPr>
         <w:pStyle w:val="Heading2"/>
       </w:pPr>
-      <w:bookmarkStart w:id="2" w:name="_Toc238525269"/>
+      <w:bookmarkStart w:id="2" w:name="_Toc238847147"/>
       <w:r>
         <w:t>2.1 Појам софтверске архитектуре</w:t>
       </w:r>
@@ -7606,7 +7175,7 @@
       <w:pPr>
         <w:pStyle w:val="Heading2"/>
       </w:pPr>
-      <w:bookmarkStart w:id="3" w:name="_Toc238525270"/>
+      <w:bookmarkStart w:id="3" w:name="_Toc238847148"/>
       <w:r>
         <w:t>2.2 Архитектонске карактеристике и компромиси</w:t>
       </w:r>
@@ -8382,10 +7951,13 @@
     <w:p>
       <w:pPr>
         <w:pStyle w:val="Heading2"/>
-      </w:pPr>
-      <w:bookmarkStart w:id="4" w:name="_Toc238525271"/>
-      <w:r>
-        <w:t>2.3 Архитектонски стилови: слојевити и модуларни монолит, дистрибуирани стилови и критеријуми избора</w:t>
+        <w:rPr>
+          <w:lang w:val="en-US"/>
+        </w:rPr>
+      </w:pPr>
+      <w:bookmarkStart w:id="4" w:name="_Toc238847149"/>
+      <w:r>
+        <w:t>2.3 Архитектонски стилови</w:t>
       </w:r>
       <w:bookmarkEnd w:id="4"/>
     </w:p>
@@ -8744,7 +8316,7 @@
       <w:pPr>
         <w:pStyle w:val="Heading2"/>
       </w:pPr>
-      <w:bookmarkStart w:id="5" w:name="_Toc238525272"/>
+      <w:bookmarkStart w:id="5" w:name="_Toc238847150"/>
       <w:r>
         <w:t>2.4 Од вишестраничних ка једностраничним апликацијама</w:t>
       </w:r>
@@ -9116,7 +8688,7 @@
       <w:pPr>
         <w:pStyle w:val="Heading2"/>
       </w:pPr>
-      <w:bookmarkStart w:id="6" w:name="_Toc238525273"/>
+      <w:bookmarkStart w:id="6" w:name="_Toc238847151"/>
       <w:r>
         <w:t>2.5 Фронтенд монолит као проблем</w:t>
       </w:r>
@@ -9192,8 +8764,11 @@
     <w:p>
       <w:pPr>
         <w:pStyle w:val="Heading2"/>
-      </w:pPr>
-      <w:bookmarkStart w:id="7" w:name="_Toc238525274"/>
+        <w:rPr>
+          <w:lang w:val="en-US"/>
+        </w:rPr>
+      </w:pPr>
+      <w:bookmarkStart w:id="7" w:name="_Toc238847152"/>
       <w:r>
         <w:t xml:space="preserve">2.6 Модуларност на </w:t>
       </w:r>
@@ -9201,11 +8776,8 @@
       <w:r>
         <w:t>фронтенду</w:t>
       </w:r>
-      <w:proofErr w:type="spellEnd"/>
-      <w:r>
-        <w:t>: компоненте, Веб компоненте и ДОМ „под сенком“</w:t>
-      </w:r>
       <w:bookmarkEnd w:id="7"/>
+      <w:proofErr w:type="spellEnd"/>
     </w:p>
     <w:p>
       <w:r>
@@ -9509,7 +9081,7 @@
       <w:pPr>
         <w:pStyle w:val="Heading1"/>
       </w:pPr>
-      <w:bookmarkStart w:id="8" w:name="_Toc238525275"/>
+      <w:bookmarkStart w:id="8" w:name="_Toc238847153"/>
       <w:r>
         <w:lastRenderedPageBreak/>
         <w:t xml:space="preserve">3. </w:t>
@@ -9526,7 +9098,7 @@
           <w:rFonts w:eastAsiaTheme="minorHAnsi"/>
         </w:rPr>
       </w:pPr>
-      <w:bookmarkStart w:id="9" w:name="_Toc238525276"/>
+      <w:bookmarkStart w:id="9" w:name="_Toc238847154"/>
       <w:r>
         <w:rPr>
           <w:rFonts w:eastAsiaTheme="minorHAnsi"/>
@@ -10056,7 +9628,7 @@
       <w:pPr>
         <w:pStyle w:val="Heading2"/>
       </w:pPr>
-      <w:bookmarkStart w:id="10" w:name="_Toc238525277"/>
+      <w:bookmarkStart w:id="10" w:name="_Toc238847155"/>
       <w:r>
         <w:t>3.2 Предности, недостаци и критеријуми примене</w:t>
       </w:r>
@@ -10320,9 +9892,18 @@
       <w:pPr>
         <w:pStyle w:val="Heading2"/>
       </w:pPr>
-      <w:bookmarkStart w:id="11" w:name="_Toc238525278"/>
-      <w:r>
-        <w:t>3.3 Дефинисање граница: DDD, поддомени, ограничени контекст</w:t>
+      <w:bookmarkStart w:id="11" w:name="_Toc238847156"/>
+      <w:r>
+        <w:t>3.3 Дефинисање</w:t>
+      </w:r>
+      <w:r>
+        <w:t xml:space="preserve"> ограниченог</w:t>
+      </w:r>
+      <w:r>
+        <w:t xml:space="preserve"> контекст</w:t>
+      </w:r>
+      <w:r>
+        <w:t>а</w:t>
       </w:r>
       <w:bookmarkEnd w:id="11"/>
     </w:p>
@@ -10555,7 +10136,7 @@
       <w:pPr>
         <w:pStyle w:val="Heading2"/>
       </w:pPr>
-      <w:bookmarkStart w:id="12" w:name="_Toc238525279"/>
+      <w:bookmarkStart w:id="12" w:name="_Toc238847157"/>
       <w:r>
         <w:t>3.4 Простор типова микрофронтенд архитектуре</w:t>
       </w:r>
@@ -10945,198 +10526,19 @@
       <w:pPr>
         <w:pStyle w:val="Heading2"/>
       </w:pPr>
-      <w:bookmarkStart w:id="13" w:name="_Toc238525280"/>
-      <w:r>
-        <w:t>3.5 Оквир за одлучивање: дефинисање, композиција, рутирање, комуникација</w:t>
+      <w:bookmarkStart w:id="13" w:name="_Toc238847158"/>
+      <w:r>
+        <w:t xml:space="preserve">3.6 Тимске границе и </w:t>
+      </w:r>
+      <w:proofErr w:type="spellStart"/>
+      <w:r>
+        <w:t>Конвејев</w:t>
+      </w:r>
+      <w:proofErr w:type="spellEnd"/>
+      <w:r>
+        <w:t xml:space="preserve"> закон</w:t>
       </w:r>
       <w:bookmarkEnd w:id="13"/>
-    </w:p>
-    <w:p>
-      <w:r>
-        <w:t xml:space="preserve">Претходна три одељка одговарају на два од четири питања која </w:t>
-      </w:r>
-      <w:sdt>
-        <w:sdtPr>
-          <w:id w:val="-1050694326"/>
-          <w:citation/>
-        </w:sdtPr>
-        <w:sdtContent>
-          <w:r>
-            <w:fldChar w:fldCharType="begin"/>
-          </w:r>
-          <w:r>
-            <w:instrText xml:space="preserve"> CITATION Mez25 \l 10266 </w:instrText>
-          </w:r>
-          <w:r>
-            <w:fldChar w:fldCharType="separate"/>
-          </w:r>
-          <w:r>
-            <w:rPr>
-              <w:noProof/>
-            </w:rPr>
-            <w:t>(Mezzalira, 2025)</w:t>
-          </w:r>
-          <w:r>
-            <w:fldChar w:fldCharType="end"/>
-          </w:r>
-        </w:sdtContent>
-      </w:sdt>
-      <w:r>
-        <w:t xml:space="preserve"> </w:t>
-      </w:r>
-      <w:r>
-        <w:t>сврстава у </w:t>
-      </w:r>
-      <w:r>
-        <w:rPr>
-          <w:b/>
-          <w:bCs/>
-        </w:rPr>
-        <w:t>оквир за одлучивање</w:t>
-      </w:r>
-      <w:r>
-        <w:t xml:space="preserve"> микрофронтенд архитектуре: шта чини микрофронтенд (3.1, 3.3) и у ком типу простора се он налази (3.4). Преостају још два: како се микрофронтендови састављају у поглед и како се </w:t>
-      </w:r>
-      <w:proofErr w:type="spellStart"/>
-      <w:r>
-        <w:t>рутира</w:t>
-      </w:r>
-      <w:proofErr w:type="spellEnd"/>
-      <w:r>
-        <w:t xml:space="preserve"> корисник између њих.</w:t>
-      </w:r>
-    </w:p>
-    <w:p>
-      <w:r>
-        <w:t xml:space="preserve">Композиција се дешава на једном од три места: на клијенту (обмотач учитава делове директно), на ивичном чвору мреже (мрежа за испоруку садржаја саставља поглед </w:t>
-      </w:r>
-      <w:proofErr w:type="spellStart"/>
-      <w:r>
-        <w:lastRenderedPageBreak/>
-        <w:t>транслузијом</w:t>
-      </w:r>
-      <w:proofErr w:type="spellEnd"/>
-      <w:r>
-        <w:t xml:space="preserve">, техника </w:t>
-      </w:r>
-      <w:proofErr w:type="spellStart"/>
-      <w:r>
-        <w:t>Edge</w:t>
-      </w:r>
-      <w:proofErr w:type="spellEnd"/>
-      <w:r>
-        <w:t xml:space="preserve"> </w:t>
-      </w:r>
-      <w:proofErr w:type="spellStart"/>
-      <w:r>
-        <w:t>Side</w:t>
-      </w:r>
-      <w:proofErr w:type="spellEnd"/>
-      <w:r>
-        <w:t xml:space="preserve"> </w:t>
-      </w:r>
-      <w:proofErr w:type="spellStart"/>
-      <w:r>
-        <w:t>Includes</w:t>
-      </w:r>
-      <w:proofErr w:type="spellEnd"/>
-      <w:r>
-        <w:t>) или на серверу порекла. Рутирање следи исти избор</w:t>
-      </w:r>
-      <w:r>
-        <w:t xml:space="preserve">, </w:t>
-      </w:r>
-      <w:r>
-        <w:t>где се поглед саставља, ту се и одлучује која путања одговара којем делу.</w:t>
-      </w:r>
-    </w:p>
-    <w:p>
-      <w:r>
-        <w:t xml:space="preserve">Комуникација међу деловима сврстава се у два вида: догађаје корисничког интерфејса, где делови треба да остану раздвојени, и дељене податке, краткотрајне или дуготрајне (нпр. токен аутентификације). За догађаје, препоручује </w:t>
-      </w:r>
-      <w:r>
-        <w:t xml:space="preserve">се </w:t>
-      </w:r>
-      <w:r>
-        <w:t>емитер догађаја (енгл. </w:t>
-      </w:r>
-      <w:proofErr w:type="spellStart"/>
-      <w:r>
-        <w:rPr>
-          <w:i/>
-          <w:iCs/>
-        </w:rPr>
-        <w:t>event</w:t>
-      </w:r>
-      <w:proofErr w:type="spellEnd"/>
-      <w:r>
-        <w:rPr>
-          <w:i/>
-          <w:iCs/>
-        </w:rPr>
-        <w:t xml:space="preserve"> </w:t>
-      </w:r>
-      <w:proofErr w:type="spellStart"/>
-      <w:r>
-        <w:rPr>
-          <w:i/>
-          <w:iCs/>
-        </w:rPr>
-        <w:t>emitter</w:t>
-      </w:r>
-      <w:proofErr w:type="spellEnd"/>
-      <w:r>
-        <w:t>) над прилагођеним догађајима (</w:t>
-      </w:r>
-      <w:r>
-        <w:t xml:space="preserve">енгл. </w:t>
-      </w:r>
-      <w:proofErr w:type="spellStart"/>
-      <w:r>
-        <w:rPr>
-          <w:i/>
-          <w:iCs/>
-        </w:rPr>
-        <w:t>custom</w:t>
-      </w:r>
-      <w:proofErr w:type="spellEnd"/>
-      <w:r>
-        <w:rPr>
-          <w:i/>
-          <w:iCs/>
-        </w:rPr>
-        <w:t xml:space="preserve"> </w:t>
-      </w:r>
-      <w:proofErr w:type="spellStart"/>
-      <w:r>
-        <w:rPr>
-          <w:i/>
-          <w:iCs/>
-        </w:rPr>
-        <w:t>events</w:t>
-      </w:r>
-      <w:proofErr w:type="spellEnd"/>
-      <w:r>
-        <w:t>), зато што прилагођени догађај путује кроз ДОМ стабло и прекид те путање у једном делу тихо квари остале; за податке, опције су веб складиште и низови упита у адреси странице.</w:t>
-      </w:r>
-    </w:p>
-    <w:p>
-      <w:pPr>
-        <w:pStyle w:val="Heading2"/>
-      </w:pPr>
-      <w:bookmarkStart w:id="14" w:name="_Toc238525281"/>
-      <w:r>
-        <w:t xml:space="preserve">3.6 Тимске границе и </w:t>
-      </w:r>
-      <w:proofErr w:type="spellStart"/>
-      <w:r>
-        <w:t>Конвејев</w:t>
-      </w:r>
-      <w:proofErr w:type="spellEnd"/>
-      <w:r>
-        <w:t xml:space="preserve"> закон</w:t>
-      </w:r>
-      <w:bookmarkEnd w:id="14"/>
     </w:p>
     <w:p>
       <w:r>
@@ -11191,7 +10593,11 @@
     </w:p>
     <w:p>
       <w:r>
-        <w:t xml:space="preserve">Три поступка помажу да се граница пронађе: развој заснован на домену (3.3), фокус на кориснику (фазе пута корисника, „шта корисник тражи да уради") и преглед постојеће структуре екрана. Ниједан није коначан </w:t>
+        <w:t xml:space="preserve">Три поступка помажу да се граница пронађе: развој заснован на домену (3.3), фокус на кориснику (фазе пута корисника, „шта корисник тражи да уради") и преглед постојеће </w:t>
+      </w:r>
+      <w:r>
+        <w:lastRenderedPageBreak/>
+        <w:t xml:space="preserve">структуре екрана. Ниједан није коначан </w:t>
       </w:r>
       <w:r>
         <w:t xml:space="preserve">па се </w:t>
@@ -11207,12 +10613,12 @@
       <w:pPr>
         <w:pStyle w:val="Heading1"/>
       </w:pPr>
-      <w:bookmarkStart w:id="15" w:name="_Toc238525282"/>
+      <w:bookmarkStart w:id="14" w:name="_Toc238847159"/>
       <w:r>
         <w:lastRenderedPageBreak/>
         <w:t>4. Композиција, интеграција и рутирање</w:t>
       </w:r>
-      <w:bookmarkEnd w:id="15"/>
+      <w:bookmarkEnd w:id="14"/>
     </w:p>
     <w:p>
       <w:r>
@@ -11273,11 +10679,11 @@
       <w:pPr>
         <w:pStyle w:val="Heading2"/>
       </w:pPr>
-      <w:bookmarkStart w:id="16" w:name="_Toc238525283"/>
+      <w:bookmarkStart w:id="15" w:name="_Toc238847160"/>
       <w:r>
         <w:t>4.1 Транзиција путем линкова и рутирање на страни сервера</w:t>
       </w:r>
-      <w:bookmarkEnd w:id="16"/>
+      <w:bookmarkEnd w:id="15"/>
     </w:p>
     <w:p>
       <w:r>
@@ -11687,24 +11093,11 @@
       <w:pPr>
         <w:pStyle w:val="Heading2"/>
       </w:pPr>
-      <w:bookmarkStart w:id="17" w:name="_Toc238525284"/>
-      <w:r>
-        <w:t xml:space="preserve">4.2 Композиција на страни сервера: SSI, ESI, </w:t>
-      </w:r>
-      <w:proofErr w:type="spellStart"/>
-      <w:r>
-        <w:t>Tailor</w:t>
-      </w:r>
-      <w:proofErr w:type="spellEnd"/>
-      <w:r>
-        <w:t xml:space="preserve"> и </w:t>
-      </w:r>
-      <w:proofErr w:type="spellStart"/>
-      <w:r>
-        <w:t>Podium</w:t>
-      </w:r>
-      <w:bookmarkEnd w:id="17"/>
-      <w:proofErr w:type="spellEnd"/>
+      <w:bookmarkStart w:id="16" w:name="_Toc238847161"/>
+      <w:r>
+        <w:t>4.2 Композиција на страни сервера</w:t>
+      </w:r>
+      <w:bookmarkEnd w:id="16"/>
     </w:p>
     <w:p>
       <w:r>
@@ -12012,24 +11405,11 @@
       <w:pPr>
         <w:pStyle w:val="Heading2"/>
       </w:pPr>
-      <w:bookmarkStart w:id="18" w:name="_Toc238525285"/>
-      <w:r>
-        <w:t>4.3 Композиција на страни клијента: </w:t>
-      </w:r>
-      <w:proofErr w:type="spellStart"/>
-      <w:r>
-        <w:t>iframe</w:t>
-      </w:r>
-      <w:proofErr w:type="spellEnd"/>
-      <w:r>
-        <w:t xml:space="preserve">, Веб компоненте и </w:t>
-      </w:r>
-      <w:proofErr w:type="spellStart"/>
-      <w:r>
-        <w:t>single-spa</w:t>
-      </w:r>
-      <w:bookmarkEnd w:id="18"/>
-      <w:proofErr w:type="spellEnd"/>
+      <w:bookmarkStart w:id="17" w:name="_Toc238847162"/>
+      <w:r>
+        <w:t>4.3 Композиција на страни клијента</w:t>
+      </w:r>
+      <w:bookmarkEnd w:id="17"/>
     </w:p>
     <w:p>
       <w:r>
@@ -12673,7 +12053,7 @@
       <w:pPr>
         <w:pStyle w:val="Heading2"/>
       </w:pPr>
-      <w:bookmarkStart w:id="19" w:name="_Toc238525286"/>
+      <w:bookmarkStart w:id="18" w:name="_Toc238847163"/>
       <w:r>
         <w:t xml:space="preserve">4.4 </w:t>
       </w:r>
@@ -12693,7 +12073,7 @@
       <w:r>
         <w:t xml:space="preserve"> и дељење зависности</w:t>
       </w:r>
-      <w:bookmarkEnd w:id="19"/>
+      <w:bookmarkEnd w:id="18"/>
     </w:p>
     <w:p>
       <w:r>
@@ -13179,7 +12559,7 @@
       <w:pPr>
         <w:pStyle w:val="Heading2"/>
       </w:pPr>
-      <w:bookmarkStart w:id="20" w:name="_Toc238525287"/>
+      <w:bookmarkStart w:id="19" w:name="_Toc238847164"/>
       <w:r>
         <w:t>4.5 Апликација обмотач и рутирање на страни клијента:</w:t>
       </w:r>
@@ -13198,8 +12578,11 @@
       <w:r>
         <w:t>двонивојско</w:t>
       </w:r>
-      <w:bookmarkEnd w:id="20"/>
-      <w:proofErr w:type="spellEnd"/>
+      <w:proofErr w:type="spellEnd"/>
+      <w:r>
+        <w:t xml:space="preserve"> . провери</w:t>
+      </w:r>
+      <w:bookmarkEnd w:id="19"/>
     </w:p>
     <w:p>
       <w:r>
@@ -14387,11 +13770,11 @@
       <w:pPr>
         <w:pStyle w:val="Heading2"/>
       </w:pPr>
-      <w:bookmarkStart w:id="21" w:name="_Toc238525288"/>
+      <w:bookmarkStart w:id="20" w:name="_Toc238847165"/>
       <w:r>
         <w:t>4.6 Учитавање ресурса, перформансе и упоредна анализа техника интеграције</w:t>
       </w:r>
-      <w:bookmarkEnd w:id="21"/>
+      <w:bookmarkEnd w:id="20"/>
     </w:p>
     <w:p>
       <w:r>
@@ -15222,12 +14605,12 @@
       <w:pPr>
         <w:pStyle w:val="Heading1"/>
       </w:pPr>
-      <w:bookmarkStart w:id="22" w:name="_Toc238525289"/>
+      <w:bookmarkStart w:id="21" w:name="_Toc238847166"/>
       <w:r>
         <w:lastRenderedPageBreak/>
         <w:t>5. Комуникација и управљање стањем</w:t>
       </w:r>
-      <w:bookmarkEnd w:id="22"/>
+      <w:bookmarkEnd w:id="21"/>
     </w:p>
     <w:p>
       <w:r>
@@ -15313,7 +14696,7 @@
       <w:pPr>
         <w:pStyle w:val="Heading2"/>
       </w:pPr>
-      <w:bookmarkStart w:id="23" w:name="_Toc238525290"/>
+      <w:bookmarkStart w:id="22" w:name="_Toc238847167"/>
       <w:r>
         <w:t xml:space="preserve">5.1 Три смера: </w:t>
       </w:r>
@@ -15337,7 +14720,7 @@
       <w:r>
         <w:t>фрагмент↔фрагмент</w:t>
       </w:r>
-      <w:bookmarkEnd w:id="23"/>
+      <w:bookmarkEnd w:id="22"/>
       <w:proofErr w:type="spellEnd"/>
     </w:p>
     <w:p>
@@ -15663,7 +15046,7 @@
           <w:iCs/>
         </w:rPr>
       </w:pPr>
-      <w:bookmarkStart w:id="24" w:name="_Toc238525291"/>
+      <w:bookmarkStart w:id="23" w:name="_Toc238847168"/>
       <w:r>
         <w:t xml:space="preserve">5.2 Магистрала догађаја: прилагођени догађаји и </w:t>
       </w:r>
@@ -15699,7 +15082,7 @@
         </w:rPr>
         <w:t xml:space="preserve"> API</w:t>
       </w:r>
-      <w:bookmarkEnd w:id="24"/>
+      <w:bookmarkEnd w:id="23"/>
     </w:p>
     <w:p>
       <w:r>
@@ -15896,57 +15279,11 @@
       <w:pPr>
         <w:pStyle w:val="Heading2"/>
       </w:pPr>
-      <w:bookmarkStart w:id="25" w:name="_Toc238525292"/>
-      <w:r>
-        <w:t>5.3 Реактивни токови</w:t>
-      </w:r>
-      <w:bookmarkEnd w:id="25"/>
-    </w:p>
-    <w:p>
-      <w:r>
-        <w:t>Реактивни ток (енгл. </w:t>
-      </w:r>
-      <w:proofErr w:type="spellStart"/>
-      <w:r>
-        <w:rPr>
-          <w:i/>
-          <w:iCs/>
-        </w:rPr>
-        <w:t>reactive</w:t>
-      </w:r>
-      <w:proofErr w:type="spellEnd"/>
-      <w:r>
-        <w:rPr>
-          <w:i/>
-          <w:iCs/>
-        </w:rPr>
-        <w:t xml:space="preserve"> </w:t>
-      </w:r>
-      <w:proofErr w:type="spellStart"/>
-      <w:r>
-        <w:rPr>
-          <w:i/>
-          <w:iCs/>
-        </w:rPr>
-        <w:t>stream</w:t>
-      </w:r>
-      <w:proofErr w:type="spellEnd"/>
-      <w:r>
-        <w:t>) јесте низ вредности разложен у времену, над којим се трансформације описују операторима, а прималац се на резултат претплаћује. По облику је то објављивање и претплата, па би на први погледа припадао претходном одељку. У изворима на које се овај рад позива, међутим, реактивни токови се не појављују међу механизмима комуникације међу микрофронтендовима, и то одсуство има образложење које се може извести правило: при избору механизма треба се држати стандардизованих могућности прегледача и уводити што је могуће мање дељене инфраструктуре, јер је свака дељена компонента ствар о којој сви тимови морају да се сложе и коју сви морају да надограђују усклађено.</w:t>
-      </w:r>
-      <w:r>
-        <w:t xml:space="preserve"> При чему је могуће и имати проблема са дељеном зависношћу и неупареним верзијама библиотеке реактивних токова.</w:t>
-      </w:r>
-    </w:p>
-    <w:p>
-      <w:pPr>
-        <w:pStyle w:val="Heading2"/>
-      </w:pPr>
-      <w:bookmarkStart w:id="26" w:name="_Toc238525293"/>
+      <w:bookmarkStart w:id="24" w:name="_Toc238847169"/>
       <w:r>
         <w:t>5.4 Глобални контекст и аутентификација</w:t>
       </w:r>
-      <w:bookmarkEnd w:id="26"/>
+      <w:bookmarkEnd w:id="24"/>
     </w:p>
     <w:p>
       <w:r>
@@ -16117,12 +15454,11 @@
       <w:pPr>
         <w:pStyle w:val="Heading2"/>
       </w:pPr>
-      <w:bookmarkStart w:id="27" w:name="_Toc238525294"/>
-      <w:r>
-        <w:lastRenderedPageBreak/>
+      <w:bookmarkStart w:id="25" w:name="_Toc238847170"/>
+      <w:r>
         <w:t>5.5 Локално складиште и колачићи</w:t>
       </w:r>
-      <w:bookmarkEnd w:id="27"/>
+      <w:bookmarkEnd w:id="25"/>
     </w:p>
     <w:p>
       <w:r>
@@ -16199,7 +15535,11 @@
         <w:t>медијум, а не канал</w:t>
       </w:r>
       <w:r>
-        <w:t>: упис вредности никог не обавештава. Онај који хоће да други фрагмент реагује мора и даље да објави догађај (5.2), па складиште и магистрала нису замена један за другог него се допуњују</w:t>
+        <w:t xml:space="preserve">: упис вредности никог не обавештава. Онај који хоће да други фрагмент реагује мора и даље </w:t>
+      </w:r>
+      <w:r>
+        <w:lastRenderedPageBreak/>
+        <w:t>да објави догађај (5.2), па складиште и магистрала нису замена један за другог него се допуњују</w:t>
       </w:r>
       <w:r>
         <w:t xml:space="preserve">, </w:t>
@@ -16212,11 +15552,11 @@
       <w:pPr>
         <w:pStyle w:val="Heading2"/>
       </w:pPr>
-      <w:bookmarkStart w:id="28" w:name="_Toc238525295"/>
+      <w:bookmarkStart w:id="26" w:name="_Toc238847171"/>
       <w:r>
         <w:t>5.6 Комуникација са серверским слојем</w:t>
       </w:r>
-      <w:bookmarkEnd w:id="28"/>
+      <w:bookmarkEnd w:id="26"/>
     </w:p>
     <w:p>
       <w:r>
@@ -16462,7 +15802,6 @@
           <w:b/>
           <w:bCs/>
         </w:rPr>
-        <w:lastRenderedPageBreak/>
         <w:t>GraphQL</w:t>
       </w:r>
       <w:proofErr w:type="spellEnd"/>
@@ -16574,11 +15913,11 @@
       <w:pPr>
         <w:pStyle w:val="Heading2"/>
       </w:pPr>
-      <w:bookmarkStart w:id="29" w:name="_Toc238525296"/>
+      <w:bookmarkStart w:id="27" w:name="_Toc238847172"/>
       <w:r>
         <w:t>5.7 Репликација података међу тимовима</w:t>
       </w:r>
-      <w:bookmarkEnd w:id="29"/>
+      <w:bookmarkEnd w:id="27"/>
     </w:p>
     <w:p>
       <w:r>
@@ -16595,7 +15934,15 @@
           <w:b/>
           <w:bCs/>
         </w:rPr>
-        <w:t>само са серверским слојем свог тима</w:t>
+        <w:t xml:space="preserve">само са серверским слојем свог </w:t>
+      </w:r>
+      <w:r>
+        <w:rPr>
+          <w:b/>
+          <w:bCs/>
+        </w:rPr>
+        <w:lastRenderedPageBreak/>
+        <w:t>тима</w:t>
       </w:r>
       <w:r>
         <w:t>, никада с крајњом тачком другог тима. Образложење није стилско. Позив ка туђем API-ју уводи спрегнутост, ствара зависност међу тимовима у времену извршавања и</w:t>
@@ -17013,7 +16360,6 @@
           </w:tcPr>
           <w:p>
             <w:r>
-              <w:lastRenderedPageBreak/>
               <w:t>Адреса (путања и упит)</w:t>
             </w:r>
           </w:p>
@@ -17297,7 +16643,11 @@
     </w:tbl>
     <w:p>
       <w:r>
-        <w:t>Читана одозго надоле, табела показује и цену: што је механизам нижи, тим је већи домашај, али се плаћа или уговором који мора да испоштује више страна, или зависношћу коју прегледач не пружа сам. Прва два реда захтевају сагласност двају тимова о једном називу; средњи редови додају облик носивости; последња три захтевају и договор о инфраструктури. Отуда правило којим се 5. поглавље и завршава: механизам се не бира по томе шта је изражајније, него по томе шта је најмање што задовољава топологију и услов доступности датог случаја. Како тај поступак изгледа примењен на конкретан систем показује одељак 12.4</w:t>
+        <w:t xml:space="preserve">Читана одозго надоле, табела показује и цену: што је механизам нижи, тим је већи домашај, али се плаћа или уговором који мора да испоштује више страна, или </w:t>
+      </w:r>
+      <w:r>
+        <w:lastRenderedPageBreak/>
+        <w:t>зависношћу коју прегледач не пружа сам. Прва два реда захтевају сагласност двају тимова о једном називу; средњи редови додају облик носивости; последња три захтевају и договор о инфраструктури. Отуда правило којим се 5. поглавље и завршава: механизам се не бира по томе шта је изражајније, него по томе шта је најмање што задовољава топологију и услов доступности датог случаја. Како тај поступак изгледа примењен на конкретан систем показује одељак 12.4</w:t>
       </w:r>
       <w:r>
         <w:t>.</w:t>
@@ -17309,13 +16659,44 @@
     <w:p>
       <w:pPr>
         <w:pStyle w:val="Heading1"/>
-      </w:pPr>
-      <w:bookmarkStart w:id="30" w:name="_Toc238525297"/>
+        <w:rPr>
+          <w:lang w:val="en-US"/>
+        </w:rPr>
+      </w:pPr>
+      <w:bookmarkStart w:id="28" w:name="_Toc238847173"/>
       <w:r>
         <w:lastRenderedPageBreak/>
         <w:t>6. Кориснички интерфејс и дизајн систем</w:t>
       </w:r>
-      <w:bookmarkEnd w:id="30"/>
+      <w:r>
+        <w:rPr>
+          <w:lang w:val="en-US"/>
+        </w:rPr>
+        <w:t xml:space="preserve"> . </w:t>
+      </w:r>
+      <w:proofErr w:type="spellStart"/>
+      <w:r>
+        <w:rPr>
+          <w:lang w:val="en-US"/>
+        </w:rPr>
+        <w:t>popravi</w:t>
+      </w:r>
+      <w:proofErr w:type="spellEnd"/>
+      <w:r>
+        <w:rPr>
+          <w:lang w:val="en-US"/>
+        </w:rPr>
+        <w:t xml:space="preserve"> </w:t>
+      </w:r>
+      <w:proofErr w:type="spellStart"/>
+      <w:r>
+        <w:rPr>
+          <w:lang w:val="en-US"/>
+        </w:rPr>
+        <w:t>engleski</w:t>
+      </w:r>
+      <w:bookmarkEnd w:id="28"/>
+      <w:proofErr w:type="spellEnd"/>
     </w:p>
     <w:p>
       <w:r>
@@ -17456,16 +16837,6 @@
       </w:r>
     </w:p>
     <w:p>
-      <w:pPr>
-        <w:pStyle w:val="Heading2"/>
-      </w:pPr>
-      <w:bookmarkStart w:id="31" w:name="_Toc238525298"/>
-      <w:r>
-        <w:t>6.1 Зашто дизајн систем</w:t>
-      </w:r>
-      <w:bookmarkEnd w:id="31"/>
-    </w:p>
-    <w:p>
       <w:r>
         <w:t>Д</w:t>
       </w:r>
@@ -17473,7 +16844,33 @@
         <w:t>изајн систем</w:t>
       </w:r>
       <w:r>
-        <w:t xml:space="preserve"> се</w:t>
+        <w:t xml:space="preserve"> </w:t>
+      </w:r>
+      <w:r>
+        <w:rPr>
+          <w:lang w:val="en-US"/>
+        </w:rPr>
+        <w:t>(</w:t>
+      </w:r>
+      <w:r>
+        <w:t xml:space="preserve">енгл. </w:t>
+      </w:r>
+      <w:r>
+        <w:rPr>
+          <w:i/>
+          <w:iCs/>
+          <w:lang w:val="en-US"/>
+        </w:rPr>
+        <w:t>design system</w:t>
+      </w:r>
+      <w:r>
+        <w:rPr>
+          <w:lang w:val="en-US"/>
+        </w:rPr>
+        <w:t xml:space="preserve">) </w:t>
+      </w:r>
+      <w:r>
+        <w:t>се</w:t>
       </w:r>
       <w:r>
         <w:t xml:space="preserve"> одређује као заједнички визуелни језик организације, шири од библиотеке компонената: он обухвата принципе, обрасце, правила и терминологију, а библиотека компонената је његова изведена, извршна форма. Разлика није терминолошка педантерија, него има последицу за све што следи</w:t>
@@ -17508,11 +16905,11 @@
         <w:t>,</w:t>
       </w:r>
       <w:r>
-        <w:t xml:space="preserve"> само прва </w:t>
+        <w:t xml:space="preserve"> само прва две су употребљиве као образложење у овом раду, и разлика је важна за ИП2. Прве две </w:t>
       </w:r>
       <w:r>
         <w:lastRenderedPageBreak/>
-        <w:t>две су употребљиве као образложење у овом раду, и разлика је важна за ИП2. Прве две су </w:t>
+        <w:t>су </w:t>
       </w:r>
       <w:r>
         <w:rPr>
@@ -17851,200 +17248,65 @@
         <w:t>Д</w:t>
       </w:r>
       <w:r>
-        <w:t xml:space="preserve">изајн систем није изузет зато </w:t>
-      </w:r>
-      <w:r>
-        <w:lastRenderedPageBreak/>
-        <w:t>што је користан, него зато што је </w:t>
+        <w:t>изајн систем није изузет зато што је користан, него зато што је </w:t>
       </w:r>
       <w:r>
         <w:rPr>
           <w:b/>
           <w:bCs/>
         </w:rPr>
-        <w:t>проблем који решава другачијег реда од проблема које дељење ствара</w:t>
-      </w:r>
-      <w:r>
-        <w:t>. Повезаност коју дељење уводи је технички трошак, и плаћа се у брзини испоруке и у слободи надограђивања. Недоследност коју дељење уклања је трошак који плаћа корисник, и он се не види ни у једној метрици испоруке.</w:t>
-      </w:r>
-    </w:p>
-    <w:p>
-      <w:r>
-        <w:t>Дизајн систем, задовољава свих пет</w:t>
-      </w:r>
-      <w:r>
-        <w:t xml:space="preserve"> </w:t>
-      </w:r>
-      <w:proofErr w:type="spellStart"/>
-      <w:r>
-        <w:t>Rappl</w:t>
-      </w:r>
-      <w:proofErr w:type="spellEnd"/>
-      <w:r>
-        <w:t>-ових критеријума за и против дељења зависности</w:t>
-      </w:r>
-      <w:r>
-        <w:t>, што га чини не изузетком, него </w:t>
+        <w:t xml:space="preserve">проблем који решава другачијег реда од проблема </w:t>
       </w:r>
       <w:r>
         <w:rPr>
           <w:b/>
           <w:bCs/>
         </w:rPr>
-        <w:t xml:space="preserve">јединим случајем који их све испуњава </w:t>
+        <w:lastRenderedPageBreak/>
+        <w:t>које дељење ствара</w:t>
+      </w:r>
+      <w:r>
+        <w:t>. Повезаност коју дељење уводи је технички трошак, и плаћа се у брзини испоруке и у слободи надограђивања. Недоследност коју дељење уклања је трошак који плаћа корисник, и он се не види ни у једној метрици испоруке.</w:t>
+      </w:r>
+    </w:p>
+    <w:p>
+      <w:r>
+        <w:t>Дизајн систем, задовољава свих пет</w:t>
+      </w:r>
+      <w:r>
+        <w:t xml:space="preserve"> </w:t>
+      </w:r>
+      <w:proofErr w:type="spellStart"/>
+      <w:r>
+        <w:t>Rappl</w:t>
+      </w:r>
+      <w:proofErr w:type="spellEnd"/>
+      <w:r>
+        <w:t>-ових критеријума за и против дељења зависности</w:t>
+      </w:r>
+      <w:r>
+        <w:t>, што га чини не изузетком, него </w:t>
       </w:r>
       <w:r>
         <w:rPr>
           <w:b/>
           <w:bCs/>
         </w:rPr>
-        <w:t>истовремено</w:t>
-      </w:r>
-      <w:r>
-        <w:t xml:space="preserve">, </w:t>
-      </w:r>
-      <w:r>
-        <w:t>а то је прецизнији облик исте тврдње коју сва четири извора изводе на својим путевима.</w:t>
-      </w:r>
-    </w:p>
-    <w:p>
-      <w:pPr>
-        <w:pStyle w:val="Heading2"/>
-      </w:pPr>
-      <w:bookmarkStart w:id="32" w:name="_Toc238525299"/>
-      <w:r>
-        <w:t>6.2 Централни тим наспрам аутономних тимова</w:t>
-      </w:r>
-      <w:bookmarkEnd w:id="32"/>
-    </w:p>
-    <w:p>
-      <w:r>
-        <w:t xml:space="preserve">Питање власништва је организационо, али оно одређује техничка питања која следе, па се поставља пре њих. </w:t>
-      </w:r>
-      <w:sdt>
-        <w:sdtPr>
-          <w:id w:val="-611048956"/>
-          <w:citation/>
-        </w:sdtPr>
-        <w:sdtContent>
-          <w:r>
-            <w:fldChar w:fldCharType="begin"/>
-          </w:r>
-          <w:r>
-            <w:instrText xml:space="preserve"> CITATION Mic20 \l 1033 </w:instrText>
-          </w:r>
-          <w:r>
-            <w:fldChar w:fldCharType="separate"/>
-          </w:r>
-          <w:r>
-            <w:rPr>
-              <w:noProof/>
-            </w:rPr>
-            <w:t>(Geers, 2020)</w:t>
-          </w:r>
-          <w:r>
-            <w:fldChar w:fldCharType="end"/>
-          </w:r>
-        </w:sdtContent>
-      </w:sdt>
-      <w:r>
-        <w:t xml:space="preserve"> </w:t>
-      </w:r>
-      <w:r>
-        <w:t>га своди на две крајности и</w:t>
-      </w:r>
-      <w:r>
-        <w:t xml:space="preserve">, </w:t>
-      </w:r>
-      <w:r>
-        <w:t>што је важније од самих крајности</w:t>
-      </w:r>
-      <w:r>
-        <w:t xml:space="preserve">, </w:t>
-      </w:r>
-      <w:r>
-        <w:t>на једно упозорење које важи за обе. Прва крајност је </w:t>
+        <w:t xml:space="preserve">јединим случајем који их све испуњава </w:t>
       </w:r>
       <w:r>
         <w:rPr>
           <w:b/>
           <w:bCs/>
         </w:rPr>
-        <w:t>централни модел</w:t>
-      </w:r>
-      <w:r>
-        <w:t>: посвећен тим поседује систем, гради компоненте и објављује их осталима. Његова предност је доследност по саставу; његова цена је та да тимови који компоненту требају зависе од распореда тима који је не користи. Друга је </w:t>
-      </w:r>
-      <w:r>
-        <w:rPr>
-          <w:b/>
-          <w:bCs/>
-        </w:rPr>
-        <w:t>здружени модел</w:t>
-      </w:r>
-      <w:r>
-        <w:t> (у изворнику </w:t>
-      </w:r>
-      <w:proofErr w:type="spellStart"/>
-      <w:r>
-        <w:rPr>
-          <w:i/>
-          <w:iCs/>
-        </w:rPr>
-        <w:t>federated</w:t>
-      </w:r>
-      <w:proofErr w:type="spellEnd"/>
-      <w:r>
-        <w:t xml:space="preserve">): компоненте настају у тимовима који их и употребљавају, а заједничка библиотека је место у које се сливају после употребе. Његова предност је та да ниједна компонента у њу не улази </w:t>
-      </w:r>
-      <w:proofErr w:type="spellStart"/>
-      <w:r>
-        <w:t>неупотребљена</w:t>
-      </w:r>
-      <w:proofErr w:type="spellEnd"/>
-      <w:r>
-        <w:t>; његова цена је та да без изричитог посредовања из тога излази неколико сличних решења истог проблема.</w:t>
-      </w:r>
-    </w:p>
-    <w:p>
-      <w:r>
-        <w:t>Компромис</w:t>
-      </w:r>
-      <w:r>
-        <w:t xml:space="preserve"> између централног и здруженог модела, с напоменом да се положај на њему мења кроз време: у фази успостављања </w:t>
-      </w:r>
-      <w:proofErr w:type="spellStart"/>
-      <w:r>
-        <w:t>централнији</w:t>
-      </w:r>
-      <w:proofErr w:type="spellEnd"/>
-      <w:r>
-        <w:t xml:space="preserve"> рад је оправдан, зато што систем тада нема шта да слива, док у фази производње </w:t>
-      </w:r>
-      <w:proofErr w:type="spellStart"/>
-      <w:r>
-        <w:t>здруженији</w:t>
-      </w:r>
-      <w:proofErr w:type="spellEnd"/>
-      <w:r>
-        <w:t xml:space="preserve"> рад боље одржава компоненте живим.</w:t>
-      </w:r>
-    </w:p>
-    <w:p>
-      <w:pPr>
-        <w:pStyle w:val="Heading2"/>
-      </w:pPr>
-      <w:bookmarkStart w:id="33" w:name="_Toc238525300"/>
-      <w:r>
-        <w:t>6.</w:t>
-      </w:r>
-      <w:r>
-        <w:t>3</w:t>
-      </w:r>
-      <w:r>
-        <w:t xml:space="preserve"> Шта улази у централну библиотеку</w:t>
-      </w:r>
-      <w:bookmarkEnd w:id="33"/>
+        <w:t>истовремено</w:t>
+      </w:r>
+      <w:r>
+        <w:t xml:space="preserve">, </w:t>
+      </w:r>
+      <w:r>
+        <w:t>а то је прецизнији облик исте тврдње коју сва четири извора изводе на својим путевима.</w:t>
+      </w:r>
     </w:p>
     <w:p>
       <w:sdt>
@@ -18126,11 +17388,7 @@
         <w:t>доменска одређеност</w:t>
       </w:r>
       <w:r>
-        <w:t xml:space="preserve">, и она се проверава једним питањем: који тим има интерес да ову компоненту мења и </w:t>
-      </w:r>
-      <w:r>
-        <w:lastRenderedPageBreak/>
-        <w:t>зашто. Ако је одговор „сваки, због изгледа"</w:t>
+        <w:t>, и она се проверава једним питањем: који тим има интерес да ову компоненту мења и зашто. Ако је одговор „сваки, због изгледа"</w:t>
       </w:r>
       <w:r>
         <w:t xml:space="preserve">, </w:t>
@@ -18152,12 +17410,12 @@
       <w:pPr>
         <w:pStyle w:val="Heading1"/>
       </w:pPr>
-      <w:bookmarkStart w:id="34" w:name="_Toc238525301"/>
+      <w:bookmarkStart w:id="29" w:name="_Toc238847174"/>
       <w:r>
         <w:lastRenderedPageBreak/>
         <w:t>7. Испорука, аутоматизација и тестирање</w:t>
       </w:r>
-      <w:bookmarkEnd w:id="34"/>
+      <w:bookmarkEnd w:id="29"/>
     </w:p>
     <w:p>
       <w:r>
@@ -18228,11 +17486,11 @@
       <w:pPr>
         <w:pStyle w:val="Heading2"/>
       </w:pPr>
-      <w:bookmarkStart w:id="35" w:name="_Toc238525302"/>
+      <w:bookmarkStart w:id="30" w:name="_Toc238847175"/>
       <w:r>
         <w:t>7.2 Моно-репозиторијум, поли-репозиторијум и стратегија рада с гранама</w:t>
       </w:r>
-      <w:bookmarkEnd w:id="35"/>
+      <w:bookmarkEnd w:id="30"/>
     </w:p>
     <w:p>
       <w:r>
@@ -18266,12 +17524,12 @@
       <w:pPr>
         <w:pStyle w:val="Heading2"/>
       </w:pPr>
-      <w:bookmarkStart w:id="36" w:name="_Toc238525303"/>
+      <w:bookmarkStart w:id="31" w:name="_Toc238847176"/>
       <w:r>
         <w:lastRenderedPageBreak/>
         <w:t>7.3 Верзионисање, повратак на претходну верзију и прекидачи функционалности</w:t>
       </w:r>
-      <w:bookmarkEnd w:id="36"/>
+      <w:bookmarkEnd w:id="31"/>
     </w:p>
     <w:p>
       <w:r>
@@ -18391,61 +17649,32 @@
       <w:pPr>
         <w:pStyle w:val="Heading2"/>
       </w:pPr>
-      <w:bookmarkStart w:id="37" w:name="_Toc238525304"/>
-      <w:r>
-        <w:t>7.4 Метрике испоруке</w:t>
-      </w:r>
-      <w:bookmarkEnd w:id="37"/>
-    </w:p>
-    <w:p>
-      <w:r>
-        <w:t xml:space="preserve">Квалитет и ефикасност процеса испоруке могу се пратити помоћу четири кључне метрике: учесталости распоређивања, времена од измене до </w:t>
-      </w:r>
-      <w:r>
-        <w:t>продукције</w:t>
-      </w:r>
-      <w:r>
-        <w:t>, времена потребног за успостављање услуге након отказа и удела измена које доводе до отказа. Прве две метрике мере брзину испоруке, док друге две мере њену стабилност. Због тога се успешност процеса не може процењивати само на основу брзине, већ је потребно истовремено пратити и поузданост испоруке.</w:t>
-      </w:r>
-    </w:p>
-    <w:p>
-      <w:r>
-        <w:t>Важно је нагласити да ове метрике не мере директно квалитет саме микрофронтенд архитектуре, већ перформансе организације и њеног процеса испоруке.</w:t>
+      <w:bookmarkStart w:id="32" w:name="_Toc238847177"/>
+      <w:r>
+        <w:t>7.5 Миграција са монолитног фронтенда</w:t>
+      </w:r>
+      <w:bookmarkEnd w:id="32"/>
+    </w:p>
+    <w:p>
+      <w:r>
+        <w:t>Миграција са монолитног фронтенда на микрофронтенд архитектуру може се спровести постепеним издвајањем делова постојеће апликације, изградњом новог фронтенда изнад постојећег позадинског система или потпуном заменом система одједном. Најчешћи приступ је постепена миграција, при којој нови фрагменти преузимају поједина подручја примене док монолит постепено губи своју улогу. Пре миграције целог система корисно је применити приступ на мањем, реалном делу апликације како би се провериле техничке и организационе претпоставке.</w:t>
+      </w:r>
+    </w:p>
+    <w:p>
+      <w:r>
+        <w:t>Избор стратегије миграције пре свега одређује колико дуго је потребно одржавати стари и нови систем истовремено. Постепена миграција смањује домашај појединачних грешака и омогућава више мањих испорука, али продужава период двоструког одржавања. Потпуна замена је бржа у коначном преласку, али носи највећи ризик јер нема постепеног преласка нити једноставног повратка на претходно стање. Због тога стратегију миграције треба посматрати пре свега као одлуку о прихватљивом трајању двоструког одржавања, а не као избор саме технологије.</w:t>
       </w:r>
     </w:p>
     <w:p>
       <w:pPr>
         <w:pStyle w:val="Heading2"/>
       </w:pPr>
-      <w:bookmarkStart w:id="38" w:name="_Toc238525305"/>
-      <w:r>
-        <w:t>7.5 Миграција са монолитног фронтенда</w:t>
-      </w:r>
-      <w:bookmarkEnd w:id="38"/>
-    </w:p>
-    <w:p>
-      <w:r>
-        <w:t xml:space="preserve">Миграција са монолитног фронтенда на микрофронтенд архитектуру може се спровести постепеним издвајањем делова постојеће апликације, изградњом новог фронтенда изнад постојећег позадинског система или потпуном заменом система одједном. Најчешћи приступ је постепена миграција, при којој нови фрагменти преузимају поједина подручја </w:t>
-      </w:r>
+      <w:bookmarkStart w:id="33" w:name="_Toc238847178"/>
       <w:r>
         <w:lastRenderedPageBreak/>
-        <w:t>примене док монолит постепено губи своју улогу. Пре миграције целог система корисно је применити приступ на мањем, реалном делу апликације како би се провериле техничке и организационе претпоставке.</w:t>
-      </w:r>
-    </w:p>
-    <w:p>
-      <w:r>
-        <w:t>Избор стратегије миграције пре свега одређује колико дуго је потребно одржавати стари и нови систем истовремено. Постепена миграција смањује домашај појединачних грешака и омогућава више мањих испорука, али продужава период двоструког одржавања. Потпуна замена је бржа у коначном преласку, али носи највећи ризик јер нема постепеног преласка нити једноставног повратка на претходно стање. Због тога стратегију миграције треба посматрати пре свега као одлуку о прихватљивом трајању двоструког одржавања, а не као избор саме технологије.</w:t>
-      </w:r>
-    </w:p>
-    <w:p>
-      <w:pPr>
-        <w:pStyle w:val="Heading2"/>
-      </w:pPr>
-      <w:bookmarkStart w:id="39" w:name="_Toc238525306"/>
-      <w:r>
         <w:t>7.6 Стратегија тестирања и функције прикладности</w:t>
       </w:r>
-      <w:bookmarkEnd w:id="39"/>
+      <w:bookmarkEnd w:id="33"/>
     </w:p>
     <w:p>
       <w:r>
@@ -18466,49 +17695,46 @@
       <w:pPr>
         <w:pStyle w:val="Heading2"/>
       </w:pPr>
-      <w:bookmarkStart w:id="40" w:name="_Toc238525307"/>
+      <w:bookmarkStart w:id="34" w:name="_Toc238847179"/>
       <w:r>
         <w:t>7.7 Локални развој и изолација фрагмената</w:t>
       </w:r>
-      <w:bookmarkEnd w:id="40"/>
-    </w:p>
-    <w:p>
-      <w:r>
-        <w:t xml:space="preserve">Локални развој микрофронтендова захтева начин да се фрагмент развија без потребе да се истовремено покрећу сви остали делови система. Један приступ је изолација фрагмента помоћу лажних суседа или посебне развојне странице која омогућава приказ различитих стања фрагмента. Лажни суседи треба да буду засновани на уговору фрагмента, док велики број сложених лажних имплементација може указивати на лоше </w:t>
-      </w:r>
+      <w:bookmarkEnd w:id="34"/>
+    </w:p>
+    <w:p>
+      <w:r>
+        <w:t>Локални развој микрофронтендова захтева начин да се фрагмент развија без потребе да се истовремено покрећу сви остали делови система. Један приступ је изолација фрагмента помоћу лажних суседа или посебне развојне странице која омогућава приказ различитих стања фрагмента. Лажни суседи треба да буду засновани на уговору фрагмента, док велики број сложених лажних имплементација може указивати на лоше постављене границе између фрагмената. Други приступ је локално повезивање са стварним, већ распоређеним суседним фрагментима.</w:t>
+      </w:r>
+    </w:p>
+    <w:p>
+      <w:r>
+        <w:t xml:space="preserve">Изолација и рад са стварним суседима не представљају међусобне замене, јер проверавају различите аспекте система. Изолација проверава да ли фрагмент испуњава сопствени уговор, док рад са стварним суседима проверава да ли се тај уговор правилно користи у стварном саставу. За оба приступа неопходно је да адресе фрагмената могу да се мењају у току извршавања, односно да постоји механизам за њихово откривање и замену. На тај начин локални развој постаје још једна последица потребе за </w:t>
+      </w:r>
+      <w:proofErr w:type="spellStart"/>
+      <w:r>
+        <w:t>индирекцијом</w:t>
+      </w:r>
+      <w:proofErr w:type="spellEnd"/>
+      <w:r>
+        <w:t xml:space="preserve"> између </w:t>
+      </w:r>
+      <w:r>
+        <w:t>апликације обмотача</w:t>
+      </w:r>
+      <w:r>
+        <w:t xml:space="preserve"> и конкретне верзије фрагмента.</w:t>
+      </w:r>
+    </w:p>
+    <w:p>
+      <w:pPr>
+        <w:pStyle w:val="Heading2"/>
+      </w:pPr>
+      <w:bookmarkStart w:id="35" w:name="_Toc238847180"/>
       <w:r>
         <w:lastRenderedPageBreak/>
-        <w:t>постављене границе између фрагмената. Други приступ је локално повезивање са стварним, већ распоређеним суседним фрагментима.</w:t>
-      </w:r>
-    </w:p>
-    <w:p>
-      <w:r>
-        <w:t xml:space="preserve">Изолација и рад са стварним суседима не представљају међусобне замене, јер проверавају различите аспекте система. Изолација проверава да ли фрагмент испуњава сопствени уговор, док рад са стварним суседима проверава да ли се тај уговор правилно користи у стварном саставу. За оба приступа неопходно је да адресе фрагмената могу да се мењају у току извршавања, односно да постоји механизам за њихово откривање и замену. На тај начин локални развој постаје још једна последица потребе за </w:t>
-      </w:r>
-      <w:proofErr w:type="spellStart"/>
-      <w:r>
-        <w:t>индирекцијом</w:t>
-      </w:r>
-      <w:proofErr w:type="spellEnd"/>
-      <w:r>
-        <w:t xml:space="preserve"> између </w:t>
-      </w:r>
-      <w:r>
-        <w:t>апликације обмотача</w:t>
-      </w:r>
-      <w:r>
-        <w:t xml:space="preserve"> и конкретне верзије фрагмента.</w:t>
-      </w:r>
-    </w:p>
-    <w:p>
-      <w:pPr>
-        <w:pStyle w:val="Heading2"/>
-      </w:pPr>
-      <w:bookmarkStart w:id="41" w:name="_Toc238525308"/>
-      <w:r>
         <w:t>7.8 Развојно искуство</w:t>
       </w:r>
-      <w:bookmarkEnd w:id="41"/>
+      <w:bookmarkEnd w:id="35"/>
     </w:p>
     <w:p>
       <w:r>
@@ -18535,12 +17761,12 @@
       <w:pPr>
         <w:pStyle w:val="Heading1"/>
       </w:pPr>
-      <w:bookmarkStart w:id="42" w:name="_Toc238525309"/>
+      <w:bookmarkStart w:id="36" w:name="_Toc238847181"/>
       <w:r>
         <w:lastRenderedPageBreak/>
         <w:t>8. Безбедност и изолација микрофронтендова</w:t>
       </w:r>
-      <w:bookmarkEnd w:id="42"/>
+      <w:bookmarkEnd w:id="36"/>
     </w:p>
     <w:p>
       <w:pPr>
@@ -18592,12 +17818,15 @@
     <w:p>
       <w:pPr>
         <w:pStyle w:val="Heading2"/>
-      </w:pPr>
-      <w:bookmarkStart w:id="43" w:name="_Toc238525310"/>
-      <w:r>
-        <w:t>8.1 Стандарди веб платформе као граница: CSP, HSTS и CORS</w:t>
-      </w:r>
-      <w:bookmarkEnd w:id="43"/>
+        <w:rPr>
+          <w:lang w:val="en-US"/>
+        </w:rPr>
+      </w:pPr>
+      <w:bookmarkStart w:id="37" w:name="_Toc238847182"/>
+      <w:r>
+        <w:t>8.1 Стандарди веб платформе као граница</w:t>
+      </w:r>
+      <w:bookmarkEnd w:id="37"/>
     </w:p>
     <w:p>
       <w:r>
@@ -18788,11 +18017,11 @@
       <w:pPr>
         <w:pStyle w:val="Heading2"/>
       </w:pPr>
-      <w:bookmarkStart w:id="44" w:name="_Toc238525311"/>
-      <w:r>
-        <w:t>8.2 Границе скриптова: зашто изолација на клијенту није решива</w:t>
-      </w:r>
-      <w:bookmarkEnd w:id="44"/>
+      <w:bookmarkStart w:id="38" w:name="_Toc238847183"/>
+      <w:r>
+        <w:t>8.2 Границе скриптова</w:t>
+      </w:r>
+      <w:bookmarkEnd w:id="38"/>
     </w:p>
     <w:p>
       <w:r>
@@ -18932,7 +18161,7 @@
       <w:pPr>
         <w:pStyle w:val="Heading2"/>
       </w:pPr>
-      <w:bookmarkStart w:id="45" w:name="_Toc238525312"/>
+      <w:bookmarkStart w:id="39" w:name="_Toc238847184"/>
       <w:r>
         <w:t xml:space="preserve">8.4 Складиште приступног </w:t>
       </w:r>
@@ -18948,7 +18177,7 @@
       <w:r>
         <w:t>наспрам веб складишта</w:t>
       </w:r>
-      <w:bookmarkEnd w:id="45"/>
+      <w:bookmarkEnd w:id="39"/>
     </w:p>
     <w:p>
       <w:r>
@@ -19068,11 +18297,11 @@
       <w:pPr>
         <w:pStyle w:val="Heading2"/>
       </w:pPr>
-      <w:bookmarkStart w:id="46" w:name="_Toc238525313"/>
+      <w:bookmarkStart w:id="40" w:name="_Toc238847185"/>
       <w:r>
         <w:t>8.6 Дељене зависности, надзор и приватност</w:t>
       </w:r>
-      <w:bookmarkEnd w:id="46"/>
+      <w:bookmarkEnd w:id="40"/>
     </w:p>
     <w:p>
       <w:r>
@@ -19110,12 +18339,12 @@
       <w:pPr>
         <w:pStyle w:val="Heading1"/>
       </w:pPr>
-      <w:bookmarkStart w:id="47" w:name="_Toc238525314"/>
+      <w:bookmarkStart w:id="41" w:name="_Toc238847186"/>
       <w:r>
         <w:lastRenderedPageBreak/>
         <w:t>9. Анти-патерни микрофронтенд архитектуре</w:t>
       </w:r>
-      <w:bookmarkEnd w:id="47"/>
+      <w:bookmarkEnd w:id="41"/>
     </w:p>
     <w:p>
       <w:r>
@@ -19177,11 +18406,11 @@
       <w:pPr>
         <w:pStyle w:val="Heading2"/>
       </w:pPr>
-      <w:bookmarkStart w:id="48" w:name="_Toc238525315"/>
+      <w:bookmarkStart w:id="42" w:name="_Toc238847187"/>
       <w:r>
         <w:t>9.1 Погрешна гранулација: микрофронтенд или компонента</w:t>
       </w:r>
-      <w:bookmarkEnd w:id="48"/>
+      <w:bookmarkEnd w:id="42"/>
     </w:p>
     <w:p>
       <w:r>
@@ -19456,12 +18685,12 @@
       <w:pPr>
         <w:pStyle w:val="Heading2"/>
       </w:pPr>
-      <w:bookmarkStart w:id="49" w:name="_Toc238525316"/>
+      <w:bookmarkStart w:id="43" w:name="_Toc238847188"/>
       <w:r>
         <w:lastRenderedPageBreak/>
         <w:t>9.2 Дељење стања и двосмерна зависност</w:t>
       </w:r>
-      <w:bookmarkEnd w:id="49"/>
+      <w:bookmarkEnd w:id="43"/>
     </w:p>
     <w:p>
       <w:r>
@@ -19550,11 +18779,11 @@
       <w:pPr>
         <w:pStyle w:val="Heading2"/>
       </w:pPr>
-      <w:bookmarkStart w:id="50" w:name="_Toc238525317"/>
+      <w:bookmarkStart w:id="44" w:name="_Toc238847189"/>
       <w:r>
         <w:t>9.3 Анархија: вишеструки оквири без механизама управљања</w:t>
       </w:r>
-      <w:bookmarkEnd w:id="50"/>
+      <w:bookmarkEnd w:id="44"/>
     </w:p>
     <w:p>
       <w:r>
@@ -19646,14 +18875,14 @@
       <w:pPr>
         <w:pStyle w:val="Heading2"/>
       </w:pPr>
-      <w:bookmarkStart w:id="51" w:name="_Toc238525318"/>
+      <w:bookmarkStart w:id="45" w:name="_Toc238847190"/>
       <w:r>
         <w:t xml:space="preserve">9.4 Недостатак слоја против корупције и преурањена </w:t>
       </w:r>
       <w:r>
         <w:t>апстракција</w:t>
       </w:r>
-      <w:bookmarkEnd w:id="51"/>
+      <w:bookmarkEnd w:id="45"/>
     </w:p>
     <w:p>
       <w:r>
@@ -19779,7 +19008,7 @@
       <w:pPr>
         <w:pStyle w:val="Heading2"/>
       </w:pPr>
-      <w:bookmarkStart w:id="52" w:name="_Toc238525319"/>
+      <w:bookmarkStart w:id="46" w:name="_Toc238847191"/>
       <w:r>
         <w:t xml:space="preserve">9.5 Вишеструки позиви </w:t>
       </w:r>
@@ -19789,7 +19018,7 @@
       <w:r>
         <w:t>бекенду</w:t>
       </w:r>
-      <w:bookmarkEnd w:id="52"/>
+      <w:bookmarkEnd w:id="46"/>
     </w:p>
     <w:p>
       <w:r>
@@ -19882,12 +19111,12 @@
       <w:pPr>
         <w:pStyle w:val="Heading1"/>
       </w:pPr>
-      <w:bookmarkStart w:id="53" w:name="_Toc238525320"/>
+      <w:bookmarkStart w:id="47" w:name="_Toc238847192"/>
       <w:r>
         <w:lastRenderedPageBreak/>
         <w:t>10. Анализа проблема истраживања</w:t>
       </w:r>
-      <w:bookmarkEnd w:id="53"/>
+      <w:bookmarkEnd w:id="47"/>
     </w:p>
     <w:p>
       <w:r>
@@ -19931,11 +19160,11 @@
       <w:pPr>
         <w:pStyle w:val="Heading2"/>
       </w:pPr>
-      <w:bookmarkStart w:id="54" w:name="_Toc238525321"/>
+      <w:bookmarkStart w:id="48" w:name="_Toc238847193"/>
       <w:r>
         <w:t>10.1 Домен, корисници и радни ток лекара</w:t>
       </w:r>
-      <w:bookmarkEnd w:id="54"/>
+      <w:bookmarkEnd w:id="48"/>
     </w:p>
     <w:p>
       <w:r>
@@ -20537,11 +19766,11 @@
       <w:pPr>
         <w:pStyle w:val="Heading2"/>
       </w:pPr>
-      <w:bookmarkStart w:id="55" w:name="_Toc238525322"/>
+      <w:bookmarkStart w:id="49" w:name="_Toc238847194"/>
       <w:r>
         <w:t>10.2 Функционални захтеви</w:t>
       </w:r>
-      <w:bookmarkEnd w:id="55"/>
+      <w:bookmarkEnd w:id="49"/>
     </w:p>
     <w:p>
       <w:r>
@@ -21822,12 +21051,12 @@
       <w:pPr>
         <w:pStyle w:val="Heading2"/>
       </w:pPr>
-      <w:bookmarkStart w:id="56" w:name="_Toc238525323"/>
+      <w:bookmarkStart w:id="50" w:name="_Toc238847195"/>
       <w:r>
         <w:lastRenderedPageBreak/>
         <w:t>10.3 Нефункционални захтеви</w:t>
       </w:r>
-      <w:bookmarkEnd w:id="56"/>
+      <w:bookmarkEnd w:id="50"/>
     </w:p>
     <w:p>
       <w:r>
@@ -22433,11 +21662,11 @@
       <w:pPr>
         <w:pStyle w:val="Heading2"/>
       </w:pPr>
-      <w:bookmarkStart w:id="57" w:name="_Toc238525324"/>
+      <w:bookmarkStart w:id="51" w:name="_Toc238847196"/>
       <w:r>
         <w:t>10.4 Идентификација поддомена и ограничених контекста</w:t>
       </w:r>
-      <w:bookmarkEnd w:id="57"/>
+      <w:bookmarkEnd w:id="51"/>
     </w:p>
     <w:p>
       <w:r>
@@ -23184,14 +22413,14 @@
       <w:pPr>
         <w:pStyle w:val="Heading2"/>
       </w:pPr>
-      <w:bookmarkStart w:id="58" w:name="_Toc238525325"/>
+      <w:bookmarkStart w:id="52" w:name="_Toc238847197"/>
       <w:r>
         <w:t xml:space="preserve">10.5 </w:t>
       </w:r>
       <w:r>
         <w:t>Ограничења монолитног фронтенда у посматраном домену</w:t>
       </w:r>
-      <w:bookmarkEnd w:id="58"/>
+      <w:bookmarkEnd w:id="52"/>
     </w:p>
     <w:p>
       <w:r>
@@ -23332,11 +22561,11 @@
       <w:pPr>
         <w:pStyle w:val="Heading2"/>
       </w:pPr>
-      <w:bookmarkStart w:id="59" w:name="_Toc238525326"/>
+      <w:bookmarkStart w:id="53" w:name="_Toc238847198"/>
       <w:r>
         <w:t>10.6 Захтеви поверљивости и трага приступа медицинским подацима</w:t>
       </w:r>
-      <w:bookmarkEnd w:id="59"/>
+      <w:bookmarkEnd w:id="53"/>
     </w:p>
     <w:p>
       <w:r>
@@ -23551,12 +22780,12 @@
       <w:pPr>
         <w:pStyle w:val="Heading1"/>
       </w:pPr>
-      <w:bookmarkStart w:id="60" w:name="_Toc238525327"/>
+      <w:bookmarkStart w:id="54" w:name="_Toc238847199"/>
       <w:r>
         <w:lastRenderedPageBreak/>
         <w:t>12. Архитектура решења</w:t>
       </w:r>
-      <w:bookmarkEnd w:id="60"/>
+      <w:bookmarkEnd w:id="54"/>
     </w:p>
     <w:p>
       <w:r>
@@ -23598,11 +22827,11 @@
       <w:pPr>
         <w:pStyle w:val="Heading2"/>
       </w:pPr>
-      <w:bookmarkStart w:id="61" w:name="_Toc238525328"/>
+      <w:bookmarkStart w:id="55" w:name="_Toc238847200"/>
       <w:r>
         <w:t>12.1 Примена оквира за одлучивање: дефинисање граница фрагмената</w:t>
       </w:r>
-      <w:bookmarkEnd w:id="61"/>
+      <w:bookmarkEnd w:id="55"/>
     </w:p>
     <w:p>
       <w:r>
@@ -24014,11 +23243,11 @@
       <w:pPr>
         <w:pStyle w:val="Heading2"/>
       </w:pPr>
-      <w:bookmarkStart w:id="62" w:name="_Toc238525329"/>
+      <w:bookmarkStart w:id="56" w:name="_Toc238847201"/>
       <w:r>
         <w:t>12.2 Композиција</w:t>
       </w:r>
-      <w:bookmarkEnd w:id="62"/>
+      <w:bookmarkEnd w:id="56"/>
     </w:p>
     <w:p>
       <w:r>
@@ -24206,7 +23435,7 @@
       <w:pPr>
         <w:pStyle w:val="Heading2"/>
       </w:pPr>
-      <w:bookmarkStart w:id="63" w:name="_Toc238525330"/>
+      <w:bookmarkStart w:id="57" w:name="_Toc238847202"/>
       <w:r>
         <w:t xml:space="preserve">12.3 Рутирање: обмотач, табела рута, </w:t>
       </w:r>
@@ -24218,7 +23447,7 @@
       <w:r>
         <w:t xml:space="preserve"> функције</w:t>
       </w:r>
-      <w:bookmarkEnd w:id="63"/>
+      <w:bookmarkEnd w:id="57"/>
     </w:p>
     <w:p>
       <w:r>
@@ -24310,11 +23539,11 @@
       <w:pPr>
         <w:pStyle w:val="Heading2"/>
       </w:pPr>
-      <w:bookmarkStart w:id="64" w:name="_Toc238525331"/>
+      <w:bookmarkStart w:id="58" w:name="_Toc238847203"/>
       <w:r>
         <w:t>12.4 Комуникација: типизирана магистрала догађаја</w:t>
       </w:r>
-      <w:bookmarkEnd w:id="64"/>
+      <w:bookmarkEnd w:id="58"/>
     </w:p>
     <w:p>
       <w:r>
@@ -24881,14 +24110,14 @@
       <w:pPr>
         <w:pStyle w:val="Heading2"/>
       </w:pPr>
-      <w:bookmarkStart w:id="65" w:name="_Toc238525332"/>
+      <w:bookmarkStart w:id="59" w:name="_Toc238847204"/>
       <w:r>
         <w:t xml:space="preserve">12.5 </w:t>
       </w:r>
       <w:r>
         <w:t>Оквир за одлучивање</w:t>
       </w:r>
-      <w:bookmarkEnd w:id="65"/>
+      <w:bookmarkEnd w:id="59"/>
     </w:p>
     <w:p>
       <w:r>
@@ -25406,11 +24635,11 @@
       <w:pPr>
         <w:pStyle w:val="Heading2"/>
       </w:pPr>
-      <w:bookmarkStart w:id="66" w:name="_Toc238525333"/>
+      <w:bookmarkStart w:id="60" w:name="_Toc238847205"/>
       <w:r>
         <w:t>12.6 Серверски слој</w:t>
       </w:r>
-      <w:bookmarkEnd w:id="66"/>
+      <w:bookmarkEnd w:id="60"/>
     </w:p>
     <w:p>
       <w:r>
@@ -25802,12 +25031,12 @@
       <w:pPr>
         <w:pStyle w:val="Heading1"/>
       </w:pPr>
-      <w:bookmarkStart w:id="67" w:name="_Toc238525334"/>
+      <w:bookmarkStart w:id="61" w:name="_Toc238847206"/>
       <w:r>
         <w:lastRenderedPageBreak/>
         <w:t>13. Имплементација клијентског слоја</w:t>
       </w:r>
-      <w:bookmarkEnd w:id="67"/>
+      <w:bookmarkEnd w:id="61"/>
     </w:p>
     <w:p>
       <w:r>
@@ -25824,11 +25053,11 @@
       <w:pPr>
         <w:pStyle w:val="Heading2"/>
       </w:pPr>
-      <w:bookmarkStart w:id="68" w:name="_Toc238525335"/>
+      <w:bookmarkStart w:id="62" w:name="_Toc238847207"/>
       <w:r>
         <w:t>13.1 Структура моно-репозиторијума и радни простори</w:t>
       </w:r>
-      <w:bookmarkEnd w:id="68"/>
+      <w:bookmarkEnd w:id="62"/>
     </w:p>
     <w:p>
       <w:r>
@@ -26157,7 +25386,7 @@
       <w:pPr>
         <w:pStyle w:val="Heading2"/>
       </w:pPr>
-      <w:bookmarkStart w:id="69" w:name="_Toc238525336"/>
+      <w:bookmarkStart w:id="63" w:name="_Toc238847208"/>
       <w:r>
         <w:t xml:space="preserve">13.2 Апликација обмотач: рутирање, </w:t>
       </w:r>
@@ -26169,7 +25398,7 @@
       <w:r>
         <w:t xml:space="preserve"> функције, капија аутентификације</w:t>
       </w:r>
-      <w:bookmarkEnd w:id="69"/>
+      <w:bookmarkEnd w:id="63"/>
     </w:p>
     <w:p>
       <w:r>
@@ -31955,11 +31184,11 @@
       <w:pPr>
         <w:pStyle w:val="Heading2"/>
       </w:pPr>
-      <w:bookmarkStart w:id="70" w:name="_Toc238525337"/>
+      <w:bookmarkStart w:id="64" w:name="_Toc238847209"/>
       <w:r>
         <w:t>13.3 Топологија микрофронтендова</w:t>
       </w:r>
-      <w:bookmarkEnd w:id="70"/>
+      <w:bookmarkEnd w:id="64"/>
     </w:p>
     <w:p>
       <w:r>
@@ -34109,7 +33338,7 @@
         </w:rPr>
         <w:lastRenderedPageBreak/>
         <w:drawing>
-          <wp:inline distT="0" distB="0" distL="0" distR="0" wp14:anchorId="5FE997D9" wp14:editId="675E8F8B">
+          <wp:inline distT="0" distB="0" distL="0" distR="0" wp14:anchorId="5FE997D9" wp14:editId="32069819">
             <wp:extent cx="6073294" cy="5507542"/>
             <wp:effectExtent l="0" t="0" r="3810" b="0"/>
             <wp:docPr id="2113433530" name="Picture 2"/>
@@ -34247,7 +33476,7 @@
           <w:lang w:val="en-US"/>
         </w:rPr>
       </w:pPr>
-      <w:bookmarkStart w:id="71" w:name="_Toc238525338"/>
+      <w:bookmarkStart w:id="65" w:name="_Toc238847210"/>
       <w:r>
         <w:t>13.4 Вертикална подела: пакет </w:t>
       </w:r>
@@ -34255,7 +33484,7 @@
       <w:r>
         <w:t>auth</w:t>
       </w:r>
-      <w:bookmarkEnd w:id="71"/>
+      <w:bookmarkEnd w:id="65"/>
       <w:proofErr w:type="spellEnd"/>
     </w:p>
     <w:p>
@@ -34408,7 +33637,7 @@
       <w:pPr>
         <w:pStyle w:val="Heading2"/>
       </w:pPr>
-      <w:bookmarkStart w:id="72" w:name="_Toc238525339"/>
+      <w:bookmarkStart w:id="66" w:name="_Toc238847211"/>
       <w:r>
         <w:t>13.5 Хоризонтална подела: </w:t>
       </w:r>
@@ -34420,7 +33649,7 @@
       <w:r>
         <w:t> уз icd10</w:t>
       </w:r>
-      <w:bookmarkEnd w:id="72"/>
+      <w:bookmarkEnd w:id="66"/>
     </w:p>
     <w:p>
       <w:r>
@@ -35210,7 +34439,7 @@
         </w:rPr>
         <w:lastRenderedPageBreak/>
         <w:drawing>
-          <wp:inline distT="0" distB="0" distL="0" distR="0" wp14:anchorId="3FC7B5AF" wp14:editId="64E2AEF3">
+          <wp:inline distT="0" distB="0" distL="0" distR="0" wp14:anchorId="3FC7B5AF" wp14:editId="14162E9A">
             <wp:extent cx="4862823" cy="6136522"/>
             <wp:effectExtent l="0" t="0" r="0" b="0"/>
             <wp:docPr id="1683272683" name="Picture 3"/>
@@ -35345,7 +34574,7 @@
       <w:pPr>
         <w:pStyle w:val="Heading2"/>
       </w:pPr>
-      <w:bookmarkStart w:id="73" w:name="_Toc238525340"/>
+      <w:bookmarkStart w:id="67" w:name="_Toc238847212"/>
       <w:r>
         <w:t>13.6 Увек монтирани фрагменти: </w:t>
       </w:r>
@@ -35361,7 +34590,7 @@
       <w:r>
         <w:t>notifications</w:t>
       </w:r>
-      <w:bookmarkEnd w:id="73"/>
+      <w:bookmarkEnd w:id="67"/>
       <w:proofErr w:type="spellEnd"/>
     </w:p>
     <w:p>
@@ -38838,12 +38067,12 @@
       <w:pPr>
         <w:pStyle w:val="Heading2"/>
       </w:pPr>
-      <w:bookmarkStart w:id="74" w:name="_Toc238525341"/>
+      <w:bookmarkStart w:id="68" w:name="_Toc238847213"/>
       <w:r>
         <w:lastRenderedPageBreak/>
         <w:t>13.7 Комуникација између фрагмената: изведени механизми</w:t>
       </w:r>
-      <w:bookmarkEnd w:id="74"/>
+      <w:bookmarkEnd w:id="68"/>
     </w:p>
     <w:p>
       <w:r>
@@ -43399,11 +42628,11 @@
       <w:pPr>
         <w:pStyle w:val="Heading2"/>
       </w:pPr>
-      <w:bookmarkStart w:id="75" w:name="_Toc238525342"/>
+      <w:bookmarkStart w:id="69" w:name="_Toc238847214"/>
       <w:r>
         <w:t>13.8 Дизајн систем: једна изведба, четири окружења</w:t>
       </w:r>
-      <w:bookmarkEnd w:id="75"/>
+      <w:bookmarkEnd w:id="69"/>
     </w:p>
     <w:p>
       <w:r>
@@ -47303,11 +46532,14 @@
       <w:pPr>
         <w:pStyle w:val="Heading2"/>
       </w:pPr>
-      <w:bookmarkStart w:id="76" w:name="_Toc238525343"/>
-      <w:r>
-        <w:t>13.9 Дељено стање и заједнички приступ услугама</w:t>
-      </w:r>
-      <w:bookmarkEnd w:id="76"/>
+      <w:bookmarkStart w:id="70" w:name="_Toc238847215"/>
+      <w:r>
+        <w:t xml:space="preserve">13.9 Дељено стање и заједнички приступ </w:t>
+      </w:r>
+      <w:r>
+        <w:t>сервисима</w:t>
+      </w:r>
+      <w:bookmarkEnd w:id="70"/>
     </w:p>
     <w:p>
       <w:r>
@@ -47455,14 +46687,14 @@
       <w:pPr>
         <w:pStyle w:val="Heading2"/>
       </w:pPr>
-      <w:bookmarkStart w:id="77" w:name="_Toc238525344"/>
+      <w:bookmarkStart w:id="71" w:name="_Toc238847216"/>
       <w:r>
         <w:t xml:space="preserve">13.10 Вишеструки оквири као </w:t>
       </w:r>
       <w:r>
         <w:t>намерни оглед</w:t>
       </w:r>
-      <w:bookmarkEnd w:id="77"/>
+      <w:bookmarkEnd w:id="71"/>
     </w:p>
     <w:p>
       <w:r>
@@ -47707,11 +46939,11 @@
       <w:pPr>
         <w:pStyle w:val="Heading2"/>
       </w:pPr>
-      <w:bookmarkStart w:id="78" w:name="_Toc238525345"/>
+      <w:bookmarkStart w:id="72" w:name="_Toc238847217"/>
       <w:r>
         <w:t>13.12 Остварене безбедносне мере</w:t>
       </w:r>
-      <w:bookmarkEnd w:id="78"/>
+      <w:bookmarkEnd w:id="72"/>
     </w:p>
     <w:p>
       <w:r>
@@ -47855,8 +47087,8 @@
       <w:pPr>
         <w:pStyle w:val="Heading1"/>
       </w:pPr>
-      <w:bookmarkStart w:id="79" w:name="_Toc176919783"/>
-      <w:bookmarkStart w:id="80" w:name="_Toc238525346"/>
+      <w:bookmarkStart w:id="73" w:name="_Toc176919783"/>
+      <w:bookmarkStart w:id="74" w:name="_Toc238847218"/>
       <w:r>
         <w:lastRenderedPageBreak/>
         <w:t xml:space="preserve">15. </w:t>
@@ -47867,8 +47099,8 @@
       <w:r>
         <w:t>акључак</w:t>
       </w:r>
-      <w:bookmarkEnd w:id="79"/>
-      <w:bookmarkEnd w:id="80"/>
+      <w:bookmarkEnd w:id="73"/>
+      <w:bookmarkEnd w:id="74"/>
     </w:p>
     <w:p>
       <w:r>
@@ -48336,7 +47568,7 @@
       </w:r>
     </w:p>
     <w:p/>
-    <w:bookmarkStart w:id="81" w:name="_Toc238525347" w:displacedByCustomXml="next"/>
+    <w:bookmarkStart w:id="75" w:name="_Toc238847219" w:displacedByCustomXml="next"/>
     <w:sdt>
       <w:sdtPr>
         <w:rPr>
@@ -48359,7 +47591,7 @@
           <w:r>
             <w:t>Литература</w:t>
           </w:r>
-          <w:bookmarkEnd w:id="81"/>
+          <w:bookmarkEnd w:id="75"/>
         </w:p>
         <w:sdt>
           <w:sdtPr>
